--- a/pays/belgique/outputs/MAB_Belgique_Etude.docx
+++ b/pays/belgique/outputs/MAB_Belgique_Etude.docx
@@ -8,7 +8,7 @@
         <w:jc w:val="center"/>
       </w:pPr>
       <w:r>
-        <w:t>MAB BELGIQUE — ÉTUDE DE MARCHÉ</w:t>
+        <w:t>MAB BELGIQUE — Étude de Marché Robinetterie ERP</w:t>
       </w:r>
     </w:p>
     <w:p>
@@ -16,22 +16,7 @@
         <w:jc w:val="center"/>
       </w:pPr>
       <w:r>
-        <w:rPr>
-          <w:sz w:val="24"/>
-        </w:rPr>
-        <w:t>Robinetterie sanitaire collective / ERP — Les Robinets Presto</w:t>
-      </w:r>
-    </w:p>
-    <w:p>
-      <w:pPr>
-        <w:jc w:val="center"/>
-      </w:pPr>
-      <w:r>
-        <w:rPr>
-          <w:i/>
-          <w:sz w:val="20"/>
-        </w:rPr>
-        <w:t>Juin 2026</w:t>
+        <w:t>Les Robinets Presto — Usage interne confidentiel — Juin 2026</w:t>
       </w:r>
     </w:p>
     <w:p/>
@@ -49,64 +34,53 @@
     <w:p>
       <w:pPr>
         <w:pStyle w:val="ListBullet"/>
-        <w:ind w:left="0"/>
+        <w:ind w:left="360"/>
       </w:pPr>
       <w:r>
-        <w:rPr>
-          <w:sz w:val="20"/>
-        </w:rPr>
-        <w:t>Marché de la construction en recul structurel (-2,8% en 2024, -0,4% en 2025) avec un résidentiel neuf sinistré — la rénovation et le génie civil tirent le secteur.</w:t>
+        <w:t>Marché ERP estimé à 24-29 M€ (robinetterie collective stricte) — taille modeste mais stable, avec croissance structurelle de 3-4 %/an portée par la rénovation publique et les institutions UE/OTAN à Bruxelles.</w:t>
       </w:r>
     </w:p>
     <w:p>
       <w:pPr>
         <w:pStyle w:val="ListBullet"/>
-        <w:ind w:left="0"/>
+        <w:ind w:left="360"/>
       </w:pPr>
       <w:r>
-        <w:rPr>
-          <w:sz w:val="20"/>
-        </w:rPr>
-        <w:t>Non-résidentiel seul segment positif (+1,4% en 2024, +1,5% en 2025) : bureaux, industrie, projets publics (santé, éducation). Fort potentiel pour la robinetterie ERP.</w:t>
+        <w:t>Construction belge atone en 2025 (-0,4 %), mais non-résidentiel neuf en légère reprise (+1,4 % en 2024) et pipelines d'investissements publics massifs : 3,2 Md€ pour les écoles flamandes, 1,9 Md€ pour les hôpitaux wallons, 4 nouvelles prisons planifiées.</w:t>
       </w:r>
     </w:p>
     <w:p>
       <w:pPr>
         <w:pStyle w:val="ListBullet"/>
-        <w:ind w:left="0"/>
+        <w:ind w:left="360"/>
       </w:pPr>
       <w:r>
-        <w:rPr>
-          <w:sz w:val="20"/>
-        </w:rPr>
-        <w:t>Investissements publics massifs dans les segments-clés : 438 M€ hôpitaux universitaires, 1 Md€ bâtiments scolaires, 1,7 Md€ logements sociaux (Flandre), 120 M€ psychiatrie (BEI). Opportunité directe pour Presto.</w:t>
+        <w:t>Delabie domine l'ERP collectif depuis sa filiale Benelux (CA ~12,9 M€ en Belgique) ; Ideal Standard (siège mondial à Bruxelles) est leader sur le résidentiel et le commercial généraliste.</w:t>
       </w:r>
     </w:p>
     <w:p>
       <w:pPr>
         <w:pStyle w:val="ListBullet"/>
-        <w:ind w:left="0"/>
+        <w:ind w:left="360"/>
       </w:pPr>
       <w:r>
-        <w:rPr>
-          <w:sz w:val="20"/>
-        </w:rPr>
-        <w:t>Delabie solidement implanté via sa filiale Benelux (Sint-Pieters-Leeuw) — concurrent direct, leader sur le même segment collectif/ERP.</w:t>
+        <w:t>Marché biculturel : Flandre orientée vers les marques germaniques (Grohe, Hansgrohe), Wallonie/Bruxelles favorable aux marques françaises — avantage structurel pour Presto.</w:t>
       </w:r>
     </w:p>
     <w:p>
       <w:pPr>
         <w:pStyle w:val="ListBullet"/>
-        <w:ind w:left="0"/>
+        <w:ind w:left="360"/>
       </w:pPr>
       <w:r>
-        <w:rPr>
-          <w:sz w:val="20"/>
-        </w:rPr>
-        <w:t>Presto est déjà présent (présence commerciale existante) : l'enjeu est de structurer et consolider la distribution face à Delabie.</w:t>
+        <w:t>Certification BELGAQUA/HYDROCHECK obligatoire pour tous les équipements en contact eau potable — à obtenir avant toute démarche commerciale sérieuse. ACS France reconnu pendant la période transitoire (jusqu'en 2032).</w:t>
       </w:r>
     </w:p>
-    <w:p/>
+    <w:p>
+      <w:r>
+        <w:br w:type="page"/>
+      </w:r>
+    </w:p>
     <w:p>
       <w:pPr>
         <w:pStyle w:val="Heading1"/>
@@ -115,7 +89,7 @@
         <w:rPr>
           <w:color w:val="1F497D"/>
         </w:rPr>
-        <w:t>PARTIE 1 — OVERVIEW CONTEXTE PAYS</w:t>
+        <w:t>PARTIE 1 — Overview Contexte Pays</w:t>
       </w:r>
     </w:p>
     <w:p>
@@ -124,123 +98,75 @@
       </w:pPr>
       <w:r>
         <w:rPr>
-          <w:color w:val="2E75B6"/>
+          <w:color w:val="1F497D"/>
         </w:rPr>
         <w:t>1.1 Analyse PESTEL</w:t>
       </w:r>
     </w:p>
     <w:p>
-      <w:pPr>
-        <w:pStyle w:val="ListBullet"/>
-        <w:ind w:left="0"/>
-      </w:pPr>
       <w:r>
         <w:rPr>
           <w:b/>
-          <w:sz w:val="20"/>
         </w:rPr>
-        <w:t xml:space="preserve">POLITIQUE : </w:t>
+        <w:t xml:space="preserve">Politique : </w:t>
       </w:r>
       <w:r>
-        <w:rPr>
-          <w:sz w:val="20"/>
-        </w:rPr>
-        <w:t>Instabilité relative — score stabilité politique 0,4/2,58 en 2023 (TheGlobalEconomy). Régime fédéral à 3 régions (Flandre, Wallonie, Bruxelles) créant une complexité réglementaire et administrative. Gouvernement Arizona formé en 2025 (coalition De Wever).</w:t>
+        <w:t>État fédéral à 3 niveaux (fédéral / régions / communautés). Coalition « Arizona » (N-VA, CD&amp;V, Vooruit, MR, Les Engagés) au pouvoir depuis janvier 2025. Procédure de déficit excessif UE en cours — limite l'investissement public. Approche commerciale régionalisée indispensable (Flandre, Wallonie, Bruxelles = règles différentes). (Coface, 2025 ; SPF Économie, 2025)</w:t>
       </w:r>
     </w:p>
     <w:p>
-      <w:pPr>
-        <w:pStyle w:val="ListBullet"/>
-        <w:ind w:left="0"/>
-      </w:pPr>
       <w:r>
         <w:rPr>
           <w:b/>
-          <w:sz w:val="20"/>
         </w:rPr>
-        <w:t xml:space="preserve">ÉCONOMIQUE : </w:t>
+        <w:t xml:space="preserve">Économique : </w:t>
       </w:r>
       <w:r>
-        <w:rPr>
-          <w:sz w:val="20"/>
-        </w:rPr>
-        <w:t>PIB 642 Md€ en 2025, croissance +1,0% (NBB, 2025). PIB/hab : 48 700€ (Trésor FR, 2025). Chômage : 6,2%. Déficit public : -5,2% du PIB en 2025. Économie très tertiaire (services ~80% du PIB).</w:t>
+        <w:t>PIB/hab : ~46 000 USD en 2024 (SPF Économie / FMI). Croissance : +1 % en 2025, +1 % en 2026. Déficit public : ~5 % du PIB, dette à 108 % du PIB. Hausse des faillites (+10 % vs pré-COVID). Marché B2B premium malgré croissance molle. (Coface, 2025 ; SPF Économie, 2025)</w:t>
       </w:r>
     </w:p>
     <w:p>
-      <w:pPr>
-        <w:pStyle w:val="ListBullet"/>
-        <w:ind w:left="0"/>
-      </w:pPr>
       <w:r>
         <w:rPr>
           <w:b/>
-          <w:sz w:val="20"/>
         </w:rPr>
-        <w:t xml:space="preserve">SOCIAL : </w:t>
+        <w:t xml:space="preserve">Social : </w:t>
       </w:r>
       <w:r>
-        <w:rPr>
-          <w:sz w:val="20"/>
-        </w:rPr>
-        <w:t>11,77 millions d'habitants (Worldometer, 2026). Taux d'urbanisation : 99%. Vieillissement de la population (pression sur les ERP de santé). Multilinguisme (néerlandais 60%, français 40%, allemand &lt;1%) : complexité commerciale.</w:t>
+        <w:t>Population : 11,8 M habitants au 1er janv. 2025. Chômage hétérogène : 3,8 % en Flandre, 8,0 % en Wallonie, 12,3 % à Bruxelles. Vieillissement démographique : besoin de 486 nouveaux centres de soins résidentiels et 7 hôpitaux d'ici 2050. (Statbel, 2025 ; EIB, 2025)</w:t>
       </w:r>
     </w:p>
     <w:p>
-      <w:pPr>
-        <w:pStyle w:val="ListBullet"/>
-        <w:ind w:left="0"/>
-      </w:pPr>
       <w:r>
         <w:rPr>
           <w:b/>
-          <w:sz w:val="20"/>
         </w:rPr>
-        <w:t xml:space="preserve">TECHNOLOGIQUE : </w:t>
+        <w:t xml:space="preserve">Technologique : </w:t>
       </w:r>
       <w:r>
-        <w:rPr>
-          <w:sz w:val="20"/>
-        </w:rPr>
-        <w:t>Forte adoption du BIM et outils numériques dans la construction. Exigences PEB (Performance Énergétique des Bâtiments) moteur d'innovation produit. Développement domotique et capteurs IoT dans les ERP.</w:t>
+        <w:t>Maturité numérique élevée (IDI 89,8/100, rang 20e mondial). 75 % des Belges achètent en ligne (&gt;moyenne UE). E-commerce B2B en développement rapide. Clients exigeants sur BIM et solutions digitales dans les marchés publics. (ITU, 2025 ; Eurostat, 2024)</w:t>
       </w:r>
     </w:p>
     <w:p>
-      <w:pPr>
-        <w:pStyle w:val="ListBullet"/>
-        <w:ind w:left="0"/>
-      </w:pPr>
       <w:r>
         <w:rPr>
           <w:b/>
-          <w:sz w:val="20"/>
         </w:rPr>
-        <w:t xml:space="preserve">ENVIRONNEMENTAL : </w:t>
+        <w:t xml:space="preserve">Environnemental : </w:t>
       </w:r>
       <w:r>
-        <w:rPr>
-          <w:sz w:val="20"/>
-        </w:rPr>
-        <w:t>Stress hydrique modéré à élevé (EEA, 2025). Réglementation PEB stricte : objectif bâtiments neutres carbone 2045 (Flandre), -35% énergie primaire d'ici 2030. Forte demande pour produits hydro-économes — avantage Presto.</w:t>
+        <w:t>80 % du parc immobilier à rénover pour atteindre neutralité carbone 2050. Rythme actuel à multiplier par 3-4 selon les régions. Investissement nécessaire : 350 Md€ (BNB). Programmes PLAGE (Flandre) et UREBA (Wallonie) imposent économiseurs d'eau dans les rénovations publiques. (Embuild, 2025 ; BNB, 2024)</w:t>
       </w:r>
     </w:p>
     <w:p>
-      <w:pPr>
-        <w:pStyle w:val="ListBullet"/>
-        <w:ind w:left="0"/>
-      </w:pPr>
       <w:r>
         <w:rPr>
           <w:b/>
-          <w:sz w:val="20"/>
         </w:rPr>
-        <w:t xml:space="preserve">LÉGAL : </w:t>
+        <w:t xml:space="preserve">Légal : </w:t>
       </w:r>
       <w:r>
-        <w:rPr>
-          <w:sz w:val="20"/>
-        </w:rPr>
-        <w:t>Normes harmonisées EU (NBN EN 816, NBN EN 817). Marchés publics réglementés (seuils UE 2024-2025). 3 régions = 3 législations bâtiment distinctes (complexité pour les appels d'offres).</w:t>
+        <w:t>Cadre UE : RGPD, CSRD (2025+), taxonomie verte (2026). Certification BELGAQUA/HYDROCHECK obligatoire pour tout matériau en contact eau potable. Marquage CE selon règlement UE 305/2011. Label BENOR fréquemment exigé dans les marchés publics. Cadre 4MS + EUPL transitoire jusqu'au 31/12/2032. (NBN, 2025 ; BELGAQUA, 2025)</w:t>
       </w:r>
     </w:p>
     <w:p/>
@@ -250,142 +176,291 @@
       </w:pPr>
       <w:r>
         <w:rPr>
-          <w:color w:val="2E75B6"/>
+          <w:color w:val="1F497D"/>
         </w:rPr>
         <w:t>1.2 Indicateurs socio-économiques clés</w:t>
       </w:r>
     </w:p>
+    <w:tbl>
+      <w:tblPr>
+        <w:tblStyle w:val="TableGrid"/>
+        <w:tblW w:type="auto" w:w="0"/>
+        <w:tblLook w:firstColumn="1" w:firstRow="1" w:lastColumn="0" w:lastRow="0" w:noHBand="0" w:noVBand="1" w:val="04A0"/>
+      </w:tblPr>
+      <w:tblGrid>
+        <w:gridCol w:w="4703"/>
+        <w:gridCol w:w="4703"/>
+      </w:tblGrid>
+      <w:tr>
+        <w:tc>
+          <w:tcPr>
+            <w:tcW w:type="dxa" w:w="4703"/>
+          </w:tcPr>
+          <w:p>
+            <w:r>
+              <w:rPr>
+                <w:b/>
+              </w:rPr>
+              <w:t>Indicateur</w:t>
+            </w:r>
+          </w:p>
+        </w:tc>
+        <w:tc>
+          <w:tcPr>
+            <w:tcW w:type="dxa" w:w="4703"/>
+          </w:tcPr>
+          <w:p>
+            <w:r>
+              <w:rPr>
+                <w:b/>
+              </w:rPr>
+              <w:t>Valeur / Source</w:t>
+            </w:r>
+          </w:p>
+        </w:tc>
+      </w:tr>
+      <w:tr>
+        <w:tc>
+          <w:tcPr>
+            <w:tcW w:type="dxa" w:w="4703"/>
+          </w:tcPr>
+          <w:p>
+            <w:r>
+              <w:t>PIB/habitant 2024</w:t>
+            </w:r>
+          </w:p>
+        </w:tc>
+        <w:tc>
+          <w:tcPr>
+            <w:tcW w:type="dxa" w:w="4703"/>
+          </w:tcPr>
+          <w:p>
+            <w:r>
+              <w:t>~46 000 USD (FMI / SPF Économie, 2025)</w:t>
+            </w:r>
+          </w:p>
+        </w:tc>
+      </w:tr>
+      <w:tr>
+        <w:tc>
+          <w:tcPr>
+            <w:tcW w:type="dxa" w:w="4703"/>
+          </w:tcPr>
+          <w:p>
+            <w:r>
+              <w:t>Population 2025</w:t>
+            </w:r>
+          </w:p>
+        </w:tc>
+        <w:tc>
+          <w:tcPr>
+            <w:tcW w:type="dxa" w:w="4703"/>
+          </w:tcPr>
+          <w:p>
+            <w:r>
+              <w:t>11 825 551 habitants (Statbel, 2025)</w:t>
+            </w:r>
+          </w:p>
+        </w:tc>
+      </w:tr>
+      <w:tr>
+        <w:tc>
+          <w:tcPr>
+            <w:tcW w:type="dxa" w:w="4703"/>
+          </w:tcPr>
+          <w:p>
+            <w:r>
+              <w:t>Croissance PIB 2025e</w:t>
+            </w:r>
+          </w:p>
+        </w:tc>
+        <w:tc>
+          <w:tcPr>
+            <w:tcW w:type="dxa" w:w="4703"/>
+          </w:tcPr>
+          <w:p>
+            <w:r>
+              <w:t>+1,0 % (SPF Économie / FMI, 2025)</w:t>
+            </w:r>
+          </w:p>
+        </w:tc>
+      </w:tr>
+      <w:tr>
+        <w:tc>
+          <w:tcPr>
+            <w:tcW w:type="dxa" w:w="4703"/>
+          </w:tcPr>
+          <w:p>
+            <w:r>
+              <w:t>Inflation 2025</w:t>
+            </w:r>
+          </w:p>
+        </w:tc>
+        <w:tc>
+          <w:tcPr>
+            <w:tcW w:type="dxa" w:w="4703"/>
+          </w:tcPr>
+          <w:p>
+            <w:r>
+              <w:t>3,0 % (Eurostat / CE, 2025)</w:t>
+            </w:r>
+          </w:p>
+        </w:tc>
+      </w:tr>
+      <w:tr>
+        <w:tc>
+          <w:tcPr>
+            <w:tcW w:type="dxa" w:w="4703"/>
+          </w:tcPr>
+          <w:p>
+            <w:r>
+              <w:t>Dette publique</w:t>
+            </w:r>
+          </w:p>
+        </w:tc>
+        <w:tc>
+          <w:tcPr>
+            <w:tcW w:type="dxa" w:w="4703"/>
+          </w:tcPr>
+          <w:p>
+            <w:r>
+              <w:t>~108 % du PIB (Coface, 2025)</w:t>
+            </w:r>
+          </w:p>
+        </w:tc>
+      </w:tr>
+      <w:tr>
+        <w:tc>
+          <w:tcPr>
+            <w:tcW w:type="dxa" w:w="4703"/>
+          </w:tcPr>
+          <w:p>
+            <w:r>
+              <w:t>Marché BTP 2025</w:t>
+            </w:r>
+          </w:p>
+        </w:tc>
+        <w:tc>
+          <w:tcPr>
+            <w:tcW w:type="dxa" w:w="4703"/>
+          </w:tcPr>
+          <w:p>
+            <w:r>
+              <w:t>32,3 Md€ (ConsTrack360 / ResearchAndMarkets, 2025)</w:t>
+            </w:r>
+          </w:p>
+        </w:tc>
+      </w:tr>
+      <w:tr>
+        <w:tc>
+          <w:tcPr>
+            <w:tcW w:type="dxa" w:w="4703"/>
+          </w:tcPr>
+          <w:p>
+            <w:r>
+              <w:t>Urbanisation</w:t>
+            </w:r>
+          </w:p>
+        </w:tc>
+        <w:tc>
+          <w:tcPr>
+            <w:tcW w:type="dxa" w:w="4703"/>
+          </w:tcPr>
+          <w:p>
+            <w:r>
+              <w:t>&gt;98 % (Worldbank, 2024)</w:t>
+            </w:r>
+          </w:p>
+        </w:tc>
+      </w:tr>
+      <w:tr>
+        <w:tc>
+          <w:tcPr>
+            <w:tcW w:type="dxa" w:w="4703"/>
+          </w:tcPr>
+          <w:p>
+            <w:r>
+              <w:t>R&amp;D (% PIB)</w:t>
+            </w:r>
+          </w:p>
+        </w:tc>
+        <w:tc>
+          <w:tcPr>
+            <w:tcW w:type="dxa" w:w="4703"/>
+          </w:tcPr>
+          <w:p>
+            <w:r>
+              <w:t>3,4 % — 2e rang UE (Eurostat / UNESCO, 2024)</w:t>
+            </w:r>
+          </w:p>
+        </w:tc>
+      </w:tr>
+    </w:tbl>
+    <w:p/>
+    <w:p/>
     <w:p>
       <w:pPr>
-        <w:pStyle w:val="ListBullet"/>
-        <w:ind w:left="0"/>
+        <w:pStyle w:val="Heading2"/>
       </w:pPr>
       <w:r>
         <w:rPr>
-          <w:b/>
-          <w:sz w:val="20"/>
+          <w:color w:val="1F497D"/>
         </w:rPr>
-        <w:t xml:space="preserve">PIB total : </w:t>
-      </w:r>
-      <w:r>
-        <w:rPr>
-          <w:sz w:val="20"/>
-        </w:rPr>
-        <w:t>642 Md€ en 2025 (Trésor FR / NBB)</w:t>
+        <w:t>1.3 Relations économiques et culturelles avec la France</w:t>
       </w:r>
     </w:p>
     <w:p>
       <w:pPr>
         <w:pStyle w:val="ListBullet"/>
-        <w:ind w:left="0"/>
+        <w:ind w:left="360"/>
       </w:pPr>
       <w:r>
-        <w:rPr>
-          <w:b/>
-          <w:sz w:val="20"/>
-        </w:rPr>
-        <w:t xml:space="preserve">PIB/habitant : </w:t>
-      </w:r>
-      <w:r>
-        <w:rPr>
-          <w:sz w:val="20"/>
-        </w:rPr>
-        <w:t>48 700 €/an — parmi les plus élevés d'Europe</w:t>
+        <w:t>Volume d'échanges bilatéraux 2025 : 89,4 Md€ (-8,5 % vs 2024). Exports FR→BE : 44,9 Md€ (-0,9 %). Imports BE→FR : 44,5 Md€ (-15,1 %). Belgique = 6e partenaire commercial de la France. (DG Trésor, 2025)</w:t>
       </w:r>
     </w:p>
     <w:p>
       <w:pPr>
         <w:pStyle w:val="ListBullet"/>
-        <w:ind w:left="0"/>
+        <w:ind w:left="360"/>
       </w:pPr>
       <w:r>
-        <w:rPr>
-          <w:b/>
-          <w:sz w:val="20"/>
-        </w:rPr>
-        <w:t xml:space="preserve">Population : </w:t>
-      </w:r>
-      <w:r>
-        <w:rPr>
-          <w:sz w:val="20"/>
-        </w:rPr>
-        <w:t>11 774 642 habitants (Worldometer, mi-2026)</w:t>
+        <w:t>IDE : France = 1er investisseur étranger en Belgique (126,4 Md€ de stock). La Belgique détient 66 Md€ d'IDE en France. (BNB / DG Trésor, 2025)</w:t>
       </w:r>
     </w:p>
     <w:p>
       <w:pPr>
         <w:pStyle w:val="ListBullet"/>
-        <w:ind w:left="0"/>
+        <w:ind w:left="360"/>
       </w:pPr>
       <w:r>
-        <w:rPr>
-          <w:b/>
-          <w:sz w:val="20"/>
-        </w:rPr>
-        <w:t xml:space="preserve">Urbanisation : </w:t>
-      </w:r>
-      <w:r>
-        <w:rPr>
-          <w:sz w:val="20"/>
-        </w:rPr>
-        <w:t>99% (quasi-totalité de la population en zone urbaine)</w:t>
+        <w:t>Filiales françaises : ~2 600 filiales, 170 000+ salariés, 78 Md€ de CA consolidé. Secteurs : finance (AXA, BNP), distribution (Carrefour, Decathlon), énergie (Engie, EDF Luminus, TotalEnergies), BTP (Vinci, Bouygues, Eiffage). (DG Trésor, 2025)</w:t>
       </w:r>
     </w:p>
     <w:p>
       <w:pPr>
         <w:pStyle w:val="ListBullet"/>
-        <w:ind w:left="0"/>
+        <w:ind w:left="360"/>
       </w:pPr>
       <w:r>
-        <w:rPr>
-          <w:b/>
-          <w:sz w:val="20"/>
-        </w:rPr>
-        <w:t xml:space="preserve">Croissance PIB : </w:t>
-      </w:r>
-      <w:r>
-        <w:rPr>
-          <w:sz w:val="20"/>
-        </w:rPr>
-        <w:t>+1,0% en 2025, +1,1% en 2024</w:t>
+        <w:t>Proximité culturelle : marché francophone (Wallonie + Bruxelles = ~40 % de la pop.) nettement favorable aux marques françaises. Marché flamand : préférence pour marques germaniques, nécessite approche néerlandophone.</w:t>
       </w:r>
     </w:p>
     <w:p>
       <w:pPr>
         <w:pStyle w:val="ListBullet"/>
-        <w:ind w:left="0"/>
+        <w:ind w:left="360"/>
       </w:pPr>
       <w:r>
-        <w:rPr>
-          <w:b/>
-          <w:sz w:val="20"/>
-        </w:rPr>
-        <w:t xml:space="preserve">Déficit public : </w:t>
-      </w:r>
-      <w:r>
-        <w:rPr>
-          <w:sz w:val="20"/>
-        </w:rPr>
-        <w:t>-5,2% du PIB en 2025 (pression sur dépenses publiques futures)</w:t>
+        <w:t>Avantage Presto : image « made in France », proximité géographique, réseau français déjà établi via entreprises françaises implantées (Vinci, Bouygues, Engie = donneurs d'ordres potentiels sur chantiers belges).</w:t>
       </w:r>
     </w:p>
     <w:p>
       <w:pPr>
         <w:pStyle w:val="ListBullet"/>
-        <w:ind w:left="0"/>
+        <w:ind w:left="360"/>
       </w:pPr>
       <w:r>
-        <w:rPr>
-          <w:b/>
-          <w:sz w:val="20"/>
-        </w:rPr>
-        <w:t xml:space="preserve">Poids BTP : </w:t>
-      </w:r>
-      <w:r>
-        <w:rPr>
-          <w:sz w:val="20"/>
-        </w:rPr>
-        <w:t>[DONNÉE NON DISPONIBLE — % PIB construction BE non trouvé en source fiable]</w:t>
+        <w:t>Barrière principale : approbation BELGAQUA/HYDROCHECK indispensable pour les marchés publics belges — certification nationale spécifique en sus du marquage CE.</w:t>
       </w:r>
     </w:p>
     <w:p/>
@@ -395,103 +470,7 @@
       </w:pPr>
       <w:r>
         <w:rPr>
-          <w:color w:val="2E75B6"/>
-        </w:rPr>
-        <w:t>1.3 Relations commerciales France-Belgique</w:t>
-      </w:r>
-    </w:p>
-    <w:p>
-      <w:pPr>
-        <w:pStyle w:val="ListBullet"/>
-        <w:ind w:left="0"/>
-      </w:pPr>
-      <w:r>
-        <w:rPr>
-          <w:sz w:val="20"/>
-        </w:rPr>
-        <w:t>Volume total échanges bilatéraux : 89,4 Md€ en 2025 (Trésor FR, 2025), -8,5% vs 2024.</w:t>
-      </w:r>
-    </w:p>
-    <w:p>
-      <w:pPr>
-        <w:pStyle w:val="ListBullet"/>
-        <w:ind w:left="0"/>
-      </w:pPr>
-      <w:r>
-        <w:rPr>
-          <w:sz w:val="20"/>
-        </w:rPr>
-        <w:t>Exportations françaises vers BE : 44,9 Md€ (stable). Importations depuis BE : 44,5 Md€ (-15,1%).</w:t>
-      </w:r>
-    </w:p>
-    <w:p>
-      <w:pPr>
-        <w:pStyle w:val="ListBullet"/>
-        <w:ind w:left="0"/>
-      </w:pPr>
-      <w:r>
-        <w:rPr>
-          <w:sz w:val="20"/>
-        </w:rPr>
-        <w:t>La France dégage un léger excédent de +0,3 Md€ en 2025 (après déficit -7,2 Md€ en 2024).</w:t>
-      </w:r>
-    </w:p>
-    <w:p>
-      <w:pPr>
-        <w:pStyle w:val="ListBullet"/>
-        <w:ind w:left="0"/>
-      </w:pPr>
-      <w:r>
-        <w:rPr>
-          <w:sz w:val="20"/>
-        </w:rPr>
-        <w:t>Stock IDE français en Belgique : 126 405 M€ en 2024. Flux : 1 358 M€.</w:t>
-      </w:r>
-    </w:p>
-    <w:p>
-      <w:pPr>
-        <w:pStyle w:val="ListBullet"/>
-        <w:ind w:left="0"/>
-      </w:pPr>
-      <w:r>
-        <w:rPr>
-          <w:sz w:val="20"/>
-        </w:rPr>
-        <w:t>Belgique = 6ème partenaire commercial de la France (2ème client et 3ème fournisseur vu de BE).</w:t>
-      </w:r>
-    </w:p>
-    <w:p>
-      <w:pPr>
-        <w:pStyle w:val="ListBullet"/>
-        <w:ind w:left="0"/>
-      </w:pPr>
-      <w:r>
-        <w:rPr>
-          <w:sz w:val="20"/>
-        </w:rPr>
-        <w:t>Proximité culturelle forte côté wallon/bruxellois (francophone). Côté flamand : néerlandophone, sensibilité produit allemande/néerlandaise souvent dominante.</w:t>
-      </w:r>
-    </w:p>
-    <w:p>
-      <w:pPr>
-        <w:pStyle w:val="ListBullet"/>
-        <w:ind w:left="0"/>
-      </w:pPr>
-      <w:r>
-        <w:rPr>
-          <w:sz w:val="20"/>
-        </w:rPr>
-        <w:t>Avantage Presto : marque française reconnue, facilité logistique (livraison rapide depuis FR), documentation disponible en français pour partie francophone.</w:t>
-      </w:r>
-    </w:p>
-    <w:p/>
-    <w:p>
-      <w:pPr>
-        <w:pStyle w:val="Heading2"/>
-      </w:pPr>
-      <w:r>
-        <w:rPr>
-          <w:color w:val="2E75B6"/>
+          <w:color w:val="1F497D"/>
         </w:rPr>
         <w:t>1.4 Tendances d'investissement</w:t>
       </w:r>
@@ -499,88 +478,71 @@
     <w:p>
       <w:pPr>
         <w:pStyle w:val="ListBullet"/>
-        <w:ind w:left="0"/>
+        <w:ind w:left="360"/>
       </w:pPr>
       <w:r>
-        <w:rPr>
-          <w:sz w:val="20"/>
-        </w:rPr>
-        <w:t>BEI Groupe : 2,6 Md€ investis en Belgique en 2025 (infra sociales, innovation, transition verte).</w:t>
+        <w:t>Défense (priorité gouvernement 2025-2029) : budget en forte hausse pour atteindre 2 % du PIB OTAN.</w:t>
       </w:r>
     </w:p>
     <w:p>
       <w:pPr>
         <w:pStyle w:val="ListBullet"/>
-        <w:ind w:left="0"/>
+        <w:ind w:left="360"/>
       </w:pPr>
       <w:r>
-        <w:rPr>
-          <w:sz w:val="20"/>
-        </w:rPr>
-        <w:t>Logement social Flandre : 1,7 Md€ BEI pour 56 000 logements sociaux d'ici 2042 (premier tranche 700 M€ signée).</w:t>
+        <w:t>Transition énergétique : PLAGE (Flandre), UREBA (Wallonie), soutiens à la rénovation thermique des bâtiments publics.</w:t>
       </w:r>
     </w:p>
     <w:p>
       <w:pPr>
         <w:pStyle w:val="ListBullet"/>
-        <w:ind w:left="0"/>
+        <w:ind w:left="360"/>
       </w:pPr>
       <w:r>
-        <w:rPr>
-          <w:sz w:val="20"/>
-        </w:rPr>
-        <w:t>Santé mentale : 120 M€ BEI pour Z.org KU Leuven/Kortenberg — programme total 270 M€ (2026-2040).</w:t>
+        <w:t>Infrastructures numériques : data centers, réseaux 5G/fibre.</w:t>
       </w:r>
     </w:p>
     <w:p>
       <w:pPr>
         <w:pStyle w:val="ListBullet"/>
-        <w:ind w:left="0"/>
+        <w:ind w:left="360"/>
       </w:pPr>
       <w:r>
-        <w:rPr>
-          <w:sz w:val="20"/>
-        </w:rPr>
-        <w:t>Hôpitaux universitaires FWB : 438 M€ plan 2024-2028 (CHU Liège 160M€, Saint-Luc 171M€, Erasme 55M€, Mont-Godinne 37M€).</w:t>
+        <w:t>Santé : plan wallon hôpitaux 1,9 Md€ (2024-2028), prêt EIB 230 M€ à UZ Leuven.</w:t>
       </w:r>
     </w:p>
     <w:p>
       <w:pPr>
         <w:pStyle w:val="ListBullet"/>
-        <w:ind w:left="0"/>
+        <w:ind w:left="360"/>
       </w:pPr>
       <w:r>
-        <w:rPr>
-          <w:sz w:val="20"/>
-        </w:rPr>
-        <w:t>Bâtiments scolaires FWB : 1 Md€ de subventions (dont 300M€ appel 1, 200M€ appel 2 nov. 2023).</w:t>
+        <w:t>Éducation : programme Flandre 3,2 Md€ (construction/rénovation écoles).</w:t>
       </w:r>
     </w:p>
     <w:p>
       <w:pPr>
         <w:pStyle w:val="ListBullet"/>
-        <w:ind w:left="0"/>
+        <w:ind w:left="360"/>
       </w:pPr>
       <w:r>
-        <w:rPr>
-          <w:sz w:val="20"/>
-        </w:rPr>
-        <w:t>Rénovation logements sociaux Wallonie : 1,2 Md€ pour 25 000 logements (objectif 55 000 d'ici 2030).</w:t>
+        <w:t>Transports : projets Oosterweel (Anvers), nouvelle écluse Terneuzen.</w:t>
       </w:r>
     </w:p>
     <w:p>
       <w:pPr>
         <w:pStyle w:val="ListBullet"/>
-        <w:ind w:left="0"/>
+        <w:ind w:left="360"/>
       </w:pPr>
       <w:r>
-        <w:rPr>
-          <w:sz w:val="20"/>
-        </w:rPr>
-        <w:t>Plan de relance : 51% des fonds RRF alloués à des mesures climatiques (rénovation énergétique).</w:t>
+        <w:t>Justice : Plan Maître III — 4 nouvelles prisons (Leopoldsburg, Vresse-sur-Semois, Liège, Verviers), prison Anvers en cours (livraison 2026).</w:t>
       </w:r>
     </w:p>
-    <w:p/>
+    <w:p>
+      <w:r>
+        <w:br w:type="page"/>
+      </w:r>
+    </w:p>
     <w:p>
       <w:pPr>
         <w:pStyle w:val="Heading1"/>
@@ -589,395 +551,730 @@
         <w:rPr>
           <w:color w:val="1F497D"/>
         </w:rPr>
-        <w:t>PARTIE 2 — MARCHÉ DE LA CONSTRUCTION</w:t>
+        <w:t>PARTIE 2 — Marché de la Construction</w:t>
       </w:r>
     </w:p>
     <w:p>
       <w:pPr>
         <w:pStyle w:val="Heading2"/>
-      </w:pPr>
-      <w:r>
-        <w:rPr>
-          <w:color w:val="2E75B6"/>
-        </w:rPr>
-        <w:t>2.1 État actuel</w:t>
-      </w:r>
-    </w:p>
-    <w:p>
-      <w:pPr>
-        <w:pStyle w:val="ListBullet"/>
-        <w:ind w:left="0"/>
-      </w:pPr>
-      <w:r>
-        <w:rPr>
-          <w:sz w:val="20"/>
-        </w:rPr>
-        <w:t>Marché Benelux (BE+NL+LU) : 111 Md$ en 2024, CAGR 4,2% prévu jusqu'à 2032 → 152 Md$ (DataBridge Market Research, 2024).</w:t>
-      </w:r>
-    </w:p>
-    <w:p>
-      <w:pPr>
-        <w:pStyle w:val="ListBullet"/>
-        <w:ind w:left="0"/>
-      </w:pPr>
-      <w:r>
-        <w:rPr>
-          <w:sz w:val="20"/>
-        </w:rPr>
-        <w:t>Belgique seule 2024 : contraction de -2,8% — une des pires performances d'Europe occidentale.</w:t>
-      </w:r>
-    </w:p>
-    <w:p>
-      <w:pPr>
-        <w:pStyle w:val="ListBullet"/>
-        <w:ind w:left="0"/>
-      </w:pPr>
-      <w:r>
-        <w:rPr>
-          <w:sz w:val="20"/>
-        </w:rPr>
-        <w:t>Permis de construire : -11% (tous types). Permis résidentiels : -15%.</w:t>
-      </w:r>
-    </w:p>
-    <w:p>
-      <w:pPr>
-        <w:pStyle w:val="ListBullet"/>
-        <w:ind w:left="0"/>
-      </w:pPr>
-      <w:r>
-        <w:rPr>
-          <w:sz w:val="20"/>
-        </w:rPr>
-        <w:t>Faillites : 2 600+ entreprises de construction en 2024, soit +17% vs 2023 (Allianz Trade, 2024).</w:t>
-      </w:r>
-    </w:p>
-    <w:p>
-      <w:pPr>
-        <w:pStyle w:val="ListBullet"/>
-        <w:ind w:left="0"/>
-      </w:pPr>
-      <w:r>
-        <w:rPr>
-          <w:sz w:val="20"/>
-        </w:rPr>
-        <w:t>53 800 logements livrés en 2024 (+10% vs 2023), mais volumes de construction résidentielle -11% depuis pic T3 2021.</w:t>
-      </w:r>
-    </w:p>
-    <w:p>
-      <w:pPr>
-        <w:pStyle w:val="Heading2"/>
-      </w:pPr>
-      <w:r>
-        <w:rPr>
-          <w:color w:val="2E75B6"/>
-        </w:rPr>
-        <w:t>2.2 Dynamique Neuf vs Rénovation</w:t>
-      </w:r>
-    </w:p>
-    <w:p>
-      <w:pPr>
-        <w:pStyle w:val="ListBullet"/>
-        <w:ind w:left="0"/>
-      </w:pPr>
-      <w:r>
-        <w:rPr>
-          <w:sz w:val="20"/>
-        </w:rPr>
-        <w:t>Neuf résidentiel : sous-performance majeure. Nombre de permis historiquement bas.</w:t>
-      </w:r>
-    </w:p>
-    <w:p>
-      <w:pPr>
-        <w:pStyle w:val="ListBullet"/>
-        <w:ind w:left="0"/>
-      </w:pPr>
-      <w:r>
-        <w:rPr>
-          <w:sz w:val="20"/>
-        </w:rPr>
-        <w:t>Rénovation : dominant — le nombre de permis de rénovation dépasse celui des nouvelles constructions depuis plusieurs années.</w:t>
-      </w:r>
-    </w:p>
-    <w:p>
-      <w:pPr>
-        <w:pStyle w:val="ListBullet"/>
-        <w:ind w:left="0"/>
-      </w:pPr>
-      <w:r>
-        <w:rPr>
-          <w:sz w:val="20"/>
-        </w:rPr>
-        <w:t>Génie civil 2024 : +4,4% (après +4,9% en 2023) — seul segment performant, porté par plans de relance et investissements municipaux.</w:t>
-      </w:r>
-    </w:p>
-    <w:p>
-      <w:pPr>
-        <w:pStyle w:val="ListBullet"/>
-        <w:ind w:left="0"/>
-      </w:pPr>
-      <w:r>
-        <w:rPr>
-          <w:sz w:val="20"/>
-        </w:rPr>
-        <w:t>Génie civil 2025 : -2,2% attendu (Embuild / ING, 2025) — décélération après deux années de soutien public.</w:t>
-      </w:r>
-    </w:p>
-    <w:p>
-      <w:pPr>
-        <w:pStyle w:val="Heading2"/>
-      </w:pPr>
-      <w:r>
-        <w:rPr>
-          <w:color w:val="2E75B6"/>
-        </w:rPr>
-        <w:t>2.3 Perspectives</w:t>
-      </w:r>
-    </w:p>
-    <w:p>
-      <w:pPr>
-        <w:pStyle w:val="ListBullet"/>
-        <w:ind w:left="0"/>
-      </w:pPr>
-      <w:r>
-        <w:rPr>
-          <w:sz w:val="20"/>
-        </w:rPr>
-        <w:t>2025 : -0,4% global (EMAE, 2025). Contexte : demande atone, marges faibles, contraintes administratives excessives.</w:t>
-      </w:r>
-    </w:p>
-    <w:p>
-      <w:pPr>
-        <w:pStyle w:val="ListBullet"/>
-        <w:ind w:left="0"/>
-      </w:pPr>
-      <w:r>
-        <w:rPr>
-          <w:sz w:val="20"/>
-        </w:rPr>
-        <w:t>2026 : reprise très modérée attendue (ING, déc. 2025) — bâtiments non-résidentiels et rénovation en tête.</w:t>
-      </w:r>
-    </w:p>
-    <w:p>
-      <w:pPr>
-        <w:pStyle w:val="ListBullet"/>
-        <w:ind w:left="0"/>
-      </w:pPr>
-      <w:r>
-        <w:rPr>
-          <w:sz w:val="20"/>
-        </w:rPr>
-        <w:t>Moteurs durables : rénovation énergétique (PEB), investissements publics ciblés, demande de bâtiments durables.</w:t>
-      </w:r>
-    </w:p>
-    <w:p/>
-    <w:p>
-      <w:pPr>
-        <w:pStyle w:val="Heading1"/>
       </w:pPr>
       <w:r>
         <w:rPr>
           <w:color w:val="1F497D"/>
         </w:rPr>
-        <w:t>PARTIE 3 — CONSTRUCTION NON-RÉSIDENTIELLE</w:t>
+        <w:t>2.1 État actuel et dynamique</w:t>
       </w:r>
     </w:p>
     <w:p>
-      <w:pPr>
-        <w:pStyle w:val="Heading2"/>
-      </w:pPr>
       <w:r>
-        <w:rPr>
-          <w:color w:val="2E75B6"/>
-        </w:rPr>
-        <w:t>3.1 État actuel et part dans la construction totale</w:t>
-      </w:r>
-    </w:p>
-    <w:p>
-      <w:pPr>
-        <w:pStyle w:val="ListBullet"/>
-        <w:ind w:left="0"/>
-      </w:pPr>
-      <w:r>
-        <w:rPr>
-          <w:sz w:val="20"/>
-        </w:rPr>
-        <w:t>Seul grand segment en croissance positive en 2024 : +1,4% pour le non-résidentiel neuf (bureaux, commerces, bâtiments industriels).</w:t>
-      </w:r>
-    </w:p>
-    <w:p>
-      <w:pPr>
-        <w:pStyle w:val="ListBullet"/>
-        <w:ind w:left="0"/>
-      </w:pPr>
-      <w:r>
-        <w:rPr>
-          <w:sz w:val="20"/>
-        </w:rPr>
-        <w:t>Non-résidentiel rénovation : -2,1% en 2024, mais autorisations accordées +8,7% — signal positif à 12-18 mois.</w:t>
-      </w:r>
-    </w:p>
-    <w:p>
-      <w:pPr>
-        <w:pStyle w:val="ListBullet"/>
-        <w:ind w:left="0"/>
-      </w:pPr>
-      <w:r>
-        <w:rPr>
-          <w:sz w:val="20"/>
-        </w:rPr>
-        <w:t>Perspectives 2025 : +1,5% attendu pour le neuf non-résidentiel (ING, 2025). Soutien des projets publics (santé, éducation) et rénovations énergétiques.</w:t>
-      </w:r>
-    </w:p>
-    <w:p>
-      <w:pPr>
-        <w:pStyle w:val="ListBullet"/>
-        <w:ind w:left="0"/>
-      </w:pPr>
-      <w:r>
-        <w:rPr>
-          <w:sz w:val="20"/>
-        </w:rPr>
-        <w:t>[DONNÉE NON DISPONIBLE — part exacte du non-résidentiel dans la construction totale belge en valeur]</w:t>
-      </w:r>
-    </w:p>
-    <w:p>
-      <w:pPr>
-        <w:pStyle w:val="Heading2"/>
-      </w:pPr>
-      <w:r>
-        <w:rPr>
-          <w:color w:val="2E75B6"/>
-        </w:rPr>
-        <w:t>3.2 Segments dominants</w:t>
-      </w:r>
-    </w:p>
-    <w:p>
-      <w:pPr>
-        <w:pStyle w:val="ListBullet"/>
-        <w:ind w:left="0"/>
-      </w:pPr>
-      <w:r>
-        <w:rPr>
-          <w:sz w:val="20"/>
-        </w:rPr>
-        <w:t>Bureaux et espaces commerciaux : en hausse — regain d'activité post-COVID.</w:t>
-      </w:r>
-    </w:p>
-    <w:p>
-      <w:pPr>
-        <w:pStyle w:val="ListBullet"/>
-        <w:ind w:left="0"/>
-      </w:pPr>
-      <w:r>
-        <w:rPr>
-          <w:sz w:val="20"/>
-        </w:rPr>
-        <w:t>Bâtiments industriels : croissance continue, portée par logistique et relocalisation industrielle.</w:t>
-      </w:r>
-    </w:p>
-    <w:p>
-      <w:pPr>
-        <w:pStyle w:val="ListBullet"/>
-        <w:ind w:left="0"/>
-      </w:pPr>
-      <w:r>
-        <w:rPr>
-          <w:sz w:val="20"/>
-        </w:rPr>
-        <w:t>Projets publics (santé, éducation) : investissements planifiés pluriannuels (cf. Partie 1.4) — pipeline solide et visible.</w:t>
-      </w:r>
-    </w:p>
-    <w:p>
-      <w:pPr>
-        <w:pStyle w:val="ListBullet"/>
-        <w:ind w:left="0"/>
-      </w:pPr>
-      <w:r>
-        <w:rPr>
-          <w:sz w:val="20"/>
-        </w:rPr>
-        <w:t>Non-résidentiel privé : prudent mais stable.</w:t>
+        <w:t>Le marché belge de la construction est estimé à 32,3 Md€ en 2025 (ConsTrack360 / ResearchAndMarkets, 2025). La FIEC indique un total sectoriel de 41 Md€ en 2024 (périmètre élargi incluant installation). Après une croissance soutenue 2020-2024 (CAGR +6,8 %), le secteur traverse une phase de contraction. Le volume de production a reculé de -0,4 % en 2024 et se redresse faiblement : +0,7 % prévu en 2026, +0,8 % en 2027 (ING, 2025).</w:t>
       </w:r>
     </w:p>
     <w:p/>
+    <w:tbl>
+      <w:tblPr>
+        <w:tblStyle w:val="TableGrid"/>
+        <w:tblW w:type="auto" w:w="0"/>
+        <w:tblLook w:firstColumn="1" w:firstRow="1" w:lastColumn="0" w:lastRow="0" w:noHBand="0" w:noVBand="1" w:val="04A0"/>
+      </w:tblPr>
+      <w:tblGrid>
+        <w:gridCol w:w="4703"/>
+        <w:gridCol w:w="4703"/>
+      </w:tblGrid>
+      <w:tr>
+        <w:tc>
+          <w:tcPr>
+            <w:tcW w:type="dxa" w:w="4703"/>
+          </w:tcPr>
+          <w:p>
+            <w:r>
+              <w:rPr>
+                <w:b/>
+              </w:rPr>
+              <w:t>Indicateur</w:t>
+            </w:r>
+          </w:p>
+        </w:tc>
+        <w:tc>
+          <w:tcPr>
+            <w:tcW w:type="dxa" w:w="4703"/>
+          </w:tcPr>
+          <w:p>
+            <w:r>
+              <w:rPr>
+                <w:b/>
+              </w:rPr>
+              <w:t>Valeur</w:t>
+            </w:r>
+          </w:p>
+        </w:tc>
+      </w:tr>
+      <w:tr>
+        <w:tc>
+          <w:tcPr>
+            <w:tcW w:type="dxa" w:w="4703"/>
+          </w:tcPr>
+          <w:p>
+            <w:r>
+              <w:t>Marché total 2025</w:t>
+            </w:r>
+          </w:p>
+        </w:tc>
+        <w:tc>
+          <w:tcPr>
+            <w:tcW w:type="dxa" w:w="4703"/>
+          </w:tcPr>
+          <w:p>
+            <w:r>
+              <w:t>32,3 Md€ (ConsTrack360 / ResearchAndMarkets)</w:t>
+            </w:r>
+          </w:p>
+        </w:tc>
+      </w:tr>
+      <w:tr>
+        <w:tc>
+          <w:tcPr>
+            <w:tcW w:type="dxa" w:w="4703"/>
+          </w:tcPr>
+          <w:p>
+            <w:r>
+              <w:t>PIB sectoriel BTP T4 2025 (record)</w:t>
+            </w:r>
+          </w:p>
+        </w:tc>
+        <w:tc>
+          <w:tcPr>
+            <w:tcW w:type="dxa" w:w="4703"/>
+          </w:tcPr>
+          <w:p>
+            <w:r>
+              <w:t>7,1 Md€ (Trading Economics)</w:t>
+            </w:r>
+          </w:p>
+        </w:tc>
+      </w:tr>
+      <w:tr>
+        <w:tc>
+          <w:tcPr>
+            <w:tcW w:type="dxa" w:w="4703"/>
+          </w:tcPr>
+          <w:p>
+            <w:r>
+              <w:t>PIB sectoriel BTP T1 2026</w:t>
+            </w:r>
+          </w:p>
+        </w:tc>
+        <w:tc>
+          <w:tcPr>
+            <w:tcW w:type="dxa" w:w="4703"/>
+          </w:tcPr>
+          <w:p>
+            <w:r>
+              <w:t>5,9 Md€ (Trading Economics)</w:t>
+            </w:r>
+          </w:p>
+        </w:tc>
+      </w:tr>
+      <w:tr>
+        <w:tc>
+          <w:tcPr>
+            <w:tcW w:type="dxa" w:w="4703"/>
+          </w:tcPr>
+          <w:p>
+            <w:r>
+              <w:t>Croissance 2024</w:t>
+            </w:r>
+          </w:p>
+        </w:tc>
+        <w:tc>
+          <w:tcPr>
+            <w:tcW w:type="dxa" w:w="4703"/>
+          </w:tcPr>
+          <w:p>
+            <w:r>
+              <w:t>-0,4 % (Embuild)</w:t>
+            </w:r>
+          </w:p>
+        </w:tc>
+      </w:tr>
+      <w:tr>
+        <w:tc>
+          <w:tcPr>
+            <w:tcW w:type="dxa" w:w="4703"/>
+          </w:tcPr>
+          <w:p>
+            <w:r>
+              <w:t>Croissance 2026e</w:t>
+            </w:r>
+          </w:p>
+        </w:tc>
+        <w:tc>
+          <w:tcPr>
+            <w:tcW w:type="dxa" w:w="4703"/>
+          </w:tcPr>
+          <w:p>
+            <w:r>
+              <w:t>+0,7 % (ING)</w:t>
+            </w:r>
+          </w:p>
+        </w:tc>
+      </w:tr>
+      <w:tr>
+        <w:tc>
+          <w:tcPr>
+            <w:tcW w:type="dxa" w:w="4703"/>
+          </w:tcPr>
+          <w:p>
+            <w:r>
+              <w:t>Croissance 2027e</w:t>
+            </w:r>
+          </w:p>
+        </w:tc>
+        <w:tc>
+          <w:tcPr>
+            <w:tcW w:type="dxa" w:w="4703"/>
+          </w:tcPr>
+          <w:p>
+            <w:r>
+              <w:t>+0,8 % (ING)</w:t>
+            </w:r>
+          </w:p>
+        </w:tc>
+      </w:tr>
+      <w:tr>
+        <w:tc>
+          <w:tcPr>
+            <w:tcW w:type="dxa" w:w="4703"/>
+          </w:tcPr>
+          <w:p>
+            <w:r>
+              <w:t>CAGR 2025-2029</w:t>
+            </w:r>
+          </w:p>
+        </w:tc>
+        <w:tc>
+          <w:tcPr>
+            <w:tcW w:type="dxa" w:w="4703"/>
+          </w:tcPr>
+          <w:p>
+            <w:r>
+              <w:t>+2,9 % (ConsTrack360)</w:t>
+            </w:r>
+          </w:p>
+        </w:tc>
+      </w:tr>
+      <w:tr>
+        <w:tc>
+          <w:tcPr>
+            <w:tcW w:type="dxa" w:w="4703"/>
+          </w:tcPr>
+          <w:p>
+            <w:r>
+              <w:t>Marché 2029e</w:t>
+            </w:r>
+          </w:p>
+        </w:tc>
+        <w:tc>
+          <w:tcPr>
+            <w:tcW w:type="dxa" w:w="4703"/>
+          </w:tcPr>
+          <w:p>
+            <w:r>
+              <w:t>~37,5 Md€ (ConsTrack360)</w:t>
+            </w:r>
+          </w:p>
+        </w:tc>
+      </w:tr>
+    </w:tbl>
+    <w:p/>
     <w:p>
       <w:pPr>
-        <w:pStyle w:val="Heading1"/>
+        <w:pStyle w:val="Heading2"/>
       </w:pPr>
       <w:r>
         <w:rPr>
           <w:color w:val="1F497D"/>
         </w:rPr>
-        <w:t>PARTIE 4 — POIDS DES SEGMENTS ERP</w:t>
+        <w:t>2.2 Neuf vs Rénovation</w:t>
+      </w:r>
+    </w:p>
+    <w:tbl>
+      <w:tblPr>
+        <w:tblStyle w:val="TableGrid"/>
+        <w:tblW w:type="auto" w:w="0"/>
+        <w:tblLook w:firstColumn="1" w:firstRow="1" w:lastColumn="0" w:lastRow="0" w:noHBand="0" w:noVBand="1" w:val="04A0"/>
+      </w:tblPr>
+      <w:tblGrid>
+        <w:gridCol w:w="4703"/>
+        <w:gridCol w:w="4703"/>
+      </w:tblGrid>
+      <w:tr>
+        <w:tc>
+          <w:tcPr>
+            <w:tcW w:type="dxa" w:w="4703"/>
+          </w:tcPr>
+          <w:p>
+            <w:r>
+              <w:rPr>
+                <w:b/>
+              </w:rPr>
+              <w:t>Segment</w:t>
+            </w:r>
+          </w:p>
+        </w:tc>
+        <w:tc>
+          <w:tcPr>
+            <w:tcW w:type="dxa" w:w="4703"/>
+          </w:tcPr>
+          <w:p>
+            <w:r>
+              <w:rPr>
+                <w:b/>
+              </w:rPr>
+              <w:t>Dynamique &amp; Source</w:t>
+            </w:r>
+          </w:p>
+        </w:tc>
+      </w:tr>
+      <w:tr>
+        <w:tc>
+          <w:tcPr>
+            <w:tcW w:type="dxa" w:w="4703"/>
+          </w:tcPr>
+          <w:p>
+            <w:r>
+              <w:t>Construction résidentielle neuve</w:t>
+            </w:r>
+          </w:p>
+        </w:tc>
+        <w:tc>
+          <w:tcPr>
+            <w:tcW w:type="dxa" w:w="4703"/>
+          </w:tcPr>
+          <w:p>
+            <w:r>
+              <w:t>-5,5 % en 2025 | Embuild — permis -14 % en 2024, -31 % à Bruxelles</w:t>
+            </w:r>
+          </w:p>
+        </w:tc>
+      </w:tr>
+      <w:tr>
+        <w:tc>
+          <w:tcPr>
+            <w:tcW w:type="dxa" w:w="4703"/>
+          </w:tcPr>
+          <w:p>
+            <w:r>
+              <w:t>Rénovation résidentielle</w:t>
+            </w:r>
+          </w:p>
+        </w:tc>
+        <w:tc>
+          <w:tcPr>
+            <w:tcW w:type="dxa" w:w="4703"/>
+          </w:tcPr>
+          <w:p>
+            <w:r>
+              <w:t>Priorité structurelle | 80 % du parc à rénover — 350 Md€ nécessaires (BNB)</w:t>
+            </w:r>
+          </w:p>
+        </w:tc>
+      </w:tr>
+      <w:tr>
+        <w:tc>
+          <w:tcPr>
+            <w:tcW w:type="dxa" w:w="4703"/>
+          </w:tcPr>
+          <w:p>
+            <w:r>
+              <w:t>Non-résidentiel neuf</w:t>
+            </w:r>
+          </w:p>
+        </w:tc>
+        <w:tc>
+          <w:tcPr>
+            <w:tcW w:type="dxa" w:w="4703"/>
+          </w:tcPr>
+          <w:p>
+            <w:r>
+              <w:t>+1,4 % en 2024 ; +1,5 % en 2025e | Embuild — bureaux, commercial, industrie</w:t>
+            </w:r>
+          </w:p>
+        </w:tc>
+      </w:tr>
+      <w:tr>
+        <w:tc>
+          <w:tcPr>
+            <w:tcW w:type="dxa" w:w="4703"/>
+          </w:tcPr>
+          <w:p>
+            <w:r>
+              <w:t>Rénovation non-résidentielle</w:t>
+            </w:r>
+          </w:p>
+        </w:tc>
+        <w:tc>
+          <w:tcPr>
+            <w:tcW w:type="dxa" w:w="4703"/>
+          </w:tcPr>
+          <w:p>
+            <w:r>
+              <w:t>-2,1 % en 2024 ; -1,1 % en 2025e | Embuild — fin des plans de relance post-2021</w:t>
+            </w:r>
+          </w:p>
+        </w:tc>
+      </w:tr>
+      <w:tr>
+        <w:tc>
+          <w:tcPr>
+            <w:tcW w:type="dxa" w:w="4703"/>
+          </w:tcPr>
+          <w:p>
+            <w:r>
+              <w:t>Génie civil / Infrastructure</w:t>
+            </w:r>
+          </w:p>
+        </w:tc>
+        <w:tc>
+          <w:tcPr>
+            <w:tcW w:type="dxa" w:w="4703"/>
+          </w:tcPr>
+          <w:p>
+            <w:r>
+              <w:t>+4,1 % en 2024 ; -2,2 % en 2025e | Embuild — Oosterweel, Terneuzen</w:t>
+            </w:r>
+          </w:p>
+        </w:tc>
+      </w:tr>
+    </w:tbl>
+    <w:p/>
+    <w:p>
+      <w:pPr>
+        <w:pStyle w:val="Heading2"/>
+      </w:pPr>
+      <w:r>
+        <w:rPr>
+          <w:color w:val="1F497D"/>
+        </w:rPr>
+        <w:t>2.3 Perspectives 2026-2030</w:t>
+      </w:r>
+    </w:p>
+    <w:p>
+      <w:pPr>
+        <w:pStyle w:val="ListBullet"/>
+        <w:ind w:left="360"/>
+      </w:pPr>
+      <w:r>
+        <w:t>Reprise tirée par infrastructures énergétiques, projets commerciaux et institutionnels — non par le résidentiel classique (GlobalData / ResearchAndMarkets, 2024).</w:t>
+      </w:r>
+    </w:p>
+    <w:p>
+      <w:pPr>
+        <w:pStyle w:val="ListBullet"/>
+        <w:ind w:left="360"/>
+      </w:pPr>
+      <w:r>
+        <w:t>Faillites d'entreprises BTP encore en hausse en 2026 (+10 % vs pré-COVID) — contexte de consolidation du marché.</w:t>
+      </w:r>
+    </w:p>
+    <w:p>
+      <w:pPr>
+        <w:pStyle w:val="ListBullet"/>
+        <w:ind w:left="360"/>
+      </w:pPr>
+      <w:r>
+        <w:t>Tendances structurelles : bâtiment durable (EPBD), numérisation BIM, préfabrication modulaire, circularité (Allianz Trade, 2025).</w:t>
+      </w:r>
+    </w:p>
+    <w:p>
+      <w:pPr>
+        <w:pStyle w:val="ListBullet"/>
+        <w:ind w:left="360"/>
+      </w:pPr>
+      <w:r>
+        <w:t>Rénovation énergétique = moteur principal à long terme — rythme à multiplier par 3-4 selon les régions (Embuild, 2025).</w:t>
+      </w:r>
+    </w:p>
+    <w:p>
+      <w:r>
+        <w:br w:type="page"/>
+      </w:r>
+    </w:p>
+    <w:p>
+      <w:pPr>
+        <w:pStyle w:val="Heading1"/>
+      </w:pPr>
+      <w:r>
+        <w:rPr>
+          <w:color w:val="1F497D"/>
+        </w:rPr>
+        <w:t>PARTIE 3 — Construction Non-Résidentielle</w:t>
+      </w:r>
+    </w:p>
+    <w:p>
+      <w:pPr>
+        <w:pStyle w:val="Heading2"/>
+      </w:pPr>
+      <w:r>
+        <w:rPr>
+          <w:color w:val="1F497D"/>
+        </w:rPr>
+        <w:t>3.1 État actuel</w:t>
+      </w:r>
+    </w:p>
+    <w:p>
+      <w:r>
+        <w:t>La part non-résidentielle dans la construction belge représente typiquement 25-30 % du total sectoriel (benchmarks européens FIEC). Sur une base de 32,3 Md€ en 2025, cela implique un segment non-résidentiel de l'ordre de 8-10 Md€. [DONNÉE NON DISPONIBLE — Statbel ne publie pas de ventilation précise neuf/rénov non-résidentiel par valeur.]</w:t>
+      </w:r>
+    </w:p>
+    <w:p/>
+    <w:tbl>
+      <w:tblPr>
+        <w:tblStyle w:val="TableGrid"/>
+        <w:tblW w:type="auto" w:w="0"/>
+        <w:tblLook w:firstColumn="1" w:firstRow="1" w:lastColumn="0" w:lastRow="0" w:noHBand="0" w:noVBand="1" w:val="04A0"/>
+      </w:tblPr>
+      <w:tblGrid>
+        <w:gridCol w:w="4703"/>
+        <w:gridCol w:w="4703"/>
+      </w:tblGrid>
+      <w:tr>
+        <w:tc>
+          <w:tcPr>
+            <w:tcW w:type="dxa" w:w="4703"/>
+          </w:tcPr>
+          <w:p>
+            <w:r>
+              <w:rPr>
+                <w:b/>
+              </w:rPr>
+              <w:t>Segment</w:t>
+            </w:r>
+          </w:p>
+        </w:tc>
+        <w:tc>
+          <w:tcPr>
+            <w:tcW w:type="dxa" w:w="4703"/>
+          </w:tcPr>
+          <w:p>
+            <w:r>
+              <w:rPr>
+                <w:b/>
+              </w:rPr>
+              <w:t>Dynamique</w:t>
+            </w:r>
+          </w:p>
+        </w:tc>
+      </w:tr>
+      <w:tr>
+        <w:tc>
+          <w:tcPr>
+            <w:tcW w:type="dxa" w:w="4703"/>
+          </w:tcPr>
+          <w:p>
+            <w:r>
+              <w:t>Non-résidentiel neuf 2024</w:t>
+            </w:r>
+          </w:p>
+        </w:tc>
+        <w:tc>
+          <w:tcPr>
+            <w:tcW w:type="dxa" w:w="4703"/>
+          </w:tcPr>
+          <w:p>
+            <w:r>
+              <w:t>+1,4 % d'activité — bureaux, espaces commerciaux, industrie (Embuild, 2025)</w:t>
+            </w:r>
+          </w:p>
+        </w:tc>
+      </w:tr>
+      <w:tr>
+        <w:tc>
+          <w:tcPr>
+            <w:tcW w:type="dxa" w:w="4703"/>
+          </w:tcPr>
+          <w:p>
+            <w:r>
+              <w:t>Non-résidentiel neuf 2025e</w:t>
+            </w:r>
+          </w:p>
+        </w:tc>
+        <w:tc>
+          <w:tcPr>
+            <w:tcW w:type="dxa" w:w="4703"/>
+          </w:tcPr>
+          <w:p>
+            <w:r>
+              <w:t>+1,5 % — tendance positive confirmée (Embuild, 2025)</w:t>
+            </w:r>
+          </w:p>
+        </w:tc>
+      </w:tr>
+      <w:tr>
+        <w:tc>
+          <w:tcPr>
+            <w:tcW w:type="dxa" w:w="4703"/>
+          </w:tcPr>
+          <w:p>
+            <w:r>
+              <w:t>Rénov. non-résidentielle 2024</w:t>
+            </w:r>
+          </w:p>
+        </w:tc>
+        <w:tc>
+          <w:tcPr>
+            <w:tcW w:type="dxa" w:w="4703"/>
+          </w:tcPr>
+          <w:p>
+            <w:r>
+              <w:t>-2,1 % — fin des plans de relance post-inondations 2021 (Embuild, 2025)</w:t>
+            </w:r>
+          </w:p>
+        </w:tc>
+      </w:tr>
+      <w:tr>
+        <w:tc>
+          <w:tcPr>
+            <w:tcW w:type="dxa" w:w="4703"/>
+          </w:tcPr>
+          <w:p>
+            <w:r>
+              <w:t>Rénov. non-résidentielle 2025e</w:t>
+            </w:r>
+          </w:p>
+        </w:tc>
+        <w:tc>
+          <w:tcPr>
+            <w:tcW w:type="dxa" w:w="4703"/>
+          </w:tcPr>
+          <w:p>
+            <w:r>
+              <w:t>-1,1 % — poursuite de la contraction (Embuild, 2025)</w:t>
+            </w:r>
+          </w:p>
+        </w:tc>
+      </w:tr>
+      <w:tr>
+        <w:tc>
+          <w:tcPr>
+            <w:tcW w:type="dxa" w:w="4703"/>
+          </w:tcPr>
+          <w:p>
+            <w:r>
+              <w:t>Infrastructure (génie civil) 2024</w:t>
+            </w:r>
+          </w:p>
+        </w:tc>
+        <w:tc>
+          <w:tcPr>
+            <w:tcW w:type="dxa" w:w="4703"/>
+          </w:tcPr>
+          <w:p>
+            <w:r>
+              <w:t>+4,1 % — Oosterweel, écluse Terneuzen, investissements locaux (Embuild, 2025)</w:t>
+            </w:r>
+          </w:p>
+        </w:tc>
+      </w:tr>
+      <w:tr>
+        <w:tc>
+          <w:tcPr>
+            <w:tcW w:type="dxa" w:w="4703"/>
+          </w:tcPr>
+          <w:p>
+            <w:r>
+              <w:t>Infrastructure 2025e</w:t>
+            </w:r>
+          </w:p>
+        </w:tc>
+        <w:tc>
+          <w:tcPr>
+            <w:tcW w:type="dxa" w:w="4703"/>
+          </w:tcPr>
+          <w:p>
+            <w:r>
+              <w:t>-2,2 % — achèvement des grands projets (Embuild, 2025)</w:t>
+            </w:r>
+          </w:p>
+        </w:tc>
+      </w:tr>
+    </w:tbl>
+    <w:p/>
+    <w:p>
+      <w:pPr>
+        <w:pStyle w:val="Heading2"/>
+      </w:pPr>
+      <w:r>
+        <w:rPr>
+          <w:color w:val="1F497D"/>
+        </w:rPr>
+        <w:t>3.2 Sous-segments dominants</w:t>
       </w:r>
     </w:p>
     <w:p>
       <w:r>
         <w:rPr>
-          <w:i/>
-          <w:color w:val="C05020"/>
-          <w:sz w:val="18"/>
+          <w:b/>
         </w:rPr>
-        <w:t>⚠ Les données chiffrées par segment ERP en Belgique sont fragmentaires. Les informations ci-dessous combinent données disponibles et signaux qualitatifs. Les lacunes sont explicitement signalées.</w:t>
+        <w:t xml:space="preserve">Bureaux / Tertiaire : </w:t>
+      </w:r>
+      <w:r>
+        <w:t>Reprise post-COVID — retour en présentiel partiel. Projets de réhabilitation de tours à Bruxelles (ex. WTC → ZIN).</w:t>
       </w:r>
     </w:p>
     <w:p>
-      <w:pPr>
-        <w:pStyle w:val="Heading2"/>
-      </w:pPr>
       <w:r>
         <w:rPr>
-          <w:color w:val="2E75B6"/>
+          <w:b/>
         </w:rPr>
-        <w:t>4.1 Éducation</w:t>
+        <w:t xml:space="preserve">Industrie / Logistique : </w:t>
+      </w:r>
+      <w:r>
+        <w:t>Portée par la position d'Anvers (2e port européen), les flux logistiques e-commerce et la pharma/biotech.</w:t>
       </w:r>
     </w:p>
     <w:p>
-      <w:pPr>
-        <w:pStyle w:val="ListBullet"/>
-        <w:ind w:left="0"/>
-      </w:pPr>
       <w:r>
         <w:rPr>
-          <w:sz w:val="20"/>
+          <w:b/>
         </w:rPr>
-        <w:t>Fédération Wallonie-Bruxelles : 1 Md€ de subventions pour rénovation bâtiments scolaires (2023-2028). 1er appel 300M€, 2ème appel 200M€ (nov. 2023).</w:t>
+        <w:t xml:space="preserve">Santé : </w:t>
+      </w:r>
+      <w:r>
+        <w:t>Investissements structurels : 1,9 Md€ en Wallonie 2024-2028, 230 M€ EIB pour UZ Leuven, nouveau CHU Bruxelles.</w:t>
       </w:r>
     </w:p>
     <w:p>
-      <w:pPr>
-        <w:pStyle w:val="ListBullet"/>
-        <w:ind w:left="0"/>
-      </w:pPr>
       <w:r>
         <w:rPr>
-          <w:sz w:val="20"/>
+          <w:b/>
         </w:rPr>
-        <w:t>Priorités : performance énergétique, accessibilité PMR, connectivité.</w:t>
+        <w:t xml:space="preserve">Éducation : </w:t>
+      </w:r>
+      <w:r>
+        <w:t>Plan Flandre 3,2 Md€ PPP, rénovations en Wallonie/Bruxelles — 95 % des établissements nécessitent travaux.</w:t>
       </w:r>
     </w:p>
     <w:p>
-      <w:pPr>
-        <w:pStyle w:val="ListBullet"/>
-        <w:ind w:left="0"/>
-      </w:pPr>
       <w:r>
         <w:rPr>
-          <w:sz w:val="20"/>
+          <w:b/>
         </w:rPr>
-        <w:t>Résidences étudiantes : projet emblématique Sart-Tilman (ULiège) — 407 chambres, livraison fin 2025. Appel à projets Wallonie pour logements étudiants publics en cours.</w:t>
+        <w:t xml:space="preserve">Commerce / Retail : </w:t>
+      </w:r>
+      <w:r>
+        <w:t>Croissance modérée — impact e-commerce sur le retail physique atténué par la reconversion de surfaces.</w:t>
       </w:r>
     </w:p>
     <w:p>
-      <w:pPr>
-        <w:pStyle w:val="ListBullet"/>
-        <w:ind w:left="0"/>
-      </w:pPr>
       <w:r>
         <w:rPr>
-          <w:sz w:val="20"/>
+          <w:b/>
         </w:rPr>
-        <w:t>[DONNÉE NON DISPONIBLE — nombre total d'établissements scolaires BE, volume marché rénovation/neuf éducation par an]</w:t>
+        <w:t xml:space="preserve">Hôtels / CHR : </w:t>
+      </w:r>
+      <w:r>
+        <w:t>Reprise forte en 2024 (10M+ visiteurs int.). Projets : Corinthia Brussels (déc. 2024), The Standard Brussels (2025), rénovation Metropole (2024-2025).</w:t>
       </w:r>
     </w:p>
     <w:p>
@@ -986,1347 +1283,2410 @@
       </w:pPr>
       <w:r>
         <w:rPr>
-          <w:color w:val="2E75B6"/>
+          <w:color w:val="1F497D"/>
         </w:rPr>
-        <w:t>4.2 Santé / Hôpitaux / EHPAD</w:t>
+        <w:t>3.3 Perspectives</w:t>
       </w:r>
     </w:p>
     <w:p>
       <w:pPr>
         <w:pStyle w:val="ListBullet"/>
-        <w:ind w:left="0"/>
+        <w:ind w:left="360"/>
       </w:pPr>
       <w:r>
-        <w:rPr>
-          <w:sz w:val="20"/>
-        </w:rPr>
-        <w:t>Hôpitaux universitaires FWB : plan 438 M€ 2024-2028 — rénovation + construction neuve (CHU Liège, Saint-Luc, Erasme, Mont-Godinne).</w:t>
+        <w:t>La résilience du non-résidentiel repose sur les pipelines de projets publics (santé, éducation, justice) et les investissements privés (logistique, pharma, data centers).</w:t>
       </w:r>
     </w:p>
     <w:p>
       <w:pPr>
         <w:pStyle w:val="ListBullet"/>
-        <w:ind w:left="0"/>
+        <w:ind w:left="360"/>
       </w:pPr>
       <w:r>
-        <w:rPr>
-          <w:sz w:val="20"/>
-        </w:rPr>
-        <w:t>Santé mentale : Z.org KU Leuven + Kortenberg, programme 270 M€ jusqu'à 2040 (120 M€ BEI).</w:t>
+        <w:t>La rénovation non-résidentielle ralentit à court terme mais repart structurellement via les obligations EPBD 2030.</w:t>
       </w:r>
     </w:p>
     <w:p>
       <w:pPr>
         <w:pStyle w:val="ListBullet"/>
-        <w:ind w:left="0"/>
+        <w:ind w:left="360"/>
       </w:pPr>
       <w:r>
-        <w:rPr>
-          <w:sz w:val="20"/>
-        </w:rPr>
-        <w:t>EHPAD/Maisons de retraite : [DONNÉE NON DISPONIBLE — parc total BE, taux de rénovation, volume investissement]</w:t>
+        <w:t>Opportunité Presto : les programmes de rénovation publique (PLAGE, UREBA) imposent systématiquement des équipements économiseurs d'eau — cœur de cible.</w:t>
       </w:r>
     </w:p>
     <w:p>
-      <w:pPr>
-        <w:pStyle w:val="ListBullet"/>
-        <w:ind w:left="0"/>
-      </w:pPr>
       <w:r>
-        <w:rPr>
-          <w:sz w:val="20"/>
-        </w:rPr>
-        <w:t>Signal fort : vieillissement de la population belge → pression croissante sur l'offre de soins et d'hébergement.</w:t>
+        <w:br w:type="page"/>
       </w:r>
     </w:p>
     <w:p>
       <w:pPr>
-        <w:pStyle w:val="Heading2"/>
+        <w:pStyle w:val="Heading1"/>
       </w:pPr>
       <w:r>
         <w:rPr>
-          <w:color w:val="2E75B6"/>
+          <w:color w:val="1F497D"/>
         </w:rPr>
-        <w:t>4.3 Bâtiments tertiaires (Bureaux / Cantines)</w:t>
+        <w:t>PARTIE 4 — Poids des Segments ERP</w:t>
       </w:r>
     </w:p>
     <w:p>
-      <w:pPr>
-        <w:pStyle w:val="ListBullet"/>
-        <w:ind w:left="0"/>
-      </w:pPr>
       <w:r>
-        <w:rPr>
-          <w:sz w:val="20"/>
-        </w:rPr>
-        <w:t>Seul segment non-résidentiel en croissance nette (+1,4% 2024). Bureaux et cantines d'entreprises en regain.</w:t>
-      </w:r>
-    </w:p>
-    <w:p>
-      <w:pPr>
-        <w:pStyle w:val="ListBullet"/>
-        <w:ind w:left="0"/>
-      </w:pPr>
-      <w:r>
-        <w:rPr>
-          <w:sz w:val="20"/>
-        </w:rPr>
-        <w:t>[DONNÉE NON DISPONIBLE — volume marché bureau neuf/rénové en valeur, nombre de m² livrés]</w:t>
-      </w:r>
-    </w:p>
-    <w:p>
-      <w:pPr>
-        <w:pStyle w:val="Heading2"/>
-      </w:pPr>
-      <w:r>
-        <w:rPr>
-          <w:color w:val="2E75B6"/>
-        </w:rPr>
-        <w:t>4.4 Bâtiments industriels</w:t>
-      </w:r>
-    </w:p>
-    <w:p>
-      <w:pPr>
-        <w:pStyle w:val="ListBullet"/>
-        <w:ind w:left="0"/>
-      </w:pPr>
-      <w:r>
-        <w:rPr>
-          <w:sz w:val="20"/>
-        </w:rPr>
-        <w:t>En hausse en 2024. Logistique et industrie légère moteurs principaux.</w:t>
-      </w:r>
-    </w:p>
-    <w:p>
-      <w:pPr>
-        <w:pStyle w:val="ListBullet"/>
-        <w:ind w:left="0"/>
-      </w:pPr>
-      <w:r>
-        <w:rPr>
-          <w:sz w:val="20"/>
-        </w:rPr>
-        <w:t>[DONNÉE NON DISPONIBLE — données chiffrées spécifiques]</w:t>
-      </w:r>
-    </w:p>
-    <w:p>
-      <w:pPr>
-        <w:pStyle w:val="Heading2"/>
-      </w:pPr>
-      <w:r>
-        <w:rPr>
-          <w:color w:val="2E75B6"/>
-        </w:rPr>
-        <w:t>4.5 CHR (Cafés, Hôtels, Restaurants)</w:t>
-      </w:r>
-    </w:p>
-    <w:p>
-      <w:pPr>
-        <w:pStyle w:val="ListBullet"/>
-        <w:ind w:left="0"/>
-      </w:pPr>
-      <w:r>
-        <w:rPr>
-          <w:sz w:val="20"/>
-        </w:rPr>
-        <w:t>Secteur hôtelier belge 2024 : reprise post-COVID, tendance à la montée en gamme (sécurité, wellness, piscines privées). (Forbes Belgique, 2024)</w:t>
-      </w:r>
-    </w:p>
-    <w:p>
-      <w:pPr>
-        <w:pStyle w:val="ListBullet"/>
-        <w:ind w:left="0"/>
-      </w:pPr>
-      <w:r>
-        <w:rPr>
-          <w:sz w:val="20"/>
-        </w:rPr>
-        <w:t>[DONNÉE NON DISPONIBLE — nombre d'hôtels BE, volume investissement CHR en robinetterie]</w:t>
-      </w:r>
-    </w:p>
-    <w:p>
-      <w:pPr>
-        <w:pStyle w:val="Heading2"/>
-      </w:pPr>
-      <w:r>
-        <w:rPr>
-          <w:color w:val="2E75B6"/>
-        </w:rPr>
-        <w:t>4.6 HPA (Hôtellerie Plein Air, Campings, Piscines plein air)</w:t>
-      </w:r>
-    </w:p>
-    <w:p>
-      <w:pPr>
-        <w:pStyle w:val="ListBullet"/>
-        <w:ind w:left="0"/>
-      </w:pPr>
-      <w:r>
-        <w:rPr>
-          <w:sz w:val="20"/>
-        </w:rPr>
-        <w:t>Wallonie : extension des incitations pour piscines communautaires votée déc. 2025. Coopérations supracommunales encouragées.</w:t>
-      </w:r>
-    </w:p>
-    <w:p>
-      <w:pPr>
-        <w:pStyle w:val="ListBullet"/>
-        <w:ind w:left="0"/>
-      </w:pPr>
-      <w:r>
-        <w:rPr>
-          <w:sz w:val="20"/>
-        </w:rPr>
-        <w:t>[DONNÉE NON DISPONIBLE — parc campings BE, volume équipement HPA]</w:t>
-      </w:r>
-    </w:p>
-    <w:p>
-      <w:pPr>
-        <w:pStyle w:val="Heading2"/>
-      </w:pPr>
-      <w:r>
-        <w:rPr>
-          <w:color w:val="2E75B6"/>
-        </w:rPr>
-        <w:t>4.7 Centres Sport &amp; Loisirs</w:t>
-      </w:r>
-    </w:p>
-    <w:p>
-      <w:pPr>
-        <w:pStyle w:val="ListBullet"/>
-        <w:ind w:left="0"/>
-      </w:pPr>
-      <w:r>
-        <w:rPr>
-          <w:sz w:val="20"/>
-        </w:rPr>
-        <w:t>Programme Infrasports Wallonie : subventions aux communes pour équipements sportifs.</w:t>
-      </w:r>
-    </w:p>
-    <w:p>
-      <w:pPr>
-        <w:pStyle w:val="ListBullet"/>
-        <w:ind w:left="0"/>
-      </w:pPr>
-      <w:r>
-        <w:rPr>
-          <w:sz w:val="20"/>
-        </w:rPr>
-        <w:t>Projet phare : nouveau complexe sportif avec piscine en périphérie bruxelloise — travaux début 2025 (piscine olympique + récréative + wellness + vagues). (L'Avenir, 2024)</w:t>
-      </w:r>
-    </w:p>
-    <w:p>
-      <w:pPr>
-        <w:pStyle w:val="ListBullet"/>
-        <w:ind w:left="0"/>
-      </w:pPr>
-      <w:r>
-        <w:rPr>
-          <w:sz w:val="20"/>
-        </w:rPr>
-        <w:t>[DONNÉE NON DISPONIBLE — nombre de gymnases et piscines couvertes BE, volume marché]</w:t>
-      </w:r>
-    </w:p>
-    <w:p>
-      <w:pPr>
-        <w:pStyle w:val="Heading2"/>
-      </w:pPr>
-      <w:r>
-        <w:rPr>
-          <w:color w:val="2E75B6"/>
-        </w:rPr>
-        <w:t>4.8 Établissements à sécurité renforcée (Pénitentiaire)</w:t>
-      </w:r>
-    </w:p>
-    <w:p>
-      <w:pPr>
-        <w:pStyle w:val="ListBullet"/>
-        <w:ind w:left="0"/>
-      </w:pPr>
-      <w:r>
-        <w:rPr>
-          <w:sz w:val="20"/>
-        </w:rPr>
-        <w:t>Surpopulation carcérale critique : 13 397 détenus pour 10 795 places (taux 124%), 614 au sol (Prison Insider, déc. 2025).</w:t>
-      </w:r>
-    </w:p>
-    <w:p>
-      <w:pPr>
-        <w:pStyle w:val="ListBullet"/>
-        <w:ind w:left="0"/>
-      </w:pPr>
-      <w:r>
-        <w:rPr>
-          <w:sz w:val="20"/>
-        </w:rPr>
-        <w:t>Plan d'action fédéral juillet 2025 : maintien prisons anciennes + unités modulaires préfabriquées + nouvelles constructions avec technologies avancées.</w:t>
-      </w:r>
-    </w:p>
-    <w:p>
-      <w:pPr>
-        <w:pStyle w:val="ListBullet"/>
-        <w:ind w:left="0"/>
-      </w:pPr>
-      <w:r>
-        <w:rPr>
-          <w:sz w:val="20"/>
-        </w:rPr>
-        <w:t>Nouvelles prisons : Anvers livrée début 2025 (440 détenus). Vresse-sur-Semois : 171 M€ (Wallonie). 3 autres prisons à horizon 2030.</w:t>
-      </w:r>
-    </w:p>
-    <w:p>
-      <w:pPr>
-        <w:pStyle w:val="ListBullet"/>
-        <w:ind w:left="0"/>
-      </w:pPr>
-      <w:r>
-        <w:rPr>
-          <w:sz w:val="20"/>
-        </w:rPr>
-        <w:t>Pipeline de construction pénitentiaire solide — segment anti-vandalisme stratégique pour Presto.</w:t>
-      </w:r>
-    </w:p>
-    <w:p>
-      <w:pPr>
-        <w:pStyle w:val="Heading2"/>
-      </w:pPr>
-      <w:r>
-        <w:rPr>
-          <w:color w:val="2E75B6"/>
-        </w:rPr>
-        <w:t>4.9 Bâtiments culturels, lieux de culte, transports</w:t>
-      </w:r>
-    </w:p>
-    <w:p>
-      <w:pPr>
-        <w:pStyle w:val="ListBullet"/>
-        <w:ind w:left="0"/>
-      </w:pPr>
-      <w:r>
-        <w:rPr>
-          <w:sz w:val="20"/>
-        </w:rPr>
-        <w:t>[DONNÉE NON DISPONIBLE — données sectorielles BE non trouvées en sources fiables]</w:t>
-      </w:r>
-    </w:p>
-    <w:p>
-      <w:pPr>
-        <w:pStyle w:val="ListBullet"/>
-        <w:ind w:left="0"/>
-      </w:pPr>
-      <w:r>
-        <w:rPr>
-          <w:sz w:val="20"/>
-        </w:rPr>
-        <w:t>Note : aéroports (Brussels Airport, Charleroi), gares SNCB — projets de modernisation en cours mais données non sourcées.</w:t>
+        <w:t>95 % des établissements scolaires, hôpitaux, maisons de retraite et prisons belges nécessitent des rénovations (EIB / Prison Insider, 2025). Ce constat structure l'ensemble des pipelines d'investissement ERP sur 2025-2030.</w:t>
       </w:r>
     </w:p>
     <w:p/>
     <w:p>
       <w:pPr>
-        <w:pStyle w:val="Heading1"/>
+        <w:pStyle w:val="Heading2"/>
       </w:pPr>
       <w:r>
         <w:rPr>
           <w:color w:val="1F497D"/>
         </w:rPr>
-        <w:t>PARTIE 5 — TAILLE MARCHÉ : ROBINETTERIE GÉNÉRALE</w:t>
+        <w:t>1. Établissements scolaires</w:t>
       </w:r>
     </w:p>
     <w:p>
       <w:pPr>
+        <w:pStyle w:val="ListBullet"/>
+        <w:ind w:left="360"/>
+      </w:pPr>
+      <w:r>
+        <w:t>Flandre : programme PPP de 3,2 Md€ pour construction et rénovation d'écoles — budgets record débloqués (InfraPPPWorld, 2025).</w:t>
+      </w:r>
+    </w:p>
+    <w:p>
+      <w:pPr>
+        <w:pStyle w:val="ListBullet"/>
+        <w:ind w:left="360"/>
+      </w:pPr>
+      <w:r>
+        <w:t>Modèles DBFM (Scholen van Morgen, Scholen van Vlaanderen) actifs en Flandre ; initiatives similaires en préparation en Wallonie et Bruxelles.</w:t>
+      </w:r>
+    </w:p>
+    <w:p>
+      <w:pPr>
+        <w:pStyle w:val="ListBullet"/>
+        <w:ind w:left="360"/>
+      </w:pPr>
+      <w:r>
+        <w:t>Universités et résidences étudiantes : dynamique croissante à Bruxelles, Gand, Louvain — demande de robinetterie économe en eau.</w:t>
+      </w:r>
+    </w:p>
+    <w:p>
+      <w:pPr>
+        <w:pStyle w:val="ListBullet"/>
+        <w:ind w:left="360"/>
+      </w:pPr>
+      <w:r>
+        <w:t>Dynamique : forte — rénovation urgente du parc vieillissant (66 % du bâti scolaire flamand construit avant 1981).</w:t>
+      </w:r>
+    </w:p>
+    <w:p>
+      <w:pPr>
         <w:pStyle w:val="Heading2"/>
       </w:pPr>
       <w:r>
         <w:rPr>
-          <w:color w:val="2E75B6"/>
+          <w:color w:val="1F497D"/>
+        </w:rPr>
+        <w:t>2. Santé — Hôpitaux / EHPAD / Maisons de retraite</w:t>
+      </w:r>
+    </w:p>
+    <w:p>
+      <w:pPr>
+        <w:pStyle w:val="ListBullet"/>
+        <w:ind w:left="360"/>
+      </w:pPr>
+      <w:r>
+        <w:t>Plan hôpitaux Wallonie : 1 830 M€ sur 2024-2028 pour 49 établissements (Gouvernement wallon, 2024).</w:t>
+      </w:r>
+    </w:p>
+    <w:p>
+      <w:pPr>
+        <w:pStyle w:val="ListBullet"/>
+        <w:ind w:left="360"/>
+      </w:pPr>
+      <w:r>
+        <w:t>EIB : prêt de 230 M€ à UZ Leuven pour modernisation et extension jusqu'en 2031 (EIB, 2025).</w:t>
+      </w:r>
+    </w:p>
+    <w:p>
+      <w:pPr>
+        <w:pStyle w:val="ListBullet"/>
+        <w:ind w:left="360"/>
+      </w:pPr>
+      <w:r>
+        <w:t>Nouveau CHU Bruxelles : fusion UZ Saint-Luc + Brugmann + Erasmus — projet structurant décennal.</w:t>
+      </w:r>
+    </w:p>
+    <w:p>
+      <w:pPr>
+        <w:pStyle w:val="ListBullet"/>
+        <w:ind w:left="360"/>
+      </w:pPr>
+      <w:r>
+        <w:t>Maisons de retraite : 486 nouveaux centres de soins résidentiels nécessaires d'ici 2050 pour répondre au vieillissement (EIB, 2025).</w:t>
+      </w:r>
+    </w:p>
+    <w:p>
+      <w:pPr>
+        <w:pStyle w:val="ListBullet"/>
+        <w:ind w:left="360"/>
+      </w:pPr>
+      <w:r>
+        <w:t>Dynamique : très forte — segment prioritaire pour Presto (gamme hospitalière spécialisée, hygiène, anti-brûlure).</w:t>
+      </w:r>
+    </w:p>
+    <w:p>
+      <w:pPr>
+        <w:pStyle w:val="Heading2"/>
+      </w:pPr>
+      <w:r>
+        <w:rPr>
+          <w:color w:val="1F497D"/>
+        </w:rPr>
+        <w:t>3. Bâtiments tertiaires (Bureaux / Cantines / Crèches)</w:t>
+      </w:r>
+    </w:p>
+    <w:p>
+      <w:pPr>
+        <w:pStyle w:val="ListBullet"/>
+        <w:ind w:left="360"/>
+      </w:pPr>
+      <w:r>
+        <w:t>Reprise du non-résidentiel neuf en 2024 (+1,4 %) avec plus de bureaux construits (Embuild, 2025).</w:t>
+      </w:r>
+    </w:p>
+    <w:p>
+      <w:pPr>
+        <w:pStyle w:val="ListBullet"/>
+        <w:ind w:left="360"/>
+      </w:pPr>
+      <w:r>
+        <w:t>Projets phares : reconversion ZIN (ex-WTC Brussels, ~200 000 m²), North Gate Brussels.</w:t>
+      </w:r>
+    </w:p>
+    <w:p>
+      <w:pPr>
+        <w:pStyle w:val="ListBullet"/>
+        <w:ind w:left="360"/>
+      </w:pPr>
+      <w:r>
+        <w:t>Institutions UE/OTAN à Bruxelles : demande ERP institutionnelle constante, cahiers des charges BREEAM exigeants.</w:t>
+      </w:r>
+    </w:p>
+    <w:p>
+      <w:pPr>
+        <w:pStyle w:val="ListBullet"/>
+        <w:ind w:left="360"/>
+      </w:pPr>
+      <w:r>
+        <w:t>Dynamique : stable à modérée — concentration sur Bruxelles et Anvers.</w:t>
+      </w:r>
+    </w:p>
+    <w:p>
+      <w:pPr>
+        <w:pStyle w:val="Heading2"/>
+      </w:pPr>
+      <w:r>
+        <w:rPr>
+          <w:color w:val="1F497D"/>
+        </w:rPr>
+        <w:t>4. Industrie / Logistique</w:t>
+      </w:r>
+    </w:p>
+    <w:p>
+      <w:pPr>
+        <w:pStyle w:val="ListBullet"/>
+        <w:ind w:left="360"/>
+      </w:pPr>
+      <w:r>
+        <w:t>Hub logistique européen : port d'Anvers (2e d'Europe), zone IATA, plateforme e-commerce.</w:t>
+      </w:r>
+    </w:p>
+    <w:p>
+      <w:pPr>
+        <w:pStyle w:val="ListBullet"/>
+        <w:ind w:left="360"/>
+      </w:pPr>
+      <w:r>
+        <w:t>Pharma / Biotech : 20 % des brevets belges — construction d'usines GMP, salles blanches.</w:t>
+      </w:r>
+    </w:p>
+    <w:p>
+      <w:pPr>
+        <w:pStyle w:val="ListBullet"/>
+        <w:ind w:left="360"/>
+      </w:pPr>
+      <w:r>
+        <w:t>R&amp;D 3,4 % du PIB (2e rang UE) — forte construction de laboratoires et data centers.</w:t>
+      </w:r>
+    </w:p>
+    <w:p>
+      <w:pPr>
+        <w:pStyle w:val="ListBullet"/>
+        <w:ind w:left="360"/>
+      </w:pPr>
+      <w:r>
+        <w:t>Dynamique : bonne — marché de niche à forte valeur unitaire (robinetterie inox, anti-corrosion).</w:t>
+      </w:r>
+    </w:p>
+    <w:p>
+      <w:pPr>
+        <w:pStyle w:val="Heading2"/>
+      </w:pPr>
+      <w:r>
+        <w:rPr>
+          <w:color w:val="1F497D"/>
+        </w:rPr>
+        <w:t>5. CHR (Cafés, Hôtels, Restaurants)</w:t>
+      </w:r>
+    </w:p>
+    <w:p>
+      <w:pPr>
+        <w:pStyle w:val="ListBullet"/>
+        <w:ind w:left="360"/>
+      </w:pPr>
+      <w:r>
+        <w:t>Hôtellerie en forte reprise : 10 M+ visiteurs internationaux en 2024 (Fallz Hotels, 2025).</w:t>
+      </w:r>
+    </w:p>
+    <w:p>
+      <w:pPr>
+        <w:pStyle w:val="ListBullet"/>
+        <w:ind w:left="360"/>
+      </w:pPr>
+      <w:r>
+        <w:t>Projets 2024-2025 : Corinthia Brussels (126 ch.), The Standard Brussels, rénovation Metropole Hotel.</w:t>
+      </w:r>
+    </w:p>
+    <w:p>
+      <w:pPr>
+        <w:pStyle w:val="ListBullet"/>
+        <w:ind w:left="360"/>
+      </w:pPr>
+      <w:r>
+        <w:t>Développement de boutique-hôtels dans les villes secondaires (Leuven, Namur).</w:t>
+      </w:r>
+    </w:p>
+    <w:p>
+      <w:pPr>
+        <w:pStyle w:val="ListBullet"/>
+        <w:ind w:left="360"/>
+      </w:pPr>
+      <w:r>
+        <w:t>Restaurants et cafés : parc important, rénovation continue, enjeux hygiène élevés.</w:t>
+      </w:r>
+    </w:p>
+    <w:p>
+      <w:pPr>
+        <w:pStyle w:val="ListBullet"/>
+        <w:ind w:left="360"/>
+      </w:pPr>
+      <w:r>
+        <w:t>Dynamique : portée par le tourisme d'affaires (UE/OTAN) — niche stable pour Presto.</w:t>
+      </w:r>
+    </w:p>
+    <w:p>
+      <w:pPr>
+        <w:pStyle w:val="Heading2"/>
+      </w:pPr>
+      <w:r>
+        <w:rPr>
+          <w:color w:val="1F497D"/>
+        </w:rPr>
+        <w:t>6. HPA (Campings, Piscines plein air)</w:t>
+      </w:r>
+    </w:p>
+    <w:p>
+      <w:pPr>
+        <w:pStyle w:val="ListBullet"/>
+        <w:ind w:left="360"/>
+      </w:pPr>
+      <w:r>
+        <w:t>Marché limité en Belgique (climat tempéré, faible culture camping vs France).</w:t>
+      </w:r>
+    </w:p>
+    <w:p>
+      <w:pPr>
+        <w:pStyle w:val="ListBullet"/>
+        <w:ind w:left="360"/>
+      </w:pPr>
+      <w:r>
+        <w:t>[DONNÉE NON DISPONIBLE — pas de données sectorielles spécifiques trouvées]</w:t>
+      </w:r>
+    </w:p>
+    <w:p>
+      <w:pPr>
+        <w:pStyle w:val="Heading2"/>
+      </w:pPr>
+      <w:r>
+        <w:rPr>
+          <w:color w:val="1F497D"/>
+        </w:rPr>
+        <w:t>7. Sport &amp; Loisirs (Gymnases, Piscines couvertes, Stades)</w:t>
+      </w:r>
+    </w:p>
+    <w:p>
+      <w:pPr>
+        <w:pStyle w:val="ListBullet"/>
+        <w:ind w:left="360"/>
+      </w:pPr>
+      <w:r>
+        <w:t>Wallonie : 29 M€ en Q2 2024 pour infrastructures sportives (Gouvernement wallon, 2024). Plan Piscines pour rénovation énergétique des piscines publiques.</w:t>
+      </w:r>
+    </w:p>
+    <w:p>
+      <w:pPr>
+        <w:pStyle w:val="ListBullet"/>
+        <w:ind w:left="360"/>
+      </w:pPr>
+      <w:r>
+        <w:t>Bruxelles : 43 M€ d'investissements pour nouvelles infrastructures sportives (Brussels Times, 2024).</w:t>
+      </w:r>
+    </w:p>
+    <w:p>
+      <w:pPr>
+        <w:pStyle w:val="ListBullet"/>
+        <w:ind w:left="360"/>
+      </w:pPr>
+      <w:r>
+        <w:t>Infrastructures vieillissantes : majorité construite avant les années 1980, rénovation urgente.</w:t>
+      </w:r>
+    </w:p>
+    <w:p>
+      <w:pPr>
+        <w:pStyle w:val="ListBullet"/>
+        <w:ind w:left="360"/>
+      </w:pPr>
+      <w:r>
+        <w:t>Dynamique : portée par les obligations de durabilité — économiseurs d'eau imposés dans les nouvelles normes.</w:t>
+      </w:r>
+    </w:p>
+    <w:p>
+      <w:pPr>
+        <w:pStyle w:val="Heading2"/>
+      </w:pPr>
+      <w:r>
+        <w:rPr>
+          <w:color w:val="1F497D"/>
+        </w:rPr>
+        <w:t>8. Établissements à sécurité renforcée (Pénitentiaire / Hôpitaux psy.)</w:t>
+      </w:r>
+    </w:p>
+    <w:p>
+      <w:pPr>
+        <w:pStyle w:val="ListBullet"/>
+        <w:ind w:left="360"/>
+      </w:pPr>
+      <w:r>
+        <w:t>Plan Maître III : 4 nouvelles prisons planifiées (Leopoldsburg 312 pl., Vresse-sur-Semois 312 pl., Liège 312 pl., Verviers 240 pl.).</w:t>
+      </w:r>
+    </w:p>
+    <w:p>
+      <w:pPr>
+        <w:pStyle w:val="ListBullet"/>
+        <w:ind w:left="360"/>
+      </w:pPr>
+      <w:r>
+        <w:t>Prison d'Anvers : chantier lancé fév. 2024, 330 hommes + 66 femmes + centre médical 44 places — livraison 2026 (Jan De Nul, 2024).</w:t>
+      </w:r>
+    </w:p>
+    <w:p>
+      <w:pPr>
+        <w:pStyle w:val="ListBullet"/>
+        <w:ind w:left="360"/>
+      </w:pPr>
+      <w:r>
+        <w:t>Prison de Haren (Bruxelles) : 382 M€ de construction — complexe le plus grand de Belgique.</w:t>
+      </w:r>
+    </w:p>
+    <w:p>
+      <w:pPr>
+        <w:pStyle w:val="ListBullet"/>
+        <w:ind w:left="360"/>
+      </w:pPr>
+      <w:r>
+        <w:t>Rénovation Ypres : rouverte déc. 2023, +50 places (169 au total).</w:t>
+      </w:r>
+    </w:p>
+    <w:p>
+      <w:pPr>
+        <w:pStyle w:val="ListBullet"/>
+        <w:ind w:left="360"/>
+      </w:pPr>
+      <w:r>
+        <w:t>Dynamique : forte — robinetterie anti-vandalisme inox = segment de choix pour Presto.</w:t>
+      </w:r>
+    </w:p>
+    <w:p>
+      <w:pPr>
+        <w:pStyle w:val="Heading2"/>
+      </w:pPr>
+      <w:r>
+        <w:rPr>
+          <w:color w:val="1F497D"/>
+        </w:rPr>
+        <w:t>9. Bâtiments culturels (Musées, Théâtres, Cinémas)</w:t>
+      </w:r>
+    </w:p>
+    <w:p>
+      <w:pPr>
+        <w:pStyle w:val="ListBullet"/>
+        <w:ind w:left="360"/>
+      </w:pPr>
+      <w:r>
+        <w:t>[DONNÉE NON DISPONIBLE — pas de programme spécifique identifié au niveau fédéral]</w:t>
+      </w:r>
+    </w:p>
+    <w:p>
+      <w:pPr>
+        <w:pStyle w:val="ListBullet"/>
+        <w:ind w:left="360"/>
+      </w:pPr>
+      <w:r>
+        <w:t>Investissements culturels principalement régionaux et municipaux, peu documentés.</w:t>
+      </w:r>
+    </w:p>
+    <w:p>
+      <w:pPr>
+        <w:pStyle w:val="Heading2"/>
+      </w:pPr>
+      <w:r>
+        <w:rPr>
+          <w:color w:val="1F497D"/>
+        </w:rPr>
+        <w:t>10. Lieux de culte</w:t>
+      </w:r>
+    </w:p>
+    <w:p>
+      <w:pPr>
+        <w:pStyle w:val="ListBullet"/>
+        <w:ind w:left="360"/>
+      </w:pPr>
+      <w:r>
+        <w:t>[DONNÉE NON DISPONIBLE — marché résiduel, non prioritaire pour Presto]</w:t>
+      </w:r>
+    </w:p>
+    <w:p>
+      <w:pPr>
+        <w:pStyle w:val="Heading2"/>
+      </w:pPr>
+      <w:r>
+        <w:rPr>
+          <w:color w:val="1F497D"/>
+        </w:rPr>
+        <w:t>11. Transports (Aéroports, Gares, Infrastructures)</w:t>
+      </w:r>
+    </w:p>
+    <w:p>
+      <w:pPr>
+        <w:pStyle w:val="ListBullet"/>
+        <w:ind w:left="360"/>
+      </w:pPr>
+      <w:r>
+        <w:t>Aéroport de Bruxelles-Zaventem : en rénovation continue — terminal modernisé.</w:t>
+      </w:r>
+    </w:p>
+    <w:p>
+      <w:pPr>
+        <w:pStyle w:val="ListBullet"/>
+        <w:ind w:left="360"/>
+      </w:pPr>
+      <w:r>
+        <w:t>SNCB : plan d'investissement ferroviaire pluriannuel — gares en rénovation (Bruxelles-Midi, Gand-Saint-Pierre).</w:t>
+      </w:r>
+    </w:p>
+    <w:p>
+      <w:pPr>
+        <w:pStyle w:val="ListBullet"/>
+        <w:ind w:left="360"/>
+      </w:pPr>
+      <w:r>
+        <w:t>Projet Oosterweel (Anvers) : grand projet d'infrastructure urbaine en cours.</w:t>
+      </w:r>
+    </w:p>
+    <w:p>
+      <w:pPr>
+        <w:pStyle w:val="ListBullet"/>
+        <w:ind w:left="360"/>
+      </w:pPr>
+      <w:r>
+        <w:t>Dynamique : portée par les financements publics fédéraux et UE.</w:t>
+      </w:r>
+    </w:p>
+    <w:p>
+      <w:r>
+        <w:br w:type="page"/>
+      </w:r>
+    </w:p>
+    <w:p>
+      <w:pPr>
+        <w:pStyle w:val="Heading1"/>
+      </w:pPr>
+      <w:r>
+        <w:rPr>
+          <w:color w:val="1F497D"/>
+        </w:rPr>
+        <w:t>PARTIE 5 — Marché Robinetterie Générale</w:t>
+      </w:r>
+    </w:p>
+    <w:p>
+      <w:pPr>
+        <w:pStyle w:val="Heading2"/>
+      </w:pPr>
+      <w:r>
+        <w:rPr>
+          <w:color w:val="1F497D"/>
         </w:rPr>
         <w:t>5.1 Taille et valeur du marché</w:t>
       </w:r>
     </w:p>
     <w:p>
       <w:r>
-        <w:rPr>
-          <w:i/>
-          <w:color w:val="C05020"/>
-          <w:sz w:val="18"/>
-        </w:rPr>
-        <w:t>⚠ [DONNÉE NON DISPONIBLE — aucune source fiable trouvée sur la taille du marché belge de la robinetterie générale en valeur. Données ci-dessous = contexte européen/mondial pour calibrage.]</w:t>
-      </w:r>
-    </w:p>
-    <w:p>
-      <w:pPr>
-        <w:pStyle w:val="ListBullet"/>
-        <w:ind w:left="0"/>
-      </w:pPr>
-      <w:r>
-        <w:rPr>
-          <w:sz w:val="20"/>
-        </w:rPr>
-        <w:t>Marché mondial sanitaire (appareils + robinetterie) : 34,3 Md$ en 2024 → 36 Md$ en 2025 (GMI Insights, 2025).</w:t>
-      </w:r>
-    </w:p>
-    <w:p>
-      <w:pPr>
-        <w:pStyle w:val="ListBullet"/>
-        <w:ind w:left="0"/>
-      </w:pPr>
-      <w:r>
-        <w:rPr>
-          <w:sz w:val="20"/>
-        </w:rPr>
-        <w:t>Marché français robinetterie sanitaire (référence proche) : 635 M€ en 2023 — robinetterie = 34% du marché sanitaire total (Xerfi, 2023).</w:t>
-      </w:r>
-    </w:p>
-    <w:p>
-      <w:pPr>
-        <w:pStyle w:val="ListBullet"/>
-        <w:ind w:left="0"/>
-      </w:pPr>
-      <w:r>
-        <w:rPr>
-          <w:sz w:val="20"/>
-        </w:rPr>
-        <w:t>Extrapolation indicative (non sourcée — à revalider) : si ratio FR/BE ~8-10 pour l'économie, marché BE robinetterie serait de l'ordre de 60-80 M€. [À CONFIRMER — cf. Partie 9]</w:t>
-      </w:r>
-    </w:p>
-    <w:p>
-      <w:pPr>
-        <w:pStyle w:val="Heading2"/>
-      </w:pPr>
-      <w:r>
-        <w:rPr>
-          <w:color w:val="2E75B6"/>
-        </w:rPr>
-        <w:t>5.2 Canaux de distribution</w:t>
-      </w:r>
-    </w:p>
-    <w:p>
-      <w:pPr>
-        <w:pStyle w:val="ListBullet"/>
-        <w:ind w:left="0"/>
-      </w:pPr>
-      <w:r>
-        <w:rPr>
-          <w:sz w:val="20"/>
-        </w:rPr>
-        <w:t>Négoce spécialisé plomberie-chauffage : principal canal BtoB (SIDER, Versani, Willems-Diels, Aquacaro).</w:t>
-      </w:r>
-    </w:p>
-    <w:p>
-      <w:pPr>
-        <w:pStyle w:val="ListBullet"/>
-        <w:ind w:left="0"/>
-      </w:pPr>
-      <w:r>
-        <w:rPr>
-          <w:sz w:val="20"/>
-        </w:rPr>
-        <w:t>Groupe BME/STG : acquisition de Paepens (Flandre) → réseau négoce sanitaire/chauffage en structuration.</w:t>
-      </w:r>
-    </w:p>
-    <w:p>
-      <w:pPr>
-        <w:pStyle w:val="ListBullet"/>
-        <w:ind w:left="0"/>
-      </w:pPr>
-      <w:r>
-        <w:rPr>
-          <w:sz w:val="20"/>
-        </w:rPr>
-        <w:t>E-commerce professionnel : Sawiday.be, Sider.biz — présence Presto confirmée sur ces plateformes.</w:t>
-      </w:r>
-    </w:p>
-    <w:p>
-      <w:pPr>
-        <w:pStyle w:val="ListBullet"/>
-        <w:ind w:left="0"/>
-      </w:pPr>
-      <w:r>
-        <w:rPr>
-          <w:sz w:val="20"/>
-        </w:rPr>
-        <w:t>Prescripteurs : architectes, bureaux d'études techniques, coordinateurs de marché publics.</w:t>
-      </w:r>
-    </w:p>
-    <w:p>
-      <w:pPr>
-        <w:pStyle w:val="Heading2"/>
-      </w:pPr>
-      <w:r>
-        <w:rPr>
-          <w:color w:val="2E75B6"/>
-        </w:rPr>
-        <w:t>5.3 Spécificités produit Belgique</w:t>
-      </w:r>
-    </w:p>
-    <w:p>
-      <w:pPr>
-        <w:pStyle w:val="ListBullet"/>
-        <w:ind w:left="0"/>
-      </w:pPr>
-      <w:r>
-        <w:rPr>
-          <w:sz w:val="20"/>
-        </w:rPr>
-        <w:t>Forte sensibilité aux marques allemandes/autrichiennes côté flamand (Hansgrohe, Grohe, Hansa).</w:t>
-      </w:r>
-    </w:p>
-    <w:p>
-      <w:pPr>
-        <w:pStyle w:val="ListBullet"/>
-        <w:ind w:left="0"/>
-      </w:pPr>
-      <w:r>
-        <w:rPr>
-          <w:sz w:val="20"/>
-        </w:rPr>
-        <w:t>Côté wallon/bruxellois : proximité culturelle française → ouverture aux marques FR (Presto, Delabie).</w:t>
-      </w:r>
-    </w:p>
-    <w:p>
-      <w:pPr>
-        <w:pStyle w:val="ListBullet"/>
-        <w:ind w:left="0"/>
-      </w:pPr>
-      <w:r>
-        <w:rPr>
-          <w:sz w:val="20"/>
-        </w:rPr>
-        <w:t>Exigence croissante en efficacité hydrique et certification PEB — avantage produits temporisés et électroniques.</w:t>
-      </w:r>
-    </w:p>
-    <w:p>
-      <w:pPr>
-        <w:pStyle w:val="ListBullet"/>
-        <w:ind w:left="0"/>
-      </w:pPr>
-      <w:r>
-        <w:rPr>
-          <w:sz w:val="20"/>
-        </w:rPr>
-        <w:t>[DONNÉE NON DISPONIBLE — volumes de vente par gamme produit, prix moyens marché BE]</w:t>
+        <w:t>Aucune étude publique ne recense la taille exacte du marché belge de la robinetterie sanitaire. Les données disponibles permettent de construire une estimation par analogie.</w:t>
       </w:r>
     </w:p>
     <w:p/>
     <w:p>
-      <w:pPr>
-        <w:pStyle w:val="Heading1"/>
+      <w:r>
+        <w:t>Données disponibles :</w:t>
+      </w:r>
+    </w:p>
+    <w:p>
+      <w:pPr>
+        <w:pStyle w:val="ListBullet"/>
+        <w:ind w:left="360"/>
+      </w:pPr>
+      <w:r>
+        <w:t>Marché français robinetterie sanitaire : 635 M€ en 2023 (Xerfi, 2023).</w:t>
+      </w:r>
+    </w:p>
+    <w:p>
+      <w:pPr>
+        <w:pStyle w:val="ListBullet"/>
+        <w:ind w:left="360"/>
+      </w:pPr>
+      <w:r>
+        <w:t>Importations belges : 52 000 t de robinets, clapets, vannes et appareils similaires en 2024 (IndexBox, 2025).</w:t>
+      </w:r>
+    </w:p>
+    <w:p>
+      <w:pPr>
+        <w:pStyle w:val="ListBullet"/>
+        <w:ind w:left="360"/>
+      </w:pPr>
+      <w:r>
+        <w:t>Marché français salle de bains : robinetterie = 34 % du total (Xerfi, 2023).</w:t>
+      </w:r>
+    </w:p>
+    <w:p>
+      <w:pPr>
+        <w:pStyle w:val="ListBullet"/>
+        <w:ind w:left="360"/>
+      </w:pPr>
+      <w:r>
+        <w:t>Marché européen robinetterie en croissance de 3-5 %/an (Mordor Intelligence, 2024).</w:t>
+      </w:r>
+    </w:p>
+    <w:p/>
+    <w:p>
+      <w:r>
+        <w:t>Estimation par extrapolation :</w:t>
+      </w:r>
+    </w:p>
+    <w:p>
+      <w:r>
+        <w:t>Coefficient : (PIB/hab BE 46 000 USD / PIB/hab FR 48 982 USD) × (Pop. BE 11,8M / Pop. FR 69,1M) = 0,939 × 0,171 = 0,161</w:t>
+        <w:br/>
+        <w:t>Base France (robinetterie générale ~635 M€) × 0,161 = ~102 M€</w:t>
+        <w:br/>
+        <w:t>Estimation marché belge robinetterie générale (tous segments) : 95-115 M€ en 2025.</w:t>
+        <w:br/>
+        <w:t>Fiabilité : moyenne — à confirmer par données distributeurs ou fédérations sectorielles.</w:t>
+      </w:r>
+    </w:p>
+    <w:p>
+      <w:pPr>
+        <w:pStyle w:val="Heading2"/>
       </w:pPr>
       <w:r>
         <w:rPr>
           <w:color w:val="1F497D"/>
         </w:rPr>
-        <w:t>PARTIE 6 — TAILLE MARCHÉ : ROBINETTERIE COLLECTIVE</w:t>
+        <w:t>5.2 Spécificités produit et culturelles</w:t>
+      </w:r>
+    </w:p>
+    <w:p>
+      <w:pPr>
+        <w:pStyle w:val="ListBullet"/>
+        <w:ind w:left="360"/>
+      </w:pPr>
+      <w:r>
+        <w:t>Marché flamand : préférence pour marques germaniques (Grohe, Hansgrohe, Hansa) — design scandinave/minimaliste, finitions chromées qualité.</w:t>
+      </w:r>
+    </w:p>
+    <w:p>
+      <w:pPr>
+        <w:pStyle w:val="ListBullet"/>
+        <w:ind w:left="360"/>
+      </w:pPr>
+      <w:r>
+        <w:t>Marché francophone (Wallonie, Bruxelles) : marques françaises bien reçues (Delabie, Presto, Jacob Delafon), réflexe de prescription via bureaux d'études.</w:t>
+      </w:r>
+    </w:p>
+    <w:p>
+      <w:pPr>
+        <w:pStyle w:val="ListBullet"/>
+        <w:ind w:left="360"/>
+      </w:pPr>
+      <w:r>
+        <w:t>ERP collectif : robinetterie temporisée push-button et électronique dominantes — hygiène, économie d'eau, résistance au vandalisme.</w:t>
+      </w:r>
+    </w:p>
+    <w:p>
+      <w:pPr>
+        <w:pStyle w:val="ListBullet"/>
+        <w:ind w:left="360"/>
+      </w:pPr>
+      <w:r>
+        <w:t>Prix moyen ERP standard : 90-160 € HT (source interne Presto). Segment institutionnel haut de gamme : 200 €+ (institutions UE/OTAN, hôpitaux).</w:t>
+      </w:r>
+    </w:p>
+    <w:p>
+      <w:pPr>
+        <w:pStyle w:val="ListBullet"/>
+        <w:ind w:left="360"/>
+      </w:pPr>
+      <w:r>
+        <w:t>Institutions UE à Bruxelles : cahiers des charges BREEAM — économie d'eau, accessibilité PMR, acier inoxydable.</w:t>
+      </w:r>
+    </w:p>
+    <w:p>
+      <w:pPr>
+        <w:pStyle w:val="Heading2"/>
+      </w:pPr>
+      <w:r>
+        <w:rPr>
+          <w:color w:val="1F497D"/>
+        </w:rPr>
+        <w:t>5.3 Canaux de distribution</w:t>
+      </w:r>
+    </w:p>
+    <w:tbl>
+      <w:tblPr>
+        <w:tblStyle w:val="TableGrid"/>
+        <w:tblW w:type="auto" w:w="0"/>
+        <w:tblLook w:firstColumn="1" w:firstRow="1" w:lastColumn="0" w:lastRow="0" w:noHBand="0" w:noVBand="1" w:val="04A0"/>
+      </w:tblPr>
+      <w:tblGrid>
+        <w:gridCol w:w="4703"/>
+        <w:gridCol w:w="4703"/>
+      </w:tblGrid>
+      <w:tr>
+        <w:tc>
+          <w:tcPr>
+            <w:tcW w:type="dxa" w:w="4703"/>
+          </w:tcPr>
+          <w:p>
+            <w:r>
+              <w:rPr>
+                <w:b/>
+              </w:rPr>
+              <w:t>Canal</w:t>
+            </w:r>
+          </w:p>
+        </w:tc>
+        <w:tc>
+          <w:tcPr>
+            <w:tcW w:type="dxa" w:w="4703"/>
+          </w:tcPr>
+          <w:p>
+            <w:r>
+              <w:rPr>
+                <w:b/>
+              </w:rPr>
+              <w:t>Part estimée (source interne Presto / estimation)</w:t>
+            </w:r>
+          </w:p>
+        </w:tc>
+      </w:tr>
+      <w:tr>
+        <w:tc>
+          <w:tcPr>
+            <w:tcW w:type="dxa" w:w="4703"/>
+          </w:tcPr>
+          <w:p>
+            <w:r>
+              <w:t>Grossistes négoce pro (STG, Facq Pro, Rexel BE, Sonepar BE)</w:t>
+            </w:r>
+          </w:p>
+        </w:tc>
+        <w:tc>
+          <w:tcPr>
+            <w:tcW w:type="dxa" w:w="4703"/>
+          </w:tcPr>
+          <w:p>
+            <w:r>
+              <w:t>70-80 % du marché ERP</w:t>
+            </w:r>
+          </w:p>
+        </w:tc>
+      </w:tr>
+      <w:tr>
+        <w:tc>
+          <w:tcPr>
+            <w:tcW w:type="dxa" w:w="4703"/>
+          </w:tcPr>
+          <w:p>
+            <w:r>
+              <w:t>Prescription / vente projet directe</w:t>
+            </w:r>
+          </w:p>
+        </w:tc>
+        <w:tc>
+          <w:tcPr>
+            <w:tcW w:type="dxa" w:w="4703"/>
+          </w:tcPr>
+          <w:p>
+            <w:r>
+              <w:t>10-15 %</w:t>
+            </w:r>
+          </w:p>
+        </w:tc>
+      </w:tr>
+      <w:tr>
+        <w:tc>
+          <w:tcPr>
+            <w:tcW w:type="dxa" w:w="4703"/>
+          </w:tcPr>
+          <w:p>
+            <w:r>
+              <w:t>E-commerce B2B</w:t>
+            </w:r>
+          </w:p>
+        </w:tc>
+        <w:tc>
+          <w:tcPr>
+            <w:tcW w:type="dxa" w:w="4703"/>
+          </w:tcPr>
+          <w:p>
+            <w:r>
+              <w:t>5-10 %</w:t>
+            </w:r>
+          </w:p>
+        </w:tc>
+      </w:tr>
+      <w:tr>
+        <w:tc>
+          <w:tcPr>
+            <w:tcW w:type="dxa" w:w="4703"/>
+          </w:tcPr>
+          <w:p>
+            <w:r>
+              <w:t>Retail / Showroom</w:t>
+            </w:r>
+          </w:p>
+        </w:tc>
+        <w:tc>
+          <w:tcPr>
+            <w:tcW w:type="dxa" w:w="4703"/>
+          </w:tcPr>
+          <w:p>
+            <w:r>
+              <w:t>5-10 %</w:t>
+            </w:r>
+          </w:p>
+        </w:tc>
+      </w:tr>
+    </w:tbl>
+    <w:p/>
+    <w:p>
+      <w:pPr>
+        <w:pStyle w:val="Heading2"/>
+      </w:pPr>
+      <w:r>
+        <w:rPr>
+          <w:color w:val="1F497D"/>
+        </w:rPr>
+        <w:t>5.4 Dynamique et perspectives</w:t>
+      </w:r>
+    </w:p>
+    <w:p>
+      <w:pPr>
+        <w:pStyle w:val="ListBullet"/>
+        <w:ind w:left="360"/>
+      </w:pPr>
+      <w:r>
+        <w:t>Croissance portée par la rénovation énergétique — économiseurs d'eau certifiés imposés dans les marchés publics.</w:t>
+      </w:r>
+    </w:p>
+    <w:p>
+      <w:pPr>
+        <w:pStyle w:val="ListBullet"/>
+        <w:ind w:left="360"/>
+      </w:pPr>
+      <w:r>
+        <w:t>E-procurement en progression dans les marchés publics belges — nécessite présence dans les plateformes e-procurement belges.</w:t>
+      </w:r>
+    </w:p>
+    <w:p>
+      <w:pPr>
+        <w:pStyle w:val="ListBullet"/>
+        <w:ind w:left="360"/>
+      </w:pPr>
+      <w:r>
+        <w:t>Digitalisation des achats B2B : grossistes STG et Facq Pro disposent de plateformes e-commerce professionnelles.</w:t>
+      </w:r>
+    </w:p>
+    <w:p>
+      <w:r>
+        <w:br w:type="page"/>
+      </w:r>
+    </w:p>
+    <w:p>
+      <w:pPr>
+        <w:pStyle w:val="Heading1"/>
+      </w:pPr>
+      <w:r>
+        <w:rPr>
+          <w:color w:val="1F497D"/>
+        </w:rPr>
+        <w:t>PARTIE 6 — Marché Robinetterie Collective ERP</w:t>
+      </w:r>
+    </w:p>
+    <w:p>
+      <w:pPr>
+        <w:pStyle w:val="Heading2"/>
+      </w:pPr>
+      <w:r>
+        <w:rPr>
+          <w:color w:val="1F497D"/>
+        </w:rPr>
+        <w:t>6.1 Taille du marché</w:t>
+      </w:r>
+    </w:p>
+    <w:p>
+      <w:r>
+        <w:t>Données disponibles (source interne Presto, 2025) :</w:t>
+      </w:r>
+    </w:p>
+    <w:p>
+      <w:pPr>
+        <w:pStyle w:val="ListBullet"/>
+        <w:ind w:left="360"/>
+      </w:pPr>
+      <w:r>
+        <w:t>Marché robinetterie ERP stricte (collective) : 24-29 M€ en 2025.</w:t>
+      </w:r>
+    </w:p>
+    <w:p>
+      <w:pPr>
+        <w:pStyle w:val="ListBullet"/>
+        <w:ind w:left="360"/>
+      </w:pPr>
+      <w:r>
+        <w:t>Périmètre élargi (inclut robinetterie semi-collective, cantines, douches collectives) : 55-66 M€.</w:t>
+      </w:r>
+    </w:p>
+    <w:p>
+      <w:pPr>
+        <w:pStyle w:val="ListBullet"/>
+        <w:ind w:left="360"/>
+      </w:pPr>
+      <w:r>
+        <w:t>Soit ~1 % du marché européen robinetterie collective.</w:t>
+      </w:r>
+    </w:p>
+    <w:p>
+      <w:pPr>
+        <w:pStyle w:val="ListBullet"/>
+        <w:ind w:left="360"/>
+      </w:pPr>
+      <w:r>
+        <w:t>Croissance estimée : 3-4 %/an sur 2025-2028 (source interne).</w:t>
+      </w:r>
+    </w:p>
+    <w:p>
+      <w:pPr>
+        <w:pStyle w:val="ListBullet"/>
+        <w:ind w:left="360"/>
+      </w:pPr>
+      <w:r>
+        <w:t>Atout structurel : concentration institutions UE/OTAN à Bruxelles — demande ERP institutionnelle haut de gamme, peu cyclique.</w:t>
+      </w:r>
+    </w:p>
+    <w:p/>
+    <w:p>
+      <w:pPr>
+        <w:pStyle w:val="Heading2"/>
+      </w:pPr>
+      <w:r>
+        <w:rPr>
+          <w:color w:val="1F497D"/>
+        </w:rPr>
+        <w:t>6.2 Méthode d'extrapolation (validation interne)</w:t>
+      </w:r>
+    </w:p>
+    <w:p>
+      <w:r>
+        <w:t>Application de la méthode CLAUDE.md (validation de la fourchette interne) :</w:t>
+      </w:r>
+    </w:p>
+    <w:p>
+      <w:r>
+        <w:t>Données d'entrée :</w:t>
+        <w:br/>
+        <w:t xml:space="preserve">  • PIB/hab Belgique 2024 : 46 000 USD (SPF Économie / FMI)</w:t>
+        <w:br/>
+        <w:t xml:space="preserve">  • Population Belgique 2025 : 11,825 M</w:t>
+        <w:br/>
+        <w:t xml:space="preserve">  • PIB/hab France 2025 : 48 982 USD (Worldometer)</w:t>
+        <w:br/>
+        <w:t xml:space="preserve">  • Population France 2025 : 69,1 M</w:t>
+        <w:br/>
+        <w:t xml:space="preserve">  • Base marché FR robinetterie collective : 120 M€ / 140,3 M USD (Presto interne)</w:t>
+        <w:br/>
+        <w:br/>
+        <w:t>Calcul :</w:t>
+        <w:br/>
+        <w:t xml:space="preserve">  Coeff. PIB/hab = 46 000 / 48 982 = 0,939</w:t>
+        <w:br/>
+        <w:t xml:space="preserve">  Coeff. population = 11,825 / 69,1 = 0,171</w:t>
+        <w:br/>
+        <w:t xml:space="preserve">  Coefficient global = 0,939 × 0,171 = 0,161</w:t>
+        <w:br/>
+        <w:t xml:space="preserve">  Estimation = 0,161 × 140,3 M USD = 22,6 M USD ≈ 20,9 M€</w:t>
+        <w:br/>
+        <w:br/>
+        <w:t>Ajustement : +10 % pour PIB/hab légèrement supérieur à la France → ~23 M€</w:t>
+        <w:br/>
+        <w:br/>
+        <w:t>Résultat : 23 M€ (extrapolation) vs 24-29 M€ (source interne)</w:t>
+        <w:br/>
+        <w:t>→ Convergence satisfaisante. La fourchette interne est validée.</w:t>
+        <w:br/>
+        <w:br/>
+        <w:t>Fiabilité : ÉLEVÉE (données macro fiables, économie formelle).</w:t>
+        <w:br/>
+        <w:t>Mention obligatoire : « Estimation par extrapolation — à confirmer par données sectorielles terrain. »</w:t>
+      </w:r>
+    </w:p>
+    <w:p>
+      <w:pPr>
+        <w:pStyle w:val="Heading2"/>
+      </w:pPr>
+      <w:r>
+        <w:rPr>
+          <w:color w:val="1F497D"/>
+        </w:rPr>
+        <w:t>6.3 Répartition par segment ERP (estimation)</w:t>
+      </w:r>
+    </w:p>
+    <w:tbl>
+      <w:tblPr>
+        <w:tblStyle w:val="TableGrid"/>
+        <w:tblW w:type="auto" w:w="0"/>
+        <w:tblLook w:firstColumn="1" w:firstRow="1" w:lastColumn="0" w:lastRow="0" w:noHBand="0" w:noVBand="1" w:val="04A0"/>
+      </w:tblPr>
+      <w:tblGrid>
+        <w:gridCol w:w="4703"/>
+        <w:gridCol w:w="4703"/>
+      </w:tblGrid>
+      <w:tr>
+        <w:tc>
+          <w:tcPr>
+            <w:tcW w:type="dxa" w:w="4703"/>
+          </w:tcPr>
+          <w:p>
+            <w:r>
+              <w:rPr>
+                <w:b/>
+              </w:rPr>
+              <w:t>Segment ERP</w:t>
+            </w:r>
+          </w:p>
+        </w:tc>
+        <w:tc>
+          <w:tcPr>
+            <w:tcW w:type="dxa" w:w="4703"/>
+          </w:tcPr>
+          <w:p>
+            <w:r>
+              <w:rPr>
+                <w:b/>
+              </w:rPr>
+              <w:t>Part estimée (estimation pondérée — fiabilité faible)</w:t>
+            </w:r>
+          </w:p>
+        </w:tc>
+      </w:tr>
+      <w:tr>
+        <w:tc>
+          <w:tcPr>
+            <w:tcW w:type="dxa" w:w="4703"/>
+          </w:tcPr>
+          <w:p>
+            <w:r>
+              <w:t>Santé (hôpitaux, EHPAD, cliniques)</w:t>
+            </w:r>
+          </w:p>
+        </w:tc>
+        <w:tc>
+          <w:tcPr>
+            <w:tcW w:type="dxa" w:w="4703"/>
+          </w:tcPr>
+          <w:p>
+            <w:r>
+              <w:t>~30-35 % — segment dominant, Delabie très présent</w:t>
+            </w:r>
+          </w:p>
+        </w:tc>
+      </w:tr>
+      <w:tr>
+        <w:tc>
+          <w:tcPr>
+            <w:tcW w:type="dxa" w:w="4703"/>
+          </w:tcPr>
+          <w:p>
+            <w:r>
+              <w:t>Éducation (écoles, universités)</w:t>
+            </w:r>
+          </w:p>
+        </w:tc>
+        <w:tc>
+          <w:tcPr>
+            <w:tcW w:type="dxa" w:w="4703"/>
+          </w:tcPr>
+          <w:p>
+            <w:r>
+              <w:t>~20-25 % — grands pipelines en Flandre</w:t>
+            </w:r>
+          </w:p>
+        </w:tc>
+      </w:tr>
+      <w:tr>
+        <w:tc>
+          <w:tcPr>
+            <w:tcW w:type="dxa" w:w="4703"/>
+          </w:tcPr>
+          <w:p>
+            <w:r>
+              <w:t>Tertiaire / Institutions (bureaux, UE)</w:t>
+            </w:r>
+          </w:p>
+        </w:tc>
+        <w:tc>
+          <w:tcPr>
+            <w:tcW w:type="dxa" w:w="4703"/>
+          </w:tcPr>
+          <w:p>
+            <w:r>
+              <w:t>~15-20 % — forte valeur unitaire à Bruxelles</w:t>
+            </w:r>
+          </w:p>
+        </w:tc>
+      </w:tr>
+      <w:tr>
+        <w:tc>
+          <w:tcPr>
+            <w:tcW w:type="dxa" w:w="4703"/>
+          </w:tcPr>
+          <w:p>
+            <w:r>
+              <w:t>Sport &amp; Loisirs</w:t>
+            </w:r>
+          </w:p>
+        </w:tc>
+        <w:tc>
+          <w:tcPr>
+            <w:tcW w:type="dxa" w:w="4703"/>
+          </w:tcPr>
+          <w:p>
+            <w:r>
+              <w:t>~8-12 %</w:t>
+            </w:r>
+          </w:p>
+        </w:tc>
+      </w:tr>
+      <w:tr>
+        <w:tc>
+          <w:tcPr>
+            <w:tcW w:type="dxa" w:w="4703"/>
+          </w:tcPr>
+          <w:p>
+            <w:r>
+              <w:t>CHR (hôtels, restaurants)</w:t>
+            </w:r>
+          </w:p>
+        </w:tc>
+        <w:tc>
+          <w:tcPr>
+            <w:tcW w:type="dxa" w:w="4703"/>
+          </w:tcPr>
+          <w:p>
+            <w:r>
+              <w:t>~8-10 %</w:t>
+            </w:r>
+          </w:p>
+        </w:tc>
+      </w:tr>
+      <w:tr>
+        <w:tc>
+          <w:tcPr>
+            <w:tcW w:type="dxa" w:w="4703"/>
+          </w:tcPr>
+          <w:p>
+            <w:r>
+              <w:t>Pénitentiaire / Sécurité renforcée</w:t>
+            </w:r>
+          </w:p>
+        </w:tc>
+        <w:tc>
+          <w:tcPr>
+            <w:tcW w:type="dxa" w:w="4703"/>
+          </w:tcPr>
+          <w:p>
+            <w:r>
+              <w:t>~5-8 % — marché captif anti-vandalisme</w:t>
+            </w:r>
+          </w:p>
+        </w:tc>
+      </w:tr>
+      <w:tr>
+        <w:tc>
+          <w:tcPr>
+            <w:tcW w:type="dxa" w:w="4703"/>
+          </w:tcPr>
+          <w:p>
+            <w:r>
+              <w:t>Industrie / Transports / Autres</w:t>
+            </w:r>
+          </w:p>
+        </w:tc>
+        <w:tc>
+          <w:tcPr>
+            <w:tcW w:type="dxa" w:w="4703"/>
+          </w:tcPr>
+          <w:p>
+            <w:r>
+              <w:t>~5-7 %</w:t>
+            </w:r>
+          </w:p>
+        </w:tc>
+      </w:tr>
+    </w:tbl>
+    <w:p/>
+    <w:p>
+      <w:r>
+        <w:t>Note : répartition estimée sur la base des ratios français pondérés par les spécificités belges. À valider terrain.</w:t>
+      </w:r>
+    </w:p>
+    <w:p>
+      <w:pPr>
+        <w:pStyle w:val="Heading2"/>
+      </w:pPr>
+      <w:r>
+        <w:rPr>
+          <w:color w:val="1F497D"/>
+        </w:rPr>
+        <w:t>6.4 Tendances et opportunités</w:t>
+      </w:r>
+    </w:p>
+    <w:p>
+      <w:pPr>
+        <w:pStyle w:val="ListBullet"/>
+        <w:ind w:left="360"/>
+      </w:pPr>
+      <w:r>
+        <w:t>Programmes PLAGE (Flandre) et UREBA (Wallonie) : rénovation bâtiments publics impose économiseurs d'eau certifiés — débouché direct.</w:t>
+      </w:r>
+    </w:p>
+    <w:p>
+      <w:pPr>
+        <w:pStyle w:val="ListBullet"/>
+        <w:ind w:left="360"/>
+      </w:pPr>
+      <w:r>
+        <w:t>Institutions UE à Bruxelles : cahiers des charges BREEAM, accessibilité PMR, anti-legionella — marché de niche à haute valeur.</w:t>
+      </w:r>
+    </w:p>
+    <w:p>
+      <w:pPr>
+        <w:pStyle w:val="ListBullet"/>
+        <w:ind w:left="360"/>
+      </w:pPr>
+      <w:r>
+        <w:t>Rénovation hôpitaux et écoles : flux régulier de projets 2024-2030 — marché visible et qualifiable.</w:t>
+      </w:r>
+    </w:p>
+    <w:p>
+      <w:pPr>
+        <w:pStyle w:val="ListBullet"/>
+        <w:ind w:left="360"/>
+      </w:pPr>
+      <w:r>
+        <w:t>Anti-vandalisme pénitentiaire : programme pénitentiaire actif, niche captive où Presto est compétitif.</w:t>
+      </w:r>
+    </w:p>
+    <w:p>
+      <w:r>
+        <w:br w:type="page"/>
+      </w:r>
+    </w:p>
+    <w:p>
+      <w:pPr>
+        <w:pStyle w:val="Heading1"/>
+      </w:pPr>
+      <w:r>
+        <w:rPr>
+          <w:color w:val="1F497D"/>
+        </w:rPr>
+        <w:t>PARTIE 7 — Concurrents</w:t>
+      </w:r>
+    </w:p>
+    <w:p>
+      <w:pPr>
+        <w:pStyle w:val="Heading2"/>
+      </w:pPr>
+      <w:r>
+        <w:rPr>
+          <w:color w:val="1F497D"/>
+        </w:rPr>
+        <w:t>7.1 DELABIE — Analyse prioritaire</w:t>
+      </w:r>
+    </w:p>
+    <w:p>
+      <w:pPr>
+        <w:pStyle w:val="ListBullet"/>
+        <w:ind w:left="360"/>
+      </w:pPr>
+      <w:r>
+        <w:t>DELABIE : fabricant français, leader européen auto-proclamé en robinetterie ERP (depuis 1928). Groupe familial indépendant. 400-450 salariés, 250 en France, 40 % du CA à l'export dans 90+ pays. CA groupe non publié. (Wikipedia / Pappers, 2025)</w:t>
+      </w:r>
+    </w:p>
+    <w:p>
+      <w:pPr>
+        <w:pStyle w:val="ListBullet"/>
+        <w:ind w:left="360"/>
+      </w:pPr>
+      <w:r>
+        <w:t>Delabie Benelux SRL : filiale créée en 2013 (acquisition de BSC Belgium). Siège à Sint-Pieters-Leeuw (Flandre, périphérie Bruxelles). CA Belgique : 12,9 M€ (Trendstop/Le Vif, 2025). Rang sectoriel : 30e en Belgique (sanitaire fab. &amp; vente).</w:t>
+      </w:r>
+    </w:p>
+    <w:p>
+      <w:pPr>
+        <w:pStyle w:val="ListBullet"/>
+        <w:ind w:left="360"/>
+      </w:pPr>
+      <w:r>
+        <w:t>Positionnement : haut de gamme ERP exclusif — hôpitaux, collectivités, lieux publics. 5 gammes : robinetterie lieux publics, robinetterie hôpitaux, accessibilité PMR, accessoires hygiène, sanitaires inox.</w:t>
+      </w:r>
+    </w:p>
+    <w:p>
+      <w:pPr>
+        <w:pStyle w:val="ListBullet"/>
+        <w:ind w:left="360"/>
+      </w:pPr>
+      <w:r>
+        <w:t>France (référence) : ~65 % de PDM sur collectivités, ~90 % sur hospitalier. En Belgique : estimation 12-16 % PDM sur ERP santé (source interne, à vérifier).</w:t>
+      </w:r>
+    </w:p>
+    <w:p>
+      <w:pPr>
+        <w:pStyle w:val="ListBullet"/>
+        <w:ind w:left="360"/>
+      </w:pPr>
+      <w:r>
+        <w:t>Forces : notoriété forte dans la prescription (bureaux d'études, maîtres d'œuvre), gamme anti-vandalisme, certification BELGAQUA, acquisition KWC-DVS renforce présence néerlandophone.</w:t>
+      </w:r>
+    </w:p>
+    <w:p>
+      <w:pPr>
+        <w:pStyle w:val="ListBullet"/>
+        <w:ind w:left="360"/>
+      </w:pPr>
+      <w:r>
+        <w:t>Faiblesses : positionnement premium = prix élevés. Réseau commercial belge plus léger qu'en France. Moins présent sur le marché flamand (orienté germanique).</w:t>
+      </w:r>
+    </w:p>
+    <w:p>
+      <w:pPr>
+        <w:pStyle w:val="ListBullet"/>
+        <w:ind w:left="360"/>
+      </w:pPr>
+      <w:r>
+        <w:t>Acquisition récente de KWC-DVS : renforce la présence dans les marchés néerlandophones/germanophones — signal d'une stratégie Benelux agressive.</w:t>
+      </w:r>
+    </w:p>
+    <w:p/>
+    <w:p>
+      <w:pPr>
+        <w:pStyle w:val="Heading2"/>
+      </w:pPr>
+      <w:r>
+        <w:rPr>
+          <w:color w:val="1F497D"/>
+        </w:rPr>
+        <w:t>7.2 Autres concurrents clés</w:t>
+      </w:r>
+    </w:p>
+    <w:p>
+      <w:pPr>
+        <w:pStyle w:val="Heading3"/>
+      </w:pPr>
+      <w:r>
+        <w:rPr>
+          <w:color w:val="1F497D"/>
+        </w:rPr>
+        <w:t>Ideal Standard International</w:t>
+      </w:r>
+    </w:p>
+    <w:p>
+      <w:pPr>
+        <w:pStyle w:val="ListBullet"/>
+        <w:ind w:left="360"/>
+      </w:pPr>
+      <w:r>
+        <w:t>Siège mondial à Bruxelles — forte légitimité locale. 8 000+ salariés. Distribué chez Facq.be (réseau majeur en Belgique). (LinkedIn / LeadIQ, 2025)</w:t>
+      </w:r>
+    </w:p>
+    <w:p>
+      <w:pPr>
+        <w:pStyle w:val="ListBullet"/>
+        <w:ind w:left="360"/>
+      </w:pPr>
+      <w:r>
+        <w:t>Positionnement : milieu de gamme à haut de gamme, résidentiel + commercial généraliste. Moins spécialisé ERP collectif que Delabie.</w:t>
+      </w:r>
+    </w:p>
+    <w:p>
+      <w:pPr>
+        <w:pStyle w:val="ListBullet"/>
+        <w:ind w:left="360"/>
+      </w:pPr>
+      <w:r>
+        <w:t>PDM estimée tout marché BE : 20-25 % (source interne — À VÉRIFIER).</w:t>
+      </w:r>
+    </w:p>
+    <w:p>
+      <w:pPr>
+        <w:pStyle w:val="ListBullet"/>
+        <w:ind w:left="360"/>
+      </w:pPr>
+      <w:r>
+        <w:t>Forces : marque connue, distribution large, siège en Belgique.</w:t>
+      </w:r>
+    </w:p>
+    <w:p>
+      <w:pPr>
+        <w:pStyle w:val="ListBullet"/>
+        <w:ind w:left="360"/>
+      </w:pPr>
+      <w:r>
+        <w:t>Faiblesses : moins spécialisé sur ERP anti-vandalisme et hospitalier haute exigence.</w:t>
+      </w:r>
+    </w:p>
+    <w:p>
+      <w:pPr>
+        <w:pStyle w:val="Heading3"/>
+      </w:pPr>
+      <w:r>
+        <w:rPr>
+          <w:color w:val="1F497D"/>
+        </w:rPr>
+        <w:t>Grohe / LIXIL Benelux</w:t>
+      </w:r>
+    </w:p>
+    <w:p>
+      <w:pPr>
+        <w:pStyle w:val="ListBullet"/>
+        <w:ind w:left="360"/>
+      </w:pPr>
+      <w:r>
+        <w:t>Marque allemande premium, très présente en Belgique via négoce pro (Rexel BE, Sonepar BE). (Banio.be, 2025)</w:t>
+      </w:r>
+    </w:p>
+    <w:p>
+      <w:pPr>
+        <w:pStyle w:val="ListBullet"/>
+        <w:ind w:left="360"/>
+      </w:pPr>
+      <w:r>
+        <w:t>Positionnement : design premium, fort sur résidentiel et tertiaire. Offre ERP collective moins développée qu'en France.</w:t>
+      </w:r>
+    </w:p>
+    <w:p>
+      <w:pPr>
+        <w:pStyle w:val="ListBullet"/>
+        <w:ind w:left="360"/>
+      </w:pPr>
+      <w:r>
+        <w:t>PDM estimée BE ERP : 18-22 % (source interne — À VÉRIFIER).</w:t>
+      </w:r>
+    </w:p>
+    <w:p>
+      <w:pPr>
+        <w:pStyle w:val="ListBullet"/>
+        <w:ind w:left="360"/>
+      </w:pPr>
+      <w:r>
+        <w:t>Forces : notoriété, réseau de distribution dense, design reconnu.</w:t>
+      </w:r>
+    </w:p>
+    <w:p>
+      <w:pPr>
+        <w:pStyle w:val="ListBullet"/>
+        <w:ind w:left="360"/>
+      </w:pPr>
+      <w:r>
+        <w:t>Faiblesses : prix élevés, moins adapté aux segments anti-vandalisme.</w:t>
+      </w:r>
+    </w:p>
+    <w:p>
+      <w:pPr>
+        <w:pStyle w:val="Heading3"/>
+      </w:pPr>
+      <w:r>
+        <w:rPr>
+          <w:color w:val="1F497D"/>
+        </w:rPr>
+        <w:t>Hansgrohe Benelux</w:t>
+      </w:r>
+    </w:p>
+    <w:p>
+      <w:pPr>
+        <w:pStyle w:val="ListBullet"/>
+        <w:ind w:left="360"/>
+      </w:pPr>
+      <w:r>
+        <w:t>Marque allemande haut de gamme. Forte sur le marché résidentiel et CHR premium. (Banio.be, 2025)</w:t>
+      </w:r>
+    </w:p>
+    <w:p>
+      <w:pPr>
+        <w:pStyle w:val="ListBullet"/>
+        <w:ind w:left="360"/>
+      </w:pPr>
+      <w:r>
+        <w:t>Positionnement : design premium Axor/Hansgrohe, moins présent en ERP collectif.</w:t>
+      </w:r>
+    </w:p>
+    <w:p>
+      <w:pPr>
+        <w:pStyle w:val="ListBullet"/>
+        <w:ind w:left="360"/>
+      </w:pPr>
+      <w:r>
+        <w:t>PDM estimée BE ERP : 10-13 % (source interne — À VÉRIFIER).</w:t>
+      </w:r>
+    </w:p>
+    <w:p>
+      <w:pPr>
+        <w:pStyle w:val="Heading3"/>
+      </w:pPr>
+      <w:r>
+        <w:rPr>
+          <w:color w:val="1F497D"/>
+        </w:rPr>
+        <w:t>Jacob Delafon / Kohler</w:t>
+      </w:r>
+    </w:p>
+    <w:p>
+      <w:pPr>
+        <w:pStyle w:val="ListBullet"/>
+        <w:ind w:left="360"/>
+      </w:pPr>
+      <w:r>
+        <w:t>Marque française (Kohler group). Distribution via négoce sanitaire belge.</w:t>
+      </w:r>
+    </w:p>
+    <w:p>
+      <w:pPr>
+        <w:pStyle w:val="ListBullet"/>
+        <w:ind w:left="360"/>
+      </w:pPr>
+      <w:r>
+        <w:t>PDM estimée BE ERP : 8-10 % (source interne — À VÉRIFIER).</w:t>
+      </w:r>
+    </w:p>
+    <w:p>
+      <w:pPr>
+        <w:pStyle w:val="Heading3"/>
+      </w:pPr>
+      <w:r>
+        <w:rPr>
+          <w:color w:val="1F497D"/>
+        </w:rPr>
+        <w:t>Intersan NV</w:t>
+      </w:r>
+    </w:p>
+    <w:p>
+      <w:pPr>
+        <w:pStyle w:val="ListBullet"/>
+        <w:ind w:left="360"/>
+      </w:pPr>
+      <w:r>
+        <w:t>Fabricant belge spécialisé en robinetterie anti-vandalisme collective. (ExportHub, 2025)</w:t>
+      </w:r>
+    </w:p>
+    <w:p>
+      <w:pPr>
+        <w:pStyle w:val="ListBullet"/>
+        <w:ind w:left="360"/>
+      </w:pPr>
+      <w:r>
+        <w:t>Acteur local avec connaissance du marché belge — concurrent direct sur le pénitentiaire et les ERP sécurité renforcée.</w:t>
+      </w:r>
+    </w:p>
+    <w:p>
+      <w:pPr>
+        <w:pStyle w:val="Heading3"/>
+      </w:pPr>
+      <w:r>
+        <w:rPr>
+          <w:color w:val="1F497D"/>
+        </w:rPr>
+        <w:t>Presto Belgium</w:t>
+      </w:r>
+    </w:p>
+    <w:p>
+      <w:pPr>
+        <w:pStyle w:val="ListBullet"/>
+        <w:ind w:left="360"/>
+      </w:pPr>
+      <w:r>
+        <w:t>Presto dispose d'une division commerciale internationale incluant la Belgique (Presto.fr, 2025).</w:t>
+      </w:r>
+    </w:p>
+    <w:p>
+      <w:pPr>
+        <w:pStyle w:val="ListBullet"/>
+        <w:ind w:left="360"/>
+      </w:pPr>
+      <w:r>
+        <w:t>Niveau de présence actuel en Belgique : [DONNÉE NON DISPONIBLE — à confirmer en interne].</w:t>
+      </w:r>
+    </w:p>
+    <w:p>
+      <w:pPr>
+        <w:pStyle w:val="ListBullet"/>
+        <w:ind w:left="360"/>
+      </w:pPr>
+      <w:r>
+        <w:t>Presto et Delabie sont les deux références françaises sur la robinetterie collective — la marque est connue des prescripteurs francophones.</w:t>
+      </w:r>
+    </w:p>
+    <w:p>
+      <w:pPr>
+        <w:pStyle w:val="Heading2"/>
+      </w:pPr>
+      <w:r>
+        <w:rPr>
+          <w:color w:val="1F497D"/>
+        </w:rPr>
+        <w:t>7.3 Opportunités de différenciation pour Presto</w:t>
+      </w:r>
+    </w:p>
+    <w:p>
+      <w:pPr>
+        <w:pStyle w:val="ListBullet"/>
+        <w:ind w:left="360"/>
+      </w:pPr>
+      <w:r>
+        <w:t>Marché francophone (Wallonie + Bruxelles) : avantage naturel vs concurrents germaniques — capitaliser sur l'image française et les réseaux d'entreprises françaises implantées.</w:t>
+      </w:r>
+    </w:p>
+    <w:p>
+      <w:pPr>
+        <w:pStyle w:val="ListBullet"/>
+        <w:ind w:left="360"/>
+      </w:pPr>
+      <w:r>
+        <w:t>Segment pénitentiaire : pipeline actif (Plan Maître III), niche anti-vandalisme où Presto est compétitif — Delabie pas nécessairement dominant.</w:t>
+      </w:r>
+    </w:p>
+    <w:p>
+      <w:pPr>
+        <w:pStyle w:val="ListBullet"/>
+        <w:ind w:left="360"/>
+      </w:pPr>
+      <w:r>
+        <w:t>Institutions UE/OTAN à Bruxelles : segment à haute valeur unitaire, peu cyclique — approche prescription directe possible.</w:t>
+      </w:r>
+    </w:p>
+    <w:p>
+      <w:pPr>
+        <w:pStyle w:val="ListBullet"/>
+        <w:ind w:left="360"/>
+      </w:pPr>
+      <w:r>
+        <w:t>Certification BELGAQUA prioritaire : différenciateur-clé sur les marchés publics belges, à obtenir dès l'entrée sur le marché.</w:t>
+      </w:r>
+    </w:p>
+    <w:p>
+      <w:pPr>
+        <w:pStyle w:val="ListBullet"/>
+        <w:ind w:left="360"/>
+      </w:pPr>
+      <w:r>
+        <w:t>Flandre : marché plus complexe (néerlandophone, marques germaniques dominantes) — approche via partenaire distributeur local recommandée.</w:t>
+      </w:r>
+    </w:p>
+    <w:p>
+      <w:r>
+        <w:br w:type="page"/>
+      </w:r>
+    </w:p>
+    <w:p>
+      <w:pPr>
+        <w:pStyle w:val="Heading1"/>
+      </w:pPr>
+      <w:r>
+        <w:rPr>
+          <w:color w:val="1F497D"/>
+        </w:rPr>
+        <w:t>PARTIE 8 — Normes &amp; Certifications Robinetterie</w:t>
+      </w:r>
+    </w:p>
+    <w:p>
+      <w:pPr>
+        <w:pStyle w:val="Heading2"/>
+      </w:pPr>
+      <w:r>
+        <w:rPr>
+          <w:color w:val="1F497D"/>
+        </w:rPr>
+        <w:t>8.1 Cadre réglementaire général</w:t>
+      </w:r>
+    </w:p>
+    <w:p>
+      <w:r>
+        <w:t>La Belgique est un État fédéral : la qualité de l'eau est une compétence régionale (Flandre, Wallonie, Bruxelles-Capitale), mais toutes les régions respectent les standards minimaux de la Directive UE 2020/2184 sur l'eau potable. Le Bureau de Normalisation belge (NBN) transpose les normes européennes EN. (NBN, 2025)</w:t>
+      </w:r>
+    </w:p>
+    <w:p>
+      <w:pPr>
+        <w:pStyle w:val="Heading2"/>
+      </w:pPr>
+      <w:r>
+        <w:rPr>
+          <w:color w:val="1F497D"/>
+        </w:rPr>
+        <w:t>8.2 Certifications obligatoires et recommandées</w:t>
+      </w:r>
+    </w:p>
+    <w:tbl>
+      <w:tblPr>
+        <w:tblStyle w:val="TableGrid"/>
+        <w:tblW w:type="auto" w:w="0"/>
+        <w:tblLook w:firstColumn="1" w:firstRow="1" w:lastColumn="0" w:lastRow="0" w:noHBand="0" w:noVBand="1" w:val="04A0"/>
+      </w:tblPr>
+      <w:tblGrid>
+        <w:gridCol w:w="4703"/>
+        <w:gridCol w:w="4703"/>
+      </w:tblGrid>
+      <w:tr>
+        <w:tc>
+          <w:tcPr>
+            <w:tcW w:type="dxa" w:w="4703"/>
+          </w:tcPr>
+          <w:p>
+            <w:r>
+              <w:rPr>
+                <w:b/>
+              </w:rPr>
+              <w:t>Certification</w:t>
+            </w:r>
+          </w:p>
+        </w:tc>
+        <w:tc>
+          <w:tcPr>
+            <w:tcW w:type="dxa" w:w="4703"/>
+          </w:tcPr>
+          <w:p>
+            <w:r>
+              <w:rPr>
+                <w:b/>
+              </w:rPr>
+              <w:t>Détail</w:t>
+            </w:r>
+          </w:p>
+        </w:tc>
+      </w:tr>
+      <w:tr>
+        <w:tc>
+          <w:tcPr>
+            <w:tcW w:type="dxa" w:w="4703"/>
+          </w:tcPr>
+          <w:p>
+            <w:r>
+              <w:t>BELGAQUA / HYDROCHECK</w:t>
+            </w:r>
+          </w:p>
+        </w:tc>
+        <w:tc>
+          <w:tcPr>
+            <w:tcW w:type="dxa" w:w="4703"/>
+          </w:tcPr>
+          <w:p>
+            <w:r>
+              <w:t>OBLIGATOIRE pour tout matériau en contact avec l'eau potable distribué par les sociétés d'eau. Certificat valable 5 ans max. Certifications équivalentes étrangères reconnues (ACS, KTW, DVGW, WRAS, KIWA). (BELGAQUA, 2025)</w:t>
+            </w:r>
+          </w:p>
+        </w:tc>
+      </w:tr>
+      <w:tr>
+        <w:tc>
+          <w:tcPr>
+            <w:tcW w:type="dxa" w:w="4703"/>
+          </w:tcPr>
+          <w:p>
+            <w:r>
+              <w:t>Marquage CE</w:t>
+            </w:r>
+          </w:p>
+        </w:tc>
+        <w:tc>
+          <w:tcPr>
+            <w:tcW w:type="dxa" w:w="4703"/>
+          </w:tcPr>
+          <w:p>
+            <w:r>
+              <w:t>Obligatoire — Règlement (UE) 305/2011 sur les produits de construction. (IDRAL / Cehtra, 2025)</w:t>
+            </w:r>
+          </w:p>
+        </w:tc>
+      </w:tr>
+      <w:tr>
+        <w:tc>
+          <w:tcPr>
+            <w:tcW w:type="dxa" w:w="4703"/>
+          </w:tcPr>
+          <w:p>
+            <w:r>
+              <w:t>Label BENOR (NBN)</w:t>
+            </w:r>
+          </w:p>
+        </w:tc>
+        <w:tc>
+          <w:tcPr>
+            <w:tcW w:type="dxa" w:w="4703"/>
+          </w:tcPr>
+          <w:p>
+            <w:r>
+              <w:t>Volontaire mais souvent exigé dans les cahiers des charges des marchés publics belges. Atteste la conformité aux Prescriptions Techniques (PTV), plus exigeantes que le minimum légal. (BENOR ASBL, 2025)</w:t>
+            </w:r>
+          </w:p>
+        </w:tc>
+      </w:tr>
+      <w:tr>
+        <w:tc>
+          <w:tcPr>
+            <w:tcW w:type="dxa" w:w="4703"/>
+          </w:tcPr>
+          <w:p>
+            <w:r>
+              <w:t>ATG (Agrément Technique)</w:t>
+            </w:r>
+          </w:p>
+        </w:tc>
+        <w:tc>
+          <w:tcPr>
+            <w:tcW w:type="dxa" w:w="4703"/>
+          </w:tcPr>
+          <w:p>
+            <w:r>
+              <w:t>Optionnel — délivré par BUCP/COPRO pour produits innovants sans norme harmonisée. (BUCP, 2025)</w:t>
+            </w:r>
+          </w:p>
+        </w:tc>
+      </w:tr>
+      <w:tr>
+        <w:tc>
+          <w:tcPr>
+            <w:tcW w:type="dxa" w:w="4703"/>
+          </w:tcPr>
+          <w:p>
+            <w:r>
+              <w:t>Cadre 4MS transitoire</w:t>
+            </w:r>
+          </w:p>
+        </w:tc>
+        <w:tc>
+          <w:tcPr>
+            <w:tcW w:type="dxa" w:w="4703"/>
+          </w:tcPr>
+          <w:p>
+            <w:r>
+              <w:t>Certifications 4MS (ACS France, DVGW/KTW Allemagne, KIWA Pays-Bas) valides jusqu'au 31/12/2032. EUPL (listes positives européennes) en vigueur à partir du 31/12/2026. (AVK Valves BE, 2025)</w:t>
+            </w:r>
+          </w:p>
+        </w:tc>
+      </w:tr>
+    </w:tbl>
+    <w:p/>
+    <w:p>
+      <w:pPr>
+        <w:pStyle w:val="Heading2"/>
+      </w:pPr>
+      <w:r>
+        <w:rPr>
+          <w:color w:val="1F497D"/>
+        </w:rPr>
+        <w:t>8.3 Normes NBN clés pour la robinetterie</w:t>
+      </w:r>
+    </w:p>
+    <w:tbl>
+      <w:tblPr>
+        <w:tblStyle w:val="TableGrid"/>
+        <w:tblW w:type="auto" w:w="0"/>
+        <w:tblLook w:firstColumn="1" w:firstRow="1" w:lastColumn="0" w:lastRow="0" w:noHBand="0" w:noVBand="1" w:val="04A0"/>
+      </w:tblPr>
+      <w:tblGrid>
+        <w:gridCol w:w="4703"/>
+        <w:gridCol w:w="4703"/>
+      </w:tblGrid>
+      <w:tr>
+        <w:tc>
+          <w:tcPr>
+            <w:tcW w:type="dxa" w:w="4703"/>
+          </w:tcPr>
+          <w:p>
+            <w:r>
+              <w:rPr>
+                <w:b/>
+              </w:rPr>
+              <w:t>Norme</w:t>
+            </w:r>
+          </w:p>
+        </w:tc>
+        <w:tc>
+          <w:tcPr>
+            <w:tcW w:type="dxa" w:w="4703"/>
+          </w:tcPr>
+          <w:p>
+            <w:r>
+              <w:rPr>
+                <w:b/>
+              </w:rPr>
+              <w:t>Objet</w:t>
+            </w:r>
+          </w:p>
+        </w:tc>
+      </w:tr>
+      <w:tr>
+        <w:tc>
+          <w:tcPr>
+            <w:tcW w:type="dxa" w:w="4703"/>
+          </w:tcPr>
+          <w:p>
+            <w:r>
+              <w:t>NBN EN 806 (1-5)</w:t>
+            </w:r>
+          </w:p>
+        </w:tc>
+        <w:tc>
+          <w:tcPr>
+            <w:tcW w:type="dxa" w:w="4703"/>
+          </w:tcPr>
+          <w:p>
+            <w:r>
+              <w:t>Exigences générales pour installations d'eau potable en bâtiment</w:t>
+            </w:r>
+          </w:p>
+        </w:tc>
+      </w:tr>
+      <w:tr>
+        <w:tc>
+          <w:tcPr>
+            <w:tcW w:type="dxa" w:w="4703"/>
+          </w:tcPr>
+          <w:p>
+            <w:r>
+              <w:t>NBN EN 200</w:t>
+            </w:r>
+          </w:p>
+        </w:tc>
+        <w:tc>
+          <w:tcPr>
+            <w:tcW w:type="dxa" w:w="4703"/>
+          </w:tcPr>
+          <w:p>
+            <w:r>
+              <w:t>Robinets simples et mélangeurs — performances générales</w:t>
+            </w:r>
+          </w:p>
+        </w:tc>
+      </w:tr>
+      <w:tr>
+        <w:tc>
+          <w:tcPr>
+            <w:tcW w:type="dxa" w:w="4703"/>
+          </w:tcPr>
+          <w:p>
+            <w:r>
+              <w:t>NBN EN 817</w:t>
+            </w:r>
+          </w:p>
+        </w:tc>
+        <w:tc>
+          <w:tcPr>
+            <w:tcW w:type="dxa" w:w="4703"/>
+          </w:tcPr>
+          <w:p>
+            <w:r>
+              <w:t>Mitigeurs mécaniques PN 10 — dimensions, étanchéité, acoustique, endurance</w:t>
+            </w:r>
+          </w:p>
+        </w:tc>
+      </w:tr>
+      <w:tr>
+        <w:tc>
+          <w:tcPr>
+            <w:tcW w:type="dxa" w:w="4703"/>
+          </w:tcPr>
+          <w:p>
+            <w:r>
+              <w:t>NBN EN 1111</w:t>
+            </w:r>
+          </w:p>
+        </w:tc>
+        <w:tc>
+          <w:tcPr>
+            <w:tcW w:type="dxa" w:w="4703"/>
+          </w:tcPr>
+          <w:p>
+            <w:r>
+              <w:t>Mitigeurs thermostatiques PN 10</w:t>
+            </w:r>
+          </w:p>
+        </w:tc>
+      </w:tr>
+      <w:tr>
+        <w:tc>
+          <w:tcPr>
+            <w:tcW w:type="dxa" w:w="4703"/>
+          </w:tcPr>
+          <w:p>
+            <w:r>
+              <w:t>NBN EN 1717</w:t>
+            </w:r>
+          </w:p>
+        </w:tc>
+        <w:tc>
+          <w:tcPr>
+            <w:tcW w:type="dxa" w:w="4703"/>
+          </w:tcPr>
+          <w:p>
+            <w:r>
+              <w:t>Protection contre la pollution de l'eau potable — anti-retour</w:t>
+            </w:r>
+          </w:p>
+        </w:tc>
+      </w:tr>
+      <w:tr>
+        <w:tc>
+          <w:tcPr>
+            <w:tcW w:type="dxa" w:w="4703"/>
+          </w:tcPr>
+          <w:p>
+            <w:r>
+              <w:t>NBN EN 1074 (1&amp;2)</w:t>
+            </w:r>
+          </w:p>
+        </w:tc>
+        <w:tc>
+          <w:tcPr>
+            <w:tcW w:type="dxa" w:w="4703"/>
+          </w:tcPr>
+          <w:p>
+            <w:r>
+              <w:t>Robinetterie pour alimentation en eau — aptitude à l'emploi</w:t>
+            </w:r>
+          </w:p>
+        </w:tc>
+      </w:tr>
+      <w:tr>
+        <w:tc>
+          <w:tcPr>
+            <w:tcW w:type="dxa" w:w="4703"/>
+          </w:tcPr>
+          <w:p>
+            <w:r>
+              <w:t>NBN EN 1655 / NBN EN 248</w:t>
+            </w:r>
+          </w:p>
+        </w:tc>
+        <w:tc>
+          <w:tcPr>
+            <w:tcW w:type="dxa" w:w="4703"/>
+          </w:tcPr>
+          <w:p>
+            <w:r>
+              <w:t>Matériaux (laiton, chrome) et revêtements</w:t>
+            </w:r>
+          </w:p>
+        </w:tc>
+      </w:tr>
+      <w:tr>
+        <w:tc>
+          <w:tcPr>
+            <w:tcW w:type="dxa" w:w="4703"/>
+          </w:tcPr>
+          <w:p>
+            <w:r>
+              <w:t>NBN S 01-400-1 + EN ISO 3822</w:t>
+            </w:r>
+          </w:p>
+        </w:tc>
+        <w:tc>
+          <w:tcPr>
+            <w:tcW w:type="dxa" w:w="4703"/>
+          </w:tcPr>
+          <w:p>
+            <w:r>
+              <w:t>Acoustique des installations sanitaires</w:t>
+            </w:r>
+          </w:p>
+        </w:tc>
+      </w:tr>
+      <w:tr>
+        <w:tc>
+          <w:tcPr>
+            <w:tcW w:type="dxa" w:w="4703"/>
+          </w:tcPr>
+          <w:p>
+            <w:r>
+              <w:t>NBN D51-003</w:t>
+            </w:r>
+          </w:p>
+        </w:tc>
+        <w:tc>
+          <w:tcPr>
+            <w:tcW w:type="dxa" w:w="4703"/>
+          </w:tcPr>
+          <w:p>
+            <w:r>
+              <w:t>Critères techniques pour installations domestiques et industrielles</w:t>
+            </w:r>
+          </w:p>
+        </w:tc>
+      </w:tr>
+    </w:tbl>
+    <w:p/>
+    <w:p>
+      <w:pPr>
+        <w:pStyle w:val="Heading2"/>
+      </w:pPr>
+      <w:r>
+        <w:rPr>
+          <w:color w:val="1F497D"/>
+        </w:rPr>
+        <w:t>8.4 Implications pratiques pour Presto</w:t>
+      </w:r>
+    </w:p>
+    <w:p>
+      <w:pPr>
+        <w:pStyle w:val="ListBullet"/>
+        <w:ind w:left="360"/>
+      </w:pPr>
+      <w:r>
+        <w:t>ACS France : déjà reconnu dans le cadre transitoire 4MS jusqu'en 2032 — Presto peut commercialiser sans certification BELGAQUA immédiate, mais l'obtenir reste fortement recommandé pour les marchés publics.</w:t>
+      </w:r>
+    </w:p>
+    <w:p>
+      <w:pPr>
+        <w:pStyle w:val="ListBullet"/>
+        <w:ind w:left="360"/>
+      </w:pPr>
+      <w:r>
+        <w:t>BELGAQUA / HYDROCHECK : à prioriser dès l'entrée sur le marché — exigé dans les cahiers des charges publics. Dépôt de dossier à anticiper (délai estimé : 3-6 mois).</w:t>
+      </w:r>
+    </w:p>
+    <w:p>
+      <w:pPr>
+        <w:pStyle w:val="ListBullet"/>
+        <w:ind w:left="360"/>
+      </w:pPr>
+      <w:r>
+        <w:t>BENOR : à viser pour les segments marchés publics belges — différenciateur commercial fort.</w:t>
+      </w:r>
+    </w:p>
+    <w:p>
+      <w:pPr>
+        <w:pStyle w:val="ListBullet"/>
+        <w:ind w:left="360"/>
+      </w:pPr>
+      <w:r>
+        <w:t>Délai d'entrée marché réaliste : 6-12 mois pour obtenir les certifications clés avant premières livraisons sur marchés publics.</w:t>
+      </w:r>
+    </w:p>
+    <w:p>
+      <w:pPr>
+        <w:pStyle w:val="ListBullet"/>
+        <w:ind w:left="360"/>
+      </w:pPr>
+      <w:r>
+        <w:t>Écarts vs France : BELGAQUA est spécifique à la Belgique, sans équivalent direct français — démarche administrative à part entière.</w:t>
+      </w:r>
+    </w:p>
+    <w:p>
+      <w:r>
+        <w:br w:type="page"/>
+      </w:r>
+    </w:p>
+    <w:p>
+      <w:pPr>
+        <w:pStyle w:val="Heading1"/>
+      </w:pPr>
+      <w:r>
+        <w:rPr>
+          <w:color w:val="1F497D"/>
+        </w:rPr>
+        <w:t>PARTIE 9 — Points à Revérifier</w:t>
+      </w:r>
+    </w:p>
+    <w:p>
+      <w:r>
+        <w:t>Cette section liste les données incertaines ou estimées, à valider par des recherches complémentaires ou des contacts terrain.</w:t>
+      </w:r>
+    </w:p>
+    <w:p/>
+    <w:p>
+      <w:pPr>
+        <w:pStyle w:val="Heading2"/>
+      </w:pPr>
+      <w:r>
+        <w:rPr>
+          <w:color w:val="1F497D"/>
+        </w:rPr>
+        <w:t>PDM des concurrents (Ideal Standard, Grohe, Hansgrohe, Jacob Delafon)</w:t>
       </w:r>
     </w:p>
     <w:p>
       <w:r>
         <w:rPr>
-          <w:i/>
-          <w:color w:val="C05020"/>
-          <w:sz w:val="18"/>
+          <w:b/>
         </w:rPr>
-        <w:t>⚠ [DONNÉE NON DISPONIBLE — aucune étude spécifique trouvée sur la taille du marché belge de la robinetterie collective/ERP. Les données ci-dessous sont des signaux indirects.]</w:t>
-      </w:r>
-    </w:p>
-    <w:p>
-      <w:pPr>
-        <w:pStyle w:val="Heading2"/>
-      </w:pPr>
-      <w:r>
-        <w:rPr>
-          <w:color w:val="2E75B6"/>
-        </w:rPr>
-        <w:t>6.1 Signaux de marché disponibles</w:t>
-      </w:r>
-    </w:p>
-    <w:p>
-      <w:pPr>
-        <w:pStyle w:val="ListBullet"/>
-        <w:ind w:left="0"/>
-      </w:pPr>
-      <w:r>
-        <w:rPr>
-          <w:sz w:val="20"/>
-        </w:rPr>
-        <w:t>Delabie Benelux : filiale commerciale dédiée à Bruxelles (Sint-Pieters-Leeuw) → confirme l'existence d'un marché structuré suffisant pour justifier une implantation locale.</w:t>
-      </w:r>
-    </w:p>
-    <w:p>
-      <w:pPr>
-        <w:pStyle w:val="ListBullet"/>
-        <w:ind w:left="0"/>
-      </w:pPr>
-      <w:r>
-        <w:rPr>
-          <w:sz w:val="20"/>
-        </w:rPr>
-        <w:t>Marchés publics belges : nombreux appels d'offres pour robinetterie hospitalière, scolaire, pénitentiaire — pipeline documenté (cf. Partie 4).</w:t>
-      </w:r>
-    </w:p>
-    <w:p>
-      <w:pPr>
-        <w:pStyle w:val="ListBullet"/>
-        <w:ind w:left="0"/>
-      </w:pPr>
-      <w:r>
-        <w:rPr>
-          <w:sz w:val="20"/>
-        </w:rPr>
-        <w:t>Investissements ERP planifiés (Parties 1 &amp; 4) : environ 2-3 Md€ en construction/rénovation ERP sur 2024-2028 — fraction robinetterie estimée à [DONNÉE NON DISPONIBLE].</w:t>
-      </w:r>
-    </w:p>
-    <w:p>
-      <w:pPr>
-        <w:pStyle w:val="Heading2"/>
-      </w:pPr>
-      <w:r>
-        <w:rPr>
-          <w:color w:val="2E75B6"/>
-        </w:rPr>
-        <w:t>6.2 Segments ERP dominants (estimation qualitative)</w:t>
-      </w:r>
-    </w:p>
-    <w:p>
-      <w:pPr>
-        <w:pStyle w:val="ListBullet"/>
-        <w:ind w:left="0"/>
-      </w:pPr>
-      <w:r>
-        <w:rPr>
-          <w:sz w:val="20"/>
-        </w:rPr>
-        <w:t>Santé : segment le plus prometteur — investissements pluriannuels, exigences techniques élevées, marché institutionnel stable.</w:t>
-      </w:r>
-    </w:p>
-    <w:p>
-      <w:pPr>
-        <w:pStyle w:val="ListBullet"/>
-        <w:ind w:left="0"/>
-      </w:pPr>
-      <w:r>
-        <w:rPr>
-          <w:sz w:val="20"/>
-        </w:rPr>
-        <w:t>Éducation : volume important (milliers d'établissements), renouvellement progressive, sensible au prix.</w:t>
-      </w:r>
-    </w:p>
-    <w:p>
-      <w:pPr>
-        <w:pStyle w:val="ListBullet"/>
-        <w:ind w:left="0"/>
-      </w:pPr>
-      <w:r>
-        <w:rPr>
-          <w:sz w:val="20"/>
-        </w:rPr>
-        <w:t>Pénitentiaire : niche anti-vandalisme à fort potentiel — pipeline de construction solide 2025-2030.</w:t>
-      </w:r>
-    </w:p>
-    <w:p>
-      <w:pPr>
-        <w:pStyle w:val="ListBullet"/>
-        <w:ind w:left="0"/>
-      </w:pPr>
-      <w:r>
-        <w:rPr>
-          <w:sz w:val="20"/>
-        </w:rPr>
-        <w:t>Logement social : volumes significatifs mais sensibilité-prix forte — position commerciale à définir.</w:t>
-      </w:r>
-    </w:p>
-    <w:p>
-      <w:pPr>
-        <w:pStyle w:val="Heading2"/>
-      </w:pPr>
-      <w:r>
-        <w:rPr>
-          <w:color w:val="2E75B6"/>
-        </w:rPr>
-        <w:t>6.3 Dynamique et perspectives</w:t>
-      </w:r>
-    </w:p>
-    <w:p>
-      <w:pPr>
-        <w:pStyle w:val="ListBullet"/>
-        <w:ind w:left="0"/>
-      </w:pPr>
-      <w:r>
-        <w:rPr>
-          <w:sz w:val="20"/>
-        </w:rPr>
-        <w:t>Pipeline d'investissements publics en ERP (2024-2030) représente une opportunité structurelle significative.</w:t>
-      </w:r>
-    </w:p>
-    <w:p>
-      <w:pPr>
-        <w:pStyle w:val="ListBullet"/>
-        <w:ind w:left="0"/>
-      </w:pPr>
-      <w:r>
-        <w:rPr>
-          <w:sz w:val="20"/>
-        </w:rPr>
-        <w:t>Tendance : exigences PMR, efficacité hydrique et hygiène renforcée → traction sur produits temporisés, électroniques, inox.</w:t>
-      </w:r>
-    </w:p>
-    <w:p/>
-    <w:p>
-      <w:pPr>
-        <w:pStyle w:val="Heading1"/>
-      </w:pPr>
-      <w:r>
-        <w:rPr>
-          <w:color w:val="1F497D"/>
-        </w:rPr>
-        <w:t>PARTIE 7 — CONCURRENTS</w:t>
-      </w:r>
-    </w:p>
-    <w:p>
-      <w:pPr>
-        <w:pStyle w:val="Heading2"/>
-      </w:pPr>
-      <w:r>
-        <w:rPr>
-          <w:color w:val="2E75B6"/>
-        </w:rPr>
-        <w:t>7.1 DELABIE (analyse prioritaire)</w:t>
-      </w:r>
-    </w:p>
-    <w:p>
-      <w:pPr>
-        <w:pStyle w:val="ListBullet"/>
-        <w:ind w:left="0"/>
-      </w:pPr>
-      <w:r>
-        <w:rPr>
-          <w:sz w:val="20"/>
-        </w:rPr>
-        <w:t>Positionnement : leader européen de la robinetterie et équipements sanitaires pour ERP. Haut de gamme institutionnel.</w:t>
-      </w:r>
-    </w:p>
-    <w:p>
-      <w:pPr>
-        <w:pStyle w:val="ListBullet"/>
-        <w:ind w:left="0"/>
-      </w:pPr>
-      <w:r>
-        <w:rPr>
-          <w:sz w:val="20"/>
-        </w:rPr>
-        <w:t>Présence Belgique : filiale Delabie Benelux SRL, Sint-Pieters-Leeuw (Bruxelles), issu de l'acquisition de BSC Belgium. Site dédié : delabiebenelux.com (FR + NL).</w:t>
-      </w:r>
-    </w:p>
-    <w:p>
-      <w:pPr>
-        <w:pStyle w:val="ListBullet"/>
-        <w:ind w:left="0"/>
-      </w:pPr>
-      <w:r>
-        <w:rPr>
-          <w:sz w:val="20"/>
-        </w:rPr>
-        <w:t>Organisation : équipe commerciale locale, catalogue complet ERP, présence sur marchés publics belges.</w:t>
-      </w:r>
-    </w:p>
-    <w:p>
-      <w:pPr>
-        <w:pStyle w:val="ListBullet"/>
-        <w:ind w:left="0"/>
-      </w:pPr>
-      <w:r>
-        <w:rPr>
-          <w:sz w:val="20"/>
-        </w:rPr>
-        <w:t>Gamme : robinetterie temporisée et électronique, robinetterie hospitalière, sanitaires inox anti-vandalisme, accessibilité PMR, grandes cuisines collectives.</w:t>
-      </w:r>
-    </w:p>
-    <w:p>
-      <w:pPr>
-        <w:pStyle w:val="ListBullet"/>
-        <w:ind w:left="0"/>
-      </w:pPr>
-      <w:r>
-        <w:rPr>
-          <w:sz w:val="20"/>
-        </w:rPr>
-        <w:t>Forces : marque très connue dans les ERP, réseau négoce établi, documentation technique exhaustive, certifications NF et EN.</w:t>
-      </w:r>
-    </w:p>
-    <w:p>
-      <w:pPr>
-        <w:pStyle w:val="ListBullet"/>
-        <w:ind w:left="0"/>
-      </w:pPr>
-      <w:r>
-        <w:rPr>
-          <w:sz w:val="20"/>
-        </w:rPr>
-        <w:t>Faiblesses : prix haut de gamme, potentiellement perçu comme inaccessible sur certains segments publics à budget contraint.</w:t>
-      </w:r>
-    </w:p>
-    <w:p>
-      <w:pPr>
-        <w:pStyle w:val="ListBullet"/>
-        <w:ind w:left="0"/>
-      </w:pPr>
-      <w:r>
-        <w:rPr>
-          <w:sz w:val="20"/>
-        </w:rPr>
-        <w:t>[DONNÉE NON DISPONIBLE — parts de marché Delabie Benelux en % du marché BE collectif]</w:t>
-      </w:r>
-    </w:p>
-    <w:p>
-      <w:pPr>
-        <w:pStyle w:val="Heading2"/>
-      </w:pPr>
-      <w:r>
-        <w:rPr>
-          <w:color w:val="2E75B6"/>
-        </w:rPr>
-        <w:t>7.2 Autres concurrents</w:t>
-      </w:r>
-    </w:p>
-    <w:p>
-      <w:pPr>
-        <w:pStyle w:val="ListBullet"/>
-        <w:ind w:left="0"/>
-      </w:pPr>
-      <w:r>
-        <w:rPr>
-          <w:b/>
-          <w:sz w:val="20"/>
-        </w:rPr>
-        <w:t xml:space="preserve">Hansgrohe / Grohe (LIXIL) : </w:t>
+        <w:t xml:space="preserve">Pourquoi incertain : </w:t>
       </w:r>
       <w:r>
-        <w:rPr>
-          <w:sz w:val="20"/>
-        </w:rPr>
-        <w:t>Marques premium allemandes très présentes en Belgique, notamment côté flamand. Forte présence retail + projets résidentiels haut de gamme. Moins spécialisées ERP collectif.</w:t>
-      </w:r>
-    </w:p>
-    <w:p>
-      <w:pPr>
-        <w:pStyle w:val="ListBullet"/>
-        <w:ind w:left="0"/>
-      </w:pPr>
-      <w:r>
-        <w:rPr>
-          <w:b/>
-          <w:sz w:val="20"/>
-        </w:rPr>
-        <w:t xml:space="preserve">Hansa : </w:t>
-      </w:r>
-      <w:r>
-        <w:rPr>
-          <w:sz w:val="20"/>
-        </w:rPr>
-        <w:t>Robinets intelligents, milieu-haut de gamme. Site Hansa.com en version belge (hansa.com/fr-be). Produits economy-eau mais positionnement moins ERP.</w:t>
-      </w:r>
-    </w:p>
-    <w:p>
-      <w:pPr>
-        <w:pStyle w:val="ListBullet"/>
-        <w:ind w:left="0"/>
-      </w:pPr>
-      <w:r>
-        <w:rPr>
-          <w:b/>
-          <w:sz w:val="20"/>
-        </w:rPr>
-        <w:t xml:space="preserve">Geberit : </w:t>
-      </w:r>
-      <w:r>
-        <w:rPr>
-          <w:sz w:val="20"/>
-        </w:rPr>
-        <w:t>Acteur majeur en sanitaires encastrés, moins sur robinetterie apparente. Fort en projets neufs tertiaires et santé.</w:t>
-      </w:r>
-    </w:p>
-    <w:p>
-      <w:pPr>
-        <w:pStyle w:val="ListBullet"/>
-        <w:ind w:left="0"/>
-      </w:pPr>
-      <w:r>
-        <w:rPr>
-          <w:b/>
-          <w:sz w:val="20"/>
-        </w:rPr>
-        <w:t xml:space="preserve">Jacob Delafon (Kohler) : </w:t>
-      </w:r>
-      <w:r>
-        <w:rPr>
-          <w:sz w:val="20"/>
-        </w:rPr>
-        <w:t>Présence Belgique, milieu de gamme, plus résidentiel que collectif.</w:t>
-      </w:r>
-    </w:p>
-    <w:p>
-      <w:pPr>
-        <w:pStyle w:val="ListBullet"/>
-        <w:ind w:left="0"/>
-      </w:pPr>
-      <w:r>
-        <w:rPr>
-          <w:b/>
-          <w:sz w:val="20"/>
-        </w:rPr>
-        <w:t xml:space="preserve">Oras / Damixa : </w:t>
-      </w:r>
-      <w:r>
-        <w:rPr>
-          <w:sz w:val="20"/>
-        </w:rPr>
-        <w:t>Marques nordiques présentes via négoce. Moins dominantes sur le collectif institutionnel.</w:t>
-      </w:r>
-    </w:p>
-    <w:p>
-      <w:pPr>
-        <w:pStyle w:val="Heading2"/>
-      </w:pPr>
-      <w:r>
-        <w:rPr>
-          <w:color w:val="2E75B6"/>
-        </w:rPr>
-        <w:t>7.3 Opportunités de différenciation pour Presto</w:t>
-      </w:r>
-    </w:p>
-    <w:p>
-      <w:pPr>
-        <w:pStyle w:val="ListBullet"/>
-        <w:ind w:left="0"/>
-      </w:pPr>
-      <w:r>
-        <w:rPr>
-          <w:sz w:val="20"/>
-        </w:rPr>
-        <w:t>Profondeur de gamme collective/temporisée : Presto = spécialiste pur ERP comme Delabie, contrairement aux généralistes résidentiels.</w:t>
-      </w:r>
-    </w:p>
-    <w:p>
-      <w:pPr>
-        <w:pStyle w:val="ListBullet"/>
-        <w:ind w:left="0"/>
-      </w:pPr>
-      <w:r>
-        <w:rPr>
-          <w:sz w:val="20"/>
-        </w:rPr>
-        <w:t>Rapport qualité/prix : alternative crédible à Delabie sur segments à budget contraint (éducation, logement social).</w:t>
-      </w:r>
-    </w:p>
-    <w:p>
-      <w:pPr>
-        <w:pStyle w:val="ListBullet"/>
-        <w:ind w:left="0"/>
-      </w:pPr>
-      <w:r>
-        <w:rPr>
-          <w:sz w:val="20"/>
-        </w:rPr>
-        <w:t>Réactivité logistique depuis France : délais courts, stock disponible, proximité géographique.</w:t>
-      </w:r>
-    </w:p>
-    <w:p>
-      <w:pPr>
-        <w:pStyle w:val="ListBullet"/>
-        <w:ind w:left="0"/>
-      </w:pPr>
-      <w:r>
-        <w:rPr>
-          <w:sz w:val="20"/>
-        </w:rPr>
-        <w:t>Présence digitale Belgique à renforcer : développer la présence sur les plateformes B2B belges et les prescripteurs.</w:t>
-      </w:r>
-    </w:p>
-    <w:p>
-      <w:pPr>
-        <w:pStyle w:val="ListBullet"/>
-        <w:ind w:left="0"/>
-      </w:pPr>
-      <w:r>
-        <w:rPr>
-          <w:sz w:val="20"/>
-        </w:rPr>
-        <w:t>[DONNÉE NON DISPONIBLE — réputation terrain Presto en Belgique auprès des installateurs et maîtres d'œuvre — à valider par entretiens]</w:t>
-      </w:r>
-    </w:p>
-    <w:p/>
-    <w:p>
-      <w:pPr>
-        <w:pStyle w:val="Heading1"/>
-      </w:pPr>
-      <w:r>
-        <w:rPr>
-          <w:color w:val="1F497D"/>
-        </w:rPr>
-        <w:t>PARTIE 8 — NORMES &amp; CERTIFICATIONS ROBINETTERIE</w:t>
-      </w:r>
-    </w:p>
-    <w:p>
-      <w:pPr>
-        <w:pStyle w:val="Heading2"/>
-      </w:pPr>
-      <w:r>
-        <w:rPr>
-          <w:color w:val="2E75B6"/>
-        </w:rPr>
-        <w:t>8.1 Normes applicables</w:t>
-      </w:r>
-    </w:p>
-    <w:p>
-      <w:pPr>
-        <w:pStyle w:val="ListBullet"/>
-        <w:ind w:left="0"/>
-      </w:pPr>
-      <w:r>
-        <w:rPr>
-          <w:sz w:val="20"/>
-        </w:rPr>
-        <w:t>NBN EN 816 (1996) : Robinetterie sanitaire — robinets à fermeture automatique PN 10. S'applique aux temporisateurs (cœur de gamme Presto). Couvre marquage, hydraulique, étanchéité, acoustique, résistance pression, endurance mécanique.</w:t>
-      </w:r>
-    </w:p>
-    <w:p>
-      <w:pPr>
-        <w:pStyle w:val="ListBullet"/>
-        <w:ind w:left="0"/>
-      </w:pPr>
-      <w:r>
-        <w:rPr>
-          <w:sz w:val="20"/>
-        </w:rPr>
-        <w:t>NBN EN 817 (2008) : Robinetterie sanitaire — mitigeurs mécaniques PN 10. Spécifications techniques générales.</w:t>
-      </w:r>
-    </w:p>
-    <w:p>
-      <w:pPr>
-        <w:pStyle w:val="ListBullet"/>
-        <w:ind w:left="0"/>
-      </w:pPr>
-      <w:r>
-        <w:rPr>
-          <w:sz w:val="20"/>
-        </w:rPr>
-        <w:t>Marquage CE : obligatoire pour mise sur le marché en Belgique (directive produits de construction). Condition sine qua non.</w:t>
-      </w:r>
-    </w:p>
-    <w:p>
-      <w:pPr>
-        <w:pStyle w:val="ListBullet"/>
-        <w:ind w:left="0"/>
-      </w:pPr>
-      <w:r>
-        <w:rPr>
-          <w:sz w:val="20"/>
-        </w:rPr>
-        <w:t>Normes EN 200, EN 1111, EN 1112, EN 1113 : robinetterie résidentielle (moins contraignantes pour ERP).</w:t>
-      </w:r>
-    </w:p>
-    <w:p>
-      <w:pPr>
-        <w:pStyle w:val="Heading2"/>
-      </w:pPr>
-      <w:r>
-        <w:rPr>
-          <w:color w:val="2E75B6"/>
-        </w:rPr>
-        <w:t>8.2 Certifications recommandées</w:t>
-      </w:r>
-    </w:p>
-    <w:p>
-      <w:pPr>
-        <w:pStyle w:val="ListBullet"/>
-        <w:ind w:left="0"/>
-      </w:pPr>
-      <w:r>
-        <w:rPr>
-          <w:sz w:val="20"/>
-        </w:rPr>
-        <w:t>NF Robinetterie Sanitaire (NF077, AFNOR) : certification française reconnue et valorisée en Belgique francophone — donne confiance aux prescripteurs et maîtres d'ouvrage publics.</w:t>
-      </w:r>
-    </w:p>
-    <w:p>
-      <w:pPr>
-        <w:pStyle w:val="ListBullet"/>
-        <w:ind w:left="0"/>
-      </w:pPr>
-      <w:r>
-        <w:rPr>
-          <w:sz w:val="20"/>
-        </w:rPr>
-        <w:t>Certifications hospitalières spécifiques : pour les produits destinés aux ERP de santé (cf. Delabie — certifications hôpitaux NF).</w:t>
-      </w:r>
-    </w:p>
-    <w:p>
-      <w:pPr>
-        <w:pStyle w:val="ListBullet"/>
-        <w:ind w:left="0"/>
-      </w:pPr>
-      <w:r>
-        <w:rPr>
-          <w:sz w:val="20"/>
-        </w:rPr>
-        <w:t>[DONNÉE NON DISPONIBLE — existence d'une certification belge spécifique type 'BENOR' pour la robinetterie — à vérifier auprès du NBN]</w:t>
-      </w:r>
-    </w:p>
-    <w:p>
-      <w:pPr>
-        <w:pStyle w:val="Heading2"/>
-      </w:pPr>
-      <w:r>
-        <w:rPr>
-          <w:color w:val="2E75B6"/>
-        </w:rPr>
-        <w:t>8.3 Organisme certificat belge</w:t>
-      </w:r>
-    </w:p>
-    <w:p>
-      <w:pPr>
-        <w:pStyle w:val="ListBullet"/>
-        <w:ind w:left="0"/>
-      </w:pPr>
-      <w:r>
-        <w:rPr>
-          <w:sz w:val="20"/>
-        </w:rPr>
-        <w:t>NBN (Bureau de Normalisation Belge) — www.nbn.be — organisme de référence pour les normes EN transposées en Belgique.</w:t>
-      </w:r>
-    </w:p>
-    <w:p>
-      <w:pPr>
-        <w:pStyle w:val="ListBullet"/>
-        <w:ind w:left="0"/>
-      </w:pPr>
-      <w:r>
-        <w:rPr>
-          <w:sz w:val="20"/>
-        </w:rPr>
-        <w:t>Les normes belges NBN EN sont directement transposées des EN européennes : peu d'écarts vs normes françaises NF EN.</w:t>
-      </w:r>
-    </w:p>
-    <w:p>
-      <w:pPr>
-        <w:pStyle w:val="Heading2"/>
-      </w:pPr>
-      <w:r>
-        <w:rPr>
-          <w:color w:val="2E75B6"/>
-        </w:rPr>
-        <w:t>8.4 Contraintes d'entrée et écarts vs France</w:t>
-      </w:r>
-    </w:p>
-    <w:p>
-      <w:pPr>
-        <w:pStyle w:val="ListBullet"/>
-        <w:ind w:left="0"/>
-      </w:pPr>
-      <w:r>
-        <w:rPr>
-          <w:sz w:val="20"/>
-        </w:rPr>
-        <w:t>Écarts normatifs vs France : faibles (normes EN harmonisées communes). Les produits déjà certifiés CE et NF pour la France sont en principe conformes pour le marché belge.</w:t>
-      </w:r>
-    </w:p>
-    <w:p>
-      <w:pPr>
-        <w:pStyle w:val="ListBullet"/>
-        <w:ind w:left="0"/>
-      </w:pPr>
-      <w:r>
-        <w:rPr>
-          <w:sz w:val="20"/>
-        </w:rPr>
-        <w:t>Particularité : marchés publics belges peuvent exiger des certifications spécifiques dans les cahiers des charges — à vérifier au cas par cas.</w:t>
-      </w:r>
-    </w:p>
-    <w:p>
-      <w:pPr>
-        <w:pStyle w:val="ListBullet"/>
-        <w:ind w:left="0"/>
-      </w:pPr>
-      <w:r>
-        <w:rPr>
-          <w:sz w:val="20"/>
-        </w:rPr>
-        <w:t>Délais d'obtention : pas de certification belge spécifique identifiée → entrée de marché normative rapide si produits déjà certifiés CE/NF.</w:t>
-      </w:r>
-    </w:p>
-    <w:p/>
-    <w:p>
-      <w:pPr>
-        <w:pStyle w:val="Heading1"/>
-      </w:pPr>
-      <w:r>
-        <w:rPr>
-          <w:color w:val="1F497D"/>
-        </w:rPr>
-        <w:t>PARTIE 9 — POINTS À REVÉRIFIER</w:t>
+        <w:t>Chiffres issus de la source interne marqués « A vérifier ». Aucune étude publique récente ne valide ces parts de marché sur l'ERP belge spécifiquement.</w:t>
       </w:r>
     </w:p>
     <w:p>
       <w:r>
         <w:rPr>
-          <w:sz w:val="20"/>
+          <w:b/>
         </w:rPr>
-        <w:t>Données incertaines ou manquantes, à revalider par recherches complémentaires ou terrain :</w:t>
+        <w:t xml:space="preserve">Comment vérifier : </w:t>
+      </w:r>
+      <w:r>
+        <w:t>Contacter des distributeurs belges (STG, Facq Pro) ou des bureaux d'études locaux. Commander une étude sectorielle (Xerfi Belgique, GfK).</w:t>
       </w:r>
     </w:p>
     <w:p>
       <w:pPr>
-        <w:pStyle w:val="ListBullet"/>
-        <w:ind w:left="0"/>
-      </w:pPr>
+        <w:pStyle w:val="Heading2"/>
+      </w:pPr>
+      <w:r>
+        <w:rPr>
+          <w:color w:val="1F497D"/>
+        </w:rPr>
+        <w:t>CA Delabie Benelux (12,9 M€)</w:t>
+      </w:r>
+    </w:p>
+    <w:p>
       <w:r>
         <w:rPr>
           <w:b/>
-          <w:sz w:val="20"/>
         </w:rPr>
-        <w:t xml:space="preserve">Taille marché robinetterie BE : </w:t>
+        <w:t xml:space="preserve">Pourquoi incertain : </w:t>
       </w:r>
       <w:r>
-        <w:rPr>
-          <w:sz w:val="20"/>
-        </w:rPr>
-        <w:t>Estimation uniquement disponible par extrapolation FR. Vérifier via Xerfi, Markest Belgium, ou fédération professionnelle Techlink. Contact : techlink.be</w:t>
+        <w:t>Donnée Trendstop.levif.be — source fiable mais à date inconnue. Peut être ancien.</w:t>
       </w:r>
     </w:p>
     <w:p>
-      <w:pPr>
-        <w:pStyle w:val="ListBullet"/>
-        <w:ind w:left="0"/>
-      </w:pPr>
       <w:r>
         <w:rPr>
           <w:b/>
-          <w:sz w:val="20"/>
         </w:rPr>
-        <w:t xml:space="preserve">Taille marché robinetterie collective/ERP BE : </w:t>
+        <w:t xml:space="preserve">Comment vérifier : </w:t>
       </w:r>
       <w:r>
-        <w:rPr>
-          <w:sz w:val="20"/>
-        </w:rPr>
-        <w:t>Aucune donnée trouvée. À obtenir via rapport sectoriel ou entretiens distributeurs. Contact : négoce plomberie (SIDER, STG/BME).</w:t>
+        <w:t>Vérifier via Banque Carrefour des Entreprises (BCE) belge — numéro BE 0501.668.657.</w:t>
       </w:r>
     </w:p>
     <w:p>
       <w:pPr>
-        <w:pStyle w:val="ListBullet"/>
-        <w:ind w:left="0"/>
-      </w:pPr>
+        <w:pStyle w:val="Heading2"/>
+      </w:pPr>
+      <w:r>
+        <w:rPr>
+          <w:color w:val="1F497D"/>
+        </w:rPr>
+        <w:t>Taille marché robinetterie générale Belgique (~95-115 M€)</w:t>
+      </w:r>
+    </w:p>
+    <w:p>
       <w:r>
         <w:rPr>
           <w:b/>
-          <w:sz w:val="20"/>
         </w:rPr>
-        <w:t xml:space="preserve">Parts de marché Delabie BE : </w:t>
+        <w:t xml:space="preserve">Pourquoi incertain : </w:t>
       </w:r>
       <w:r>
-        <w:rPr>
-          <w:sz w:val="20"/>
-        </w:rPr>
-        <w:t>Non disponibles publiquement. À estimer via entretiens terrain (distributeurs, installateurs). Indicateur : taille de la filiale Benelux (RCS/Trends.be).</w:t>
+        <w:t>Estimation par extrapolation — fiabilité moyenne. Pas de donnée directe trouvée.</w:t>
       </w:r>
     </w:p>
     <w:p>
-      <w:pPr>
-        <w:pStyle w:val="ListBullet"/>
-        <w:ind w:left="0"/>
-      </w:pPr>
       <w:r>
         <w:rPr>
           <w:b/>
-          <w:sz w:val="20"/>
         </w:rPr>
-        <w:t xml:space="preserve">Réputation Presto terrain en Belgique : </w:t>
+        <w:t xml:space="preserve">Comment vérifier : </w:t>
       </w:r>
       <w:r>
-        <w:rPr>
-          <w:sz w:val="20"/>
-        </w:rPr>
-        <w:t>À valider par entretiens installateurs et prescripteurs. Identifier les régions où Presto est le plus/moins connu.</w:t>
+        <w:t>Contacter Agoria (fédération tech belge), Embuild ou demander une estimation à STG/Facq Pro.</w:t>
       </w:r>
     </w:p>
     <w:p>
       <w:pPr>
-        <w:pStyle w:val="ListBullet"/>
-        <w:ind w:left="0"/>
-      </w:pPr>
+        <w:pStyle w:val="Heading2"/>
+      </w:pPr>
+      <w:r>
+        <w:rPr>
+          <w:color w:val="1F497D"/>
+        </w:rPr>
+        <w:t>Part non-résidentielle dans la construction (25-30 %)</w:t>
+      </w:r>
+    </w:p>
+    <w:p>
       <w:r>
         <w:rPr>
           <w:b/>
-          <w:sz w:val="20"/>
         </w:rPr>
-        <w:t xml:space="preserve">Certification BENOR robinetterie : </w:t>
+        <w:t xml:space="preserve">Pourquoi incertain : </w:t>
       </w:r>
       <w:r>
-        <w:rPr>
-          <w:sz w:val="20"/>
-        </w:rPr>
-        <w:t>Vérifier auprès du NBN si une certification belge spécifique existe pour la robinetterie ERP et si elle est requise dans les marchés publics belges.</w:t>
+        <w:t>Benchmark européen appliqué — Statbel ne publie pas de ventilation précise par segment de marché.</w:t>
       </w:r>
     </w:p>
     <w:p>
-      <w:pPr>
-        <w:pStyle w:val="ListBullet"/>
-        <w:ind w:left="0"/>
-      </w:pPr>
       <w:r>
         <w:rPr>
           <w:b/>
-          <w:sz w:val="20"/>
         </w:rPr>
-        <w:t xml:space="preserve">Poids BTP dans PIB belge : </w:t>
+        <w:t xml:space="preserve">Comment vérifier : </w:t>
       </w:r>
       <w:r>
-        <w:rPr>
-          <w:sz w:val="20"/>
-        </w:rPr>
-        <w:t>Donnée non trouvée en source fiable — à chercher via Statbel (statbel.fgov.be) ou Embuild (fédération construction BE).</w:t>
+        <w:t>Consulter be.STAT (base de données Statbel) ou Euroconstruct Country Report Belgique.</w:t>
       </w:r>
     </w:p>
     <w:p>
       <w:pPr>
-        <w:pStyle w:val="ListBullet"/>
-        <w:ind w:left="0"/>
-      </w:pPr>
+        <w:pStyle w:val="Heading2"/>
+      </w:pPr>
+      <w:r>
+        <w:rPr>
+          <w:color w:val="1F497D"/>
+        </w:rPr>
+        <w:t>Présence actuelle de Presto en Belgique</w:t>
+      </w:r>
+    </w:p>
+    <w:p>
       <w:r>
         <w:rPr>
           <w:b/>
-          <w:sz w:val="20"/>
         </w:rPr>
-        <w:t xml:space="preserve">Données segments ERP chiffrées : </w:t>
+        <w:t xml:space="preserve">Pourquoi incertain : </w:t>
       </w:r>
       <w:r>
-        <w:rPr>
-          <w:sz w:val="20"/>
-        </w:rPr>
-        <w:t>Parc hôpitaux, EHPAD, gymnases, piscines, prisons en Belgique — à compléter via SPF Santé publique, Statbel, Régie des Bâtiments.</w:t>
+        <w:t>Existence d'une division commerciale confirmée (presto.fr/organisation) mais niveau d'activité, CA et réseau non documentés.</w:t>
       </w:r>
     </w:p>
     <w:p>
-      <w:pPr>
-        <w:pStyle w:val="ListBullet"/>
-        <w:ind w:left="0"/>
-      </w:pPr>
       <w:r>
         <w:rPr>
           <w:b/>
-          <w:sz w:val="20"/>
         </w:rPr>
-        <w:t xml:space="preserve">Distribution Presto Belgique actuelle : </w:t>
+        <w:t xml:space="preserve">Comment vérifier : </w:t>
       </w:r>
       <w:r>
-        <w:rPr>
-          <w:sz w:val="20"/>
-        </w:rPr>
-        <w:t>Identifier les distributeurs actuels, les régions couvertes, et les gaps réseau. À demander en interne.</w:t>
+        <w:t>Clarifier en interne auprès de la direction commerciale export Presto.</w:t>
       </w:r>
     </w:p>
-    <w:p/>
+    <w:p>
+      <w:pPr>
+        <w:pStyle w:val="Heading2"/>
+      </w:pPr>
+      <w:r>
+        <w:rPr>
+          <w:color w:val="1F497D"/>
+        </w:rPr>
+        <w:t>Répartition ERP par segment (30-35 % santé, 20-25 % éducation, etc.)</w:t>
+      </w:r>
+    </w:p>
+    <w:p>
+      <w:r>
+        <w:rPr>
+          <w:b/>
+        </w:rPr>
+        <w:t xml:space="preserve">Pourquoi incertain : </w:t>
+      </w:r>
+      <w:r>
+        <w:t>Estimation pondérée sur ratios français — non validée par données belges terrain.</w:t>
+      </w:r>
+    </w:p>
+    <w:p>
+      <w:r>
+        <w:rPr>
+          <w:b/>
+        </w:rPr>
+        <w:t xml:space="preserve">Comment vérifier : </w:t>
+      </w:r>
+      <w:r>
+        <w:t>Discussion avec distributeurs spécialisés ERP en Belgique ou sondage auprès de bureaux d'études.</w:t>
+      </w:r>
+    </w:p>
+    <w:p>
+      <w:pPr>
+        <w:pStyle w:val="Heading2"/>
+      </w:pPr>
+      <w:r>
+        <w:rPr>
+          <w:color w:val="1F497D"/>
+        </w:rPr>
+        <w:t>Prix pratiqués par les concurrents en Belgique</w:t>
+      </w:r>
+    </w:p>
+    <w:p>
+      <w:r>
+        <w:rPr>
+          <w:b/>
+        </w:rPr>
+        <w:t xml:space="preserve">Pourquoi incertain : </w:t>
+      </w:r>
+      <w:r>
+        <w:t>Prix moyen ERP 90-160 € HT issu de la source interne — non comparé aux tarifs réels des concurrents sur le marché belge.</w:t>
+      </w:r>
+    </w:p>
+    <w:p>
+      <w:r>
+        <w:rPr>
+          <w:b/>
+        </w:rPr>
+        <w:t xml:space="preserve">Comment vérifier : </w:t>
+      </w:r>
+      <w:r>
+        <w:t>Analyse de catalogues ou devis demandés à STG/Facq Pro. Comparer avec liste tarifaire Delabie Benelux.</w:t>
+      </w:r>
+    </w:p>
     <w:sectPr>
       <w:pgSz w:w="12240" w:h="15840"/>
       <w:pgMar w:top="1134" w:right="1417" w:bottom="1134" w:left="1417" w:header="720" w:footer="720" w:gutter="0"/>
@@ -2700,6 +4060,9 @@
     <w:name w:val="Normal"/>
     <w:qFormat/>
     <w:rsid w:val="00FC693F"/>
+    <w:rPr>
+      <w:rFonts w:ascii="Courier New" w:hAnsi="Courier New"/>
+    </w:rPr>
   </w:style>
   <w:style w:type="paragraph" w:styleId="Header">
     <w:name w:val="header"/>

--- a/pays/belgique/outputs/MAB_Belgique_Etude.docx
+++ b/pays/belgique/outputs/MAB_Belgique_Etude.docx
@@ -8,7 +8,7 @@
         <w:jc w:val="center"/>
       </w:pPr>
       <w:r>
-        <w:t>MAB BELGIQUE — Étude de Marché Robinetterie ERP</w:t>
+        <w:t>MAB BELGIQUE — ÉTUDE DE MARCHÉ</w:t>
       </w:r>
     </w:p>
     <w:p>
@@ -16,7 +16,22 @@
         <w:jc w:val="center"/>
       </w:pPr>
       <w:r>
-        <w:t>Les Robinets Presto — Usage interne confidentiel — Juin 2026</w:t>
+        <w:rPr>
+          <w:sz w:val="24"/>
+        </w:rPr>
+        <w:t>Robinetterie sanitaire collective / ERP — Les Robinets Presto</w:t>
+      </w:r>
+    </w:p>
+    <w:p>
+      <w:pPr>
+        <w:jc w:val="center"/>
+      </w:pPr>
+      <w:r>
+        <w:rPr>
+          <w:i/>
+          <w:sz w:val="20"/>
+        </w:rPr>
+        <w:t>Juin 2026</w:t>
       </w:r>
     </w:p>
     <w:p/>
@@ -26,6 +41,7 @@
       </w:pPr>
       <w:r>
         <w:rPr>
+          <w:rFonts w:ascii="Calibri" w:hAnsi="Calibri"/>
           <w:color w:val="1F497D"/>
         </w:rPr>
         <w:t>RÉSUMÉ EXÉCUTIF</w:t>
@@ -34,151 +50,1412 @@
     <w:p>
       <w:pPr>
         <w:pStyle w:val="ListBullet"/>
-        <w:ind w:left="360"/>
+        <w:ind w:left="0"/>
       </w:pPr>
       <w:r>
-        <w:t>Marché ERP estimé à 24-29 M€ (robinetterie collective stricte) — taille modeste mais stable, avec croissance structurelle de 3-4 %/an portée par la rénovation publique et les institutions UE/OTAN à Bruxelles.</w:t>
+        <w:rPr>
+          <w:rFonts w:ascii="Calibri" w:hAnsi="Calibri"/>
+          <w:sz w:val="20"/>
+        </w:rPr>
+        <w:t>Marché de la construction en recul structurel (-2,8% en 2024, -0,4% en 2025) avec un résidentiel neuf sinistré — la rénovation et le génie civil tirent le secteur.</w:t>
       </w:r>
     </w:p>
     <w:p>
       <w:pPr>
         <w:pStyle w:val="ListBullet"/>
-        <w:ind w:left="360"/>
+        <w:ind w:left="0"/>
       </w:pPr>
       <w:r>
-        <w:t>Construction belge atone en 2025 (-0,4 %), mais non-résidentiel neuf en légère reprise (+1,4 % en 2024) et pipelines d'investissements publics massifs : 3,2 Md€ pour les écoles flamandes, 1,9 Md€ pour les hôpitaux wallons, 4 nouvelles prisons planifiées.</w:t>
+        <w:rPr>
+          <w:rFonts w:ascii="Calibri" w:hAnsi="Calibri"/>
+          <w:sz w:val="20"/>
+        </w:rPr>
+        <w:t>Non-résidentiel seul segment positif (+1,4% en 2024, +1,5% en 2025) : bureaux, industrie, projets publics (santé, éducation). Fort potentiel pour la robinetterie ERP.</w:t>
       </w:r>
     </w:p>
     <w:p>
       <w:pPr>
         <w:pStyle w:val="ListBullet"/>
-        <w:ind w:left="360"/>
+        <w:ind w:left="0"/>
       </w:pPr>
       <w:r>
-        <w:t>Delabie domine l'ERP collectif depuis sa filiale Benelux (CA ~12,9 M€ en Belgique) ; Ideal Standard (siège mondial à Bruxelles) est leader sur le résidentiel et le commercial généraliste.</w:t>
+        <w:rPr>
+          <w:rFonts w:ascii="Calibri" w:hAnsi="Calibri"/>
+          <w:sz w:val="20"/>
+        </w:rPr>
+        <w:t>Investissements publics massifs dans les segments-clés : 438 M€ hôpitaux universitaires, 1 Md€ bâtiments scolaires, 1,7 Md€ logements sociaux (Flandre), 120 M€ psychiatrie (BEI). Opportunité directe pour Presto.</w:t>
       </w:r>
     </w:p>
     <w:p>
       <w:pPr>
         <w:pStyle w:val="ListBullet"/>
-        <w:ind w:left="360"/>
+        <w:ind w:left="0"/>
       </w:pPr>
       <w:r>
-        <w:t>Marché biculturel : Flandre orientée vers les marques germaniques (Grohe, Hansgrohe), Wallonie/Bruxelles favorable aux marques françaises — avantage structurel pour Presto.</w:t>
+        <w:rPr>
+          <w:rFonts w:ascii="Calibri" w:hAnsi="Calibri"/>
+          <w:sz w:val="20"/>
+        </w:rPr>
+        <w:t>Delabie solidement implanté via sa filiale Benelux (Sint-Pieters-Leeuw) — concurrent direct, leader sur le même segment collectif/ERP.</w:t>
       </w:r>
     </w:p>
     <w:p>
       <w:pPr>
         <w:pStyle w:val="ListBullet"/>
-        <w:ind w:left="360"/>
+        <w:ind w:left="0"/>
       </w:pPr>
       <w:r>
-        <w:t>Certification BELGAQUA/HYDROCHECK obligatoire pour tous les équipements en contact eau potable — à obtenir avant toute démarche commerciale sérieuse. ACS France reconnu pendant la période transitoire (jusqu'en 2032).</w:t>
+        <w:rPr>
+          <w:rFonts w:ascii="Calibri" w:hAnsi="Calibri"/>
+          <w:sz w:val="20"/>
+        </w:rPr>
+        <w:t>Presto est déjà présent (présence commerciale existante) : l'enjeu est de structurer et consolider la distribution face à Delabie.</w:t>
+      </w:r>
+    </w:p>
+    <w:p/>
+    <w:p>
+      <w:pPr>
+        <w:pStyle w:val="Heading1"/>
+      </w:pPr>
+      <w:r>
+        <w:rPr>
+          <w:rFonts w:ascii="Calibri" w:hAnsi="Calibri"/>
+          <w:color w:val="1F497D"/>
+        </w:rPr>
+        <w:t>PARTIE 1 — OVERVIEW CONTEXTE PAYS</w:t>
       </w:r>
     </w:p>
     <w:p>
-      <w:r>
-        <w:br w:type="page"/>
-      </w:r>
-    </w:p>
-    <w:p>
-      <w:pPr>
-        <w:pStyle w:val="Heading1"/>
+      <w:pPr>
+        <w:pStyle w:val="Heading2"/>
       </w:pPr>
       <w:r>
         <w:rPr>
-          <w:color w:val="1F497D"/>
-        </w:rPr>
-        <w:t>PARTIE 1 — Overview Contexte Pays</w:t>
-      </w:r>
-    </w:p>
-    <w:p>
-      <w:pPr>
-        <w:pStyle w:val="Heading2"/>
-      </w:pPr>
-      <w:r>
-        <w:rPr>
-          <w:color w:val="1F497D"/>
+          <w:rFonts w:ascii="Calibri" w:hAnsi="Calibri"/>
+          <w:color w:val="2E75B6"/>
         </w:rPr>
         <w:t>1.1 Analyse PESTEL</w:t>
       </w:r>
     </w:p>
     <w:p>
+      <w:pPr>
+        <w:pStyle w:val="ListBullet"/>
+        <w:ind w:left="0"/>
+      </w:pPr>
       <w:r>
         <w:rPr>
+          <w:rFonts w:ascii="Calibri" w:hAnsi="Calibri"/>
           <w:b/>
+          <w:sz w:val="20"/>
         </w:rPr>
-        <w:t xml:space="preserve">Politique : </w:t>
+        <w:t xml:space="preserve">POLITIQUE : </w:t>
       </w:r>
       <w:r>
-        <w:t>État fédéral à 3 niveaux (fédéral / régions / communautés). Coalition « Arizona » (N-VA, CD&amp;V, Vooruit, MR, Les Engagés) au pouvoir depuis janvier 2025. Procédure de déficit excessif UE en cours — limite l'investissement public. Approche commerciale régionalisée indispensable (Flandre, Wallonie, Bruxelles = règles différentes). (Coface, 2025 ; SPF Économie, 2025)</w:t>
+        <w:rPr>
+          <w:rFonts w:ascii="Calibri" w:hAnsi="Calibri"/>
+          <w:sz w:val="20"/>
+        </w:rPr>
+        <w:t>Instabilité relative — score stabilité politique 0,4/2,58 en 2023 (TheGlobalEconomy). Régime fédéral à 3 régions (Flandre, Wallonie, Bruxelles) créant une complexité réglementaire et administrative. Gouvernement Arizona formé en 2025 (coalition De Wever).</w:t>
+      </w:r>
+    </w:p>
+    <w:p>
+      <w:pPr>
+        <w:pStyle w:val="ListBullet"/>
+        <w:ind w:left="0"/>
+      </w:pPr>
+      <w:r>
+        <w:rPr>
+          <w:rFonts w:ascii="Calibri" w:hAnsi="Calibri"/>
+          <w:b/>
+          <w:sz w:val="20"/>
+        </w:rPr>
+        <w:t xml:space="preserve">ÉCONOMIQUE : </w:t>
+      </w:r>
+      <w:r>
+        <w:rPr>
+          <w:rFonts w:ascii="Calibri" w:hAnsi="Calibri"/>
+          <w:sz w:val="20"/>
+        </w:rPr>
+        <w:t>PIB 642 Md€ en 2025, croissance +1,0% (NBB, 2025). PIB/hab : 48 700€ (Trésor FR, 2025). Chômage : 6,2%. Déficit public : -5,2% du PIB en 2025. Économie très tertiaire (services ~80% du PIB).</w:t>
+      </w:r>
+    </w:p>
+    <w:p>
+      <w:pPr>
+        <w:pStyle w:val="ListBullet"/>
+        <w:ind w:left="0"/>
+      </w:pPr>
+      <w:r>
+        <w:rPr>
+          <w:rFonts w:ascii="Calibri" w:hAnsi="Calibri"/>
+          <w:b/>
+          <w:sz w:val="20"/>
+        </w:rPr>
+        <w:t xml:space="preserve">SOCIAL : </w:t>
+      </w:r>
+      <w:r>
+        <w:rPr>
+          <w:rFonts w:ascii="Calibri" w:hAnsi="Calibri"/>
+          <w:sz w:val="20"/>
+        </w:rPr>
+        <w:t>11,77 millions d'habitants (Worldometer, 2026). Taux d'urbanisation : 99%. Vieillissement de la population (pression sur les ERP de santé). Multilinguisme (néerlandais 60%, français 40%, allemand &lt;1%) : complexité commerciale.</w:t>
+      </w:r>
+    </w:p>
+    <w:p>
+      <w:pPr>
+        <w:pStyle w:val="ListBullet"/>
+        <w:ind w:left="0"/>
+      </w:pPr>
+      <w:r>
+        <w:rPr>
+          <w:rFonts w:ascii="Calibri" w:hAnsi="Calibri"/>
+          <w:b/>
+          <w:sz w:val="20"/>
+        </w:rPr>
+        <w:t xml:space="preserve">TECHNOLOGIQUE : </w:t>
+      </w:r>
+      <w:r>
+        <w:rPr>
+          <w:rFonts w:ascii="Calibri" w:hAnsi="Calibri"/>
+          <w:sz w:val="20"/>
+        </w:rPr>
+        <w:t>Forte adoption du BIM et outils numériques dans la construction. Exigences PEB (Performance Énergétique des Bâtiments) moteur d'innovation produit. Développement domotique et capteurs IoT dans les ERP.</w:t>
+      </w:r>
+    </w:p>
+    <w:p>
+      <w:pPr>
+        <w:pStyle w:val="ListBullet"/>
+        <w:ind w:left="0"/>
+      </w:pPr>
+      <w:r>
+        <w:rPr>
+          <w:rFonts w:ascii="Calibri" w:hAnsi="Calibri"/>
+          <w:b/>
+          <w:sz w:val="20"/>
+        </w:rPr>
+        <w:t xml:space="preserve">ENVIRONNEMENTAL : </w:t>
+      </w:r>
+      <w:r>
+        <w:rPr>
+          <w:rFonts w:ascii="Calibri" w:hAnsi="Calibri"/>
+          <w:sz w:val="20"/>
+        </w:rPr>
+        <w:t>Stress hydrique modéré à élevé (EEA, 2025). Réglementation PEB stricte : objectif bâtiments neutres carbone 2045 (Flandre), -35% énergie primaire d'ici 2030. Forte demande pour produits hydro-économes — avantage Presto.</w:t>
+      </w:r>
+    </w:p>
+    <w:p>
+      <w:pPr>
+        <w:pStyle w:val="ListBullet"/>
+        <w:ind w:left="0"/>
+      </w:pPr>
+      <w:r>
+        <w:rPr>
+          <w:rFonts w:ascii="Calibri" w:hAnsi="Calibri"/>
+          <w:b/>
+          <w:sz w:val="20"/>
+        </w:rPr>
+        <w:t xml:space="preserve">LÉGAL : </w:t>
+      </w:r>
+      <w:r>
+        <w:rPr>
+          <w:rFonts w:ascii="Calibri" w:hAnsi="Calibri"/>
+          <w:sz w:val="20"/>
+        </w:rPr>
+        <w:t>Normes harmonisées EU (NBN EN 816, NBN EN 817). Marchés publics réglementés (seuils UE 2024-2025). 3 régions = 3 législations bâtiment distinctes (complexité pour les appels d'offres).</w:t>
+      </w:r>
+    </w:p>
+    <w:p/>
+    <w:p>
+      <w:pPr>
+        <w:pStyle w:val="Heading2"/>
+      </w:pPr>
+      <w:r>
+        <w:rPr>
+          <w:rFonts w:ascii="Calibri" w:hAnsi="Calibri"/>
+          <w:color w:val="2E75B6"/>
+        </w:rPr>
+        <w:t>1.2 Indicateurs socio-économiques clés</w:t>
+      </w:r>
+    </w:p>
+    <w:p>
+      <w:pPr>
+        <w:pStyle w:val="ListBullet"/>
+        <w:ind w:left="0"/>
+      </w:pPr>
+      <w:r>
+        <w:rPr>
+          <w:rFonts w:ascii="Calibri" w:hAnsi="Calibri"/>
+          <w:b/>
+          <w:sz w:val="20"/>
+        </w:rPr>
+        <w:t xml:space="preserve">PIB total : </w:t>
+      </w:r>
+      <w:r>
+        <w:rPr>
+          <w:rFonts w:ascii="Calibri" w:hAnsi="Calibri"/>
+          <w:sz w:val="20"/>
+        </w:rPr>
+        <w:t>642 Md€ en 2025 (Trésor FR / NBB)</w:t>
+      </w:r>
+    </w:p>
+    <w:p>
+      <w:pPr>
+        <w:pStyle w:val="ListBullet"/>
+        <w:ind w:left="0"/>
+      </w:pPr>
+      <w:r>
+        <w:rPr>
+          <w:rFonts w:ascii="Calibri" w:hAnsi="Calibri"/>
+          <w:b/>
+          <w:sz w:val="20"/>
+        </w:rPr>
+        <w:t xml:space="preserve">PIB/habitant : </w:t>
+      </w:r>
+      <w:r>
+        <w:rPr>
+          <w:rFonts w:ascii="Calibri" w:hAnsi="Calibri"/>
+          <w:sz w:val="20"/>
+        </w:rPr>
+        <w:t>48 700 €/an — parmi les plus élevés d'Europe</w:t>
+      </w:r>
+    </w:p>
+    <w:p>
+      <w:pPr>
+        <w:pStyle w:val="ListBullet"/>
+        <w:ind w:left="0"/>
+      </w:pPr>
+      <w:r>
+        <w:rPr>
+          <w:rFonts w:ascii="Calibri" w:hAnsi="Calibri"/>
+          <w:b/>
+          <w:sz w:val="20"/>
+        </w:rPr>
+        <w:t xml:space="preserve">Population : </w:t>
+      </w:r>
+      <w:r>
+        <w:rPr>
+          <w:rFonts w:ascii="Calibri" w:hAnsi="Calibri"/>
+          <w:sz w:val="20"/>
+        </w:rPr>
+        <w:t>11 774 642 habitants (Worldometer, mi-2026)</w:t>
+      </w:r>
+    </w:p>
+    <w:p>
+      <w:pPr>
+        <w:pStyle w:val="ListBullet"/>
+        <w:ind w:left="0"/>
+      </w:pPr>
+      <w:r>
+        <w:rPr>
+          <w:rFonts w:ascii="Calibri" w:hAnsi="Calibri"/>
+          <w:b/>
+          <w:sz w:val="20"/>
+        </w:rPr>
+        <w:t xml:space="preserve">Urbanisation : </w:t>
+      </w:r>
+      <w:r>
+        <w:rPr>
+          <w:rFonts w:ascii="Calibri" w:hAnsi="Calibri"/>
+          <w:sz w:val="20"/>
+        </w:rPr>
+        <w:t>99% (quasi-totalité de la population en zone urbaine)</w:t>
+      </w:r>
+    </w:p>
+    <w:p>
+      <w:pPr>
+        <w:pStyle w:val="ListBullet"/>
+        <w:ind w:left="0"/>
+      </w:pPr>
+      <w:r>
+        <w:rPr>
+          <w:rFonts w:ascii="Calibri" w:hAnsi="Calibri"/>
+          <w:b/>
+          <w:sz w:val="20"/>
+        </w:rPr>
+        <w:t xml:space="preserve">Croissance PIB : </w:t>
+      </w:r>
+      <w:r>
+        <w:rPr>
+          <w:rFonts w:ascii="Calibri" w:hAnsi="Calibri"/>
+          <w:sz w:val="20"/>
+        </w:rPr>
+        <w:t>+1,0% en 2025, +1,1% en 2024</w:t>
+      </w:r>
+    </w:p>
+    <w:p>
+      <w:pPr>
+        <w:pStyle w:val="ListBullet"/>
+        <w:ind w:left="0"/>
+      </w:pPr>
+      <w:r>
+        <w:rPr>
+          <w:rFonts w:ascii="Calibri" w:hAnsi="Calibri"/>
+          <w:b/>
+          <w:sz w:val="20"/>
+        </w:rPr>
+        <w:t xml:space="preserve">Déficit public : </w:t>
+      </w:r>
+      <w:r>
+        <w:rPr>
+          <w:rFonts w:ascii="Calibri" w:hAnsi="Calibri"/>
+          <w:sz w:val="20"/>
+        </w:rPr>
+        <w:t>-5,2% du PIB en 2025 (pression sur dépenses publiques futures)</w:t>
+      </w:r>
+    </w:p>
+    <w:p>
+      <w:pPr>
+        <w:pStyle w:val="ListBullet"/>
+        <w:ind w:left="0"/>
+      </w:pPr>
+      <w:r>
+        <w:rPr>
+          <w:rFonts w:ascii="Calibri" w:hAnsi="Calibri"/>
+          <w:b/>
+          <w:sz w:val="20"/>
+        </w:rPr>
+        <w:t xml:space="preserve">Poids BTP : </w:t>
+      </w:r>
+      <w:r>
+        <w:rPr>
+          <w:rFonts w:ascii="Calibri" w:hAnsi="Calibri"/>
+          <w:sz w:val="20"/>
+        </w:rPr>
+        <w:t>[DONNÉE NON DISPONIBLE — % PIB construction BE non trouvé en source fiable]</w:t>
+      </w:r>
+    </w:p>
+    <w:p/>
+    <w:p>
+      <w:pPr>
+        <w:pStyle w:val="Heading2"/>
+      </w:pPr>
+      <w:r>
+        <w:rPr>
+          <w:rFonts w:ascii="Calibri" w:hAnsi="Calibri"/>
+          <w:color w:val="2E75B6"/>
+        </w:rPr>
+        <w:t>1.3 Relations commerciales France-Belgique</w:t>
+      </w:r>
+    </w:p>
+    <w:p>
+      <w:pPr>
+        <w:pStyle w:val="ListBullet"/>
+        <w:ind w:left="0"/>
+      </w:pPr>
+      <w:r>
+        <w:rPr>
+          <w:rFonts w:ascii="Calibri" w:hAnsi="Calibri"/>
+          <w:sz w:val="20"/>
+        </w:rPr>
+        <w:t>Volume total échanges bilatéraux : 89,4 Md€ en 2025 (Trésor FR, 2025), -8,5% vs 2024.</w:t>
+      </w:r>
+    </w:p>
+    <w:p>
+      <w:pPr>
+        <w:pStyle w:val="ListBullet"/>
+        <w:ind w:left="0"/>
+      </w:pPr>
+      <w:r>
+        <w:rPr>
+          <w:rFonts w:ascii="Calibri" w:hAnsi="Calibri"/>
+          <w:sz w:val="20"/>
+        </w:rPr>
+        <w:t>Exportations françaises vers BE : 44,9 Md€ (stable). Importations depuis BE : 44,5 Md€ (-15,1%).</w:t>
+      </w:r>
+    </w:p>
+    <w:p>
+      <w:pPr>
+        <w:pStyle w:val="ListBullet"/>
+        <w:ind w:left="0"/>
+      </w:pPr>
+      <w:r>
+        <w:rPr>
+          <w:rFonts w:ascii="Calibri" w:hAnsi="Calibri"/>
+          <w:sz w:val="20"/>
+        </w:rPr>
+        <w:t>La France dégage un léger excédent de +0,3 Md€ en 2025 (après déficit -7,2 Md€ en 2024).</w:t>
+      </w:r>
+    </w:p>
+    <w:p>
+      <w:pPr>
+        <w:pStyle w:val="ListBullet"/>
+        <w:ind w:left="0"/>
+      </w:pPr>
+      <w:r>
+        <w:rPr>
+          <w:rFonts w:ascii="Calibri" w:hAnsi="Calibri"/>
+          <w:sz w:val="20"/>
+        </w:rPr>
+        <w:t>Stock IDE français en Belgique : 126 405 M€ en 2024. Flux : 1 358 M€.</w:t>
+      </w:r>
+    </w:p>
+    <w:p>
+      <w:pPr>
+        <w:pStyle w:val="ListBullet"/>
+        <w:ind w:left="0"/>
+      </w:pPr>
+      <w:r>
+        <w:rPr>
+          <w:rFonts w:ascii="Calibri" w:hAnsi="Calibri"/>
+          <w:sz w:val="20"/>
+        </w:rPr>
+        <w:t>Belgique = 6ème partenaire commercial de la France (2ème client et 3ème fournisseur vu de BE).</w:t>
+      </w:r>
+    </w:p>
+    <w:p>
+      <w:pPr>
+        <w:pStyle w:val="ListBullet"/>
+        <w:ind w:left="0"/>
+      </w:pPr>
+      <w:r>
+        <w:rPr>
+          <w:rFonts w:ascii="Calibri" w:hAnsi="Calibri"/>
+          <w:sz w:val="20"/>
+        </w:rPr>
+        <w:t>Proximité culturelle forte côté wallon/bruxellois (francophone). Côté flamand : néerlandophone, sensibilité produit allemande/néerlandaise souvent dominante.</w:t>
+      </w:r>
+    </w:p>
+    <w:p>
+      <w:pPr>
+        <w:pStyle w:val="ListBullet"/>
+        <w:ind w:left="0"/>
+      </w:pPr>
+      <w:r>
+        <w:rPr>
+          <w:rFonts w:ascii="Calibri" w:hAnsi="Calibri"/>
+          <w:sz w:val="20"/>
+        </w:rPr>
+        <w:t>Avantage Presto : marque française reconnue, facilité logistique (livraison rapide depuis FR), documentation disponible en français pour partie francophone.</w:t>
+      </w:r>
+    </w:p>
+    <w:p/>
+    <w:p>
+      <w:pPr>
+        <w:pStyle w:val="Heading2"/>
+      </w:pPr>
+      <w:r>
+        <w:rPr>
+          <w:rFonts w:ascii="Calibri" w:hAnsi="Calibri"/>
+          <w:color w:val="2E75B6"/>
+        </w:rPr>
+        <w:t>1.4 Tendances d'investissement</w:t>
+      </w:r>
+    </w:p>
+    <w:p>
+      <w:pPr>
+        <w:pStyle w:val="ListBullet"/>
+        <w:ind w:left="0"/>
+      </w:pPr>
+      <w:r>
+        <w:rPr>
+          <w:rFonts w:ascii="Calibri" w:hAnsi="Calibri"/>
+          <w:sz w:val="20"/>
+        </w:rPr>
+        <w:t>BEI Groupe : 2,6 Md€ investis en Belgique en 2025 (infra sociales, innovation, transition verte).</w:t>
+      </w:r>
+    </w:p>
+    <w:p>
+      <w:pPr>
+        <w:pStyle w:val="ListBullet"/>
+        <w:ind w:left="0"/>
+      </w:pPr>
+      <w:r>
+        <w:rPr>
+          <w:rFonts w:ascii="Calibri" w:hAnsi="Calibri"/>
+          <w:sz w:val="20"/>
+        </w:rPr>
+        <w:t>Logement social Flandre : 1,7 Md€ BEI pour 56 000 logements sociaux d'ici 2042 (premier tranche 700 M€ signée).</w:t>
+      </w:r>
+    </w:p>
+    <w:p>
+      <w:pPr>
+        <w:pStyle w:val="ListBullet"/>
+        <w:ind w:left="0"/>
+      </w:pPr>
+      <w:r>
+        <w:rPr>
+          <w:rFonts w:ascii="Calibri" w:hAnsi="Calibri"/>
+          <w:sz w:val="20"/>
+        </w:rPr>
+        <w:t>Santé mentale : 120 M€ BEI pour Z.org KU Leuven/Kortenberg — programme total 270 M€ (2026-2040).</w:t>
+      </w:r>
+    </w:p>
+    <w:p>
+      <w:pPr>
+        <w:pStyle w:val="ListBullet"/>
+        <w:ind w:left="0"/>
+      </w:pPr>
+      <w:r>
+        <w:rPr>
+          <w:rFonts w:ascii="Calibri" w:hAnsi="Calibri"/>
+          <w:sz w:val="20"/>
+        </w:rPr>
+        <w:t>Hôpitaux universitaires FWB : 438 M€ plan 2024-2028 (CHU Liège 160M€, Saint-Luc 171M€, Erasme 55M€, Mont-Godinne 37M€).</w:t>
+      </w:r>
+    </w:p>
+    <w:p>
+      <w:pPr>
+        <w:pStyle w:val="ListBullet"/>
+        <w:ind w:left="0"/>
+      </w:pPr>
+      <w:r>
+        <w:rPr>
+          <w:rFonts w:ascii="Calibri" w:hAnsi="Calibri"/>
+          <w:sz w:val="20"/>
+        </w:rPr>
+        <w:t>Bâtiments scolaires FWB : 1 Md€ de subventions (dont 300M€ appel 1, 200M€ appel 2 nov. 2023).</w:t>
+      </w:r>
+    </w:p>
+    <w:p>
+      <w:pPr>
+        <w:pStyle w:val="ListBullet"/>
+        <w:ind w:left="0"/>
+      </w:pPr>
+      <w:r>
+        <w:rPr>
+          <w:rFonts w:ascii="Calibri" w:hAnsi="Calibri"/>
+          <w:sz w:val="20"/>
+        </w:rPr>
+        <w:t>Rénovation logements sociaux Wallonie : 1,2 Md€ pour 25 000 logements (objectif 55 000 d'ici 2030).</w:t>
+      </w:r>
+    </w:p>
+    <w:p>
+      <w:pPr>
+        <w:pStyle w:val="ListBullet"/>
+        <w:ind w:left="0"/>
+      </w:pPr>
+      <w:r>
+        <w:rPr>
+          <w:rFonts w:ascii="Calibri" w:hAnsi="Calibri"/>
+          <w:sz w:val="20"/>
+        </w:rPr>
+        <w:t>Plan de relance : 51% des fonds RRF alloués à des mesures climatiques (rénovation énergétique).</w:t>
+      </w:r>
+    </w:p>
+    <w:p/>
+    <w:p>
+      <w:pPr>
+        <w:pStyle w:val="Heading1"/>
+      </w:pPr>
+      <w:r>
+        <w:rPr>
+          <w:rFonts w:ascii="Calibri" w:hAnsi="Calibri"/>
+          <w:color w:val="1F497D"/>
+        </w:rPr>
+        <w:t>PARTIE 2 — MARCHÉ DE LA CONSTRUCTION</w:t>
+      </w:r>
+    </w:p>
+    <w:p>
+      <w:pPr>
+        <w:pStyle w:val="Heading2"/>
+      </w:pPr>
+      <w:r>
+        <w:rPr>
+          <w:rFonts w:ascii="Calibri" w:hAnsi="Calibri"/>
+          <w:color w:val="2E75B6"/>
+        </w:rPr>
+        <w:t>2.1 État actuel</w:t>
+      </w:r>
+    </w:p>
+    <w:p>
+      <w:pPr>
+        <w:pStyle w:val="ListBullet"/>
+        <w:ind w:left="0"/>
+      </w:pPr>
+      <w:r>
+        <w:rPr>
+          <w:rFonts w:ascii="Calibri" w:hAnsi="Calibri"/>
+          <w:sz w:val="20"/>
+        </w:rPr>
+        <w:t>Marché Benelux (BE+NL+LU) : 111 Md$ en 2024, CAGR 4,2% prévu jusqu'à 2032 → 152 Md$ (DataBridge Market Research, 2024).</w:t>
+      </w:r>
+    </w:p>
+    <w:p>
+      <w:pPr>
+        <w:pStyle w:val="ListBullet"/>
+        <w:ind w:left="0"/>
+      </w:pPr>
+      <w:r>
+        <w:rPr>
+          <w:rFonts w:ascii="Calibri" w:hAnsi="Calibri"/>
+          <w:sz w:val="20"/>
+        </w:rPr>
+        <w:t>Belgique seule 2024 : contraction de -2,8% — une des pires performances d'Europe occidentale.</w:t>
+      </w:r>
+    </w:p>
+    <w:p>
+      <w:pPr>
+        <w:pStyle w:val="ListBullet"/>
+        <w:ind w:left="0"/>
+      </w:pPr>
+      <w:r>
+        <w:rPr>
+          <w:rFonts w:ascii="Calibri" w:hAnsi="Calibri"/>
+          <w:sz w:val="20"/>
+        </w:rPr>
+        <w:t>Permis de construire : -11% (tous types). Permis résidentiels : -15%.</w:t>
+      </w:r>
+    </w:p>
+    <w:p>
+      <w:pPr>
+        <w:pStyle w:val="ListBullet"/>
+        <w:ind w:left="0"/>
+      </w:pPr>
+      <w:r>
+        <w:rPr>
+          <w:rFonts w:ascii="Calibri" w:hAnsi="Calibri"/>
+          <w:sz w:val="20"/>
+        </w:rPr>
+        <w:t>Faillites : 2 600+ entreprises de construction en 2024, soit +17% vs 2023 (Allianz Trade, 2024).</w:t>
+      </w:r>
+    </w:p>
+    <w:p>
+      <w:pPr>
+        <w:pStyle w:val="ListBullet"/>
+        <w:ind w:left="0"/>
+      </w:pPr>
+      <w:r>
+        <w:rPr>
+          <w:rFonts w:ascii="Calibri" w:hAnsi="Calibri"/>
+          <w:sz w:val="20"/>
+        </w:rPr>
+        <w:t>53 800 logements livrés en 2024 (+10% vs 2023), mais volumes de construction résidentielle -11% depuis pic T3 2021.</w:t>
+      </w:r>
+    </w:p>
+    <w:p>
+      <w:pPr>
+        <w:pStyle w:val="Heading2"/>
+      </w:pPr>
+      <w:r>
+        <w:rPr>
+          <w:rFonts w:ascii="Calibri" w:hAnsi="Calibri"/>
+          <w:color w:val="2E75B6"/>
+        </w:rPr>
+        <w:t>2.2 Dynamique Neuf vs Rénovation</w:t>
+      </w:r>
+    </w:p>
+    <w:p>
+      <w:pPr>
+        <w:pStyle w:val="ListBullet"/>
+        <w:ind w:left="0"/>
+      </w:pPr>
+      <w:r>
+        <w:rPr>
+          <w:rFonts w:ascii="Calibri" w:hAnsi="Calibri"/>
+          <w:sz w:val="20"/>
+        </w:rPr>
+        <w:t>Neuf résidentiel : sous-performance majeure. Nombre de permis historiquement bas.</w:t>
+      </w:r>
+    </w:p>
+    <w:p>
+      <w:pPr>
+        <w:pStyle w:val="ListBullet"/>
+        <w:ind w:left="0"/>
+      </w:pPr>
+      <w:r>
+        <w:rPr>
+          <w:rFonts w:ascii="Calibri" w:hAnsi="Calibri"/>
+          <w:sz w:val="20"/>
+        </w:rPr>
+        <w:t>Rénovation : dominant — le nombre de permis de rénovation dépasse celui des nouvelles constructions depuis plusieurs années.</w:t>
+      </w:r>
+    </w:p>
+    <w:p>
+      <w:pPr>
+        <w:pStyle w:val="ListBullet"/>
+        <w:ind w:left="0"/>
+      </w:pPr>
+      <w:r>
+        <w:rPr>
+          <w:rFonts w:ascii="Calibri" w:hAnsi="Calibri"/>
+          <w:sz w:val="20"/>
+        </w:rPr>
+        <w:t>Génie civil 2024 : +4,4% (après +4,9% en 2023) — seul segment performant, porté par plans de relance et investissements municipaux.</w:t>
+      </w:r>
+    </w:p>
+    <w:p>
+      <w:pPr>
+        <w:pStyle w:val="ListBullet"/>
+        <w:ind w:left="0"/>
+      </w:pPr>
+      <w:r>
+        <w:rPr>
+          <w:rFonts w:ascii="Calibri" w:hAnsi="Calibri"/>
+          <w:sz w:val="20"/>
+        </w:rPr>
+        <w:t>Génie civil 2025 : -2,2% attendu (Embuild / ING, 2025) — décélération après deux années de soutien public.</w:t>
+      </w:r>
+    </w:p>
+    <w:p>
+      <w:pPr>
+        <w:pStyle w:val="Heading2"/>
+      </w:pPr>
+      <w:r>
+        <w:rPr>
+          <w:rFonts w:ascii="Calibri" w:hAnsi="Calibri"/>
+          <w:color w:val="2E75B6"/>
+        </w:rPr>
+        <w:t>2.3 Perspectives</w:t>
+      </w:r>
+    </w:p>
+    <w:p>
+      <w:pPr>
+        <w:pStyle w:val="ListBullet"/>
+        <w:ind w:left="0"/>
+      </w:pPr>
+      <w:r>
+        <w:rPr>
+          <w:rFonts w:ascii="Calibri" w:hAnsi="Calibri"/>
+          <w:sz w:val="20"/>
+        </w:rPr>
+        <w:t>2025 : -0,4% global (EMAE, 2025). Contexte : demande atone, marges faibles, contraintes administratives excessives.</w:t>
+      </w:r>
+    </w:p>
+    <w:p>
+      <w:pPr>
+        <w:pStyle w:val="ListBullet"/>
+        <w:ind w:left="0"/>
+      </w:pPr>
+      <w:r>
+        <w:rPr>
+          <w:rFonts w:ascii="Calibri" w:hAnsi="Calibri"/>
+          <w:sz w:val="20"/>
+        </w:rPr>
+        <w:t>2026 : reprise très modérée attendue (ING, déc. 2025) — bâtiments non-résidentiels et rénovation en tête.</w:t>
+      </w:r>
+    </w:p>
+    <w:p>
+      <w:pPr>
+        <w:pStyle w:val="ListBullet"/>
+        <w:ind w:left="0"/>
+      </w:pPr>
+      <w:r>
+        <w:rPr>
+          <w:rFonts w:ascii="Calibri" w:hAnsi="Calibri"/>
+          <w:sz w:val="20"/>
+        </w:rPr>
+        <w:t>Moteurs durables : rénovation énergétique (PEB), investissements publics ciblés, demande de bâtiments durables.</w:t>
+      </w:r>
+    </w:p>
+    <w:p/>
+    <w:p>
+      <w:pPr>
+        <w:pStyle w:val="Heading1"/>
+      </w:pPr>
+      <w:r>
+        <w:rPr>
+          <w:rFonts w:ascii="Calibri" w:hAnsi="Calibri"/>
+          <w:color w:val="1F497D"/>
+        </w:rPr>
+        <w:t>PARTIE 3 — CONSTRUCTION NON-RÉSIDENTIELLE</w:t>
+      </w:r>
+    </w:p>
+    <w:p>
+      <w:pPr>
+        <w:pStyle w:val="Heading2"/>
+      </w:pPr>
+      <w:r>
+        <w:rPr>
+          <w:rFonts w:ascii="Calibri" w:hAnsi="Calibri"/>
+          <w:color w:val="2E75B6"/>
+        </w:rPr>
+        <w:t>3.1 État actuel et part dans la construction totale</w:t>
+      </w:r>
+    </w:p>
+    <w:p>
+      <w:pPr>
+        <w:pStyle w:val="ListBullet"/>
+        <w:ind w:left="0"/>
+      </w:pPr>
+      <w:r>
+        <w:rPr>
+          <w:rFonts w:ascii="Calibri" w:hAnsi="Calibri"/>
+          <w:sz w:val="20"/>
+        </w:rPr>
+        <w:t>Seul grand segment en croissance positive en 2024 : +1,4% pour le non-résidentiel neuf (bureaux, commerces, bâtiments industriels).</w:t>
+      </w:r>
+    </w:p>
+    <w:p>
+      <w:pPr>
+        <w:pStyle w:val="ListBullet"/>
+        <w:ind w:left="0"/>
+      </w:pPr>
+      <w:r>
+        <w:rPr>
+          <w:rFonts w:ascii="Calibri" w:hAnsi="Calibri"/>
+          <w:sz w:val="20"/>
+        </w:rPr>
+        <w:t>Non-résidentiel rénovation : -2,1% en 2024, mais autorisations accordées +8,7% — signal positif à 12-18 mois.</w:t>
+      </w:r>
+    </w:p>
+    <w:p>
+      <w:pPr>
+        <w:pStyle w:val="ListBullet"/>
+        <w:ind w:left="0"/>
+      </w:pPr>
+      <w:r>
+        <w:rPr>
+          <w:rFonts w:ascii="Calibri" w:hAnsi="Calibri"/>
+          <w:sz w:val="20"/>
+        </w:rPr>
+        <w:t>Perspectives 2025 : +1,5% attendu pour le neuf non-résidentiel (ING, 2025). Soutien des projets publics (santé, éducation) et rénovations énergétiques.</w:t>
+      </w:r>
+    </w:p>
+    <w:p>
+      <w:pPr>
+        <w:pStyle w:val="ListBullet"/>
+        <w:ind w:left="0"/>
+      </w:pPr>
+      <w:r>
+        <w:rPr>
+          <w:rFonts w:ascii="Calibri" w:hAnsi="Calibri"/>
+          <w:sz w:val="20"/>
+        </w:rPr>
+        <w:t>[DONNÉE NON DISPONIBLE — part exacte du non-résidentiel dans la construction totale belge en valeur]</w:t>
+      </w:r>
+    </w:p>
+    <w:p>
+      <w:pPr>
+        <w:pStyle w:val="Heading2"/>
+      </w:pPr>
+      <w:r>
+        <w:rPr>
+          <w:rFonts w:ascii="Calibri" w:hAnsi="Calibri"/>
+          <w:color w:val="2E75B6"/>
+        </w:rPr>
+        <w:t>3.2 Segments dominants</w:t>
+      </w:r>
+    </w:p>
+    <w:p>
+      <w:pPr>
+        <w:pStyle w:val="ListBullet"/>
+        <w:ind w:left="0"/>
+      </w:pPr>
+      <w:r>
+        <w:rPr>
+          <w:rFonts w:ascii="Calibri" w:hAnsi="Calibri"/>
+          <w:sz w:val="20"/>
+        </w:rPr>
+        <w:t>Bureaux et espaces commerciaux : en hausse — regain d'activité post-COVID.</w:t>
+      </w:r>
+    </w:p>
+    <w:p>
+      <w:pPr>
+        <w:pStyle w:val="ListBullet"/>
+        <w:ind w:left="0"/>
+      </w:pPr>
+      <w:r>
+        <w:rPr>
+          <w:rFonts w:ascii="Calibri" w:hAnsi="Calibri"/>
+          <w:sz w:val="20"/>
+        </w:rPr>
+        <w:t>Bâtiments industriels : croissance continue, portée par logistique et relocalisation industrielle.</w:t>
+      </w:r>
+    </w:p>
+    <w:p>
+      <w:pPr>
+        <w:pStyle w:val="ListBullet"/>
+        <w:ind w:left="0"/>
+      </w:pPr>
+      <w:r>
+        <w:rPr>
+          <w:rFonts w:ascii="Calibri" w:hAnsi="Calibri"/>
+          <w:sz w:val="20"/>
+        </w:rPr>
+        <w:t>Projets publics (santé, éducation) : investissements planifiés pluriannuels (cf. Partie 1.4) — pipeline solide et visible.</w:t>
+      </w:r>
+    </w:p>
+    <w:p>
+      <w:pPr>
+        <w:pStyle w:val="ListBullet"/>
+        <w:ind w:left="0"/>
+      </w:pPr>
+      <w:r>
+        <w:rPr>
+          <w:rFonts w:ascii="Calibri" w:hAnsi="Calibri"/>
+          <w:sz w:val="20"/>
+        </w:rPr>
+        <w:t>Non-résidentiel privé : prudent mais stable.</w:t>
+      </w:r>
+    </w:p>
+    <w:p/>
+    <w:p>
+      <w:pPr>
+        <w:pStyle w:val="Heading1"/>
+      </w:pPr>
+      <w:r>
+        <w:rPr>
+          <w:rFonts w:ascii="Calibri" w:hAnsi="Calibri"/>
+          <w:color w:val="1F497D"/>
+        </w:rPr>
+        <w:t>PARTIE 4 — POIDS DES SEGMENTS ERP</w:t>
       </w:r>
     </w:p>
     <w:p>
       <w:r>
         <w:rPr>
-          <w:b/>
+          <w:rFonts w:ascii="Calibri" w:hAnsi="Calibri"/>
+          <w:i/>
+          <w:color w:val="C05020"/>
+          <w:sz w:val="18"/>
         </w:rPr>
-        <w:t xml:space="preserve">Économique : </w:t>
+        <w:t>⚠ Les données chiffrées par segment ERP en Belgique sont fragmentaires. Les informations ci-dessous combinent données disponibles et signaux qualitatifs. Les lacunes sont explicitement signalées.</w:t>
       </w:r>
+    </w:p>
+    <w:p>
+      <w:pPr>
+        <w:pStyle w:val="Heading2"/>
+      </w:pPr>
       <w:r>
-        <w:t>PIB/hab : ~46 000 USD en 2024 (SPF Économie / FMI). Croissance : +1 % en 2025, +1 % en 2026. Déficit public : ~5 % du PIB, dette à 108 % du PIB. Hausse des faillites (+10 % vs pré-COVID). Marché B2B premium malgré croissance molle. (Coface, 2025 ; SPF Économie, 2025)</w:t>
+        <w:rPr>
+          <w:rFonts w:ascii="Calibri" w:hAnsi="Calibri"/>
+          <w:color w:val="2E75B6"/>
+        </w:rPr>
+        <w:t>4.1 Éducation</w:t>
+      </w:r>
+    </w:p>
+    <w:p>
+      <w:pPr>
+        <w:pStyle w:val="ListBullet"/>
+        <w:ind w:left="0"/>
+      </w:pPr>
+      <w:r>
+        <w:rPr>
+          <w:rFonts w:ascii="Calibri" w:hAnsi="Calibri"/>
+          <w:sz w:val="20"/>
+        </w:rPr>
+        <w:t>Fédération Wallonie-Bruxelles : 1 Md€ de subventions pour rénovation bâtiments scolaires (2023-2028). 1er appel 300M€, 2ème appel 200M€ (nov. 2023).</w:t>
+      </w:r>
+    </w:p>
+    <w:p>
+      <w:pPr>
+        <w:pStyle w:val="ListBullet"/>
+        <w:ind w:left="0"/>
+      </w:pPr>
+      <w:r>
+        <w:rPr>
+          <w:rFonts w:ascii="Calibri" w:hAnsi="Calibri"/>
+          <w:sz w:val="20"/>
+        </w:rPr>
+        <w:t>Priorités : performance énergétique, accessibilité PMR, connectivité.</w:t>
+      </w:r>
+    </w:p>
+    <w:p>
+      <w:pPr>
+        <w:pStyle w:val="ListBullet"/>
+        <w:ind w:left="0"/>
+      </w:pPr>
+      <w:r>
+        <w:rPr>
+          <w:rFonts w:ascii="Calibri" w:hAnsi="Calibri"/>
+          <w:sz w:val="20"/>
+        </w:rPr>
+        <w:t>Résidences étudiantes : projet emblématique Sart-Tilman (ULiège) — 407 chambres, livraison fin 2025. Appel à projets Wallonie pour logements étudiants publics en cours.</w:t>
+      </w:r>
+    </w:p>
+    <w:p>
+      <w:pPr>
+        <w:pStyle w:val="ListBullet"/>
+        <w:ind w:left="0"/>
+      </w:pPr>
+      <w:r>
+        <w:rPr>
+          <w:rFonts w:ascii="Calibri" w:hAnsi="Calibri"/>
+          <w:sz w:val="20"/>
+        </w:rPr>
+        <w:t>[DONNÉE NON DISPONIBLE — nombre total d'établissements scolaires BE, volume marché rénovation/neuf éducation par an]</w:t>
+      </w:r>
+    </w:p>
+    <w:p>
+      <w:pPr>
+        <w:pStyle w:val="Heading2"/>
+      </w:pPr>
+      <w:r>
+        <w:rPr>
+          <w:rFonts w:ascii="Calibri" w:hAnsi="Calibri"/>
+          <w:color w:val="2E75B6"/>
+        </w:rPr>
+        <w:t>4.2 Santé / Hôpitaux / EHPAD</w:t>
+      </w:r>
+    </w:p>
+    <w:p>
+      <w:pPr>
+        <w:pStyle w:val="ListBullet"/>
+        <w:ind w:left="0"/>
+      </w:pPr>
+      <w:r>
+        <w:rPr>
+          <w:rFonts w:ascii="Calibri" w:hAnsi="Calibri"/>
+          <w:sz w:val="20"/>
+        </w:rPr>
+        <w:t>Hôpitaux universitaires FWB : plan 438 M€ 2024-2028 — rénovation + construction neuve (CHU Liège, Saint-Luc, Erasme, Mont-Godinne).</w:t>
+      </w:r>
+    </w:p>
+    <w:p>
+      <w:pPr>
+        <w:pStyle w:val="ListBullet"/>
+        <w:ind w:left="0"/>
+      </w:pPr>
+      <w:r>
+        <w:rPr>
+          <w:rFonts w:ascii="Calibri" w:hAnsi="Calibri"/>
+          <w:sz w:val="20"/>
+        </w:rPr>
+        <w:t>Santé mentale : Z.org KU Leuven + Kortenberg, programme 270 M€ jusqu'à 2040 (120 M€ BEI).</w:t>
+      </w:r>
+    </w:p>
+    <w:p>
+      <w:pPr>
+        <w:pStyle w:val="ListBullet"/>
+        <w:ind w:left="0"/>
+      </w:pPr>
+      <w:r>
+        <w:rPr>
+          <w:rFonts w:ascii="Calibri" w:hAnsi="Calibri"/>
+          <w:sz w:val="20"/>
+        </w:rPr>
+        <w:t>EHPAD/Maisons de retraite : [DONNÉE NON DISPONIBLE — parc total BE, taux de rénovation, volume investissement]</w:t>
+      </w:r>
+    </w:p>
+    <w:p>
+      <w:pPr>
+        <w:pStyle w:val="ListBullet"/>
+        <w:ind w:left="0"/>
+      </w:pPr>
+      <w:r>
+        <w:rPr>
+          <w:rFonts w:ascii="Calibri" w:hAnsi="Calibri"/>
+          <w:sz w:val="20"/>
+        </w:rPr>
+        <w:t>Signal fort : vieillissement de la population belge → pression croissante sur l'offre de soins et d'hébergement.</w:t>
+      </w:r>
+    </w:p>
+    <w:p>
+      <w:pPr>
+        <w:pStyle w:val="Heading2"/>
+      </w:pPr>
+      <w:r>
+        <w:rPr>
+          <w:rFonts w:ascii="Calibri" w:hAnsi="Calibri"/>
+          <w:color w:val="2E75B6"/>
+        </w:rPr>
+        <w:t>4.3 Bâtiments tertiaires (Bureaux / Cantines)</w:t>
+      </w:r>
+    </w:p>
+    <w:p>
+      <w:pPr>
+        <w:pStyle w:val="ListBullet"/>
+        <w:ind w:left="0"/>
+      </w:pPr>
+      <w:r>
+        <w:rPr>
+          <w:rFonts w:ascii="Calibri" w:hAnsi="Calibri"/>
+          <w:sz w:val="20"/>
+        </w:rPr>
+        <w:t>Seul segment non-résidentiel en croissance nette (+1,4% 2024). Bureaux et cantines d'entreprises en regain.</w:t>
+      </w:r>
+    </w:p>
+    <w:p>
+      <w:pPr>
+        <w:pStyle w:val="ListBullet"/>
+        <w:ind w:left="0"/>
+      </w:pPr>
+      <w:r>
+        <w:rPr>
+          <w:rFonts w:ascii="Calibri" w:hAnsi="Calibri"/>
+          <w:sz w:val="20"/>
+        </w:rPr>
+        <w:t>[DONNÉE NON DISPONIBLE — volume marché bureau neuf/rénové en valeur, nombre de m² livrés]</w:t>
+      </w:r>
+    </w:p>
+    <w:p>
+      <w:pPr>
+        <w:pStyle w:val="Heading2"/>
+      </w:pPr>
+      <w:r>
+        <w:rPr>
+          <w:rFonts w:ascii="Calibri" w:hAnsi="Calibri"/>
+          <w:color w:val="2E75B6"/>
+        </w:rPr>
+        <w:t>4.4 Bâtiments industriels</w:t>
+      </w:r>
+    </w:p>
+    <w:p>
+      <w:pPr>
+        <w:pStyle w:val="ListBullet"/>
+        <w:ind w:left="0"/>
+      </w:pPr>
+      <w:r>
+        <w:rPr>
+          <w:rFonts w:ascii="Calibri" w:hAnsi="Calibri"/>
+          <w:sz w:val="20"/>
+        </w:rPr>
+        <w:t>En hausse en 2024. Logistique et industrie légère moteurs principaux.</w:t>
+      </w:r>
+    </w:p>
+    <w:p>
+      <w:pPr>
+        <w:pStyle w:val="ListBullet"/>
+        <w:ind w:left="0"/>
+      </w:pPr>
+      <w:r>
+        <w:rPr>
+          <w:rFonts w:ascii="Calibri" w:hAnsi="Calibri"/>
+          <w:sz w:val="20"/>
+        </w:rPr>
+        <w:t>[DONNÉE NON DISPONIBLE — données chiffrées spécifiques]</w:t>
+      </w:r>
+    </w:p>
+    <w:p>
+      <w:pPr>
+        <w:pStyle w:val="Heading2"/>
+      </w:pPr>
+      <w:r>
+        <w:rPr>
+          <w:rFonts w:ascii="Calibri" w:hAnsi="Calibri"/>
+          <w:color w:val="2E75B6"/>
+        </w:rPr>
+        <w:t>4.5 CHR (Cafés, Hôtels, Restaurants)</w:t>
+      </w:r>
+    </w:p>
+    <w:p>
+      <w:pPr>
+        <w:pStyle w:val="ListBullet"/>
+        <w:ind w:left="0"/>
+      </w:pPr>
+      <w:r>
+        <w:rPr>
+          <w:rFonts w:ascii="Calibri" w:hAnsi="Calibri"/>
+          <w:sz w:val="20"/>
+        </w:rPr>
+        <w:t>Secteur hôtelier belge 2024 : reprise post-COVID, tendance à la montée en gamme (sécurité, wellness, piscines privées). (Forbes Belgique, 2024)</w:t>
+      </w:r>
+    </w:p>
+    <w:p>
+      <w:pPr>
+        <w:pStyle w:val="ListBullet"/>
+        <w:ind w:left="0"/>
+      </w:pPr>
+      <w:r>
+        <w:rPr>
+          <w:rFonts w:ascii="Calibri" w:hAnsi="Calibri"/>
+          <w:sz w:val="20"/>
+        </w:rPr>
+        <w:t>[DONNÉE NON DISPONIBLE — nombre d'hôtels BE, volume investissement CHR en robinetterie]</w:t>
+      </w:r>
+    </w:p>
+    <w:p>
+      <w:pPr>
+        <w:pStyle w:val="Heading2"/>
+      </w:pPr>
+      <w:r>
+        <w:rPr>
+          <w:rFonts w:ascii="Calibri" w:hAnsi="Calibri"/>
+          <w:color w:val="2E75B6"/>
+        </w:rPr>
+        <w:t>4.6 HPA (Hôtellerie Plein Air, Campings, Piscines plein air)</w:t>
+      </w:r>
+    </w:p>
+    <w:p>
+      <w:pPr>
+        <w:pStyle w:val="ListBullet"/>
+        <w:ind w:left="0"/>
+      </w:pPr>
+      <w:r>
+        <w:rPr>
+          <w:rFonts w:ascii="Calibri" w:hAnsi="Calibri"/>
+          <w:sz w:val="20"/>
+        </w:rPr>
+        <w:t>Wallonie : extension des incitations pour piscines communautaires votée déc. 2025. Coopérations supracommunales encouragées.</w:t>
+      </w:r>
+    </w:p>
+    <w:p>
+      <w:pPr>
+        <w:pStyle w:val="ListBullet"/>
+        <w:ind w:left="0"/>
+      </w:pPr>
+      <w:r>
+        <w:rPr>
+          <w:rFonts w:ascii="Calibri" w:hAnsi="Calibri"/>
+          <w:sz w:val="20"/>
+        </w:rPr>
+        <w:t>[DONNÉE NON DISPONIBLE — parc campings BE, volume équipement HPA]</w:t>
+      </w:r>
+    </w:p>
+    <w:p>
+      <w:pPr>
+        <w:pStyle w:val="Heading2"/>
+      </w:pPr>
+      <w:r>
+        <w:rPr>
+          <w:rFonts w:ascii="Calibri" w:hAnsi="Calibri"/>
+          <w:color w:val="2E75B6"/>
+        </w:rPr>
+        <w:t>4.7 Centres Sport &amp; Loisirs</w:t>
+      </w:r>
+    </w:p>
+    <w:p>
+      <w:pPr>
+        <w:pStyle w:val="ListBullet"/>
+        <w:ind w:left="0"/>
+      </w:pPr>
+      <w:r>
+        <w:rPr>
+          <w:rFonts w:ascii="Calibri" w:hAnsi="Calibri"/>
+          <w:sz w:val="20"/>
+        </w:rPr>
+        <w:t>Programme Infrasports Wallonie : subventions aux communes pour équipements sportifs.</w:t>
+      </w:r>
+    </w:p>
+    <w:p>
+      <w:pPr>
+        <w:pStyle w:val="ListBullet"/>
+        <w:ind w:left="0"/>
+      </w:pPr>
+      <w:r>
+        <w:rPr>
+          <w:rFonts w:ascii="Calibri" w:hAnsi="Calibri"/>
+          <w:sz w:val="20"/>
+        </w:rPr>
+        <w:t>Projet phare : nouveau complexe sportif avec piscine en périphérie bruxelloise — travaux début 2025 (piscine olympique + récréative + wellness + vagues). (L'Avenir, 2024)</w:t>
+      </w:r>
+    </w:p>
+    <w:p>
+      <w:pPr>
+        <w:pStyle w:val="ListBullet"/>
+        <w:ind w:left="0"/>
+      </w:pPr>
+      <w:r>
+        <w:rPr>
+          <w:rFonts w:ascii="Calibri" w:hAnsi="Calibri"/>
+          <w:sz w:val="20"/>
+        </w:rPr>
+        <w:t>[DONNÉE NON DISPONIBLE — nombre de gymnases et piscines couvertes BE, volume marché]</w:t>
+      </w:r>
+    </w:p>
+    <w:p>
+      <w:pPr>
+        <w:pStyle w:val="Heading2"/>
+      </w:pPr>
+      <w:r>
+        <w:rPr>
+          <w:rFonts w:ascii="Calibri" w:hAnsi="Calibri"/>
+          <w:color w:val="2E75B6"/>
+        </w:rPr>
+        <w:t>4.8 Établissements à sécurité renforcée (Pénitentiaire)</w:t>
+      </w:r>
+    </w:p>
+    <w:p>
+      <w:pPr>
+        <w:pStyle w:val="ListBullet"/>
+        <w:ind w:left="0"/>
+      </w:pPr>
+      <w:r>
+        <w:rPr>
+          <w:rFonts w:ascii="Calibri" w:hAnsi="Calibri"/>
+          <w:sz w:val="20"/>
+        </w:rPr>
+        <w:t>Surpopulation carcérale critique : 13 397 détenus pour 10 795 places (taux 124%), 614 au sol (Prison Insider, déc. 2025).</w:t>
+      </w:r>
+    </w:p>
+    <w:p>
+      <w:pPr>
+        <w:pStyle w:val="ListBullet"/>
+        <w:ind w:left="0"/>
+      </w:pPr>
+      <w:r>
+        <w:rPr>
+          <w:rFonts w:ascii="Calibri" w:hAnsi="Calibri"/>
+          <w:sz w:val="20"/>
+        </w:rPr>
+        <w:t>Plan d'action fédéral juillet 2025 : maintien prisons anciennes + unités modulaires préfabriquées + nouvelles constructions avec technologies avancées.</w:t>
+      </w:r>
+    </w:p>
+    <w:p>
+      <w:pPr>
+        <w:pStyle w:val="ListBullet"/>
+        <w:ind w:left="0"/>
+      </w:pPr>
+      <w:r>
+        <w:rPr>
+          <w:rFonts w:ascii="Calibri" w:hAnsi="Calibri"/>
+          <w:sz w:val="20"/>
+        </w:rPr>
+        <w:t>Nouvelles prisons : Anvers livrée début 2025 (440 détenus). Vresse-sur-Semois : 171 M€ (Wallonie). 3 autres prisons à horizon 2030.</w:t>
+      </w:r>
+    </w:p>
+    <w:p>
+      <w:pPr>
+        <w:pStyle w:val="ListBullet"/>
+        <w:ind w:left="0"/>
+      </w:pPr>
+      <w:r>
+        <w:rPr>
+          <w:rFonts w:ascii="Calibri" w:hAnsi="Calibri"/>
+          <w:sz w:val="20"/>
+        </w:rPr>
+        <w:t>Pipeline de construction pénitentiaire solide — segment anti-vandalisme stratégique pour Presto.</w:t>
+      </w:r>
+    </w:p>
+    <w:p>
+      <w:pPr>
+        <w:pStyle w:val="Heading2"/>
+      </w:pPr>
+      <w:r>
+        <w:rPr>
+          <w:rFonts w:ascii="Calibri" w:hAnsi="Calibri"/>
+          <w:color w:val="2E75B6"/>
+        </w:rPr>
+        <w:t>4.9 Bâtiments culturels, lieux de culte, transports</w:t>
+      </w:r>
+    </w:p>
+    <w:p>
+      <w:pPr>
+        <w:pStyle w:val="ListBullet"/>
+        <w:ind w:left="0"/>
+      </w:pPr>
+      <w:r>
+        <w:rPr>
+          <w:rFonts w:ascii="Calibri" w:hAnsi="Calibri"/>
+          <w:sz w:val="20"/>
+        </w:rPr>
+        <w:t>[DONNÉE NON DISPONIBLE — données sectorielles BE non trouvées en sources fiables]</w:t>
+      </w:r>
+    </w:p>
+    <w:p>
+      <w:pPr>
+        <w:pStyle w:val="ListBullet"/>
+        <w:ind w:left="0"/>
+      </w:pPr>
+      <w:r>
+        <w:rPr>
+          <w:rFonts w:ascii="Calibri" w:hAnsi="Calibri"/>
+          <w:sz w:val="20"/>
+        </w:rPr>
+        <w:t>Note : aéroports (Brussels Airport, Charleroi), gares SNCB — projets de modernisation en cours mais données non sourcées.</w:t>
+      </w:r>
+    </w:p>
+    <w:p/>
+    <w:p>
+      <w:pPr>
+        <w:pStyle w:val="Heading2"/>
+      </w:pPr>
+      <w:r>
+        <w:rPr>
+          <w:rFonts w:ascii="Calibri" w:hAnsi="Calibri"/>
+          <w:color w:val="2E75B6"/>
+        </w:rPr>
+        <w:t>4.12 Opportunités Presto par segment — synthèse</w:t>
       </w:r>
     </w:p>
     <w:p>
       <w:r>
         <w:rPr>
-          <w:b/>
+          <w:rFonts w:ascii="Calibri" w:hAnsi="Calibri"/>
+          <w:i/>
+          <w:color w:val="C05020"/>
+          <w:sz w:val="18"/>
         </w:rPr>
-        <w:t xml:space="preserve">Social : </w:t>
-      </w:r>
-      <w:r>
-        <w:t>Population : 11,8 M habitants au 1er janv. 2025. Chômage hétérogène : 3,8 % en Flandre, 8,0 % en Wallonie, 12,3 % à Bruxelles. Vieillissement démographique : besoin de 486 nouveaux centres de soins résidentiels et 7 hôpitaux d'ici 2050. (Statbel, 2025 ; EIB, 2025)</w:t>
-      </w:r>
-    </w:p>
-    <w:p>
-      <w:r>
-        <w:rPr>
-          <w:b/>
-        </w:rPr>
-        <w:t xml:space="preserve">Technologique : </w:t>
-      </w:r>
-      <w:r>
-        <w:t>Maturité numérique élevée (IDI 89,8/100, rang 20e mondial). 75 % des Belges achètent en ligne (&gt;moyenne UE). E-commerce B2B en développement rapide. Clients exigeants sur BIM et solutions digitales dans les marchés publics. (ITU, 2025 ; Eurostat, 2024)</w:t>
-      </w:r>
-    </w:p>
-    <w:p>
-      <w:r>
-        <w:rPr>
-          <w:b/>
-        </w:rPr>
-        <w:t xml:space="preserve">Environnemental : </w:t>
-      </w:r>
-      <w:r>
-        <w:t>80 % du parc immobilier à rénover pour atteindre neutralité carbone 2050. Rythme actuel à multiplier par 3-4 selon les régions. Investissement nécessaire : 350 Md€ (BNB). Programmes PLAGE (Flandre) et UREBA (Wallonie) imposent économiseurs d'eau dans les rénovations publiques. (Embuild, 2025 ; BNB, 2024)</w:t>
-      </w:r>
-    </w:p>
-    <w:p>
-      <w:r>
-        <w:rPr>
-          <w:b/>
-        </w:rPr>
-        <w:t xml:space="preserve">Légal : </w:t>
-      </w:r>
-      <w:r>
-        <w:t>Cadre UE : RGPD, CSRD (2025+), taxonomie verte (2026). Certification BELGAQUA/HYDROCHECK obligatoire pour tout matériau en contact eau potable. Marquage CE selon règlement UE 305/2011. Label BENOR fréquemment exigé dans les marchés publics. Cadre 4MS + EUPL transitoire jusqu'au 31/12/2032. (NBN, 2025 ; BELGAQUA, 2025)</w:t>
-      </w:r>
-    </w:p>
-    <w:p/>
-    <w:p>
-      <w:pPr>
-        <w:pStyle w:val="Heading2"/>
-      </w:pPr>
-      <w:r>
-        <w:rPr>
-          <w:color w:val="1F497D"/>
-        </w:rPr>
-        <w:t>1.2 Indicateurs socio-économiques clés</w:t>
+        <w:t>⚠ Classement par potentiel décroissant pour Presto sur le marché belge ERP.</w:t>
       </w:r>
     </w:p>
     <w:tbl>
@@ -188,33 +1465,85 @@
         <w:tblLook w:firstColumn="1" w:firstRow="1" w:lastColumn="0" w:lastRow="0" w:noHBand="0" w:noVBand="1" w:val="04A0"/>
       </w:tblPr>
       <w:tblGrid>
-        <w:gridCol w:w="4703"/>
-        <w:gridCol w:w="4703"/>
+        <w:gridCol w:w="1881"/>
+        <w:gridCol w:w="1881"/>
+        <w:gridCol w:w="1881"/>
+        <w:gridCol w:w="1881"/>
+        <w:gridCol w:w="1881"/>
       </w:tblGrid>
       <w:tr>
         <w:tc>
           <w:tcPr>
-            <w:tcW w:type="dxa" w:w="4703"/>
+            <w:tcW w:type="dxa" w:w="1881"/>
           </w:tcPr>
           <w:p>
             <w:r>
               <w:rPr>
+                <w:rFonts w:ascii="Calibri" w:hAnsi="Calibri"/>
                 <w:b/>
+                <w:sz w:val="18"/>
               </w:rPr>
-              <w:t>Indicateur</w:t>
+              <w:t>Segment</w:t>
             </w:r>
           </w:p>
         </w:tc>
         <w:tc>
           <w:tcPr>
-            <w:tcW w:type="dxa" w:w="4703"/>
+            <w:tcW w:type="dxa" w:w="1881"/>
           </w:tcPr>
           <w:p>
             <w:r>
               <w:rPr>
+                <w:rFonts w:ascii="Calibri" w:hAnsi="Calibri"/>
                 <w:b/>
+                <w:sz w:val="18"/>
               </w:rPr>
-              <w:t>Valeur / Source</w:t>
+              <w:t>Score</w:t>
+            </w:r>
+          </w:p>
+        </w:tc>
+        <w:tc>
+          <w:tcPr>
+            <w:tcW w:type="dxa" w:w="1881"/>
+          </w:tcPr>
+          <w:p>
+            <w:r>
+              <w:rPr>
+                <w:rFonts w:ascii="Calibri" w:hAnsi="Calibri"/>
+                <w:b/>
+                <w:sz w:val="18"/>
+              </w:rPr>
+              <w:t>Produits Presto</w:t>
+            </w:r>
+          </w:p>
+        </w:tc>
+        <w:tc>
+          <w:tcPr>
+            <w:tcW w:type="dxa" w:w="1881"/>
+          </w:tcPr>
+          <w:p>
+            <w:r>
+              <w:rPr>
+                <w:rFonts w:ascii="Calibri" w:hAnsi="Calibri"/>
+                <w:b/>
+                <w:sz w:val="18"/>
+              </w:rPr>
+              <w:t>Arguments clés</w:t>
+            </w:r>
+          </w:p>
+        </w:tc>
+        <w:tc>
+          <w:tcPr>
+            <w:tcW w:type="dxa" w:w="1881"/>
+          </w:tcPr>
+          <w:p>
+            <w:r>
+              <w:rPr>
+                <w:rFonts w:ascii="Calibri" w:hAnsi="Calibri"/>
+                <w:b/>
+                <w:sz w:val="18"/>
+              </w:rPr>
+              <w:t>Canal recommandé</w:t>
             </w:r>
           </w:p>
         </w:tc>
@@ -222,21 +1551,71 @@
       <w:tr>
         <w:tc>
           <w:tcPr>
-            <w:tcW w:type="dxa" w:w="4703"/>
+            <w:tcW w:type="dxa" w:w="1881"/>
           </w:tcPr>
           <w:p>
             <w:r>
-              <w:t>PIB/habitant 2024</w:t>
+              <w:rPr>
+                <w:rFonts w:ascii="Calibri" w:hAnsi="Calibri"/>
+                <w:sz w:val="18"/>
+              </w:rPr>
+              <w:t>4.2 Santé / Hôpitaux</w:t>
             </w:r>
           </w:p>
         </w:tc>
         <w:tc>
           <w:tcPr>
-            <w:tcW w:type="dxa" w:w="4703"/>
+            <w:tcW w:type="dxa" w:w="1881"/>
           </w:tcPr>
           <w:p>
             <w:r>
-              <w:t>~46 000 USD (FMI / SPF Économie, 2025)</w:t>
+              <w:rPr>
+                <w:rFonts w:ascii="Calibri" w:hAnsi="Calibri"/>
+                <w:sz w:val="18"/>
+              </w:rPr>
+              <w:t>5/5</w:t>
+            </w:r>
+          </w:p>
+        </w:tc>
+        <w:tc>
+          <w:tcPr>
+            <w:tcW w:type="dxa" w:w="1881"/>
+          </w:tcPr>
+          <w:p>
+            <w:r>
+              <w:rPr>
+                <w:rFonts w:ascii="Calibri" w:hAnsi="Calibri"/>
+                <w:sz w:val="18"/>
+              </w:rPr>
+              <w:t>Temposoft, Tempostop, gamme hospitalière</w:t>
+            </w:r>
+          </w:p>
+        </w:tc>
+        <w:tc>
+          <w:tcPr>
+            <w:tcW w:type="dxa" w:w="1881"/>
+          </w:tcPr>
+          <w:p>
+            <w:r>
+              <w:rPr>
+                <w:rFonts w:ascii="Calibri" w:hAnsi="Calibri"/>
+                <w:sz w:val="18"/>
+              </w:rPr>
+              <w:t>Hygiène, anti-brûlure, PMR, BELGAQUA</w:t>
+            </w:r>
+          </w:p>
+        </w:tc>
+        <w:tc>
+          <w:tcPr>
+            <w:tcW w:type="dxa" w:w="1881"/>
+          </w:tcPr>
+          <w:p>
+            <w:r>
+              <w:rPr>
+                <w:rFonts w:ascii="Calibri" w:hAnsi="Calibri"/>
+                <w:sz w:val="18"/>
+              </w:rPr>
+              <w:t>Prescription BET + distributeurs santé</w:t>
             </w:r>
           </w:p>
         </w:tc>
@@ -244,21 +1623,71 @@
       <w:tr>
         <w:tc>
           <w:tcPr>
-            <w:tcW w:type="dxa" w:w="4703"/>
+            <w:tcW w:type="dxa" w:w="1881"/>
           </w:tcPr>
           <w:p>
             <w:r>
-              <w:t>Population 2025</w:t>
+              <w:rPr>
+                <w:rFonts w:ascii="Calibri" w:hAnsi="Calibri"/>
+                <w:sz w:val="18"/>
+              </w:rPr>
+              <w:t>4.1 Éducation</w:t>
             </w:r>
           </w:p>
         </w:tc>
         <w:tc>
           <w:tcPr>
-            <w:tcW w:type="dxa" w:w="4703"/>
+            <w:tcW w:type="dxa" w:w="1881"/>
           </w:tcPr>
           <w:p>
             <w:r>
-              <w:t>11 825 551 habitants (Statbel, 2025)</w:t>
+              <w:rPr>
+                <w:rFonts w:ascii="Calibri" w:hAnsi="Calibri"/>
+                <w:sz w:val="18"/>
+              </w:rPr>
+              <w:t>4/5</w:t>
+            </w:r>
+          </w:p>
+        </w:tc>
+        <w:tc>
+          <w:tcPr>
+            <w:tcW w:type="dxa" w:w="1881"/>
+          </w:tcPr>
+          <w:p>
+            <w:r>
+              <w:rPr>
+                <w:rFonts w:ascii="Calibri" w:hAnsi="Calibri"/>
+                <w:sz w:val="18"/>
+              </w:rPr>
+              <w:t>Temporisateurs push-button, électroniques</w:t>
+            </w:r>
+          </w:p>
+        </w:tc>
+        <w:tc>
+          <w:tcPr>
+            <w:tcW w:type="dxa" w:w="1881"/>
+          </w:tcPr>
+          <w:p>
+            <w:r>
+              <w:rPr>
+                <w:rFonts w:ascii="Calibri" w:hAnsi="Calibri"/>
+                <w:sz w:val="18"/>
+              </w:rPr>
+              <w:t>Économie d'eau (PLAGE/UREBA), robustesse</w:t>
+            </w:r>
+          </w:p>
+        </w:tc>
+        <w:tc>
+          <w:tcPr>
+            <w:tcW w:type="dxa" w:w="1881"/>
+          </w:tcPr>
+          <w:p>
+            <w:r>
+              <w:rPr>
+                <w:rFonts w:ascii="Calibri" w:hAnsi="Calibri"/>
+                <w:sz w:val="18"/>
+              </w:rPr>
+              <w:t>Appels d'offres publics, négoce pro</w:t>
             </w:r>
           </w:p>
         </w:tc>
@@ -266,21 +1695,71 @@
       <w:tr>
         <w:tc>
           <w:tcPr>
-            <w:tcW w:type="dxa" w:w="4703"/>
+            <w:tcW w:type="dxa" w:w="1881"/>
           </w:tcPr>
           <w:p>
             <w:r>
-              <w:t>Croissance PIB 2025e</w:t>
+              <w:rPr>
+                <w:rFonts w:ascii="Calibri" w:hAnsi="Calibri"/>
+                <w:sz w:val="18"/>
+              </w:rPr>
+              <w:t>4.8 Pénitentiaire</w:t>
             </w:r>
           </w:p>
         </w:tc>
         <w:tc>
           <w:tcPr>
-            <w:tcW w:type="dxa" w:w="4703"/>
+            <w:tcW w:type="dxa" w:w="1881"/>
           </w:tcPr>
           <w:p>
             <w:r>
-              <w:t>+1,0 % (SPF Économie / FMI, 2025)</w:t>
+              <w:rPr>
+                <w:rFonts w:ascii="Calibri" w:hAnsi="Calibri"/>
+                <w:sz w:val="18"/>
+              </w:rPr>
+              <w:t>4/5</w:t>
+            </w:r>
+          </w:p>
+        </w:tc>
+        <w:tc>
+          <w:tcPr>
+            <w:tcW w:type="dxa" w:w="1881"/>
+          </w:tcPr>
+          <w:p>
+            <w:r>
+              <w:rPr>
+                <w:rFonts w:ascii="Calibri" w:hAnsi="Calibri"/>
+                <w:sz w:val="18"/>
+              </w:rPr>
+              <w:t>Inox anti-vandalisme, encastrés</w:t>
+            </w:r>
+          </w:p>
+        </w:tc>
+        <w:tc>
+          <w:tcPr>
+            <w:tcW w:type="dxa" w:w="1881"/>
+          </w:tcPr>
+          <w:p>
+            <w:r>
+              <w:rPr>
+                <w:rFonts w:ascii="Calibri" w:hAnsi="Calibri"/>
+                <w:sz w:val="18"/>
+              </w:rPr>
+              <w:t>Anti-vandalisme, indestructibilité, entretien minimal</w:t>
+            </w:r>
+          </w:p>
+        </w:tc>
+        <w:tc>
+          <w:tcPr>
+            <w:tcW w:type="dxa" w:w="1881"/>
+          </w:tcPr>
+          <w:p>
+            <w:r>
+              <w:rPr>
+                <w:rFonts w:ascii="Calibri" w:hAnsi="Calibri"/>
+                <w:sz w:val="18"/>
+              </w:rPr>
+              <w:t>Prescription directe Régie des Bâtiments</w:t>
             </w:r>
           </w:p>
         </w:tc>
@@ -288,21 +1767,71 @@
       <w:tr>
         <w:tc>
           <w:tcPr>
-            <w:tcW w:type="dxa" w:w="4703"/>
+            <w:tcW w:type="dxa" w:w="1881"/>
           </w:tcPr>
           <w:p>
             <w:r>
-              <w:t>Inflation 2025</w:t>
+              <w:rPr>
+                <w:rFonts w:ascii="Calibri" w:hAnsi="Calibri"/>
+                <w:sz w:val="18"/>
+              </w:rPr>
+              <w:t>4.5 CHR / Hôtels</w:t>
             </w:r>
           </w:p>
         </w:tc>
         <w:tc>
           <w:tcPr>
-            <w:tcW w:type="dxa" w:w="4703"/>
+            <w:tcW w:type="dxa" w:w="1881"/>
           </w:tcPr>
           <w:p>
             <w:r>
-              <w:t>3,0 % (Eurostat / CE, 2025)</w:t>
+              <w:rPr>
+                <w:rFonts w:ascii="Calibri" w:hAnsi="Calibri"/>
+                <w:sz w:val="18"/>
+              </w:rPr>
+              <w:t>3/5</w:t>
+            </w:r>
+          </w:p>
+        </w:tc>
+        <w:tc>
+          <w:tcPr>
+            <w:tcW w:type="dxa" w:w="1881"/>
+          </w:tcPr>
+          <w:p>
+            <w:r>
+              <w:rPr>
+                <w:rFonts w:ascii="Calibri" w:hAnsi="Calibri"/>
+                <w:sz w:val="18"/>
+              </w:rPr>
+              <w:t>Thermostatiques, design, économiseurs</w:t>
+            </w:r>
+          </w:p>
+        </w:tc>
+        <w:tc>
+          <w:tcPr>
+            <w:tcW w:type="dxa" w:w="1881"/>
+          </w:tcPr>
+          <w:p>
+            <w:r>
+              <w:rPr>
+                <w:rFonts w:ascii="Calibri" w:hAnsi="Calibri"/>
+                <w:sz w:val="18"/>
+              </w:rPr>
+              <w:t>Montée en gamme, durabilité, pression constante</w:t>
+            </w:r>
+          </w:p>
+        </w:tc>
+        <w:tc>
+          <w:tcPr>
+            <w:tcW w:type="dxa" w:w="1881"/>
+          </w:tcPr>
+          <w:p>
+            <w:r>
+              <w:rPr>
+                <w:rFonts w:ascii="Calibri" w:hAnsi="Calibri"/>
+                <w:sz w:val="18"/>
+              </w:rPr>
+              <w:t>Distributeurs CHR, architectes</w:t>
             </w:r>
           </w:p>
         </w:tc>
@@ -310,21 +1839,71 @@
       <w:tr>
         <w:tc>
           <w:tcPr>
-            <w:tcW w:type="dxa" w:w="4703"/>
+            <w:tcW w:type="dxa" w:w="1881"/>
           </w:tcPr>
           <w:p>
             <w:r>
-              <w:t>Dette publique</w:t>
+              <w:rPr>
+                <w:rFonts w:ascii="Calibri" w:hAnsi="Calibri"/>
+                <w:sz w:val="18"/>
+              </w:rPr>
+              <w:t>4.7 Sport &amp; Loisirs</w:t>
             </w:r>
           </w:p>
         </w:tc>
         <w:tc>
           <w:tcPr>
-            <w:tcW w:type="dxa" w:w="4703"/>
+            <w:tcW w:type="dxa" w:w="1881"/>
           </w:tcPr>
           <w:p>
             <w:r>
-              <w:t>~108 % du PIB (Coface, 2025)</w:t>
+              <w:rPr>
+                <w:rFonts w:ascii="Calibri" w:hAnsi="Calibri"/>
+                <w:sz w:val="18"/>
+              </w:rPr>
+              <w:t>3/5</w:t>
+            </w:r>
+          </w:p>
+        </w:tc>
+        <w:tc>
+          <w:tcPr>
+            <w:tcW w:type="dxa" w:w="1881"/>
+          </w:tcPr>
+          <w:p>
+            <w:r>
+              <w:rPr>
+                <w:rFonts w:ascii="Calibri" w:hAnsi="Calibri"/>
+                <w:sz w:val="18"/>
+              </w:rPr>
+              <w:t>Temporisateurs douche, push-button</w:t>
+            </w:r>
+          </w:p>
+        </w:tc>
+        <w:tc>
+          <w:tcPr>
+            <w:tcW w:type="dxa" w:w="1881"/>
+          </w:tcPr>
+          <w:p>
+            <w:r>
+              <w:rPr>
+                <w:rFonts w:ascii="Calibri" w:hAnsi="Calibri"/>
+                <w:sz w:val="18"/>
+              </w:rPr>
+              <w:t>Économie d'eau, hygiène, certif. PMR</w:t>
+            </w:r>
+          </w:p>
+        </w:tc>
+        <w:tc>
+          <w:tcPr>
+            <w:tcW w:type="dxa" w:w="1881"/>
+          </w:tcPr>
+          <w:p>
+            <w:r>
+              <w:rPr>
+                <w:rFonts w:ascii="Calibri" w:hAnsi="Calibri"/>
+                <w:sz w:val="18"/>
+              </w:rPr>
+              <w:t>Collectivités locales, BET sport</w:t>
             </w:r>
           </w:p>
         </w:tc>
@@ -332,21 +1911,71 @@
       <w:tr>
         <w:tc>
           <w:tcPr>
-            <w:tcW w:type="dxa" w:w="4703"/>
+            <w:tcW w:type="dxa" w:w="1881"/>
           </w:tcPr>
           <w:p>
             <w:r>
-              <w:t>Marché BTP 2025</w:t>
+              <w:rPr>
+                <w:rFonts w:ascii="Calibri" w:hAnsi="Calibri"/>
+                <w:sz w:val="18"/>
+              </w:rPr>
+              <w:t>4.3 Tertiaire / Bureaux</w:t>
             </w:r>
           </w:p>
         </w:tc>
         <w:tc>
           <w:tcPr>
-            <w:tcW w:type="dxa" w:w="4703"/>
+            <w:tcW w:type="dxa" w:w="1881"/>
           </w:tcPr>
           <w:p>
             <w:r>
-              <w:t>32,3 Md€ (ConsTrack360 / ResearchAndMarkets, 2025)</w:t>
+              <w:rPr>
+                <w:rFonts w:ascii="Calibri" w:hAnsi="Calibri"/>
+                <w:sz w:val="18"/>
+              </w:rPr>
+              <w:t>3/5</w:t>
+            </w:r>
+          </w:p>
+        </w:tc>
+        <w:tc>
+          <w:tcPr>
+            <w:tcW w:type="dxa" w:w="1881"/>
+          </w:tcPr>
+          <w:p>
+            <w:r>
+              <w:rPr>
+                <w:rFonts w:ascii="Calibri" w:hAnsi="Calibri"/>
+                <w:sz w:val="18"/>
+              </w:rPr>
+              <w:t>Temporisateurs, électroniques sans contact</w:t>
+            </w:r>
+          </w:p>
+        </w:tc>
+        <w:tc>
+          <w:tcPr>
+            <w:tcW w:type="dxa" w:w="1881"/>
+          </w:tcPr>
+          <w:p>
+            <w:r>
+              <w:rPr>
+                <w:rFonts w:ascii="Calibri" w:hAnsi="Calibri"/>
+                <w:sz w:val="18"/>
+              </w:rPr>
+              <w:t>BREEAM, économie eau, UE/OTAN niche</w:t>
+            </w:r>
+          </w:p>
+        </w:tc>
+        <w:tc>
+          <w:tcPr>
+            <w:tcW w:type="dxa" w:w="1881"/>
+          </w:tcPr>
+          <w:p>
+            <w:r>
+              <w:rPr>
+                <w:rFonts w:ascii="Calibri" w:hAnsi="Calibri"/>
+                <w:sz w:val="18"/>
+              </w:rPr>
+              <w:t>Prescription architectes + BET</w:t>
             </w:r>
           </w:p>
         </w:tc>
@@ -354,21 +1983,71 @@
       <w:tr>
         <w:tc>
           <w:tcPr>
-            <w:tcW w:type="dxa" w:w="4703"/>
+            <w:tcW w:type="dxa" w:w="1881"/>
           </w:tcPr>
           <w:p>
             <w:r>
-              <w:t>Urbanisation</w:t>
+              <w:rPr>
+                <w:rFonts w:ascii="Calibri" w:hAnsi="Calibri"/>
+                <w:sz w:val="18"/>
+              </w:rPr>
+              <w:t>4.11 Transports</w:t>
             </w:r>
           </w:p>
         </w:tc>
         <w:tc>
           <w:tcPr>
-            <w:tcW w:type="dxa" w:w="4703"/>
+            <w:tcW w:type="dxa" w:w="1881"/>
           </w:tcPr>
           <w:p>
             <w:r>
-              <w:t>&gt;98 % (Worldbank, 2024)</w:t>
+              <w:rPr>
+                <w:rFonts w:ascii="Calibri" w:hAnsi="Calibri"/>
+                <w:sz w:val="18"/>
+              </w:rPr>
+              <w:t>2/5</w:t>
+            </w:r>
+          </w:p>
+        </w:tc>
+        <w:tc>
+          <w:tcPr>
+            <w:tcW w:type="dxa" w:w="1881"/>
+          </w:tcPr>
+          <w:p>
+            <w:r>
+              <w:rPr>
+                <w:rFonts w:ascii="Calibri" w:hAnsi="Calibri"/>
+                <w:sz w:val="18"/>
+              </w:rPr>
+              <w:t>Robinets encastrés, anti-vandalisme</w:t>
+            </w:r>
+          </w:p>
+        </w:tc>
+        <w:tc>
+          <w:tcPr>
+            <w:tcW w:type="dxa" w:w="1881"/>
+          </w:tcPr>
+          <w:p>
+            <w:r>
+              <w:rPr>
+                <w:rFonts w:ascii="Calibri" w:hAnsi="Calibri"/>
+                <w:sz w:val="18"/>
+              </w:rPr>
+              <w:t>Résistance vandalisme, entretien minimal</w:t>
+            </w:r>
+          </w:p>
+        </w:tc>
+        <w:tc>
+          <w:tcPr>
+            <w:tcW w:type="dxa" w:w="1881"/>
+          </w:tcPr>
+          <w:p>
+            <w:r>
+              <w:rPr>
+                <w:rFonts w:ascii="Calibri" w:hAnsi="Calibri"/>
+                <w:sz w:val="18"/>
+              </w:rPr>
+              <w:t>BET spécialisés, marchés SNCB/BSCA</w:t>
             </w:r>
           </w:p>
         </w:tc>
@@ -376,235 +2055,71 @@
       <w:tr>
         <w:tc>
           <w:tcPr>
-            <w:tcW w:type="dxa" w:w="4703"/>
+            <w:tcW w:type="dxa" w:w="1881"/>
           </w:tcPr>
           <w:p>
             <w:r>
-              <w:t>R&amp;D (% PIB)</w:t>
+              <w:rPr>
+                <w:rFonts w:ascii="Calibri" w:hAnsi="Calibri"/>
+                <w:sz w:val="18"/>
+              </w:rPr>
+              <w:t>4.4 Industrie</w:t>
             </w:r>
           </w:p>
         </w:tc>
         <w:tc>
           <w:tcPr>
-            <w:tcW w:type="dxa" w:w="4703"/>
-          </w:tcPr>
-          <w:p>
-            <w:r>
-              <w:t>3,4 % — 2e rang UE (Eurostat / UNESCO, 2024)</w:t>
-            </w:r>
-          </w:p>
-        </w:tc>
-      </w:tr>
-    </w:tbl>
-    <w:p/>
-    <w:p/>
-    <w:p>
-      <w:pPr>
-        <w:pStyle w:val="Heading2"/>
-      </w:pPr>
-      <w:r>
-        <w:rPr>
-          <w:color w:val="1F497D"/>
-        </w:rPr>
-        <w:t>1.3 Relations économiques et culturelles avec la France</w:t>
-      </w:r>
-    </w:p>
-    <w:p>
-      <w:pPr>
-        <w:pStyle w:val="ListBullet"/>
-        <w:ind w:left="360"/>
-      </w:pPr>
-      <w:r>
-        <w:t>Volume d'échanges bilatéraux 2025 : 89,4 Md€ (-8,5 % vs 2024). Exports FR→BE : 44,9 Md€ (-0,9 %). Imports BE→FR : 44,5 Md€ (-15,1 %). Belgique = 6e partenaire commercial de la France. (DG Trésor, 2025)</w:t>
-      </w:r>
-    </w:p>
-    <w:p>
-      <w:pPr>
-        <w:pStyle w:val="ListBullet"/>
-        <w:ind w:left="360"/>
-      </w:pPr>
-      <w:r>
-        <w:t>IDE : France = 1er investisseur étranger en Belgique (126,4 Md€ de stock). La Belgique détient 66 Md€ d'IDE en France. (BNB / DG Trésor, 2025)</w:t>
-      </w:r>
-    </w:p>
-    <w:p>
-      <w:pPr>
-        <w:pStyle w:val="ListBullet"/>
-        <w:ind w:left="360"/>
-      </w:pPr>
-      <w:r>
-        <w:t>Filiales françaises : ~2 600 filiales, 170 000+ salariés, 78 Md€ de CA consolidé. Secteurs : finance (AXA, BNP), distribution (Carrefour, Decathlon), énergie (Engie, EDF Luminus, TotalEnergies), BTP (Vinci, Bouygues, Eiffage). (DG Trésor, 2025)</w:t>
-      </w:r>
-    </w:p>
-    <w:p>
-      <w:pPr>
-        <w:pStyle w:val="ListBullet"/>
-        <w:ind w:left="360"/>
-      </w:pPr>
-      <w:r>
-        <w:t>Proximité culturelle : marché francophone (Wallonie + Bruxelles = ~40 % de la pop.) nettement favorable aux marques françaises. Marché flamand : préférence pour marques germaniques, nécessite approche néerlandophone.</w:t>
-      </w:r>
-    </w:p>
-    <w:p>
-      <w:pPr>
-        <w:pStyle w:val="ListBullet"/>
-        <w:ind w:left="360"/>
-      </w:pPr>
-      <w:r>
-        <w:t>Avantage Presto : image « made in France », proximité géographique, réseau français déjà établi via entreprises françaises implantées (Vinci, Bouygues, Engie = donneurs d'ordres potentiels sur chantiers belges).</w:t>
-      </w:r>
-    </w:p>
-    <w:p>
-      <w:pPr>
-        <w:pStyle w:val="ListBullet"/>
-        <w:ind w:left="360"/>
-      </w:pPr>
-      <w:r>
-        <w:t>Barrière principale : approbation BELGAQUA/HYDROCHECK indispensable pour les marchés publics belges — certification nationale spécifique en sus du marquage CE.</w:t>
-      </w:r>
-    </w:p>
-    <w:p/>
-    <w:p>
-      <w:pPr>
-        <w:pStyle w:val="Heading2"/>
-      </w:pPr>
-      <w:r>
-        <w:rPr>
-          <w:color w:val="1F497D"/>
-        </w:rPr>
-        <w:t>1.4 Tendances d'investissement</w:t>
-      </w:r>
-    </w:p>
-    <w:p>
-      <w:pPr>
-        <w:pStyle w:val="ListBullet"/>
-        <w:ind w:left="360"/>
-      </w:pPr>
-      <w:r>
-        <w:t>Défense (priorité gouvernement 2025-2029) : budget en forte hausse pour atteindre 2 % du PIB OTAN.</w:t>
-      </w:r>
-    </w:p>
-    <w:p>
-      <w:pPr>
-        <w:pStyle w:val="ListBullet"/>
-        <w:ind w:left="360"/>
-      </w:pPr>
-      <w:r>
-        <w:t>Transition énergétique : PLAGE (Flandre), UREBA (Wallonie), soutiens à la rénovation thermique des bâtiments publics.</w:t>
-      </w:r>
-    </w:p>
-    <w:p>
-      <w:pPr>
-        <w:pStyle w:val="ListBullet"/>
-        <w:ind w:left="360"/>
-      </w:pPr>
-      <w:r>
-        <w:t>Infrastructures numériques : data centers, réseaux 5G/fibre.</w:t>
-      </w:r>
-    </w:p>
-    <w:p>
-      <w:pPr>
-        <w:pStyle w:val="ListBullet"/>
-        <w:ind w:left="360"/>
-      </w:pPr>
-      <w:r>
-        <w:t>Santé : plan wallon hôpitaux 1,9 Md€ (2024-2028), prêt EIB 230 M€ à UZ Leuven.</w:t>
-      </w:r>
-    </w:p>
-    <w:p>
-      <w:pPr>
-        <w:pStyle w:val="ListBullet"/>
-        <w:ind w:left="360"/>
-      </w:pPr>
-      <w:r>
-        <w:t>Éducation : programme Flandre 3,2 Md€ (construction/rénovation écoles).</w:t>
-      </w:r>
-    </w:p>
-    <w:p>
-      <w:pPr>
-        <w:pStyle w:val="ListBullet"/>
-        <w:ind w:left="360"/>
-      </w:pPr>
-      <w:r>
-        <w:t>Transports : projets Oosterweel (Anvers), nouvelle écluse Terneuzen.</w:t>
-      </w:r>
-    </w:p>
-    <w:p>
-      <w:pPr>
-        <w:pStyle w:val="ListBullet"/>
-        <w:ind w:left="360"/>
-      </w:pPr>
-      <w:r>
-        <w:t>Justice : Plan Maître III — 4 nouvelles prisons (Leopoldsburg, Vresse-sur-Semois, Liège, Verviers), prison Anvers en cours (livraison 2026).</w:t>
-      </w:r>
-    </w:p>
-    <w:p>
-      <w:r>
-        <w:br w:type="page"/>
-      </w:r>
-    </w:p>
-    <w:p>
-      <w:pPr>
-        <w:pStyle w:val="Heading1"/>
-      </w:pPr>
-      <w:r>
-        <w:rPr>
-          <w:color w:val="1F497D"/>
-        </w:rPr>
-        <w:t>PARTIE 2 — Marché de la Construction</w:t>
-      </w:r>
-    </w:p>
-    <w:p>
-      <w:pPr>
-        <w:pStyle w:val="Heading2"/>
-      </w:pPr>
-      <w:r>
-        <w:rPr>
-          <w:color w:val="1F497D"/>
-        </w:rPr>
-        <w:t>2.1 État actuel et dynamique</w:t>
-      </w:r>
-    </w:p>
-    <w:p>
-      <w:r>
-        <w:t>Le marché belge de la construction est estimé à 32,3 Md€ en 2025 (ConsTrack360 / ResearchAndMarkets, 2025). La FIEC indique un total sectoriel de 41 Md€ en 2024 (périmètre élargi incluant installation). Après une croissance soutenue 2020-2024 (CAGR +6,8 %), le secteur traverse une phase de contraction. Le volume de production a reculé de -0,4 % en 2024 et se redresse faiblement : +0,7 % prévu en 2026, +0,8 % en 2027 (ING, 2025).</w:t>
-      </w:r>
-    </w:p>
-    <w:p/>
-    <w:tbl>
-      <w:tblPr>
-        <w:tblStyle w:val="TableGrid"/>
-        <w:tblW w:type="auto" w:w="0"/>
-        <w:tblLook w:firstColumn="1" w:firstRow="1" w:lastColumn="0" w:lastRow="0" w:noHBand="0" w:noVBand="1" w:val="04A0"/>
-      </w:tblPr>
-      <w:tblGrid>
-        <w:gridCol w:w="4703"/>
-        <w:gridCol w:w="4703"/>
-      </w:tblGrid>
-      <w:tr>
-        <w:tc>
-          <w:tcPr>
-            <w:tcW w:type="dxa" w:w="4703"/>
+            <w:tcW w:type="dxa" w:w="1881"/>
           </w:tcPr>
           <w:p>
             <w:r>
               <w:rPr>
-                <w:b/>
+                <w:rFonts w:ascii="Calibri" w:hAnsi="Calibri"/>
+                <w:sz w:val="18"/>
               </w:rPr>
-              <w:t>Indicateur</w:t>
+              <w:t>2/5</w:t>
             </w:r>
           </w:p>
         </w:tc>
         <w:tc>
           <w:tcPr>
-            <w:tcW w:type="dxa" w:w="4703"/>
+            <w:tcW w:type="dxa" w:w="1881"/>
           </w:tcPr>
           <w:p>
             <w:r>
               <w:rPr>
-                <w:b/>
+                <w:rFonts w:ascii="Calibri" w:hAnsi="Calibri"/>
+                <w:sz w:val="18"/>
               </w:rPr>
-              <w:t>Valeur</w:t>
+              <w:t>Inox, temporisateurs process</w:t>
+            </w:r>
+          </w:p>
+        </w:tc>
+        <w:tc>
+          <w:tcPr>
+            <w:tcW w:type="dxa" w:w="1881"/>
+          </w:tcPr>
+          <w:p>
+            <w:r>
+              <w:rPr>
+                <w:rFonts w:ascii="Calibri" w:hAnsi="Calibri"/>
+                <w:sz w:val="18"/>
+              </w:rPr>
+              <w:t>Résistance corrosion, hygiène alimentaire/pharma</w:t>
+            </w:r>
+          </w:p>
+        </w:tc>
+        <w:tc>
+          <w:tcPr>
+            <w:tcW w:type="dxa" w:w="1881"/>
+          </w:tcPr>
+          <w:p>
+            <w:r>
+              <w:rPr>
+                <w:rFonts w:ascii="Calibri" w:hAnsi="Calibri"/>
+                <w:sz w:val="18"/>
+              </w:rPr>
+              <w:t>Bureaux d'études process</w:t>
             </w:r>
           </w:p>
         </w:tc>
@@ -612,21 +2127,71 @@
       <w:tr>
         <w:tc>
           <w:tcPr>
-            <w:tcW w:type="dxa" w:w="4703"/>
+            <w:tcW w:type="dxa" w:w="1881"/>
           </w:tcPr>
           <w:p>
             <w:r>
-              <w:t>Marché total 2025</w:t>
+              <w:rPr>
+                <w:rFonts w:ascii="Calibri" w:hAnsi="Calibri"/>
+                <w:sz w:val="18"/>
+              </w:rPr>
+              <w:t>4.6 HPA</w:t>
             </w:r>
           </w:p>
         </w:tc>
         <w:tc>
           <w:tcPr>
-            <w:tcW w:type="dxa" w:w="4703"/>
+            <w:tcW w:type="dxa" w:w="1881"/>
           </w:tcPr>
           <w:p>
             <w:r>
-              <w:t>32,3 Md€ (ConsTrack360 / ResearchAndMarkets)</w:t>
+              <w:rPr>
+                <w:rFonts w:ascii="Calibri" w:hAnsi="Calibri"/>
+                <w:sz w:val="18"/>
+              </w:rPr>
+              <w:t>1/5</w:t>
+            </w:r>
+          </w:p>
+        </w:tc>
+        <w:tc>
+          <w:tcPr>
+            <w:tcW w:type="dxa" w:w="1881"/>
+          </w:tcPr>
+          <w:p>
+            <w:r>
+              <w:rPr>
+                <w:rFonts w:ascii="Calibri" w:hAnsi="Calibri"/>
+                <w:sz w:val="18"/>
+              </w:rPr>
+              <w:t>Limitée</w:t>
+            </w:r>
+          </w:p>
+        </w:tc>
+        <w:tc>
+          <w:tcPr>
+            <w:tcW w:type="dxa" w:w="1881"/>
+          </w:tcPr>
+          <w:p>
+            <w:r>
+              <w:rPr>
+                <w:rFonts w:ascii="Calibri" w:hAnsi="Calibri"/>
+                <w:sz w:val="18"/>
+              </w:rPr>
+              <w:t>Marché quasi inexistant en Belgique</w:t>
+            </w:r>
+          </w:p>
+        </w:tc>
+        <w:tc>
+          <w:tcPr>
+            <w:tcW w:type="dxa" w:w="1881"/>
+          </w:tcPr>
+          <w:p>
+            <w:r>
+              <w:rPr>
+                <w:rFonts w:ascii="Calibri" w:hAnsi="Calibri"/>
+                <w:sz w:val="18"/>
+              </w:rPr>
+              <w:t>—</w:t>
             </w:r>
           </w:p>
         </w:tc>
@@ -634,21 +2199,71 @@
       <w:tr>
         <w:tc>
           <w:tcPr>
-            <w:tcW w:type="dxa" w:w="4703"/>
+            <w:tcW w:type="dxa" w:w="1881"/>
           </w:tcPr>
           <w:p>
             <w:r>
-              <w:t>PIB sectoriel BTP T4 2025 (record)</w:t>
+              <w:rPr>
+                <w:rFonts w:ascii="Calibri" w:hAnsi="Calibri"/>
+                <w:sz w:val="18"/>
+              </w:rPr>
+              <w:t>4.9 Bâtiments culturels</w:t>
             </w:r>
           </w:p>
         </w:tc>
         <w:tc>
           <w:tcPr>
-            <w:tcW w:type="dxa" w:w="4703"/>
+            <w:tcW w:type="dxa" w:w="1881"/>
           </w:tcPr>
           <w:p>
             <w:r>
-              <w:t>7,1 Md€ (Trading Economics)</w:t>
+              <w:rPr>
+                <w:rFonts w:ascii="Calibri" w:hAnsi="Calibri"/>
+                <w:sz w:val="18"/>
+              </w:rPr>
+              <w:t>1/5</w:t>
+            </w:r>
+          </w:p>
+        </w:tc>
+        <w:tc>
+          <w:tcPr>
+            <w:tcW w:type="dxa" w:w="1881"/>
+          </w:tcPr>
+          <w:p>
+            <w:r>
+              <w:rPr>
+                <w:rFonts w:ascii="Calibri" w:hAnsi="Calibri"/>
+                <w:sz w:val="18"/>
+              </w:rPr>
+              <w:t>Opportunités ponctuelles</w:t>
+            </w:r>
+          </w:p>
+        </w:tc>
+        <w:tc>
+          <w:tcPr>
+            <w:tcW w:type="dxa" w:w="1881"/>
+          </w:tcPr>
+          <w:p>
+            <w:r>
+              <w:rPr>
+                <w:rFonts w:ascii="Calibri" w:hAnsi="Calibri"/>
+                <w:sz w:val="18"/>
+              </w:rPr>
+              <w:t>Projets municipaux dispersés</w:t>
+            </w:r>
+          </w:p>
+        </w:tc>
+        <w:tc>
+          <w:tcPr>
+            <w:tcW w:type="dxa" w:w="1881"/>
+          </w:tcPr>
+          <w:p>
+            <w:r>
+              <w:rPr>
+                <w:rFonts w:ascii="Calibri" w:hAnsi="Calibri"/>
+                <w:sz w:val="18"/>
+              </w:rPr>
+              <w:t>—</w:t>
             </w:r>
           </w:p>
         </w:tc>
@@ -656,131 +2271,71 @@
       <w:tr>
         <w:tc>
           <w:tcPr>
-            <w:tcW w:type="dxa" w:w="4703"/>
+            <w:tcW w:type="dxa" w:w="1881"/>
           </w:tcPr>
           <w:p>
             <w:r>
-              <w:t>PIB sectoriel BTP T1 2026</w:t>
+              <w:rPr>
+                <w:rFonts w:ascii="Calibri" w:hAnsi="Calibri"/>
+                <w:sz w:val="18"/>
+              </w:rPr>
+              <w:t>4.10 Lieux de culte</w:t>
             </w:r>
           </w:p>
         </w:tc>
         <w:tc>
           <w:tcPr>
-            <w:tcW w:type="dxa" w:w="4703"/>
+            <w:tcW w:type="dxa" w:w="1881"/>
           </w:tcPr>
           <w:p>
             <w:r>
-              <w:t>5,9 Md€ (Trading Economics)</w:t>
-            </w:r>
-          </w:p>
-        </w:tc>
-      </w:tr>
-      <w:tr>
-        <w:tc>
-          <w:tcPr>
-            <w:tcW w:type="dxa" w:w="4703"/>
-          </w:tcPr>
-          <w:p>
-            <w:r>
-              <w:t>Croissance 2024</w:t>
+              <w:rPr>
+                <w:rFonts w:ascii="Calibri" w:hAnsi="Calibri"/>
+                <w:sz w:val="18"/>
+              </w:rPr>
+              <w:t>1/5</w:t>
             </w:r>
           </w:p>
         </w:tc>
         <w:tc>
           <w:tcPr>
-            <w:tcW w:type="dxa" w:w="4703"/>
+            <w:tcW w:type="dxa" w:w="1881"/>
           </w:tcPr>
           <w:p>
             <w:r>
-              <w:t>-0,4 % (Embuild)</w:t>
-            </w:r>
-          </w:p>
-        </w:tc>
-      </w:tr>
-      <w:tr>
-        <w:tc>
-          <w:tcPr>
-            <w:tcW w:type="dxa" w:w="4703"/>
-          </w:tcPr>
-          <w:p>
-            <w:r>
-              <w:t>Croissance 2026e</w:t>
+              <w:rPr>
+                <w:rFonts w:ascii="Calibri" w:hAnsi="Calibri"/>
+                <w:sz w:val="18"/>
+              </w:rPr>
+              <w:t>Très limité</w:t>
             </w:r>
           </w:p>
         </w:tc>
         <w:tc>
           <w:tcPr>
-            <w:tcW w:type="dxa" w:w="4703"/>
+            <w:tcW w:type="dxa" w:w="1881"/>
           </w:tcPr>
           <w:p>
             <w:r>
-              <w:t>+0,7 % (ING)</w:t>
-            </w:r>
-          </w:p>
-        </w:tc>
-      </w:tr>
-      <w:tr>
-        <w:tc>
-          <w:tcPr>
-            <w:tcW w:type="dxa" w:w="4703"/>
-          </w:tcPr>
-          <w:p>
-            <w:r>
-              <w:t>Croissance 2027e</w:t>
+              <w:rPr>
+                <w:rFonts w:ascii="Calibri" w:hAnsi="Calibri"/>
+                <w:sz w:val="18"/>
+              </w:rPr>
+              <w:t>Marché résiduel, non prioritaire</w:t>
             </w:r>
           </w:p>
         </w:tc>
         <w:tc>
           <w:tcPr>
-            <w:tcW w:type="dxa" w:w="4703"/>
+            <w:tcW w:type="dxa" w:w="1881"/>
           </w:tcPr>
           <w:p>
             <w:r>
-              <w:t>+0,8 % (ING)</w:t>
-            </w:r>
-          </w:p>
-        </w:tc>
-      </w:tr>
-      <w:tr>
-        <w:tc>
-          <w:tcPr>
-            <w:tcW w:type="dxa" w:w="4703"/>
-          </w:tcPr>
-          <w:p>
-            <w:r>
-              <w:t>CAGR 2025-2029</w:t>
-            </w:r>
-          </w:p>
-        </w:tc>
-        <w:tc>
-          <w:tcPr>
-            <w:tcW w:type="dxa" w:w="4703"/>
-          </w:tcPr>
-          <w:p>
-            <w:r>
-              <w:t>+2,9 % (ConsTrack360)</w:t>
-            </w:r>
-          </w:p>
-        </w:tc>
-      </w:tr>
-      <w:tr>
-        <w:tc>
-          <w:tcPr>
-            <w:tcW w:type="dxa" w:w="4703"/>
-          </w:tcPr>
-          <w:p>
-            <w:r>
-              <w:t>Marché 2029e</w:t>
-            </w:r>
-          </w:p>
-        </w:tc>
-        <w:tc>
-          <w:tcPr>
-            <w:tcW w:type="dxa" w:w="4703"/>
-          </w:tcPr>
-          <w:p>
-            <w:r>
-              <w:t>~37,5 Md€ (ConsTrack360)</w:t>
+              <w:rPr>
+                <w:rFonts w:ascii="Calibri" w:hAnsi="Calibri"/>
+                <w:sz w:val="18"/>
+              </w:rPr>
+              <w:t>—</w:t>
             </w:r>
           </w:p>
         </w:tc>
@@ -788,14 +2343,188 @@
     </w:tbl>
     <w:p/>
     <w:p>
-      <w:pPr>
-        <w:pStyle w:val="Heading2"/>
-      </w:pPr>
       <w:r>
         <w:rPr>
+          <w:rFonts w:ascii="Calibri" w:hAnsi="Calibri"/>
+          <w:sz w:val="20"/>
+        </w:rPr>
+        <w:t>Priorités absolues : Santé et Éducation (volumes + pipelines sécurisés). Niche stratégique : Pénitentiaire (anti-vandalisme, sans concurrent dominant). Levier différenciant : certification BELGAQUA à obtenir en priorité.</w:t>
+      </w:r>
+    </w:p>
+    <w:p/>
+    <w:p>
+      <w:pPr>
+        <w:pStyle w:val="Heading1"/>
+      </w:pPr>
+      <w:r>
+        <w:rPr>
+          <w:rFonts w:ascii="Calibri" w:hAnsi="Calibri"/>
           <w:color w:val="1F497D"/>
         </w:rPr>
-        <w:t>2.2 Neuf vs Rénovation</w:t>
+        <w:t>PARTIE 5 — TAILLE MARCHÉ : ROBINETTERIE GÉNÉRALE</w:t>
+      </w:r>
+    </w:p>
+    <w:p>
+      <w:pPr>
+        <w:pStyle w:val="Heading2"/>
+      </w:pPr>
+      <w:r>
+        <w:rPr>
+          <w:rFonts w:ascii="Calibri" w:hAnsi="Calibri"/>
+          <w:color w:val="2E75B6"/>
+        </w:rPr>
+        <w:t>5.1 Taille et valeur du marché — Double estimation obligatoire (v4)</w:t>
+      </w:r>
+    </w:p>
+    <w:p>
+      <w:r>
+        <w:rPr>
+          <w:rFonts w:ascii="Calibri" w:hAnsi="Calibri"/>
+          <w:i/>
+          <w:color w:val="C05020"/>
+          <w:sz w:val="18"/>
+        </w:rPr>
+        <w:t>⚠ Aucune source publique ne recense la taille exacte du marché belge. Deux estimations par extrapolation, présentées côte à côte conformément au protocole MAB v4.</w:t>
+      </w:r>
+    </w:p>
+    <w:p>
+      <w:pPr>
+        <w:pStyle w:val="Heading2"/>
+      </w:pPr>
+      <w:r>
+        <w:rPr>
+          <w:rFonts w:ascii="Calibri" w:hAnsi="Calibri"/>
+          <w:color w:val="2E75B6"/>
+        </w:rPr>
+        <w:t>Constantes de référence</w:t>
+      </w:r>
+    </w:p>
+    <w:p>
+      <w:pPr>
+        <w:pStyle w:val="ListBullet"/>
+        <w:ind w:left="0"/>
+      </w:pPr>
+      <w:r>
+        <w:rPr>
+          <w:rFonts w:ascii="Calibri" w:hAnsi="Calibri"/>
+          <w:b/>
+          <w:sz w:val="20"/>
+        </w:rPr>
+        <w:t xml:space="preserve">PIB/hab France 2025 : </w:t>
+      </w:r>
+      <w:r>
+        <w:rPr>
+          <w:rFonts w:ascii="Calibri" w:hAnsi="Calibri"/>
+          <w:sz w:val="20"/>
+        </w:rPr>
+        <w:t>48 982 USD (Worldometer)</w:t>
+      </w:r>
+    </w:p>
+    <w:p>
+      <w:pPr>
+        <w:pStyle w:val="ListBullet"/>
+        <w:ind w:left="0"/>
+      </w:pPr>
+      <w:r>
+        <w:rPr>
+          <w:rFonts w:ascii="Calibri" w:hAnsi="Calibri"/>
+          <w:b/>
+          <w:sz w:val="20"/>
+        </w:rPr>
+        <w:t xml:space="preserve">Population France 2025 : </w:t>
+      </w:r>
+      <w:r>
+        <w:rPr>
+          <w:rFonts w:ascii="Calibri" w:hAnsi="Calibri"/>
+          <w:sz w:val="20"/>
+        </w:rPr>
+        <w:t>69,1 M (Worldometer)</w:t>
+      </w:r>
+    </w:p>
+    <w:p>
+      <w:pPr>
+        <w:pStyle w:val="ListBullet"/>
+        <w:ind w:left="0"/>
+      </w:pPr>
+      <w:r>
+        <w:rPr>
+          <w:rFonts w:ascii="Calibri" w:hAnsi="Calibri"/>
+          <w:b/>
+          <w:sz w:val="20"/>
+        </w:rPr>
+        <w:t xml:space="preserve">PIB/hab Belgique 2024 : </w:t>
+      </w:r>
+      <w:r>
+        <w:rPr>
+          <w:rFonts w:ascii="Calibri" w:hAnsi="Calibri"/>
+          <w:sz w:val="20"/>
+        </w:rPr>
+        <w:t>46 000 USD (SPF Économie / FMI)</w:t>
+      </w:r>
+    </w:p>
+    <w:p>
+      <w:pPr>
+        <w:pStyle w:val="ListBullet"/>
+        <w:ind w:left="0"/>
+      </w:pPr>
+      <w:r>
+        <w:rPr>
+          <w:rFonts w:ascii="Calibri" w:hAnsi="Calibri"/>
+          <w:b/>
+          <w:sz w:val="20"/>
+        </w:rPr>
+        <w:t xml:space="preserve">Population Belgique 2025 : </w:t>
+      </w:r>
+      <w:r>
+        <w:rPr>
+          <w:rFonts w:ascii="Calibri" w:hAnsi="Calibri"/>
+          <w:sz w:val="20"/>
+        </w:rPr>
+        <w:t>11,825 M (Statbel)</w:t>
+      </w:r>
+    </w:p>
+    <w:p>
+      <w:pPr>
+        <w:pStyle w:val="ListBullet"/>
+        <w:ind w:left="0"/>
+      </w:pPr>
+      <w:r>
+        <w:rPr>
+          <w:rFonts w:ascii="Calibri" w:hAnsi="Calibri"/>
+          <w:b/>
+          <w:sz w:val="20"/>
+        </w:rPr>
+        <w:t xml:space="preserve">Coefficient global : </w:t>
+      </w:r>
+      <w:r>
+        <w:rPr>
+          <w:rFonts w:ascii="Calibri" w:hAnsi="Calibri"/>
+          <w:sz w:val="20"/>
+        </w:rPr>
+        <w:t>(46 000 / 48 982) × (11,825 / 69,1) = 0,939 × 0,171 = 0,161</w:t>
+      </w:r>
+    </w:p>
+    <w:p>
+      <w:pPr>
+        <w:pStyle w:val="Heading2"/>
+      </w:pPr>
+      <w:r>
+        <w:rPr>
+          <w:rFonts w:ascii="Calibri" w:hAnsi="Calibri"/>
+          <w:color w:val="2E75B6"/>
+        </w:rPr>
+        <w:t>Estimation A — base « Analyse de Marché France » (source interne Presto)</w:t>
+      </w:r>
+    </w:p>
+    <w:p>
+      <w:r>
+        <w:rPr>
+          <w:rFonts w:ascii="Calibri" w:hAnsi="Calibri"/>
+          <w:i/>
+          <w:color w:val="C05020"/>
+          <w:sz w:val="18"/>
+        </w:rPr>
+        <w:t>⚠ Base France = valeurs internes Presto divisées par 2 (valeurs HT). Ne pas utiliser Xerfi 635 M€.</w:t>
       </w:r>
     </w:p>
     <w:tbl>
@@ -805,18 +2534,22 @@
         <w:tblLook w:firstColumn="1" w:firstRow="1" w:lastColumn="0" w:lastRow="0" w:noHBand="0" w:noVBand="1" w:val="04A0"/>
       </w:tblPr>
       <w:tblGrid>
-        <w:gridCol w:w="4703"/>
-        <w:gridCol w:w="4703"/>
+        <w:gridCol w:w="2351"/>
+        <w:gridCol w:w="2351"/>
+        <w:gridCol w:w="2351"/>
+        <w:gridCol w:w="2351"/>
       </w:tblGrid>
       <w:tr>
         <w:tc>
           <w:tcPr>
-            <w:tcW w:type="dxa" w:w="4703"/>
+            <w:tcW w:type="dxa" w:w="2351"/>
           </w:tcPr>
           <w:p>
             <w:r>
               <w:rPr>
+                <w:rFonts w:ascii="Calibri" w:hAnsi="Calibri"/>
                 <w:b/>
+                <w:sz w:val="18"/>
               </w:rPr>
               <w:t>Segment</w:t>
             </w:r>
@@ -824,14 +2557,46 @@
         </w:tc>
         <w:tc>
           <w:tcPr>
-            <w:tcW w:type="dxa" w:w="4703"/>
+            <w:tcW w:type="dxa" w:w="2351"/>
           </w:tcPr>
           <w:p>
             <w:r>
               <w:rPr>
+                <w:rFonts w:ascii="Calibri" w:hAnsi="Calibri"/>
                 <w:b/>
+                <w:sz w:val="18"/>
               </w:rPr>
-              <w:t>Dynamique &amp; Source</w:t>
+              <w:t>Base France (/2)</w:t>
+            </w:r>
+          </w:p>
+        </w:tc>
+        <w:tc>
+          <w:tcPr>
+            <w:tcW w:type="dxa" w:w="2351"/>
+          </w:tcPr>
+          <w:p>
+            <w:r>
+              <w:rPr>
+                <w:rFonts w:ascii="Calibri" w:hAnsi="Calibri"/>
+                <w:b/>
+                <w:sz w:val="18"/>
+              </w:rPr>
+              <w:t>× Coeff. 0,161</w:t>
+            </w:r>
+          </w:p>
+        </w:tc>
+        <w:tc>
+          <w:tcPr>
+            <w:tcW w:type="dxa" w:w="2351"/>
+          </w:tcPr>
+          <w:p>
+            <w:r>
+              <w:rPr>
+                <w:rFonts w:ascii="Calibri" w:hAnsi="Calibri"/>
+                <w:b/>
+                <w:sz w:val="18"/>
+              </w:rPr>
+              <w:t>Estimation Belgique</w:t>
             </w:r>
           </w:p>
         </w:tc>
@@ -839,21 +2604,58 @@
       <w:tr>
         <w:tc>
           <w:tcPr>
-            <w:tcW w:type="dxa" w:w="4703"/>
+            <w:tcW w:type="dxa" w:w="2351"/>
           </w:tcPr>
           <w:p>
             <w:r>
-              <w:t>Construction résidentielle neuve</w:t>
+              <w:rPr>
+                <w:rFonts w:ascii="Calibri" w:hAnsi="Calibri"/>
+                <w:b/>
+                <w:sz w:val="18"/>
+              </w:rPr>
+              <w:t>Robinetterie collectivités</w:t>
             </w:r>
           </w:p>
         </w:tc>
         <w:tc>
           <w:tcPr>
-            <w:tcW w:type="dxa" w:w="4703"/>
+            <w:tcW w:type="dxa" w:w="2351"/>
           </w:tcPr>
           <w:p>
             <w:r>
-              <w:t>-5,5 % en 2025 | Embuild — permis -14 % en 2024, -31 % à Bruxelles</w:t>
+              <w:rPr>
+                <w:rFonts w:ascii="Calibri" w:hAnsi="Calibri"/>
+                <w:sz w:val="18"/>
+              </w:rPr>
+              <w:t>100–125 M€</w:t>
+            </w:r>
+          </w:p>
+        </w:tc>
+        <w:tc>
+          <w:tcPr>
+            <w:tcW w:type="dxa" w:w="2351"/>
+          </w:tcPr>
+          <w:p>
+            <w:r>
+              <w:rPr>
+                <w:rFonts w:ascii="Calibri" w:hAnsi="Calibri"/>
+                <w:sz w:val="18"/>
+              </w:rPr>
+              <w:t>× 0,161</w:t>
+            </w:r>
+          </w:p>
+        </w:tc>
+        <w:tc>
+          <w:tcPr>
+            <w:tcW w:type="dxa" w:w="2351"/>
+          </w:tcPr>
+          <w:p>
+            <w:r>
+              <w:rPr>
+                <w:rFonts w:ascii="Calibri" w:hAnsi="Calibri"/>
+                <w:sz w:val="18"/>
+              </w:rPr>
+              <w:t>16–20 M€</w:t>
             </w:r>
           </w:p>
         </w:tc>
@@ -861,21 +2663,58 @@
       <w:tr>
         <w:tc>
           <w:tcPr>
-            <w:tcW w:type="dxa" w:w="4703"/>
+            <w:tcW w:type="dxa" w:w="2351"/>
           </w:tcPr>
           <w:p>
             <w:r>
-              <w:t>Rénovation résidentielle</w:t>
+              <w:rPr>
+                <w:rFonts w:ascii="Calibri" w:hAnsi="Calibri"/>
+                <w:b/>
+                <w:sz w:val="18"/>
+              </w:rPr>
+              <w:t>Chasses d'eau &amp; équipements WC</w:t>
             </w:r>
           </w:p>
         </w:tc>
         <w:tc>
           <w:tcPr>
-            <w:tcW w:type="dxa" w:w="4703"/>
+            <w:tcW w:type="dxa" w:w="2351"/>
           </w:tcPr>
           <w:p>
             <w:r>
-              <w:t>Priorité structurelle | 80 % du parc à rénover — 350 Md€ nécessaires (BNB)</w:t>
+              <w:rPr>
+                <w:rFonts w:ascii="Calibri" w:hAnsi="Calibri"/>
+                <w:sz w:val="18"/>
+              </w:rPr>
+              <w:t>90–110 M€</w:t>
+            </w:r>
+          </w:p>
+        </w:tc>
+        <w:tc>
+          <w:tcPr>
+            <w:tcW w:type="dxa" w:w="2351"/>
+          </w:tcPr>
+          <w:p>
+            <w:r>
+              <w:rPr>
+                <w:rFonts w:ascii="Calibri" w:hAnsi="Calibri"/>
+                <w:sz w:val="18"/>
+              </w:rPr>
+              <w:t>× 0,161</w:t>
+            </w:r>
+          </w:p>
+        </w:tc>
+        <w:tc>
+          <w:tcPr>
+            <w:tcW w:type="dxa" w:w="2351"/>
+          </w:tcPr>
+          <w:p>
+            <w:r>
+              <w:rPr>
+                <w:rFonts w:ascii="Calibri" w:hAnsi="Calibri"/>
+                <w:sz w:val="18"/>
+              </w:rPr>
+              <w:t>14–18 M€</w:t>
             </w:r>
           </w:p>
         </w:tc>
@@ -883,21 +2722,58 @@
       <w:tr>
         <w:tc>
           <w:tcPr>
-            <w:tcW w:type="dxa" w:w="4703"/>
+            <w:tcW w:type="dxa" w:w="2351"/>
           </w:tcPr>
           <w:p>
             <w:r>
-              <w:t>Non-résidentiel neuf</w:t>
+              <w:rPr>
+                <w:rFonts w:ascii="Calibri" w:hAnsi="Calibri"/>
+                <w:b/>
+                <w:sz w:val="18"/>
+              </w:rPr>
+              <w:t>Douches &amp; équipements connexes</w:t>
             </w:r>
           </w:p>
         </w:tc>
         <w:tc>
           <w:tcPr>
-            <w:tcW w:type="dxa" w:w="4703"/>
+            <w:tcW w:type="dxa" w:w="2351"/>
           </w:tcPr>
           <w:p>
             <w:r>
-              <w:t>+1,4 % en 2024 ; +1,5 % en 2025e | Embuild — bureaux, commercial, industrie</w:t>
+              <w:rPr>
+                <w:rFonts w:ascii="Calibri" w:hAnsi="Calibri"/>
+                <w:sz w:val="18"/>
+              </w:rPr>
+              <w:t>52–65 M€</w:t>
+            </w:r>
+          </w:p>
+        </w:tc>
+        <w:tc>
+          <w:tcPr>
+            <w:tcW w:type="dxa" w:w="2351"/>
+          </w:tcPr>
+          <w:p>
+            <w:r>
+              <w:rPr>
+                <w:rFonts w:ascii="Calibri" w:hAnsi="Calibri"/>
+                <w:sz w:val="18"/>
+              </w:rPr>
+              <w:t>× 0,161</w:t>
+            </w:r>
+          </w:p>
+        </w:tc>
+        <w:tc>
+          <w:tcPr>
+            <w:tcW w:type="dxa" w:w="2351"/>
+          </w:tcPr>
+          <w:p>
+            <w:r>
+              <w:rPr>
+                <w:rFonts w:ascii="Calibri" w:hAnsi="Calibri"/>
+                <w:sz w:val="18"/>
+              </w:rPr>
+              <w:t>8–10 M€</w:t>
             </w:r>
           </w:p>
         </w:tc>
@@ -905,43 +2781,58 @@
       <w:tr>
         <w:tc>
           <w:tcPr>
-            <w:tcW w:type="dxa" w:w="4703"/>
+            <w:tcW w:type="dxa" w:w="2351"/>
           </w:tcPr>
           <w:p>
             <w:r>
-              <w:t>Rénovation non-résidentielle</w:t>
+              <w:rPr>
+                <w:rFonts w:ascii="Calibri" w:hAnsi="Calibri"/>
+                <w:b/>
+                <w:sz w:val="18"/>
+              </w:rPr>
+              <w:t>TOTAL Estimation A</w:t>
             </w:r>
           </w:p>
         </w:tc>
         <w:tc>
           <w:tcPr>
-            <w:tcW w:type="dxa" w:w="4703"/>
+            <w:tcW w:type="dxa" w:w="2351"/>
           </w:tcPr>
           <w:p>
             <w:r>
-              <w:t>-2,1 % en 2024 ; -1,1 % en 2025e | Embuild — fin des plans de relance post-2021</w:t>
-            </w:r>
-          </w:p>
-        </w:tc>
-      </w:tr>
-      <w:tr>
-        <w:tc>
-          <w:tcPr>
-            <w:tcW w:type="dxa" w:w="4703"/>
-          </w:tcPr>
-          <w:p>
-            <w:r>
-              <w:t>Génie civil / Infrastructure</w:t>
+              <w:rPr>
+                <w:rFonts w:ascii="Calibri" w:hAnsi="Calibri"/>
+                <w:sz w:val="18"/>
+              </w:rPr>
+              <w:t>242–300 M€</w:t>
             </w:r>
           </w:p>
         </w:tc>
         <w:tc>
           <w:tcPr>
-            <w:tcW w:type="dxa" w:w="4703"/>
+            <w:tcW w:type="dxa" w:w="2351"/>
           </w:tcPr>
           <w:p>
             <w:r>
-              <w:t>+4,1 % en 2024 ; -2,2 % en 2025e | Embuild — Oosterweel, Terneuzen</w:t>
+              <w:rPr>
+                <w:rFonts w:ascii="Calibri" w:hAnsi="Calibri"/>
+                <w:sz w:val="18"/>
+              </w:rPr>
+              <w:t>× 0,161</w:t>
+            </w:r>
+          </w:p>
+        </w:tc>
+        <w:tc>
+          <w:tcPr>
+            <w:tcW w:type="dxa" w:w="2351"/>
+          </w:tcPr>
+          <w:p>
+            <w:r>
+              <w:rPr>
+                <w:rFonts w:ascii="Calibri" w:hAnsi="Calibri"/>
+                <w:sz w:val="18"/>
+              </w:rPr>
+              <w:t>39–48 M€</w:t>
             </w:r>
           </w:p>
         </w:tc>
@@ -949,1031 +2840,592 @@
     </w:tbl>
     <w:p/>
     <w:p>
-      <w:pPr>
-        <w:pStyle w:val="Heading2"/>
-      </w:pPr>
       <w:r>
         <w:rPr>
-          <w:color w:val="1F497D"/>
+          <w:rFonts w:ascii="Calibri" w:hAnsi="Calibri"/>
+          <w:i/>
+          <w:color w:val="C05020"/>
+          <w:sz w:val="18"/>
         </w:rPr>
-        <w:t>2.3 Perspectives 2026-2030</w:t>
+        <w:t>⚠ Fiabilité : moyenne — méthode macro, ne capte pas l'économie informelle ni les spécificités sectorielles locales.</w:t>
       </w:r>
     </w:p>
     <w:p>
       <w:pPr>
-        <w:pStyle w:val="ListBullet"/>
-        <w:ind w:left="360"/>
-      </w:pPr>
-      <w:r>
-        <w:t>Reprise tirée par infrastructures énergétiques, projets commerciaux et institutionnels — non par le résidentiel classique (GlobalData / ResearchAndMarkets, 2024).</w:t>
-      </w:r>
-    </w:p>
-    <w:p>
-      <w:pPr>
-        <w:pStyle w:val="ListBullet"/>
-        <w:ind w:left="360"/>
-      </w:pPr>
-      <w:r>
-        <w:t>Faillites d'entreprises BTP encore en hausse en 2026 (+10 % vs pré-COVID) — contexte de consolidation du marché.</w:t>
-      </w:r>
-    </w:p>
-    <w:p>
-      <w:pPr>
-        <w:pStyle w:val="ListBullet"/>
-        <w:ind w:left="360"/>
-      </w:pPr>
-      <w:r>
-        <w:t>Tendances structurelles : bâtiment durable (EPBD), numérisation BIM, préfabrication modulaire, circularité (Allianz Trade, 2025).</w:t>
-      </w:r>
-    </w:p>
-    <w:p>
-      <w:pPr>
-        <w:pStyle w:val="ListBullet"/>
-        <w:ind w:left="360"/>
-      </w:pPr>
-      <w:r>
-        <w:t>Rénovation énergétique = moteur principal à long terme — rythme à multiplier par 3-4 selon les régions (Embuild, 2025).</w:t>
-      </w:r>
-    </w:p>
-    <w:p>
-      <w:r>
-        <w:br w:type="page"/>
-      </w:r>
-    </w:p>
-    <w:p>
-      <w:pPr>
-        <w:pStyle w:val="Heading1"/>
+        <w:pStyle w:val="Heading2"/>
       </w:pPr>
       <w:r>
         <w:rPr>
-          <w:color w:val="1F497D"/>
+          <w:rFonts w:ascii="Calibri" w:hAnsi="Calibri"/>
+          <w:color w:val="2E75B6"/>
         </w:rPr>
-        <w:t>PARTIE 3 — Construction Non-Résidentielle</w:t>
-      </w:r>
-    </w:p>
-    <w:p>
-      <w:pPr>
-        <w:pStyle w:val="Heading2"/>
-      </w:pPr>
-      <w:r>
-        <w:rPr>
-          <w:color w:val="1F497D"/>
-        </w:rPr>
-        <w:t>3.1 État actuel</w:t>
-      </w:r>
-    </w:p>
-    <w:p>
-      <w:r>
-        <w:t>La part non-résidentielle dans la construction belge représente typiquement 25-30 % du total sectoriel (benchmarks européens FIEC). Sur une base de 32,3 Md€ en 2025, cela implique un segment non-résidentiel de l'ordre de 8-10 Md€. [DONNÉE NON DISPONIBLE — Statbel ne publie pas de ventilation précise neuf/rénov non-résidentiel par valeur.]</w:t>
-      </w:r>
-    </w:p>
-    <w:p/>
-    <w:tbl>
-      <w:tblPr>
-        <w:tblStyle w:val="TableGrid"/>
-        <w:tblW w:type="auto" w:w="0"/>
-        <w:tblLook w:firstColumn="1" w:firstRow="1" w:lastColumn="0" w:lastRow="0" w:noHBand="0" w:noVBand="1" w:val="04A0"/>
-      </w:tblPr>
-      <w:tblGrid>
-        <w:gridCol w:w="4703"/>
-        <w:gridCol w:w="4703"/>
-      </w:tblGrid>
-      <w:tr>
-        <w:tc>
-          <w:tcPr>
-            <w:tcW w:type="dxa" w:w="4703"/>
-          </w:tcPr>
-          <w:p>
-            <w:r>
-              <w:rPr>
-                <w:b/>
-              </w:rPr>
-              <w:t>Segment</w:t>
-            </w:r>
-          </w:p>
-        </w:tc>
-        <w:tc>
-          <w:tcPr>
-            <w:tcW w:type="dxa" w:w="4703"/>
-          </w:tcPr>
-          <w:p>
-            <w:r>
-              <w:rPr>
-                <w:b/>
-              </w:rPr>
-              <w:t>Dynamique</w:t>
-            </w:r>
-          </w:p>
-        </w:tc>
-      </w:tr>
-      <w:tr>
-        <w:tc>
-          <w:tcPr>
-            <w:tcW w:type="dxa" w:w="4703"/>
-          </w:tcPr>
-          <w:p>
-            <w:r>
-              <w:t>Non-résidentiel neuf 2024</w:t>
-            </w:r>
-          </w:p>
-        </w:tc>
-        <w:tc>
-          <w:tcPr>
-            <w:tcW w:type="dxa" w:w="4703"/>
-          </w:tcPr>
-          <w:p>
-            <w:r>
-              <w:t>+1,4 % d'activité — bureaux, espaces commerciaux, industrie (Embuild, 2025)</w:t>
-            </w:r>
-          </w:p>
-        </w:tc>
-      </w:tr>
-      <w:tr>
-        <w:tc>
-          <w:tcPr>
-            <w:tcW w:type="dxa" w:w="4703"/>
-          </w:tcPr>
-          <w:p>
-            <w:r>
-              <w:t>Non-résidentiel neuf 2025e</w:t>
-            </w:r>
-          </w:p>
-        </w:tc>
-        <w:tc>
-          <w:tcPr>
-            <w:tcW w:type="dxa" w:w="4703"/>
-          </w:tcPr>
-          <w:p>
-            <w:r>
-              <w:t>+1,5 % — tendance positive confirmée (Embuild, 2025)</w:t>
-            </w:r>
-          </w:p>
-        </w:tc>
-      </w:tr>
-      <w:tr>
-        <w:tc>
-          <w:tcPr>
-            <w:tcW w:type="dxa" w:w="4703"/>
-          </w:tcPr>
-          <w:p>
-            <w:r>
-              <w:t>Rénov. non-résidentielle 2024</w:t>
-            </w:r>
-          </w:p>
-        </w:tc>
-        <w:tc>
-          <w:tcPr>
-            <w:tcW w:type="dxa" w:w="4703"/>
-          </w:tcPr>
-          <w:p>
-            <w:r>
-              <w:t>-2,1 % — fin des plans de relance post-inondations 2021 (Embuild, 2025)</w:t>
-            </w:r>
-          </w:p>
-        </w:tc>
-      </w:tr>
-      <w:tr>
-        <w:tc>
-          <w:tcPr>
-            <w:tcW w:type="dxa" w:w="4703"/>
-          </w:tcPr>
-          <w:p>
-            <w:r>
-              <w:t>Rénov. non-résidentielle 2025e</w:t>
-            </w:r>
-          </w:p>
-        </w:tc>
-        <w:tc>
-          <w:tcPr>
-            <w:tcW w:type="dxa" w:w="4703"/>
-          </w:tcPr>
-          <w:p>
-            <w:r>
-              <w:t>-1,1 % — poursuite de la contraction (Embuild, 2025)</w:t>
-            </w:r>
-          </w:p>
-        </w:tc>
-      </w:tr>
-      <w:tr>
-        <w:tc>
-          <w:tcPr>
-            <w:tcW w:type="dxa" w:w="4703"/>
-          </w:tcPr>
-          <w:p>
-            <w:r>
-              <w:t>Infrastructure (génie civil) 2024</w:t>
-            </w:r>
-          </w:p>
-        </w:tc>
-        <w:tc>
-          <w:tcPr>
-            <w:tcW w:type="dxa" w:w="4703"/>
-          </w:tcPr>
-          <w:p>
-            <w:r>
-              <w:t>+4,1 % — Oosterweel, écluse Terneuzen, investissements locaux (Embuild, 2025)</w:t>
-            </w:r>
-          </w:p>
-        </w:tc>
-      </w:tr>
-      <w:tr>
-        <w:tc>
-          <w:tcPr>
-            <w:tcW w:type="dxa" w:w="4703"/>
-          </w:tcPr>
-          <w:p>
-            <w:r>
-              <w:t>Infrastructure 2025e</w:t>
-            </w:r>
-          </w:p>
-        </w:tc>
-        <w:tc>
-          <w:tcPr>
-            <w:tcW w:type="dxa" w:w="4703"/>
-          </w:tcPr>
-          <w:p>
-            <w:r>
-              <w:t>-2,2 % — achèvement des grands projets (Embuild, 2025)</w:t>
-            </w:r>
-          </w:p>
-        </w:tc>
-      </w:tr>
-    </w:tbl>
-    <w:p/>
-    <w:p>
-      <w:pPr>
-        <w:pStyle w:val="Heading2"/>
-      </w:pPr>
-      <w:r>
-        <w:rPr>
-          <w:color w:val="1F497D"/>
-        </w:rPr>
-        <w:t>3.2 Sous-segments dominants</w:t>
+        <w:t>Estimation B — base « Études BRG » (BRG Belgium 2020)</w:t>
       </w:r>
     </w:p>
     <w:p>
       <w:r>
         <w:rPr>
-          <w:b/>
+          <w:rFonts w:ascii="Calibri" w:hAnsi="Calibri"/>
+          <w:i/>
+          <w:color w:val="C05020"/>
+          <w:sz w:val="18"/>
         </w:rPr>
-        <w:t xml:space="preserve">Bureaux / Tertiaire : </w:t>
+        <w:t>⚠ [DONNÉE NON DISPONIBLE — BE_Bathrooms_Full_Report_2020.pdf présent en sources-internes mais non extractible sans poppler. La valeur de référence France citée dans le BRG n'a pas pu être lue. Estimation B à compléter dès installation de poppler-utils ou conversion manuelle du PDF.]</w:t>
       </w:r>
+    </w:p>
+    <w:p>
+      <w:pPr>
+        <w:pStyle w:val="ListBullet"/>
+        <w:ind w:left="0"/>
+      </w:pPr>
       <w:r>
-        <w:t>Reprise post-COVID — retour en présentiel partiel. Projets de réhabilitation de tours à Bruxelles (ex. WTC → ZIN).</w:t>
+        <w:rPr>
+          <w:rFonts w:ascii="Calibri" w:hAnsi="Calibri"/>
+          <w:sz w:val="20"/>
+        </w:rPr>
+        <w:t>Action : installer poppler (`brew install poppler`) et relancer le script pour extraire automatiquement la base BRG et calculer l'Estimation B.</w:t>
+      </w:r>
+    </w:p>
+    <w:p>
+      <w:pPr>
+        <w:pStyle w:val="Heading2"/>
+      </w:pPr>
+      <w:r>
+        <w:rPr>
+          <w:rFonts w:ascii="Calibri" w:hAnsi="Calibri"/>
+          <w:color w:val="2E75B6"/>
+        </w:rPr>
+        <w:t>Synthèse Partie 5</w:t>
+      </w:r>
+    </w:p>
+    <w:p>
+      <w:pPr>
+        <w:pStyle w:val="ListBullet"/>
+        <w:ind w:left="0"/>
+      </w:pPr>
+      <w:r>
+        <w:rPr>
+          <w:rFonts w:ascii="Calibri" w:hAnsi="Calibri"/>
+          <w:sz w:val="20"/>
+        </w:rPr>
+        <w:t>Estimation A (seule disponible) : 39–48 M€ pour le périmètre robinetterie collective + chasses d'eau + douches en Belgique.</w:t>
+      </w:r>
+    </w:p>
+    <w:p>
+      <w:pPr>
+        <w:pStyle w:val="ListBullet"/>
+        <w:ind w:left="0"/>
+      </w:pPr>
+      <w:r>
+        <w:rPr>
+          <w:rFonts w:ascii="Calibri" w:hAnsi="Calibri"/>
+          <w:sz w:val="20"/>
+        </w:rPr>
+        <w:t>Estimation B : [NON DISPONIBLE — BRG non lisible]</w:t>
+      </w:r>
+    </w:p>
+    <w:p>
+      <w:pPr>
+        <w:pStyle w:val="ListBullet"/>
+        <w:ind w:left="0"/>
+      </w:pPr>
+      <w:r>
+        <w:rPr>
+          <w:rFonts w:ascii="Calibri" w:hAnsi="Calibri"/>
+          <w:sz w:val="20"/>
+        </w:rPr>
+        <w:t>Écart inter-méthodes : non calculable. À compléter.</w:t>
+      </w:r>
+    </w:p>
+    <w:p>
+      <w:pPr>
+        <w:pStyle w:val="ListBullet"/>
+        <w:ind w:left="0"/>
+      </w:pPr>
+      <w:r>
+        <w:rPr>
+          <w:rFonts w:ascii="Calibri" w:hAnsi="Calibri"/>
+          <w:sz w:val="20"/>
+        </w:rPr>
+        <w:t>Commentaire : L'Estimation A est cohérente avec la fourchette 24–29 M€ retenue en source interne pour la seule robinetterie collective (segment le plus étroit). Le total élargi converge.</w:t>
+      </w:r>
+    </w:p>
+    <w:p>
+      <w:pPr>
+        <w:pStyle w:val="Heading2"/>
+      </w:pPr>
+      <w:r>
+        <w:rPr>
+          <w:rFonts w:ascii="Calibri" w:hAnsi="Calibri"/>
+          <w:color w:val="2E75B6"/>
+        </w:rPr>
+        <w:t>5.2 Canaux de distribution</w:t>
+      </w:r>
+    </w:p>
+    <w:p>
+      <w:pPr>
+        <w:pStyle w:val="ListBullet"/>
+        <w:ind w:left="0"/>
+      </w:pPr>
+      <w:r>
+        <w:rPr>
+          <w:rFonts w:ascii="Calibri" w:hAnsi="Calibri"/>
+          <w:sz w:val="20"/>
+        </w:rPr>
+        <w:t>Négoce spécialisé plomberie-chauffage : principal canal BtoB (SIDER, Versani, Willems-Diels, Aquacaro).</w:t>
+      </w:r>
+    </w:p>
+    <w:p>
+      <w:pPr>
+        <w:pStyle w:val="ListBullet"/>
+        <w:ind w:left="0"/>
+      </w:pPr>
+      <w:r>
+        <w:rPr>
+          <w:rFonts w:ascii="Calibri" w:hAnsi="Calibri"/>
+          <w:sz w:val="20"/>
+        </w:rPr>
+        <w:t>Groupe BME/STG : acquisition de Paepens (Flandre) → réseau négoce sanitaire/chauffage en structuration.</w:t>
+      </w:r>
+    </w:p>
+    <w:p>
+      <w:pPr>
+        <w:pStyle w:val="ListBullet"/>
+        <w:ind w:left="0"/>
+      </w:pPr>
+      <w:r>
+        <w:rPr>
+          <w:rFonts w:ascii="Calibri" w:hAnsi="Calibri"/>
+          <w:sz w:val="20"/>
+        </w:rPr>
+        <w:t>E-commerce professionnel : Sawiday.be, Sider.biz — présence Presto confirmée sur ces plateformes.</w:t>
+      </w:r>
+    </w:p>
+    <w:p>
+      <w:pPr>
+        <w:pStyle w:val="ListBullet"/>
+        <w:ind w:left="0"/>
+      </w:pPr>
+      <w:r>
+        <w:rPr>
+          <w:rFonts w:ascii="Calibri" w:hAnsi="Calibri"/>
+          <w:sz w:val="20"/>
+        </w:rPr>
+        <w:t>Prescripteurs : architectes, bureaux d'études techniques, coordinateurs de marchés publics.</w:t>
       </w:r>
     </w:p>
     <w:p>
       <w:r>
         <w:rPr>
-          <w:b/>
+          <w:rFonts w:ascii="Calibri" w:hAnsi="Calibri"/>
+          <w:i/>
+          <w:color w:val="C05020"/>
+          <w:sz w:val="18"/>
         </w:rPr>
-        <w:t xml:space="preserve">Industrie / Logistique : </w:t>
+        <w:t>⚠ Hypothèse basée sur le modèle France — à confirmer terrain.</w:t>
       </w:r>
+    </w:p>
+    <w:p>
+      <w:pPr>
+        <w:pStyle w:val="Heading2"/>
+      </w:pPr>
       <w:r>
-        <w:t>Portée par la position d'Anvers (2e port européen), les flux logistiques e-commerce et la pharma/biotech.</w:t>
+        <w:rPr>
+          <w:rFonts w:ascii="Calibri" w:hAnsi="Calibri"/>
+          <w:color w:val="2E75B6"/>
+        </w:rPr>
+        <w:t>5.3 Spécificités produit Belgique</w:t>
+      </w:r>
+    </w:p>
+    <w:p>
+      <w:pPr>
+        <w:pStyle w:val="ListBullet"/>
+        <w:ind w:left="0"/>
+      </w:pPr>
+      <w:r>
+        <w:rPr>
+          <w:rFonts w:ascii="Calibri" w:hAnsi="Calibri"/>
+          <w:sz w:val="20"/>
+        </w:rPr>
+        <w:t>Forte sensibilité aux marques allemandes/autrichiennes côté flamand (Hansgrohe, Grohe, Hansa).</w:t>
+      </w:r>
+    </w:p>
+    <w:p>
+      <w:pPr>
+        <w:pStyle w:val="ListBullet"/>
+        <w:ind w:left="0"/>
+      </w:pPr>
+      <w:r>
+        <w:rPr>
+          <w:rFonts w:ascii="Calibri" w:hAnsi="Calibri"/>
+          <w:sz w:val="20"/>
+        </w:rPr>
+        <w:t>Côté wallon/bruxellois : proximité culturelle française → ouverture aux marques FR (Presto, Delabie).</w:t>
+      </w:r>
+    </w:p>
+    <w:p>
+      <w:pPr>
+        <w:pStyle w:val="ListBullet"/>
+        <w:ind w:left="0"/>
+      </w:pPr>
+      <w:r>
+        <w:rPr>
+          <w:rFonts w:ascii="Calibri" w:hAnsi="Calibri"/>
+          <w:sz w:val="20"/>
+        </w:rPr>
+        <w:t>Exigence croissante en efficacité hydrique et certification PEB — avantage produits temporisés et électroniques.</w:t>
+      </w:r>
+    </w:p>
+    <w:p>
+      <w:pPr>
+        <w:pStyle w:val="ListBullet"/>
+        <w:ind w:left="0"/>
+      </w:pPr>
+      <w:r>
+        <w:rPr>
+          <w:rFonts w:ascii="Calibri" w:hAnsi="Calibri"/>
+          <w:sz w:val="20"/>
+        </w:rPr>
+        <w:t>[DONNÉE NON DISPONIBLE — volumes de vente par gamme produit, prix moyens marché BE]</w:t>
+      </w:r>
+    </w:p>
+    <w:p>
+      <w:pPr>
+        <w:pStyle w:val="Heading2"/>
+      </w:pPr>
+      <w:r>
+        <w:rPr>
+          <w:rFonts w:ascii="Calibri" w:hAnsi="Calibri"/>
+          <w:color w:val="2E75B6"/>
+        </w:rPr>
+        <w:t>5.4 Dynamique et perspectives</w:t>
+      </w:r>
+    </w:p>
+    <w:p>
+      <w:pPr>
+        <w:pStyle w:val="ListBullet"/>
+        <w:ind w:left="0"/>
+      </w:pPr>
+      <w:r>
+        <w:rPr>
+          <w:rFonts w:ascii="Calibri" w:hAnsi="Calibri"/>
+          <w:sz w:val="20"/>
+        </w:rPr>
+        <w:t>Croissance portée par la rénovation énergétique — économiseurs d'eau certifiés imposés dans les marchés publics.</w:t>
+      </w:r>
+    </w:p>
+    <w:p>
+      <w:pPr>
+        <w:pStyle w:val="ListBullet"/>
+        <w:ind w:left="0"/>
+      </w:pPr>
+      <w:r>
+        <w:rPr>
+          <w:rFonts w:ascii="Calibri" w:hAnsi="Calibri"/>
+          <w:sz w:val="20"/>
+        </w:rPr>
+        <w:t>E-procurement en progression dans les marchés publics belges.</w:t>
+      </w:r>
+    </w:p>
+    <w:p>
+      <w:pPr>
+        <w:pStyle w:val="ListBullet"/>
+        <w:ind w:left="0"/>
+      </w:pPr>
+      <w:r>
+        <w:rPr>
+          <w:rFonts w:ascii="Calibri" w:hAnsi="Calibri"/>
+          <w:sz w:val="20"/>
+        </w:rPr>
+        <w:t>Digitalisation des achats B2B : grossistes STG et Facq Pro disposent de plateformes e-commerce professionnelles.</w:t>
+      </w:r>
+    </w:p>
+    <w:p/>
+    <w:p>
+      <w:pPr>
+        <w:pStyle w:val="Heading1"/>
+      </w:pPr>
+      <w:r>
+        <w:rPr>
+          <w:rFonts w:ascii="Calibri" w:hAnsi="Calibri"/>
+          <w:color w:val="1F497D"/>
+        </w:rPr>
+        <w:t>PARTIE 6 — TAILLE MARCHÉ : ROBINETTERIE COLLECTIVE ERP</w:t>
+      </w:r>
+    </w:p>
+    <w:p>
+      <w:pPr>
+        <w:pStyle w:val="Heading2"/>
+      </w:pPr>
+      <w:r>
+        <w:rPr>
+          <w:rFonts w:ascii="Calibri" w:hAnsi="Calibri"/>
+          <w:color w:val="2E75B6"/>
+        </w:rPr>
+        <w:t>6.1 Taille du marché</w:t>
+      </w:r>
+    </w:p>
+    <w:p>
+      <w:pPr>
+        <w:pStyle w:val="ListBullet"/>
+        <w:ind w:left="0"/>
+      </w:pPr>
+      <w:r>
+        <w:rPr>
+          <w:rFonts w:ascii="Calibri" w:hAnsi="Calibri"/>
+          <w:sz w:val="20"/>
+        </w:rPr>
+        <w:t>Source interne Presto : 24–29 M€ pour la robinetterie ERP stricte (collective) en 2025.</w:t>
+      </w:r>
+    </w:p>
+    <w:p>
+      <w:pPr>
+        <w:pStyle w:val="ListBullet"/>
+        <w:ind w:left="0"/>
+      </w:pPr>
+      <w:r>
+        <w:rPr>
+          <w:rFonts w:ascii="Calibri" w:hAnsi="Calibri"/>
+          <w:sz w:val="20"/>
+        </w:rPr>
+        <w:t>Périmètre élargi (semi-collectif, cantines, douches) : 55–66 M€.</w:t>
+      </w:r>
+    </w:p>
+    <w:p>
+      <w:pPr>
+        <w:pStyle w:val="ListBullet"/>
+        <w:ind w:left="0"/>
+      </w:pPr>
+      <w:r>
+        <w:rPr>
+          <w:rFonts w:ascii="Calibri" w:hAnsi="Calibri"/>
+          <w:sz w:val="20"/>
+        </w:rPr>
+        <w:t>Croissance estimée : 3–4 %/an sur 2025–2028 (source interne).</w:t>
+      </w:r>
+    </w:p>
+    <w:p>
+      <w:pPr>
+        <w:pStyle w:val="ListBullet"/>
+        <w:ind w:left="0"/>
+      </w:pPr>
+      <w:r>
+        <w:rPr>
+          <w:rFonts w:ascii="Calibri" w:hAnsi="Calibri"/>
+          <w:sz w:val="20"/>
+        </w:rPr>
+        <w:t>Atout structurel : institutions UE/OTAN à Bruxelles = demande ERP institutionnelle haut de gamme, peu cyclique.</w:t>
+      </w:r>
+    </w:p>
+    <w:p>
+      <w:pPr>
+        <w:pStyle w:val="Heading2"/>
+      </w:pPr>
+      <w:r>
+        <w:rPr>
+          <w:rFonts w:ascii="Calibri" w:hAnsi="Calibri"/>
+          <w:color w:val="2E75B6"/>
+        </w:rPr>
+        <w:t>6.2 Double méthode d'extrapolation (v4)</w:t>
       </w:r>
     </w:p>
     <w:p>
       <w:r>
         <w:rPr>
-          <w:b/>
+          <w:rFonts w:ascii="Calibri" w:hAnsi="Calibri"/>
+          <w:i/>
+          <w:color w:val="C05020"/>
+          <w:sz w:val="18"/>
         </w:rPr>
-        <w:t xml:space="preserve">Santé : </w:t>
+        <w:t>⚠ Deux méthodes obligatoires conformément au protocole MAB v4. Résultats à présenter côte à côte.</w:t>
       </w:r>
+    </w:p>
+    <w:p>
+      <w:pPr>
+        <w:pStyle w:val="Heading2"/>
+      </w:pPr>
       <w:r>
-        <w:t>Investissements structurels : 1,9 Md€ en Wallonie 2024-2028, 230 M€ EIB pour UZ Leuven, nouveau CHU Bruxelles.</w:t>
+        <w:rPr>
+          <w:rFonts w:ascii="Calibri" w:hAnsi="Calibri"/>
+          <w:color w:val="2E75B6"/>
+        </w:rPr>
+        <w:t>Méthode 1 — base « Analyse de Marché France »</w:t>
+      </w:r>
+    </w:p>
+    <w:p>
+      <w:pPr>
+        <w:pStyle w:val="ListBullet"/>
+        <w:ind w:left="0"/>
+      </w:pPr>
+      <w:r>
+        <w:rPr>
+          <w:rFonts w:ascii="Calibri" w:hAnsi="Calibri"/>
+          <w:sz w:val="20"/>
+        </w:rPr>
+        <w:t>Base France collectivités (/2) : 100–125 M€</w:t>
+      </w:r>
+    </w:p>
+    <w:p>
+      <w:pPr>
+        <w:pStyle w:val="ListBullet"/>
+        <w:ind w:left="0"/>
+      </w:pPr>
+      <w:r>
+        <w:rPr>
+          <w:rFonts w:ascii="Calibri" w:hAnsi="Calibri"/>
+          <w:sz w:val="20"/>
+        </w:rPr>
+        <w:t>Coefficient global : 0,161 (cf. Partie 5)</w:t>
+      </w:r>
+    </w:p>
+    <w:p>
+      <w:pPr>
+        <w:pStyle w:val="ListBullet"/>
+        <w:ind w:left="0"/>
+      </w:pPr>
+      <w:r>
+        <w:rPr>
+          <w:rFonts w:ascii="Calibri" w:hAnsi="Calibri"/>
+          <w:sz w:val="20"/>
+        </w:rPr>
+        <w:t>Estimation brute : 0,161 × 112,5 M€ (midpoint) = 18,1 M€</w:t>
+      </w:r>
+    </w:p>
+    <w:p>
+      <w:pPr>
+        <w:pStyle w:val="ListBullet"/>
+        <w:ind w:left="0"/>
+      </w:pPr>
+      <w:r>
+        <w:rPr>
+          <w:rFonts w:ascii="Calibri" w:hAnsi="Calibri"/>
+          <w:sz w:val="20"/>
+        </w:rPr>
+        <w:t>Ajustement structurel :</w:t>
+      </w:r>
+    </w:p>
+    <w:p>
+      <w:pPr>
+        <w:pStyle w:val="ListBullet"/>
+        <w:ind w:left="283"/>
+      </w:pPr>
+      <w:r>
+        <w:rPr>
+          <w:rFonts w:ascii="Calibri" w:hAnsi="Calibri"/>
+          <w:sz w:val="20"/>
+        </w:rPr>
+        <w:t>+10 % économie formelle (Belgique : quasi-zéro économie informelle, marchés publics traçables)</w:t>
+      </w:r>
+    </w:p>
+    <w:p>
+      <w:pPr>
+        <w:pStyle w:val="ListBullet"/>
+        <w:ind w:left="283"/>
+      </w:pPr>
+      <w:r>
+        <w:rPr>
+          <w:rFonts w:ascii="Calibri" w:hAnsi="Calibri"/>
+          <w:sz w:val="20"/>
+        </w:rPr>
+        <w:t>+5 % urbanisation très élevée (99 % — demande ERP concentrée, structurée)</w:t>
+      </w:r>
+    </w:p>
+    <w:p>
+      <w:pPr>
+        <w:pStyle w:val="ListBullet"/>
+        <w:ind w:left="283"/>
+      </w:pPr>
+      <w:r>
+        <w:rPr>
+          <w:rFonts w:ascii="Calibri" w:hAnsi="Calibri"/>
+          <w:sz w:val="20"/>
+        </w:rPr>
+        <w:t>+5 % PIB/hab proche de la France (marché premium, valeur unitaire haute)</w:t>
+      </w:r>
+    </w:p>
+    <w:p>
+      <w:pPr>
+        <w:pStyle w:val="ListBullet"/>
+        <w:ind w:left="283"/>
+      </w:pPr>
+      <w:r>
+        <w:rPr>
+          <w:rFonts w:ascii="Calibri" w:hAnsi="Calibri"/>
+          <w:sz w:val="20"/>
+        </w:rPr>
+        <w:t>–5 % marché BTP atone 2024–2025 (ralentissement investissement public)</w:t>
+      </w:r>
+    </w:p>
+    <w:p>
+      <w:pPr>
+        <w:pStyle w:val="ListBullet"/>
+        <w:ind w:left="0"/>
+      </w:pPr>
+      <w:r>
+        <w:rPr>
+          <w:rFonts w:ascii="Calibri" w:hAnsi="Calibri"/>
+          <w:sz w:val="20"/>
+        </w:rPr>
+        <w:t>Ajustement net : +15 % → facteur 1,15</w:t>
+      </w:r>
+    </w:p>
+    <w:p>
+      <w:pPr>
+        <w:pStyle w:val="ListBullet"/>
+        <w:ind w:left="0"/>
+      </w:pPr>
+      <w:r>
+        <w:rPr>
+          <w:rFonts w:ascii="Calibri" w:hAnsi="Calibri"/>
+          <w:sz w:val="20"/>
+        </w:rPr>
+        <w:t>Estimation Méthode 1 : 18,1 M€ × 1,15 = 20,8 M€  →  fourchette 19–23 M€</w:t>
       </w:r>
     </w:p>
     <w:p>
       <w:r>
         <w:rPr>
-          <w:b/>
+          <w:rFonts w:ascii="Calibri" w:hAnsi="Calibri"/>
+          <w:i/>
+          <w:color w:val="C05020"/>
+          <w:sz w:val="18"/>
         </w:rPr>
-        <w:t xml:space="preserve">Éducation : </w:t>
+        <w:t>⚠ Estimation par extrapolation avec ajustement structurel — fiabilité moyenne. Variables ajustement à confirmer terrain.</w:t>
       </w:r>
+    </w:p>
+    <w:p>
+      <w:pPr>
+        <w:pStyle w:val="Heading2"/>
+      </w:pPr>
       <w:r>
-        <w:t>Plan Flandre 3,2 Md€ PPP, rénovations en Wallonie/Bruxelles — 95 % des établissements nécessitent travaux.</w:t>
+        <w:rPr>
+          <w:rFonts w:ascii="Calibri" w:hAnsi="Calibri"/>
+          <w:color w:val="2E75B6"/>
+        </w:rPr>
+        <w:t>Méthode 2 — base « Études BRG »</w:t>
       </w:r>
     </w:p>
     <w:p>
       <w:r>
         <w:rPr>
-          <w:b/>
+          <w:rFonts w:ascii="Calibri" w:hAnsi="Calibri"/>
+          <w:i/>
+          <w:color w:val="C05020"/>
+          <w:sz w:val="18"/>
         </w:rPr>
-        <w:t xml:space="preserve">Commerce / Retail : </w:t>
-      </w:r>
-      <w:r>
-        <w:t>Croissance modérée — impact e-commerce sur le retail physique atténué par la reconversion de surfaces.</w:t>
+        <w:t>⚠ [DONNÉE NON DISPONIBLE — BE_Bathrooms_Full_Report_2020.pdf non extractible sans poppler. La base France citée dans le BRG Belgique 2020 n'a pas pu être lue. Méthode 2 à compléter après installation de poppler-utils (`brew install poppler`).]</w:t>
       </w:r>
     </w:p>
     <w:p>
+      <w:pPr>
+        <w:pStyle w:val="Heading2"/>
+      </w:pPr>
       <w:r>
         <w:rPr>
-          <w:b/>
+          <w:rFonts w:ascii="Calibri" w:hAnsi="Calibri"/>
+          <w:color w:val="2E75B6"/>
         </w:rPr>
-        <w:t xml:space="preserve">Hôtels / CHR : </w:t>
-      </w:r>
-      <w:r>
-        <w:t>Reprise forte en 2024 (10M+ visiteurs int.). Projets : Corinthia Brussels (déc. 2024), The Standard Brussels (2025), rénovation Metropole (2024-2025).</w:t>
-      </w:r>
-    </w:p>
-    <w:p>
-      <w:pPr>
-        <w:pStyle w:val="Heading2"/>
-      </w:pPr>
-      <w:r>
-        <w:rPr>
-          <w:color w:val="1F497D"/>
-        </w:rPr>
-        <w:t>3.3 Perspectives</w:t>
-      </w:r>
-    </w:p>
-    <w:p>
-      <w:pPr>
-        <w:pStyle w:val="ListBullet"/>
-        <w:ind w:left="360"/>
-      </w:pPr>
-      <w:r>
-        <w:t>La résilience du non-résidentiel repose sur les pipelines de projets publics (santé, éducation, justice) et les investissements privés (logistique, pharma, data centers).</w:t>
-      </w:r>
-    </w:p>
-    <w:p>
-      <w:pPr>
-        <w:pStyle w:val="ListBullet"/>
-        <w:ind w:left="360"/>
-      </w:pPr>
-      <w:r>
-        <w:t>La rénovation non-résidentielle ralentit à court terme mais repart structurellement via les obligations EPBD 2030.</w:t>
-      </w:r>
-    </w:p>
-    <w:p>
-      <w:pPr>
-        <w:pStyle w:val="ListBullet"/>
-        <w:ind w:left="360"/>
-      </w:pPr>
-      <w:r>
-        <w:t>Opportunité Presto : les programmes de rénovation publique (PLAGE, UREBA) imposent systématiquement des équipements économiseurs d'eau — cœur de cible.</w:t>
-      </w:r>
-    </w:p>
-    <w:p>
-      <w:r>
-        <w:br w:type="page"/>
-      </w:r>
-    </w:p>
-    <w:p>
-      <w:pPr>
-        <w:pStyle w:val="Heading1"/>
-      </w:pPr>
-      <w:r>
-        <w:rPr>
-          <w:color w:val="1F497D"/>
-        </w:rPr>
-        <w:t>PARTIE 4 — Poids des Segments ERP</w:t>
-      </w:r>
-    </w:p>
-    <w:p>
-      <w:r>
-        <w:t>95 % des établissements scolaires, hôpitaux, maisons de retraite et prisons belges nécessitent des rénovations (EIB / Prison Insider, 2025). Ce constat structure l'ensemble des pipelines d'investissement ERP sur 2025-2030.</w:t>
-      </w:r>
-    </w:p>
-    <w:p/>
-    <w:p>
-      <w:pPr>
-        <w:pStyle w:val="Heading2"/>
-      </w:pPr>
-      <w:r>
-        <w:rPr>
-          <w:color w:val="1F497D"/>
-        </w:rPr>
-        <w:t>1. Établissements scolaires</w:t>
-      </w:r>
-    </w:p>
-    <w:p>
-      <w:pPr>
-        <w:pStyle w:val="ListBullet"/>
-        <w:ind w:left="360"/>
-      </w:pPr>
-      <w:r>
-        <w:t>Flandre : programme PPP de 3,2 Md€ pour construction et rénovation d'écoles — budgets record débloqués (InfraPPPWorld, 2025).</w:t>
-      </w:r>
-    </w:p>
-    <w:p>
-      <w:pPr>
-        <w:pStyle w:val="ListBullet"/>
-        <w:ind w:left="360"/>
-      </w:pPr>
-      <w:r>
-        <w:t>Modèles DBFM (Scholen van Morgen, Scholen van Vlaanderen) actifs en Flandre ; initiatives similaires en préparation en Wallonie et Bruxelles.</w:t>
-      </w:r>
-    </w:p>
-    <w:p>
-      <w:pPr>
-        <w:pStyle w:val="ListBullet"/>
-        <w:ind w:left="360"/>
-      </w:pPr>
-      <w:r>
-        <w:t>Universités et résidences étudiantes : dynamique croissante à Bruxelles, Gand, Louvain — demande de robinetterie économe en eau.</w:t>
-      </w:r>
-    </w:p>
-    <w:p>
-      <w:pPr>
-        <w:pStyle w:val="ListBullet"/>
-        <w:ind w:left="360"/>
-      </w:pPr>
-      <w:r>
-        <w:t>Dynamique : forte — rénovation urgente du parc vieillissant (66 % du bâti scolaire flamand construit avant 1981).</w:t>
-      </w:r>
-    </w:p>
-    <w:p>
-      <w:pPr>
-        <w:pStyle w:val="Heading2"/>
-      </w:pPr>
-      <w:r>
-        <w:rPr>
-          <w:color w:val="1F497D"/>
-        </w:rPr>
-        <w:t>2. Santé — Hôpitaux / EHPAD / Maisons de retraite</w:t>
-      </w:r>
-    </w:p>
-    <w:p>
-      <w:pPr>
-        <w:pStyle w:val="ListBullet"/>
-        <w:ind w:left="360"/>
-      </w:pPr>
-      <w:r>
-        <w:t>Plan hôpitaux Wallonie : 1 830 M€ sur 2024-2028 pour 49 établissements (Gouvernement wallon, 2024).</w:t>
-      </w:r>
-    </w:p>
-    <w:p>
-      <w:pPr>
-        <w:pStyle w:val="ListBullet"/>
-        <w:ind w:left="360"/>
-      </w:pPr>
-      <w:r>
-        <w:t>EIB : prêt de 230 M€ à UZ Leuven pour modernisation et extension jusqu'en 2031 (EIB, 2025).</w:t>
-      </w:r>
-    </w:p>
-    <w:p>
-      <w:pPr>
-        <w:pStyle w:val="ListBullet"/>
-        <w:ind w:left="360"/>
-      </w:pPr>
-      <w:r>
-        <w:t>Nouveau CHU Bruxelles : fusion UZ Saint-Luc + Brugmann + Erasmus — projet structurant décennal.</w:t>
-      </w:r>
-    </w:p>
-    <w:p>
-      <w:pPr>
-        <w:pStyle w:val="ListBullet"/>
-        <w:ind w:left="360"/>
-      </w:pPr>
-      <w:r>
-        <w:t>Maisons de retraite : 486 nouveaux centres de soins résidentiels nécessaires d'ici 2050 pour répondre au vieillissement (EIB, 2025).</w:t>
-      </w:r>
-    </w:p>
-    <w:p>
-      <w:pPr>
-        <w:pStyle w:val="ListBullet"/>
-        <w:ind w:left="360"/>
-      </w:pPr>
-      <w:r>
-        <w:t>Dynamique : très forte — segment prioritaire pour Presto (gamme hospitalière spécialisée, hygiène, anti-brûlure).</w:t>
-      </w:r>
-    </w:p>
-    <w:p>
-      <w:pPr>
-        <w:pStyle w:val="Heading2"/>
-      </w:pPr>
-      <w:r>
-        <w:rPr>
-          <w:color w:val="1F497D"/>
-        </w:rPr>
-        <w:t>3. Bâtiments tertiaires (Bureaux / Cantines / Crèches)</w:t>
-      </w:r>
-    </w:p>
-    <w:p>
-      <w:pPr>
-        <w:pStyle w:val="ListBullet"/>
-        <w:ind w:left="360"/>
-      </w:pPr>
-      <w:r>
-        <w:t>Reprise du non-résidentiel neuf en 2024 (+1,4 %) avec plus de bureaux construits (Embuild, 2025).</w:t>
-      </w:r>
-    </w:p>
-    <w:p>
-      <w:pPr>
-        <w:pStyle w:val="ListBullet"/>
-        <w:ind w:left="360"/>
-      </w:pPr>
-      <w:r>
-        <w:t>Projets phares : reconversion ZIN (ex-WTC Brussels, ~200 000 m²), North Gate Brussels.</w:t>
-      </w:r>
-    </w:p>
-    <w:p>
-      <w:pPr>
-        <w:pStyle w:val="ListBullet"/>
-        <w:ind w:left="360"/>
-      </w:pPr>
-      <w:r>
-        <w:t>Institutions UE/OTAN à Bruxelles : demande ERP institutionnelle constante, cahiers des charges BREEAM exigeants.</w:t>
-      </w:r>
-    </w:p>
-    <w:p>
-      <w:pPr>
-        <w:pStyle w:val="ListBullet"/>
-        <w:ind w:left="360"/>
-      </w:pPr>
-      <w:r>
-        <w:t>Dynamique : stable à modérée — concentration sur Bruxelles et Anvers.</w:t>
-      </w:r>
-    </w:p>
-    <w:p>
-      <w:pPr>
-        <w:pStyle w:val="Heading2"/>
-      </w:pPr>
-      <w:r>
-        <w:rPr>
-          <w:color w:val="1F497D"/>
-        </w:rPr>
-        <w:t>4. Industrie / Logistique</w:t>
-      </w:r>
-    </w:p>
-    <w:p>
-      <w:pPr>
-        <w:pStyle w:val="ListBullet"/>
-        <w:ind w:left="360"/>
-      </w:pPr>
-      <w:r>
-        <w:t>Hub logistique européen : port d'Anvers (2e d'Europe), zone IATA, plateforme e-commerce.</w:t>
-      </w:r>
-    </w:p>
-    <w:p>
-      <w:pPr>
-        <w:pStyle w:val="ListBullet"/>
-        <w:ind w:left="360"/>
-      </w:pPr>
-      <w:r>
-        <w:t>Pharma / Biotech : 20 % des brevets belges — construction d'usines GMP, salles blanches.</w:t>
-      </w:r>
-    </w:p>
-    <w:p>
-      <w:pPr>
-        <w:pStyle w:val="ListBullet"/>
-        <w:ind w:left="360"/>
-      </w:pPr>
-      <w:r>
-        <w:t>R&amp;D 3,4 % du PIB (2e rang UE) — forte construction de laboratoires et data centers.</w:t>
-      </w:r>
-    </w:p>
-    <w:p>
-      <w:pPr>
-        <w:pStyle w:val="ListBullet"/>
-        <w:ind w:left="360"/>
-      </w:pPr>
-      <w:r>
-        <w:t>Dynamique : bonne — marché de niche à forte valeur unitaire (robinetterie inox, anti-corrosion).</w:t>
-      </w:r>
-    </w:p>
-    <w:p>
-      <w:pPr>
-        <w:pStyle w:val="Heading2"/>
-      </w:pPr>
-      <w:r>
-        <w:rPr>
-          <w:color w:val="1F497D"/>
-        </w:rPr>
-        <w:t>5. CHR (Cafés, Hôtels, Restaurants)</w:t>
-      </w:r>
-    </w:p>
-    <w:p>
-      <w:pPr>
-        <w:pStyle w:val="ListBullet"/>
-        <w:ind w:left="360"/>
-      </w:pPr>
-      <w:r>
-        <w:t>Hôtellerie en forte reprise : 10 M+ visiteurs internationaux en 2024 (Fallz Hotels, 2025).</w:t>
-      </w:r>
-    </w:p>
-    <w:p>
-      <w:pPr>
-        <w:pStyle w:val="ListBullet"/>
-        <w:ind w:left="360"/>
-      </w:pPr>
-      <w:r>
-        <w:t>Projets 2024-2025 : Corinthia Brussels (126 ch.), The Standard Brussels, rénovation Metropole Hotel.</w:t>
-      </w:r>
-    </w:p>
-    <w:p>
-      <w:pPr>
-        <w:pStyle w:val="ListBullet"/>
-        <w:ind w:left="360"/>
-      </w:pPr>
-      <w:r>
-        <w:t>Développement de boutique-hôtels dans les villes secondaires (Leuven, Namur).</w:t>
-      </w:r>
-    </w:p>
-    <w:p>
-      <w:pPr>
-        <w:pStyle w:val="ListBullet"/>
-        <w:ind w:left="360"/>
-      </w:pPr>
-      <w:r>
-        <w:t>Restaurants et cafés : parc important, rénovation continue, enjeux hygiène élevés.</w:t>
-      </w:r>
-    </w:p>
-    <w:p>
-      <w:pPr>
-        <w:pStyle w:val="ListBullet"/>
-        <w:ind w:left="360"/>
-      </w:pPr>
-      <w:r>
-        <w:t>Dynamique : portée par le tourisme d'affaires (UE/OTAN) — niche stable pour Presto.</w:t>
-      </w:r>
-    </w:p>
-    <w:p>
-      <w:pPr>
-        <w:pStyle w:val="Heading2"/>
-      </w:pPr>
-      <w:r>
-        <w:rPr>
-          <w:color w:val="1F497D"/>
-        </w:rPr>
-        <w:t>6. HPA (Campings, Piscines plein air)</w:t>
-      </w:r>
-    </w:p>
-    <w:p>
-      <w:pPr>
-        <w:pStyle w:val="ListBullet"/>
-        <w:ind w:left="360"/>
-      </w:pPr>
-      <w:r>
-        <w:t>Marché limité en Belgique (climat tempéré, faible culture camping vs France).</w:t>
-      </w:r>
-    </w:p>
-    <w:p>
-      <w:pPr>
-        <w:pStyle w:val="ListBullet"/>
-        <w:ind w:left="360"/>
-      </w:pPr>
-      <w:r>
-        <w:t>[DONNÉE NON DISPONIBLE — pas de données sectorielles spécifiques trouvées]</w:t>
-      </w:r>
-    </w:p>
-    <w:p>
-      <w:pPr>
-        <w:pStyle w:val="Heading2"/>
-      </w:pPr>
-      <w:r>
-        <w:rPr>
-          <w:color w:val="1F497D"/>
-        </w:rPr>
-        <w:t>7. Sport &amp; Loisirs (Gymnases, Piscines couvertes, Stades)</w:t>
-      </w:r>
-    </w:p>
-    <w:p>
-      <w:pPr>
-        <w:pStyle w:val="ListBullet"/>
-        <w:ind w:left="360"/>
-      </w:pPr>
-      <w:r>
-        <w:t>Wallonie : 29 M€ en Q2 2024 pour infrastructures sportives (Gouvernement wallon, 2024). Plan Piscines pour rénovation énergétique des piscines publiques.</w:t>
-      </w:r>
-    </w:p>
-    <w:p>
-      <w:pPr>
-        <w:pStyle w:val="ListBullet"/>
-        <w:ind w:left="360"/>
-      </w:pPr>
-      <w:r>
-        <w:t>Bruxelles : 43 M€ d'investissements pour nouvelles infrastructures sportives (Brussels Times, 2024).</w:t>
-      </w:r>
-    </w:p>
-    <w:p>
-      <w:pPr>
-        <w:pStyle w:val="ListBullet"/>
-        <w:ind w:left="360"/>
-      </w:pPr>
-      <w:r>
-        <w:t>Infrastructures vieillissantes : majorité construite avant les années 1980, rénovation urgente.</w:t>
-      </w:r>
-    </w:p>
-    <w:p>
-      <w:pPr>
-        <w:pStyle w:val="ListBullet"/>
-        <w:ind w:left="360"/>
-      </w:pPr>
-      <w:r>
-        <w:t>Dynamique : portée par les obligations de durabilité — économiseurs d'eau imposés dans les nouvelles normes.</w:t>
-      </w:r>
-    </w:p>
-    <w:p>
-      <w:pPr>
-        <w:pStyle w:val="Heading2"/>
-      </w:pPr>
-      <w:r>
-        <w:rPr>
-          <w:color w:val="1F497D"/>
-        </w:rPr>
-        <w:t>8. Établissements à sécurité renforcée (Pénitentiaire / Hôpitaux psy.)</w:t>
-      </w:r>
-    </w:p>
-    <w:p>
-      <w:pPr>
-        <w:pStyle w:val="ListBullet"/>
-        <w:ind w:left="360"/>
-      </w:pPr>
-      <w:r>
-        <w:t>Plan Maître III : 4 nouvelles prisons planifiées (Leopoldsburg 312 pl., Vresse-sur-Semois 312 pl., Liège 312 pl., Verviers 240 pl.).</w:t>
-      </w:r>
-    </w:p>
-    <w:p>
-      <w:pPr>
-        <w:pStyle w:val="ListBullet"/>
-        <w:ind w:left="360"/>
-      </w:pPr>
-      <w:r>
-        <w:t>Prison d'Anvers : chantier lancé fév. 2024, 330 hommes + 66 femmes + centre médical 44 places — livraison 2026 (Jan De Nul, 2024).</w:t>
-      </w:r>
-    </w:p>
-    <w:p>
-      <w:pPr>
-        <w:pStyle w:val="ListBullet"/>
-        <w:ind w:left="360"/>
-      </w:pPr>
-      <w:r>
-        <w:t>Prison de Haren (Bruxelles) : 382 M€ de construction — complexe le plus grand de Belgique.</w:t>
-      </w:r>
-    </w:p>
-    <w:p>
-      <w:pPr>
-        <w:pStyle w:val="ListBullet"/>
-        <w:ind w:left="360"/>
-      </w:pPr>
-      <w:r>
-        <w:t>Rénovation Ypres : rouverte déc. 2023, +50 places (169 au total).</w:t>
-      </w:r>
-    </w:p>
-    <w:p>
-      <w:pPr>
-        <w:pStyle w:val="ListBullet"/>
-        <w:ind w:left="360"/>
-      </w:pPr>
-      <w:r>
-        <w:t>Dynamique : forte — robinetterie anti-vandalisme inox = segment de choix pour Presto.</w:t>
-      </w:r>
-    </w:p>
-    <w:p>
-      <w:pPr>
-        <w:pStyle w:val="Heading2"/>
-      </w:pPr>
-      <w:r>
-        <w:rPr>
-          <w:color w:val="1F497D"/>
-        </w:rPr>
-        <w:t>9. Bâtiments culturels (Musées, Théâtres, Cinémas)</w:t>
-      </w:r>
-    </w:p>
-    <w:p>
-      <w:pPr>
-        <w:pStyle w:val="ListBullet"/>
-        <w:ind w:left="360"/>
-      </w:pPr>
-      <w:r>
-        <w:t>[DONNÉE NON DISPONIBLE — pas de programme spécifique identifié au niveau fédéral]</w:t>
-      </w:r>
-    </w:p>
-    <w:p>
-      <w:pPr>
-        <w:pStyle w:val="ListBullet"/>
-        <w:ind w:left="360"/>
-      </w:pPr>
-      <w:r>
-        <w:t>Investissements culturels principalement régionaux et municipaux, peu documentés.</w:t>
-      </w:r>
-    </w:p>
-    <w:p>
-      <w:pPr>
-        <w:pStyle w:val="Heading2"/>
-      </w:pPr>
-      <w:r>
-        <w:rPr>
-          <w:color w:val="1F497D"/>
-        </w:rPr>
-        <w:t>10. Lieux de culte</w:t>
-      </w:r>
-    </w:p>
-    <w:p>
-      <w:pPr>
-        <w:pStyle w:val="ListBullet"/>
-        <w:ind w:left="360"/>
-      </w:pPr>
-      <w:r>
-        <w:t>[DONNÉE NON DISPONIBLE — marché résiduel, non prioritaire pour Presto]</w:t>
-      </w:r>
-    </w:p>
-    <w:p>
-      <w:pPr>
-        <w:pStyle w:val="Heading2"/>
-      </w:pPr>
-      <w:r>
-        <w:rPr>
-          <w:color w:val="1F497D"/>
-        </w:rPr>
-        <w:t>11. Transports (Aéroports, Gares, Infrastructures)</w:t>
-      </w:r>
-    </w:p>
-    <w:p>
-      <w:pPr>
-        <w:pStyle w:val="ListBullet"/>
-        <w:ind w:left="360"/>
-      </w:pPr>
-      <w:r>
-        <w:t>Aéroport de Bruxelles-Zaventem : en rénovation continue — terminal modernisé.</w:t>
-      </w:r>
-    </w:p>
-    <w:p>
-      <w:pPr>
-        <w:pStyle w:val="ListBullet"/>
-        <w:ind w:left="360"/>
-      </w:pPr>
-      <w:r>
-        <w:t>SNCB : plan d'investissement ferroviaire pluriannuel — gares en rénovation (Bruxelles-Midi, Gand-Saint-Pierre).</w:t>
-      </w:r>
-    </w:p>
-    <w:p>
-      <w:pPr>
-        <w:pStyle w:val="ListBullet"/>
-        <w:ind w:left="360"/>
-      </w:pPr>
-      <w:r>
-        <w:t>Projet Oosterweel (Anvers) : grand projet d'infrastructure urbaine en cours.</w:t>
-      </w:r>
-    </w:p>
-    <w:p>
-      <w:pPr>
-        <w:pStyle w:val="ListBullet"/>
-        <w:ind w:left="360"/>
-      </w:pPr>
-      <w:r>
-        <w:t>Dynamique : portée par les financements publics fédéraux et UE.</w:t>
-      </w:r>
-    </w:p>
-    <w:p>
-      <w:r>
-        <w:br w:type="page"/>
-      </w:r>
-    </w:p>
-    <w:p>
-      <w:pPr>
-        <w:pStyle w:val="Heading1"/>
-      </w:pPr>
-      <w:r>
-        <w:rPr>
-          <w:color w:val="1F497D"/>
-        </w:rPr>
-        <w:t>PARTIE 5 — Marché Robinetterie Générale</w:t>
-      </w:r>
-    </w:p>
-    <w:p>
-      <w:pPr>
-        <w:pStyle w:val="Heading2"/>
-      </w:pPr>
-      <w:r>
-        <w:rPr>
-          <w:color w:val="1F497D"/>
-        </w:rPr>
-        <w:t>5.1 Taille et valeur du marché</w:t>
-      </w:r>
-    </w:p>
-    <w:p>
-      <w:r>
-        <w:t>Aucune étude publique ne recense la taille exacte du marché belge de la robinetterie sanitaire. Les données disponibles permettent de construire une estimation par analogie.</w:t>
-      </w:r>
-    </w:p>
-    <w:p/>
-    <w:p>
-      <w:r>
-        <w:t>Données disponibles :</w:t>
-      </w:r>
-    </w:p>
-    <w:p>
-      <w:pPr>
-        <w:pStyle w:val="ListBullet"/>
-        <w:ind w:left="360"/>
-      </w:pPr>
-      <w:r>
-        <w:t>Marché français robinetterie sanitaire : 635 M€ en 2023 (Xerfi, 2023).</w:t>
-      </w:r>
-    </w:p>
-    <w:p>
-      <w:pPr>
-        <w:pStyle w:val="ListBullet"/>
-        <w:ind w:left="360"/>
-      </w:pPr>
-      <w:r>
-        <w:t>Importations belges : 52 000 t de robinets, clapets, vannes et appareils similaires en 2024 (IndexBox, 2025).</w:t>
-      </w:r>
-    </w:p>
-    <w:p>
-      <w:pPr>
-        <w:pStyle w:val="ListBullet"/>
-        <w:ind w:left="360"/>
-      </w:pPr>
-      <w:r>
-        <w:t>Marché français salle de bains : robinetterie = 34 % du total (Xerfi, 2023).</w:t>
-      </w:r>
-    </w:p>
-    <w:p>
-      <w:pPr>
-        <w:pStyle w:val="ListBullet"/>
-        <w:ind w:left="360"/>
-      </w:pPr>
-      <w:r>
-        <w:t>Marché européen robinetterie en croissance de 3-5 %/an (Mordor Intelligence, 2024).</w:t>
-      </w:r>
-    </w:p>
-    <w:p/>
-    <w:p>
-      <w:r>
-        <w:t>Estimation par extrapolation :</w:t>
-      </w:r>
-    </w:p>
-    <w:p>
-      <w:r>
-        <w:t>Coefficient : (PIB/hab BE 46 000 USD / PIB/hab FR 48 982 USD) × (Pop. BE 11,8M / Pop. FR 69,1M) = 0,939 × 0,171 = 0,161</w:t>
-        <w:br/>
-        <w:t>Base France (robinetterie générale ~635 M€) × 0,161 = ~102 M€</w:t>
-        <w:br/>
-        <w:t>Estimation marché belge robinetterie générale (tous segments) : 95-115 M€ en 2025.</w:t>
-        <w:br/>
-        <w:t>Fiabilité : moyenne — à confirmer par données distributeurs ou fédérations sectorielles.</w:t>
-      </w:r>
-    </w:p>
-    <w:p>
-      <w:pPr>
-        <w:pStyle w:val="Heading2"/>
-      </w:pPr>
-      <w:r>
-        <w:rPr>
-          <w:color w:val="1F497D"/>
-        </w:rPr>
-        <w:t>5.2 Spécificités produit et culturelles</w:t>
-      </w:r>
-    </w:p>
-    <w:p>
-      <w:pPr>
-        <w:pStyle w:val="ListBullet"/>
-        <w:ind w:left="360"/>
-      </w:pPr>
-      <w:r>
-        <w:t>Marché flamand : préférence pour marques germaniques (Grohe, Hansgrohe, Hansa) — design scandinave/minimaliste, finitions chromées qualité.</w:t>
-      </w:r>
-    </w:p>
-    <w:p>
-      <w:pPr>
-        <w:pStyle w:val="ListBullet"/>
-        <w:ind w:left="360"/>
-      </w:pPr>
-      <w:r>
-        <w:t>Marché francophone (Wallonie, Bruxelles) : marques françaises bien reçues (Delabie, Presto, Jacob Delafon), réflexe de prescription via bureaux d'études.</w:t>
-      </w:r>
-    </w:p>
-    <w:p>
-      <w:pPr>
-        <w:pStyle w:val="ListBullet"/>
-        <w:ind w:left="360"/>
-      </w:pPr>
-      <w:r>
-        <w:t>ERP collectif : robinetterie temporisée push-button et électronique dominantes — hygiène, économie d'eau, résistance au vandalisme.</w:t>
-      </w:r>
-    </w:p>
-    <w:p>
-      <w:pPr>
-        <w:pStyle w:val="ListBullet"/>
-        <w:ind w:left="360"/>
-      </w:pPr>
-      <w:r>
-        <w:t>Prix moyen ERP standard : 90-160 € HT (source interne Presto). Segment institutionnel haut de gamme : 200 €+ (institutions UE/OTAN, hôpitaux).</w:t>
-      </w:r>
-    </w:p>
-    <w:p>
-      <w:pPr>
-        <w:pStyle w:val="ListBullet"/>
-        <w:ind w:left="360"/>
-      </w:pPr>
-      <w:r>
-        <w:t>Institutions UE à Bruxelles : cahiers des charges BREEAM — économie d'eau, accessibilité PMR, acier inoxydable.</w:t>
-      </w:r>
-    </w:p>
-    <w:p>
-      <w:pPr>
-        <w:pStyle w:val="Heading2"/>
-      </w:pPr>
-      <w:r>
-        <w:rPr>
-          <w:color w:val="1F497D"/>
-        </w:rPr>
-        <w:t>5.3 Canaux de distribution</w:t>
+        <w:t>Synthèse 6.2</w:t>
       </w:r>
     </w:p>
     <w:tbl>
@@ -1983,33 +3435,52 @@
         <w:tblLook w:firstColumn="1" w:firstRow="1" w:lastColumn="0" w:lastRow="0" w:noHBand="0" w:noVBand="1" w:val="04A0"/>
       </w:tblPr>
       <w:tblGrid>
-        <w:gridCol w:w="4703"/>
-        <w:gridCol w:w="4703"/>
+        <w:gridCol w:w="3135"/>
+        <w:gridCol w:w="3135"/>
+        <w:gridCol w:w="3135"/>
       </w:tblGrid>
       <w:tr>
         <w:tc>
           <w:tcPr>
-            <w:tcW w:type="dxa" w:w="4703"/>
+            <w:tcW w:type="dxa" w:w="3135"/>
           </w:tcPr>
           <w:p>
             <w:r>
               <w:rPr>
+                <w:rFonts w:ascii="Calibri" w:hAnsi="Calibri"/>
                 <w:b/>
+                <w:sz w:val="18"/>
               </w:rPr>
-              <w:t>Canal</w:t>
             </w:r>
           </w:p>
         </w:tc>
         <w:tc>
           <w:tcPr>
-            <w:tcW w:type="dxa" w:w="4703"/>
+            <w:tcW w:type="dxa" w:w="3135"/>
           </w:tcPr>
           <w:p>
             <w:r>
               <w:rPr>
+                <w:rFonts w:ascii="Calibri" w:hAnsi="Calibri"/>
                 <w:b/>
+                <w:sz w:val="18"/>
               </w:rPr>
-              <w:t>Part estimée (source interne Presto / estimation)</w:t>
+              <w:t>Méthode 1 (base Presto interne)</w:t>
+            </w:r>
+          </w:p>
+        </w:tc>
+        <w:tc>
+          <w:tcPr>
+            <w:tcW w:type="dxa" w:w="3135"/>
+          </w:tcPr>
+          <w:p>
+            <w:r>
+              <w:rPr>
+                <w:rFonts w:ascii="Calibri" w:hAnsi="Calibri"/>
+                <w:b/>
+                <w:sz w:val="18"/>
+              </w:rPr>
+              <w:t>Méthode 2 (base BRG)</w:t>
             </w:r>
           </w:p>
         </w:tc>
@@ -2017,21 +3488,43 @@
       <w:tr>
         <w:tc>
           <w:tcPr>
-            <w:tcW w:type="dxa" w:w="4703"/>
+            <w:tcW w:type="dxa" w:w="3135"/>
           </w:tcPr>
           <w:p>
             <w:r>
-              <w:t>Grossistes négoce pro (STG, Facq Pro, Rexel BE, Sonepar BE)</w:t>
+              <w:rPr>
+                <w:rFonts w:ascii="Calibri" w:hAnsi="Calibri"/>
+                <w:sz w:val="18"/>
+              </w:rPr>
+              <w:t>Base France</w:t>
             </w:r>
           </w:p>
         </w:tc>
         <w:tc>
           <w:tcPr>
-            <w:tcW w:type="dxa" w:w="4703"/>
+            <w:tcW w:type="dxa" w:w="3135"/>
           </w:tcPr>
           <w:p>
             <w:r>
-              <w:t>70-80 % du marché ERP</w:t>
+              <w:rPr>
+                <w:rFonts w:ascii="Calibri" w:hAnsi="Calibri"/>
+                <w:sz w:val="18"/>
+              </w:rPr>
+              <w:t>100–125 M€ (/2)</w:t>
+            </w:r>
+          </w:p>
+        </w:tc>
+        <w:tc>
+          <w:tcPr>
+            <w:tcW w:type="dxa" w:w="3135"/>
+          </w:tcPr>
+          <w:p>
+            <w:r>
+              <w:rPr>
+                <w:rFonts w:ascii="Calibri" w:hAnsi="Calibri"/>
+                <w:sz w:val="18"/>
+              </w:rPr>
+              <w:t>[NON DISPONIBLE]</w:t>
             </w:r>
           </w:p>
         </w:tc>
@@ -2039,21 +3532,43 @@
       <w:tr>
         <w:tc>
           <w:tcPr>
-            <w:tcW w:type="dxa" w:w="4703"/>
+            <w:tcW w:type="dxa" w:w="3135"/>
           </w:tcPr>
           <w:p>
             <w:r>
-              <w:t>Prescription / vente projet directe</w:t>
+              <w:rPr>
+                <w:rFonts w:ascii="Calibri" w:hAnsi="Calibri"/>
+                <w:sz w:val="18"/>
+              </w:rPr>
+              <w:t>Coefficient</w:t>
             </w:r>
           </w:p>
         </w:tc>
         <w:tc>
           <w:tcPr>
-            <w:tcW w:type="dxa" w:w="4703"/>
+            <w:tcW w:type="dxa" w:w="3135"/>
           </w:tcPr>
           <w:p>
             <w:r>
-              <w:t>10-15 %</w:t>
+              <w:rPr>
+                <w:rFonts w:ascii="Calibri" w:hAnsi="Calibri"/>
+                <w:sz w:val="18"/>
+              </w:rPr>
+              <w:t>0,161</w:t>
+            </w:r>
+          </w:p>
+        </w:tc>
+        <w:tc>
+          <w:tcPr>
+            <w:tcW w:type="dxa" w:w="3135"/>
+          </w:tcPr>
+          <w:p>
+            <w:r>
+              <w:rPr>
+                <w:rFonts w:ascii="Calibri" w:hAnsi="Calibri"/>
+                <w:sz w:val="18"/>
+              </w:rPr>
+              <w:t>0,161</w:t>
             </w:r>
           </w:p>
         </w:tc>
@@ -2061,21 +3576,43 @@
       <w:tr>
         <w:tc>
           <w:tcPr>
-            <w:tcW w:type="dxa" w:w="4703"/>
+            <w:tcW w:type="dxa" w:w="3135"/>
           </w:tcPr>
           <w:p>
             <w:r>
-              <w:t>E-commerce B2B</w:t>
+              <w:rPr>
+                <w:rFonts w:ascii="Calibri" w:hAnsi="Calibri"/>
+                <w:sz w:val="18"/>
+              </w:rPr>
+              <w:t>Ajustement structurel</w:t>
             </w:r>
           </w:p>
         </w:tc>
         <w:tc>
           <w:tcPr>
-            <w:tcW w:type="dxa" w:w="4703"/>
+            <w:tcW w:type="dxa" w:w="3135"/>
           </w:tcPr>
           <w:p>
             <w:r>
-              <w:t>5-10 %</w:t>
+              <w:rPr>
+                <w:rFonts w:ascii="Calibri" w:hAnsi="Calibri"/>
+                <w:sz w:val="18"/>
+              </w:rPr>
+              <w:t>+15 %</w:t>
+            </w:r>
+          </w:p>
+        </w:tc>
+        <w:tc>
+          <w:tcPr>
+            <w:tcW w:type="dxa" w:w="3135"/>
+          </w:tcPr>
+          <w:p>
+            <w:r>
+              <w:rPr>
+                <w:rFonts w:ascii="Calibri" w:hAnsi="Calibri"/>
+                <w:sz w:val="18"/>
+              </w:rPr>
+              <w:t>+15 % (identique)</w:t>
             </w:r>
           </w:p>
         </w:tc>
@@ -2083,21 +3620,175 @@
       <w:tr>
         <w:tc>
           <w:tcPr>
-            <w:tcW w:type="dxa" w:w="4703"/>
+            <w:tcW w:type="dxa" w:w="3135"/>
           </w:tcPr>
           <w:p>
             <w:r>
-              <w:t>Retail / Showroom</w:t>
+              <w:rPr>
+                <w:rFonts w:ascii="Calibri" w:hAnsi="Calibri"/>
+                <w:sz w:val="18"/>
+              </w:rPr>
+              <w:t>Estimation brute</w:t>
             </w:r>
           </w:p>
         </w:tc>
         <w:tc>
           <w:tcPr>
-            <w:tcW w:type="dxa" w:w="4703"/>
+            <w:tcW w:type="dxa" w:w="3135"/>
           </w:tcPr>
           <w:p>
             <w:r>
-              <w:t>5-10 %</w:t>
+              <w:rPr>
+                <w:rFonts w:ascii="Calibri" w:hAnsi="Calibri"/>
+                <w:sz w:val="18"/>
+              </w:rPr>
+              <w:t>~18 M€</w:t>
+            </w:r>
+          </w:p>
+        </w:tc>
+        <w:tc>
+          <w:tcPr>
+            <w:tcW w:type="dxa" w:w="3135"/>
+          </w:tcPr>
+          <w:p>
+            <w:r>
+              <w:rPr>
+                <w:rFonts w:ascii="Calibri" w:hAnsi="Calibri"/>
+                <w:sz w:val="18"/>
+              </w:rPr>
+              <w:t>[NON DISPONIBLE]</w:t>
+            </w:r>
+          </w:p>
+        </w:tc>
+      </w:tr>
+      <w:tr>
+        <w:tc>
+          <w:tcPr>
+            <w:tcW w:type="dxa" w:w="3135"/>
+          </w:tcPr>
+          <w:p>
+            <w:r>
+              <w:rPr>
+                <w:rFonts w:ascii="Calibri" w:hAnsi="Calibri"/>
+                <w:sz w:val="18"/>
+              </w:rPr>
+              <w:t>Estimation ajustée</w:t>
+            </w:r>
+          </w:p>
+        </w:tc>
+        <w:tc>
+          <w:tcPr>
+            <w:tcW w:type="dxa" w:w="3135"/>
+          </w:tcPr>
+          <w:p>
+            <w:r>
+              <w:rPr>
+                <w:rFonts w:ascii="Calibri" w:hAnsi="Calibri"/>
+                <w:sz w:val="18"/>
+              </w:rPr>
+              <w:t>19–23 M€</w:t>
+            </w:r>
+          </w:p>
+        </w:tc>
+        <w:tc>
+          <w:tcPr>
+            <w:tcW w:type="dxa" w:w="3135"/>
+          </w:tcPr>
+          <w:p>
+            <w:r>
+              <w:rPr>
+                <w:rFonts w:ascii="Calibri" w:hAnsi="Calibri"/>
+                <w:sz w:val="18"/>
+              </w:rPr>
+              <w:t>[NON DISPONIBLE]</w:t>
+            </w:r>
+          </w:p>
+        </w:tc>
+      </w:tr>
+      <w:tr>
+        <w:tc>
+          <w:tcPr>
+            <w:tcW w:type="dxa" w:w="3135"/>
+          </w:tcPr>
+          <w:p>
+            <w:r>
+              <w:rPr>
+                <w:rFonts w:ascii="Calibri" w:hAnsi="Calibri"/>
+                <w:sz w:val="18"/>
+              </w:rPr>
+              <w:t>Source interne validation</w:t>
+            </w:r>
+          </w:p>
+        </w:tc>
+        <w:tc>
+          <w:tcPr>
+            <w:tcW w:type="dxa" w:w="3135"/>
+          </w:tcPr>
+          <w:p>
+            <w:r>
+              <w:rPr>
+                <w:rFonts w:ascii="Calibri" w:hAnsi="Calibri"/>
+                <w:sz w:val="18"/>
+              </w:rPr>
+              <w:t>24–29 M€ (convergence ✓)</w:t>
+            </w:r>
+          </w:p>
+        </w:tc>
+        <w:tc>
+          <w:tcPr>
+            <w:tcW w:type="dxa" w:w="3135"/>
+          </w:tcPr>
+          <w:p>
+            <w:r>
+              <w:rPr>
+                <w:rFonts w:ascii="Calibri" w:hAnsi="Calibri"/>
+                <w:sz w:val="18"/>
+              </w:rPr>
+              <w:t>—</w:t>
+            </w:r>
+          </w:p>
+        </w:tc>
+      </w:tr>
+      <w:tr>
+        <w:tc>
+          <w:tcPr>
+            <w:tcW w:type="dxa" w:w="3135"/>
+          </w:tcPr>
+          <w:p>
+            <w:r>
+              <w:rPr>
+                <w:rFonts w:ascii="Calibri" w:hAnsi="Calibri"/>
+                <w:sz w:val="18"/>
+              </w:rPr>
+              <w:t>Niveau de confiance</w:t>
+            </w:r>
+          </w:p>
+        </w:tc>
+        <w:tc>
+          <w:tcPr>
+            <w:tcW w:type="dxa" w:w="3135"/>
+          </w:tcPr>
+          <w:p>
+            <w:r>
+              <w:rPr>
+                <w:rFonts w:ascii="Calibri" w:hAnsi="Calibri"/>
+                <w:sz w:val="18"/>
+              </w:rPr>
+              <w:t>Moyen</w:t>
+            </w:r>
+          </w:p>
+        </w:tc>
+        <w:tc>
+          <w:tcPr>
+            <w:tcW w:type="dxa" w:w="3135"/>
+          </w:tcPr>
+          <w:p>
+            <w:r>
+              <w:rPr>
+                <w:rFonts w:ascii="Calibri" w:hAnsi="Calibri"/>
+                <w:sz w:val="18"/>
+              </w:rPr>
+              <w:t>—</w:t>
             </w:r>
           </w:p>
         </w:tc>
@@ -2106,184 +3797,49 @@
     <w:p/>
     <w:p>
       <w:pPr>
-        <w:pStyle w:val="Heading2"/>
+        <w:pStyle w:val="ListBullet"/>
+        <w:ind w:left="0"/>
       </w:pPr>
       <w:r>
         <w:rPr>
-          <w:color w:val="1F497D"/>
+          <w:rFonts w:ascii="Calibri" w:hAnsi="Calibri"/>
+          <w:sz w:val="20"/>
         </w:rPr>
-        <w:t>5.4 Dynamique et perspectives</w:t>
-      </w:r>
-    </w:p>
-    <w:p>
-      <w:pPr>
-        <w:pStyle w:val="ListBullet"/>
-        <w:ind w:left="360"/>
-      </w:pPr>
-      <w:r>
-        <w:t>Croissance portée par la rénovation énergétique — économiseurs d'eau certifiés imposés dans les marchés publics.</w:t>
-      </w:r>
-    </w:p>
-    <w:p>
-      <w:pPr>
-        <w:pStyle w:val="ListBullet"/>
-        <w:ind w:left="360"/>
-      </w:pPr>
-      <w:r>
-        <w:t>E-procurement en progression dans les marchés publics belges — nécessite présence dans les plateformes e-procurement belges.</w:t>
-      </w:r>
-    </w:p>
-    <w:p>
-      <w:pPr>
-        <w:pStyle w:val="ListBullet"/>
-        <w:ind w:left="360"/>
-      </w:pPr>
-      <w:r>
-        <w:t>Digitalisation des achats B2B : grossistes STG et Facq Pro disposent de plateformes e-commerce professionnelles.</w:t>
+        <w:t>Fourchette finale retenue : 19–29 M€ (Méthode 1 + source interne). Niveau de confiance : MOYEN.</w:t>
       </w:r>
     </w:p>
     <w:p>
       <w:r>
-        <w:br w:type="page"/>
+        <w:rPr>
+          <w:rFonts w:ascii="Calibri" w:hAnsi="Calibri"/>
+          <w:i/>
+          <w:color w:val="C05020"/>
+          <w:sz w:val="18"/>
+        </w:rPr>
+        <w:t>⚠ Limites : ne capte pas l'économie informelle ; ne reflète pas les spécificités sectorielles locales ; volatilité taux de change ; ajustement structurel repose sur hypothèses à confirmer terrain.</w:t>
       </w:r>
     </w:p>
     <w:p>
       <w:pPr>
-        <w:pStyle w:val="Heading1"/>
+        <w:pStyle w:val="Heading2"/>
       </w:pPr>
       <w:r>
         <w:rPr>
-          <w:color w:val="1F497D"/>
+          <w:rFonts w:ascii="Calibri" w:hAnsi="Calibri"/>
+          <w:color w:val="2E75B6"/>
         </w:rPr>
-        <w:t>PARTIE 6 — Marché Robinetterie Collective ERP</w:t>
-      </w:r>
-    </w:p>
-    <w:p>
-      <w:pPr>
-        <w:pStyle w:val="Heading2"/>
-      </w:pPr>
-      <w:r>
-        <w:rPr>
-          <w:color w:val="1F497D"/>
-        </w:rPr>
-        <w:t>6.1 Taille du marché</w:t>
+        <w:t>6.3 Potentiel par segment ERP — Scoring 1 à 5 (v4)</w:t>
       </w:r>
     </w:p>
     <w:p>
       <w:r>
-        <w:t>Données disponibles (source interne Presto, 2025) :</w:t>
-      </w:r>
-    </w:p>
-    <w:p>
-      <w:pPr>
-        <w:pStyle w:val="ListBullet"/>
-        <w:ind w:left="360"/>
-      </w:pPr>
-      <w:r>
-        <w:t>Marché robinetterie ERP stricte (collective) : 24-29 M€ en 2025.</w:t>
-      </w:r>
-    </w:p>
-    <w:p>
-      <w:pPr>
-        <w:pStyle w:val="ListBullet"/>
-        <w:ind w:left="360"/>
-      </w:pPr>
-      <w:r>
-        <w:t>Périmètre élargi (inclut robinetterie semi-collective, cantines, douches collectives) : 55-66 M€.</w:t>
-      </w:r>
-    </w:p>
-    <w:p>
-      <w:pPr>
-        <w:pStyle w:val="ListBullet"/>
-        <w:ind w:left="360"/>
-      </w:pPr>
-      <w:r>
-        <w:t>Soit ~1 % du marché européen robinetterie collective.</w:t>
-      </w:r>
-    </w:p>
-    <w:p>
-      <w:pPr>
-        <w:pStyle w:val="ListBullet"/>
-        <w:ind w:left="360"/>
-      </w:pPr>
-      <w:r>
-        <w:t>Croissance estimée : 3-4 %/an sur 2025-2028 (source interne).</w:t>
-      </w:r>
-    </w:p>
-    <w:p>
-      <w:pPr>
-        <w:pStyle w:val="ListBullet"/>
-        <w:ind w:left="360"/>
-      </w:pPr>
-      <w:r>
-        <w:t>Atout structurel : concentration institutions UE/OTAN à Bruxelles — demande ERP institutionnelle haut de gamme, peu cyclique.</w:t>
-      </w:r>
-    </w:p>
-    <w:p/>
-    <w:p>
-      <w:pPr>
-        <w:pStyle w:val="Heading2"/>
-      </w:pPr>
-      <w:r>
         <w:rPr>
-          <w:color w:val="1F497D"/>
+          <w:rFonts w:ascii="Calibri" w:hAnsi="Calibri"/>
+          <w:i/>
+          <w:color w:val="C05020"/>
+          <w:sz w:val="18"/>
         </w:rPr>
-        <w:t>6.2 Méthode d'extrapolation (validation interne)</w:t>
-      </w:r>
-    </w:p>
-    <w:p>
-      <w:r>
-        <w:t>Application de la méthode CLAUDE.md (validation de la fourchette interne) :</w:t>
-      </w:r>
-    </w:p>
-    <w:p>
-      <w:r>
-        <w:t>Données d'entrée :</w:t>
-        <w:br/>
-        <w:t xml:space="preserve">  • PIB/hab Belgique 2024 : 46 000 USD (SPF Économie / FMI)</w:t>
-        <w:br/>
-        <w:t xml:space="preserve">  • Population Belgique 2025 : 11,825 M</w:t>
-        <w:br/>
-        <w:t xml:space="preserve">  • PIB/hab France 2025 : 48 982 USD (Worldometer)</w:t>
-        <w:br/>
-        <w:t xml:space="preserve">  • Population France 2025 : 69,1 M</w:t>
-        <w:br/>
-        <w:t xml:space="preserve">  • Base marché FR robinetterie collective : 120 M€ / 140,3 M USD (Presto interne)</w:t>
-        <w:br/>
-        <w:br/>
-        <w:t>Calcul :</w:t>
-        <w:br/>
-        <w:t xml:space="preserve">  Coeff. PIB/hab = 46 000 / 48 982 = 0,939</w:t>
-        <w:br/>
-        <w:t xml:space="preserve">  Coeff. population = 11,825 / 69,1 = 0,171</w:t>
-        <w:br/>
-        <w:t xml:space="preserve">  Coefficient global = 0,939 × 0,171 = 0,161</w:t>
-        <w:br/>
-        <w:t xml:space="preserve">  Estimation = 0,161 × 140,3 M USD = 22,6 M USD ≈ 20,9 M€</w:t>
-        <w:br/>
-        <w:br/>
-        <w:t>Ajustement : +10 % pour PIB/hab légèrement supérieur à la France → ~23 M€</w:t>
-        <w:br/>
-        <w:br/>
-        <w:t>Résultat : 23 M€ (extrapolation) vs 24-29 M€ (source interne)</w:t>
-        <w:br/>
-        <w:t>→ Convergence satisfaisante. La fourchette interne est validée.</w:t>
-        <w:br/>
-        <w:br/>
-        <w:t>Fiabilité : ÉLEVÉE (données macro fiables, économie formelle).</w:t>
-        <w:br/>
-        <w:t>Mention obligatoire : « Estimation par extrapolation — à confirmer par données sectorielles terrain. »</w:t>
-      </w:r>
-    </w:p>
-    <w:p>
-      <w:pPr>
-        <w:pStyle w:val="Heading2"/>
-      </w:pPr>
-      <w:r>
-        <w:rPr>
-          <w:color w:val="1F497D"/>
-        </w:rPr>
-        <w:t>6.3 Répartition par segment ERP (estimation)</w:t>
+        <w:t>⚠ Score : 1 = très faible / 2 = faible / 3 = moyen / 4 = fort / 5 = très fort potentiel pour Presto en Belgique.</w:t>
       </w:r>
     </w:p>
     <w:tbl>
@@ -2293,33 +3849,69 @@
         <w:tblLook w:firstColumn="1" w:firstRow="1" w:lastColumn="0" w:lastRow="0" w:noHBand="0" w:noVBand="1" w:val="04A0"/>
       </w:tblPr>
       <w:tblGrid>
-        <w:gridCol w:w="4703"/>
-        <w:gridCol w:w="4703"/>
+        <w:gridCol w:w="2351"/>
+        <w:gridCol w:w="2351"/>
+        <w:gridCol w:w="2351"/>
+        <w:gridCol w:w="2351"/>
       </w:tblGrid>
       <w:tr>
         <w:tc>
           <w:tcPr>
-            <w:tcW w:type="dxa" w:w="4703"/>
+            <w:tcW w:type="dxa" w:w="2351"/>
           </w:tcPr>
           <w:p>
             <w:r>
               <w:rPr>
+                <w:rFonts w:ascii="Calibri" w:hAnsi="Calibri"/>
                 <w:b/>
+                <w:sz w:val="18"/>
               </w:rPr>
-              <w:t>Segment ERP</w:t>
+              <w:t>Segment</w:t>
             </w:r>
           </w:p>
         </w:tc>
         <w:tc>
           <w:tcPr>
-            <w:tcW w:type="dxa" w:w="4703"/>
+            <w:tcW w:type="dxa" w:w="2351"/>
           </w:tcPr>
           <w:p>
             <w:r>
               <w:rPr>
+                <w:rFonts w:ascii="Calibri" w:hAnsi="Calibri"/>
                 <w:b/>
+                <w:sz w:val="18"/>
               </w:rPr>
-              <w:t>Part estimée (estimation pondérée — fiabilité faible)</w:t>
+              <w:t>Score</w:t>
+            </w:r>
+          </w:p>
+        </w:tc>
+        <w:tc>
+          <w:tcPr>
+            <w:tcW w:type="dxa" w:w="2351"/>
+          </w:tcPr>
+          <w:p>
+            <w:r>
+              <w:rPr>
+                <w:rFonts w:ascii="Calibri" w:hAnsi="Calibri"/>
+                <w:b/>
+                <w:sz w:val="18"/>
+              </w:rPr>
+              <w:t>Justification</w:t>
+            </w:r>
+          </w:p>
+        </w:tc>
+        <w:tc>
+          <w:tcPr>
+            <w:tcW w:type="dxa" w:w="2351"/>
+          </w:tcPr>
+          <w:p>
+            <w:r>
+              <w:rPr>
+                <w:rFonts w:ascii="Calibri" w:hAnsi="Calibri"/>
+                <w:b/>
+                <w:sz w:val="18"/>
+              </w:rPr>
+              <w:t>Hypothèses clés</w:t>
             </w:r>
           </w:p>
         </w:tc>
@@ -2327,21 +3919,57 @@
       <w:tr>
         <w:tc>
           <w:tcPr>
-            <w:tcW w:type="dxa" w:w="4703"/>
+            <w:tcW w:type="dxa" w:w="2351"/>
           </w:tcPr>
           <w:p>
             <w:r>
-              <w:t>Santé (hôpitaux, EHPAD, cliniques)</w:t>
+              <w:rPr>
+                <w:rFonts w:ascii="Calibri" w:hAnsi="Calibri"/>
+                <w:sz w:val="18"/>
+              </w:rPr>
+              <w:t>4.1 Éducation</w:t>
             </w:r>
           </w:p>
         </w:tc>
         <w:tc>
           <w:tcPr>
-            <w:tcW w:type="dxa" w:w="4703"/>
+            <w:tcW w:type="dxa" w:w="2351"/>
           </w:tcPr>
           <w:p>
             <w:r>
-              <w:t>~30-35 % — segment dominant, Delabie très présent</w:t>
+              <w:rPr>
+                <w:rFonts w:ascii="Calibri" w:hAnsi="Calibri"/>
+                <w:sz w:val="18"/>
+              </w:rPr>
+              <w:t>4/5</w:t>
+            </w:r>
+          </w:p>
+        </w:tc>
+        <w:tc>
+          <w:tcPr>
+            <w:tcW w:type="dxa" w:w="2351"/>
+          </w:tcPr>
+          <w:p>
+            <w:r>
+              <w:rPr>
+                <w:rFonts w:ascii="Calibri" w:hAnsi="Calibri"/>
+                <w:sz w:val="18"/>
+              </w:rPr>
+              <w:t>Pipeline 3,2 Md€ Flandre + 1 Md€ FWB documenté ; rénovation urgente (66 % bâti pre-1981) ; produits temporisés imposés par PLAGE/UREBA.</w:t>
+            </w:r>
+          </w:p>
+        </w:tc>
+        <w:tc>
+          <w:tcPr>
+            <w:tcW w:type="dxa" w:w="2351"/>
+          </w:tcPr>
+          <w:p>
+            <w:r>
+              <w:rPr>
+                <w:rFonts w:ascii="Calibri" w:hAnsi="Calibri"/>
+                <w:sz w:val="18"/>
+              </w:rPr>
+              <w:t>Accès marché flamand (néerlandophone) via distributeur local.</w:t>
             </w:r>
           </w:p>
         </w:tc>
@@ -2349,21 +3977,57 @@
       <w:tr>
         <w:tc>
           <w:tcPr>
-            <w:tcW w:type="dxa" w:w="4703"/>
+            <w:tcW w:type="dxa" w:w="2351"/>
           </w:tcPr>
           <w:p>
             <w:r>
-              <w:t>Éducation (écoles, universités)</w:t>
+              <w:rPr>
+                <w:rFonts w:ascii="Calibri" w:hAnsi="Calibri"/>
+                <w:sz w:val="18"/>
+              </w:rPr>
+              <w:t>4.2 Santé / EHPAD</w:t>
             </w:r>
           </w:p>
         </w:tc>
         <w:tc>
           <w:tcPr>
-            <w:tcW w:type="dxa" w:w="4703"/>
+            <w:tcW w:type="dxa" w:w="2351"/>
           </w:tcPr>
           <w:p>
             <w:r>
-              <w:t>~20-25 % — grands pipelines en Flandre</w:t>
+              <w:rPr>
+                <w:rFonts w:ascii="Calibri" w:hAnsi="Calibri"/>
+                <w:sz w:val="18"/>
+              </w:rPr>
+              <w:t>5/5</w:t>
+            </w:r>
+          </w:p>
+        </w:tc>
+        <w:tc>
+          <w:tcPr>
+            <w:tcW w:type="dxa" w:w="2351"/>
+          </w:tcPr>
+          <w:p>
+            <w:r>
+              <w:rPr>
+                <w:rFonts w:ascii="Calibri" w:hAnsi="Calibri"/>
+                <w:sz w:val="18"/>
+              </w:rPr>
+              <w:t>Investissements sécurisés pluriannuels (438 M€ hôpitaux univ., 270 M€ psychiatrie) ; exigences hygiène max. ; gamme hospitalière Presto directement applicable.</w:t>
+            </w:r>
+          </w:p>
+        </w:tc>
+        <w:tc>
+          <w:tcPr>
+            <w:tcW w:type="dxa" w:w="2351"/>
+          </w:tcPr>
+          <w:p>
+            <w:r>
+              <w:rPr>
+                <w:rFonts w:ascii="Calibri" w:hAnsi="Calibri"/>
+                <w:sz w:val="18"/>
+              </w:rPr>
+              <w:t>Différenciation prix vs Delabie sur segments à budget contraint.</w:t>
             </w:r>
           </w:p>
         </w:tc>
@@ -2371,21 +4035,57 @@
       <w:tr>
         <w:tc>
           <w:tcPr>
-            <w:tcW w:type="dxa" w:w="4703"/>
+            <w:tcW w:type="dxa" w:w="2351"/>
           </w:tcPr>
           <w:p>
             <w:r>
-              <w:t>Tertiaire / Institutions (bureaux, UE)</w:t>
+              <w:rPr>
+                <w:rFonts w:ascii="Calibri" w:hAnsi="Calibri"/>
+                <w:sz w:val="18"/>
+              </w:rPr>
+              <w:t>4.3 Tertiaire / Bureaux</w:t>
             </w:r>
           </w:p>
         </w:tc>
         <w:tc>
           <w:tcPr>
-            <w:tcW w:type="dxa" w:w="4703"/>
+            <w:tcW w:type="dxa" w:w="2351"/>
           </w:tcPr>
           <w:p>
             <w:r>
-              <w:t>~15-20 % — forte valeur unitaire à Bruxelles</w:t>
+              <w:rPr>
+                <w:rFonts w:ascii="Calibri" w:hAnsi="Calibri"/>
+                <w:sz w:val="18"/>
+              </w:rPr>
+              <w:t>3/5</w:t>
+            </w:r>
+          </w:p>
+        </w:tc>
+        <w:tc>
+          <w:tcPr>
+            <w:tcW w:type="dxa" w:w="2351"/>
+          </w:tcPr>
+          <w:p>
+            <w:r>
+              <w:rPr>
+                <w:rFonts w:ascii="Calibri" w:hAnsi="Calibri"/>
+                <w:sz w:val="18"/>
+              </w:rPr>
+              <w:t>Segment en reprise (+1,4 % 2024) ; UE/OTAN à Bruxelles = niche haute valeur + BREEAM ; mais moins spécifique ERP que santé/éducation.</w:t>
+            </w:r>
+          </w:p>
+        </w:tc>
+        <w:tc>
+          <w:tcPr>
+            <w:tcW w:type="dxa" w:w="2351"/>
+          </w:tcPr>
+          <w:p>
+            <w:r>
+              <w:rPr>
+                <w:rFonts w:ascii="Calibri" w:hAnsi="Calibri"/>
+                <w:sz w:val="18"/>
+              </w:rPr>
+              <w:t>Accès via prescription architectes + BET.</w:t>
             </w:r>
           </w:p>
         </w:tc>
@@ -2393,21 +4093,57 @@
       <w:tr>
         <w:tc>
           <w:tcPr>
-            <w:tcW w:type="dxa" w:w="4703"/>
+            <w:tcW w:type="dxa" w:w="2351"/>
           </w:tcPr>
           <w:p>
             <w:r>
-              <w:t>Sport &amp; Loisirs</w:t>
+              <w:rPr>
+                <w:rFonts w:ascii="Calibri" w:hAnsi="Calibri"/>
+                <w:sz w:val="18"/>
+              </w:rPr>
+              <w:t>4.4 Industrie / Logistique</w:t>
             </w:r>
           </w:p>
         </w:tc>
         <w:tc>
           <w:tcPr>
-            <w:tcW w:type="dxa" w:w="4703"/>
+            <w:tcW w:type="dxa" w:w="2351"/>
           </w:tcPr>
           <w:p>
             <w:r>
-              <w:t>~8-12 %</w:t>
+              <w:rPr>
+                <w:rFonts w:ascii="Calibri" w:hAnsi="Calibri"/>
+                <w:sz w:val="18"/>
+              </w:rPr>
+              <w:t>2/5</w:t>
+            </w:r>
+          </w:p>
+        </w:tc>
+        <w:tc>
+          <w:tcPr>
+            <w:tcW w:type="dxa" w:w="2351"/>
+          </w:tcPr>
+          <w:p>
+            <w:r>
+              <w:rPr>
+                <w:rFonts w:ascii="Calibri" w:hAnsi="Calibri"/>
+                <w:sz w:val="18"/>
+              </w:rPr>
+              <w:t>Marché inox spécialisé à forte valeur unitaire mais volume très limité ; exigences techniques élevées.</w:t>
+            </w:r>
+          </w:p>
+        </w:tc>
+        <w:tc>
+          <w:tcPr>
+            <w:tcW w:type="dxa" w:w="2351"/>
+          </w:tcPr>
+          <w:p>
+            <w:r>
+              <w:rPr>
+                <w:rFonts w:ascii="Calibri" w:hAnsi="Calibri"/>
+                <w:sz w:val="18"/>
+              </w:rPr>
+              <w:t>Référencement via bureaux d'études process (pharma, biotech).</w:t>
             </w:r>
           </w:p>
         </w:tc>
@@ -2415,21 +4151,57 @@
       <w:tr>
         <w:tc>
           <w:tcPr>
-            <w:tcW w:type="dxa" w:w="4703"/>
+            <w:tcW w:type="dxa" w:w="2351"/>
           </w:tcPr>
           <w:p>
             <w:r>
-              <w:t>CHR (hôtels, restaurants)</w:t>
+              <w:rPr>
+                <w:rFonts w:ascii="Calibri" w:hAnsi="Calibri"/>
+                <w:sz w:val="18"/>
+              </w:rPr>
+              <w:t>4.5 CHR / Hôtels</w:t>
             </w:r>
           </w:p>
         </w:tc>
         <w:tc>
           <w:tcPr>
-            <w:tcW w:type="dxa" w:w="4703"/>
+            <w:tcW w:type="dxa" w:w="2351"/>
           </w:tcPr>
           <w:p>
             <w:r>
-              <w:t>~8-10 %</w:t>
+              <w:rPr>
+                <w:rFonts w:ascii="Calibri" w:hAnsi="Calibri"/>
+                <w:sz w:val="18"/>
+              </w:rPr>
+              <w:t>3/5</w:t>
+            </w:r>
+          </w:p>
+        </w:tc>
+        <w:tc>
+          <w:tcPr>
+            <w:tcW w:type="dxa" w:w="2351"/>
+          </w:tcPr>
+          <w:p>
+            <w:r>
+              <w:rPr>
+                <w:rFonts w:ascii="Calibri" w:hAnsi="Calibri"/>
+                <w:sz w:val="18"/>
+              </w:rPr>
+              <w:t>Hôtellerie en reprise forte (10 M+ visiteurs 2024) ; montée en gamme → budget sanitaire premium ; mais concurrence généraliste forte.</w:t>
+            </w:r>
+          </w:p>
+        </w:tc>
+        <w:tc>
+          <w:tcPr>
+            <w:tcW w:type="dxa" w:w="2351"/>
+          </w:tcPr>
+          <w:p>
+            <w:r>
+              <w:rPr>
+                <w:rFonts w:ascii="Calibri" w:hAnsi="Calibri"/>
+                <w:sz w:val="18"/>
+              </w:rPr>
+              <w:t>Hôtels 4–5 étoiles Bruxelles/Anvers = cœur de cible.</w:t>
             </w:r>
           </w:p>
         </w:tc>
@@ -2437,21 +4209,57 @@
       <w:tr>
         <w:tc>
           <w:tcPr>
-            <w:tcW w:type="dxa" w:w="4703"/>
+            <w:tcW w:type="dxa" w:w="2351"/>
           </w:tcPr>
           <w:p>
             <w:r>
-              <w:t>Pénitentiaire / Sécurité renforcée</w:t>
+              <w:rPr>
+                <w:rFonts w:ascii="Calibri" w:hAnsi="Calibri"/>
+                <w:sz w:val="18"/>
+              </w:rPr>
+              <w:t>4.6 HPA</w:t>
             </w:r>
           </w:p>
         </w:tc>
         <w:tc>
           <w:tcPr>
-            <w:tcW w:type="dxa" w:w="4703"/>
+            <w:tcW w:type="dxa" w:w="2351"/>
           </w:tcPr>
           <w:p>
             <w:r>
-              <w:t>~5-8 % — marché captif anti-vandalisme</w:t>
+              <w:rPr>
+                <w:rFonts w:ascii="Calibri" w:hAnsi="Calibri"/>
+                <w:sz w:val="18"/>
+              </w:rPr>
+              <w:t>1/5</w:t>
+            </w:r>
+          </w:p>
+        </w:tc>
+        <w:tc>
+          <w:tcPr>
+            <w:tcW w:type="dxa" w:w="2351"/>
+          </w:tcPr>
+          <w:p>
+            <w:r>
+              <w:rPr>
+                <w:rFonts w:ascii="Calibri" w:hAnsi="Calibri"/>
+                <w:sz w:val="18"/>
+              </w:rPr>
+              <w:t>Marché quasi inexistant en Belgique (climat tempéré, faible culture camping vs France) ; opportunités structurelles négligeables.</w:t>
+            </w:r>
+          </w:p>
+        </w:tc>
+        <w:tc>
+          <w:tcPr>
+            <w:tcW w:type="dxa" w:w="2351"/>
+          </w:tcPr>
+          <w:p>
+            <w:r>
+              <w:rPr>
+                <w:rFonts w:ascii="Calibri" w:hAnsi="Calibri"/>
+                <w:sz w:val="18"/>
+              </w:rPr>
+              <w:t>Marché résiduel, non à prioriser.</w:t>
             </w:r>
           </w:p>
         </w:tc>
@@ -2459,21 +4267,289 @@
       <w:tr>
         <w:tc>
           <w:tcPr>
-            <w:tcW w:type="dxa" w:w="4703"/>
+            <w:tcW w:type="dxa" w:w="2351"/>
           </w:tcPr>
           <w:p>
             <w:r>
-              <w:t>Industrie / Transports / Autres</w:t>
+              <w:rPr>
+                <w:rFonts w:ascii="Calibri" w:hAnsi="Calibri"/>
+                <w:sz w:val="18"/>
+              </w:rPr>
+              <w:t>4.7 Sport &amp; Loisirs</w:t>
             </w:r>
           </w:p>
         </w:tc>
         <w:tc>
           <w:tcPr>
-            <w:tcW w:type="dxa" w:w="4703"/>
+            <w:tcW w:type="dxa" w:w="2351"/>
           </w:tcPr>
           <w:p>
             <w:r>
-              <w:t>~5-7 %</w:t>
+              <w:rPr>
+                <w:rFonts w:ascii="Calibri" w:hAnsi="Calibri"/>
+                <w:sz w:val="18"/>
+              </w:rPr>
+              <w:t>3/5</w:t>
+            </w:r>
+          </w:p>
+        </w:tc>
+        <w:tc>
+          <w:tcPr>
+            <w:tcW w:type="dxa" w:w="2351"/>
+          </w:tcPr>
+          <w:p>
+            <w:r>
+              <w:rPr>
+                <w:rFonts w:ascii="Calibri" w:hAnsi="Calibri"/>
+                <w:sz w:val="18"/>
+              </w:rPr>
+              <w:t>Plans piscines actifs (PLAGE, Infrasports Wallonie 29 M€, Bruxelles 43 M€) ; parc vieillissant ; certification économie eau imposée.</w:t>
+            </w:r>
+          </w:p>
+        </w:tc>
+        <w:tc>
+          <w:tcPr>
+            <w:tcW w:type="dxa" w:w="2351"/>
+          </w:tcPr>
+          <w:p>
+            <w:r>
+              <w:rPr>
+                <w:rFonts w:ascii="Calibri" w:hAnsi="Calibri"/>
+                <w:sz w:val="18"/>
+              </w:rPr>
+              <w:t>Rénovations liées aux obligations EPBD = déclencheur.</w:t>
+            </w:r>
+          </w:p>
+        </w:tc>
+      </w:tr>
+      <w:tr>
+        <w:tc>
+          <w:tcPr>
+            <w:tcW w:type="dxa" w:w="2351"/>
+          </w:tcPr>
+          <w:p>
+            <w:r>
+              <w:rPr>
+                <w:rFonts w:ascii="Calibri" w:hAnsi="Calibri"/>
+                <w:sz w:val="18"/>
+              </w:rPr>
+              <w:t>4.8 Pénitentiaire</w:t>
+            </w:r>
+          </w:p>
+        </w:tc>
+        <w:tc>
+          <w:tcPr>
+            <w:tcW w:type="dxa" w:w="2351"/>
+          </w:tcPr>
+          <w:p>
+            <w:r>
+              <w:rPr>
+                <w:rFonts w:ascii="Calibri" w:hAnsi="Calibri"/>
+                <w:sz w:val="18"/>
+              </w:rPr>
+              <w:t>4/5</w:t>
+            </w:r>
+          </w:p>
+        </w:tc>
+        <w:tc>
+          <w:tcPr>
+            <w:tcW w:type="dxa" w:w="2351"/>
+          </w:tcPr>
+          <w:p>
+            <w:r>
+              <w:rPr>
+                <w:rFonts w:ascii="Calibri" w:hAnsi="Calibri"/>
+                <w:sz w:val="18"/>
+              </w:rPr>
+              <w:t>Plan Maître III : 5 nouvelles prisons actives (Anvers livrée 2025, Vresse 171 M€, 3 autres d'ici 2030) ; anti-vandalisme = cœur de gamme ; marché captif.</w:t>
+            </w:r>
+          </w:p>
+        </w:tc>
+        <w:tc>
+          <w:tcPr>
+            <w:tcW w:type="dxa" w:w="2351"/>
+          </w:tcPr>
+          <w:p>
+            <w:r>
+              <w:rPr>
+                <w:rFonts w:ascii="Calibri" w:hAnsi="Calibri"/>
+                <w:sz w:val="18"/>
+              </w:rPr>
+              <w:t>Presto non dominé par Delabie sur ce segment — ouverture réelle.</w:t>
+            </w:r>
+          </w:p>
+        </w:tc>
+      </w:tr>
+      <w:tr>
+        <w:tc>
+          <w:tcPr>
+            <w:tcW w:type="dxa" w:w="2351"/>
+          </w:tcPr>
+          <w:p>
+            <w:r>
+              <w:rPr>
+                <w:rFonts w:ascii="Calibri" w:hAnsi="Calibri"/>
+                <w:sz w:val="18"/>
+              </w:rPr>
+              <w:t>4.9 Bâtiments culturels</w:t>
+            </w:r>
+          </w:p>
+        </w:tc>
+        <w:tc>
+          <w:tcPr>
+            <w:tcW w:type="dxa" w:w="2351"/>
+          </w:tcPr>
+          <w:p>
+            <w:r>
+              <w:rPr>
+                <w:rFonts w:ascii="Calibri" w:hAnsi="Calibri"/>
+                <w:sz w:val="18"/>
+              </w:rPr>
+              <w:t>1/5</w:t>
+            </w:r>
+          </w:p>
+        </w:tc>
+        <w:tc>
+          <w:tcPr>
+            <w:tcW w:type="dxa" w:w="2351"/>
+          </w:tcPr>
+          <w:p>
+            <w:r>
+              <w:rPr>
+                <w:rFonts w:ascii="Calibri" w:hAnsi="Calibri"/>
+                <w:sz w:val="18"/>
+              </w:rPr>
+              <w:t>Données insuffisantes ; marché résiduel ; investissements principalement régionaux et non programmés.</w:t>
+            </w:r>
+          </w:p>
+        </w:tc>
+        <w:tc>
+          <w:tcPr>
+            <w:tcW w:type="dxa" w:w="2351"/>
+          </w:tcPr>
+          <w:p>
+            <w:r>
+              <w:rPr>
+                <w:rFonts w:ascii="Calibri" w:hAnsi="Calibri"/>
+                <w:sz w:val="18"/>
+              </w:rPr>
+              <w:t>Opportunités ponctuelles uniquement.</w:t>
+            </w:r>
+          </w:p>
+        </w:tc>
+      </w:tr>
+      <w:tr>
+        <w:tc>
+          <w:tcPr>
+            <w:tcW w:type="dxa" w:w="2351"/>
+          </w:tcPr>
+          <w:p>
+            <w:r>
+              <w:rPr>
+                <w:rFonts w:ascii="Calibri" w:hAnsi="Calibri"/>
+                <w:sz w:val="18"/>
+              </w:rPr>
+              <w:t>4.10 Lieux de culte</w:t>
+            </w:r>
+          </w:p>
+        </w:tc>
+        <w:tc>
+          <w:tcPr>
+            <w:tcW w:type="dxa" w:w="2351"/>
+          </w:tcPr>
+          <w:p>
+            <w:r>
+              <w:rPr>
+                <w:rFonts w:ascii="Calibri" w:hAnsi="Calibri"/>
+                <w:sz w:val="18"/>
+              </w:rPr>
+              <w:t>1/5</w:t>
+            </w:r>
+          </w:p>
+        </w:tc>
+        <w:tc>
+          <w:tcPr>
+            <w:tcW w:type="dxa" w:w="2351"/>
+          </w:tcPr>
+          <w:p>
+            <w:r>
+              <w:rPr>
+                <w:rFonts w:ascii="Calibri" w:hAnsi="Calibri"/>
+                <w:sz w:val="18"/>
+              </w:rPr>
+              <w:t>Marché résiduel, non prioritaire pour ERP collectif Presto.</w:t>
+            </w:r>
+          </w:p>
+        </w:tc>
+        <w:tc>
+          <w:tcPr>
+            <w:tcW w:type="dxa" w:w="2351"/>
+          </w:tcPr>
+          <w:p>
+            <w:r>
+              <w:rPr>
+                <w:rFonts w:ascii="Calibri" w:hAnsi="Calibri"/>
+                <w:sz w:val="18"/>
+              </w:rPr>
+              <w:t>Investissements très faibles et dispersés.</w:t>
+            </w:r>
+          </w:p>
+        </w:tc>
+      </w:tr>
+      <w:tr>
+        <w:tc>
+          <w:tcPr>
+            <w:tcW w:type="dxa" w:w="2351"/>
+          </w:tcPr>
+          <w:p>
+            <w:r>
+              <w:rPr>
+                <w:rFonts w:ascii="Calibri" w:hAnsi="Calibri"/>
+                <w:sz w:val="18"/>
+              </w:rPr>
+              <w:t>4.11 Transports</w:t>
+            </w:r>
+          </w:p>
+        </w:tc>
+        <w:tc>
+          <w:tcPr>
+            <w:tcW w:type="dxa" w:w="2351"/>
+          </w:tcPr>
+          <w:p>
+            <w:r>
+              <w:rPr>
+                <w:rFonts w:ascii="Calibri" w:hAnsi="Calibri"/>
+                <w:sz w:val="18"/>
+              </w:rPr>
+              <w:t>2/5</w:t>
+            </w:r>
+          </w:p>
+        </w:tc>
+        <w:tc>
+          <w:tcPr>
+            <w:tcW w:type="dxa" w:w="2351"/>
+          </w:tcPr>
+          <w:p>
+            <w:r>
+              <w:rPr>
+                <w:rFonts w:ascii="Calibri" w:hAnsi="Calibri"/>
+                <w:sz w:val="18"/>
+              </w:rPr>
+              <w:t>SNCB + aéroports : volumes intéressants mais chaîne prescription longue, certifications spécifiques, cycles longs.</w:t>
+            </w:r>
+          </w:p>
+        </w:tc>
+        <w:tc>
+          <w:tcPr>
+            <w:tcW w:type="dxa" w:w="2351"/>
+          </w:tcPr>
+          <w:p>
+            <w:r>
+              <w:rPr>
+                <w:rFonts w:ascii="Calibri" w:hAnsi="Calibri"/>
+                <w:sz w:val="18"/>
+              </w:rPr>
+              <w:t>Accès via BET spécialisés infra ; délais commerciaux 18–36 mois.</w:t>
             </w:r>
           </w:p>
         </w:tc>
@@ -2482,7 +4558,11 @@
     <w:p/>
     <w:p>
       <w:r>
-        <w:t>Note : répartition estimée sur la base des ratios français pondérés par les spécificités belges. À valider terrain.</w:t>
+        <w:rPr>
+          <w:rFonts w:ascii="Calibri" w:hAnsi="Calibri"/>
+          <w:sz w:val="20"/>
+        </w:rPr>
+        <w:t>Top 3 segments prioritaires : Santé (5/5) · Éducation (4/5) · Pénitentiaire (4/5)</w:t>
       </w:r>
     </w:p>
     <w:p>
@@ -2491,402 +4571,356 @@
       </w:pPr>
       <w:r>
         <w:rPr>
-          <w:color w:val="1F497D"/>
+          <w:rFonts w:ascii="Calibri" w:hAnsi="Calibri"/>
+          <w:color w:val="2E75B6"/>
         </w:rPr>
-        <w:t>6.4 Tendances et opportunités</w:t>
+        <w:t>6.4 Spécificités produit ERP Belgique</w:t>
       </w:r>
     </w:p>
     <w:p>
       <w:pPr>
         <w:pStyle w:val="ListBullet"/>
-        <w:ind w:left="360"/>
+        <w:ind w:left="0"/>
       </w:pPr>
       <w:r>
+        <w:rPr>
+          <w:rFonts w:ascii="Calibri" w:hAnsi="Calibri"/>
+          <w:sz w:val="20"/>
+        </w:rPr>
+        <w:t>Robinetterie temporisée push-button et électronique : dominantes sur ERP — hygiène, économie d'eau, résistance vandalisme.</w:t>
+      </w:r>
+    </w:p>
+    <w:p>
+      <w:pPr>
+        <w:pStyle w:val="ListBullet"/>
+        <w:ind w:left="0"/>
+      </w:pPr>
+      <w:r>
+        <w:rPr>
+          <w:rFonts w:ascii="Calibri" w:hAnsi="Calibri"/>
+          <w:sz w:val="20"/>
+        </w:rPr>
+        <w:t>Prix moyen ERP standard : 90–160 € HT. Segment institutionnel haut de gamme (UE/OTAN) : 200 €+ (source interne Presto).</w:t>
+      </w:r>
+    </w:p>
+    <w:p>
+      <w:pPr>
+        <w:pStyle w:val="ListBullet"/>
+        <w:ind w:left="0"/>
+      </w:pPr>
+      <w:r>
+        <w:rPr>
+          <w:rFonts w:ascii="Calibri" w:hAnsi="Calibri"/>
+          <w:sz w:val="20"/>
+        </w:rPr>
+        <w:t>Marché francophone (Wallonie + Bruxelles) : préférence marques françaises — avantage Presto.</w:t>
+      </w:r>
+    </w:p>
+    <w:p>
+      <w:pPr>
+        <w:pStyle w:val="ListBullet"/>
+        <w:ind w:left="0"/>
+      </w:pPr>
+      <w:r>
+        <w:rPr>
+          <w:rFonts w:ascii="Calibri" w:hAnsi="Calibri"/>
+          <w:sz w:val="20"/>
+        </w:rPr>
+        <w:t>Marché flamand : marques germaniques dominantes — entrée via partenaire distributeur local recommandée.</w:t>
+      </w:r>
+    </w:p>
+    <w:p>
+      <w:pPr>
+        <w:pStyle w:val="Heading2"/>
+      </w:pPr>
+      <w:r>
+        <w:rPr>
+          <w:rFonts w:ascii="Calibri" w:hAnsi="Calibri"/>
+          <w:color w:val="2E75B6"/>
+        </w:rPr>
+        <w:t>6.5 Dynamique et perspectives</w:t>
+      </w:r>
+    </w:p>
+    <w:p>
+      <w:pPr>
+        <w:pStyle w:val="ListBullet"/>
+        <w:ind w:left="0"/>
+      </w:pPr>
+      <w:r>
+        <w:rPr>
+          <w:rFonts w:ascii="Calibri" w:hAnsi="Calibri"/>
+          <w:sz w:val="20"/>
+        </w:rPr>
         <w:t>Programmes PLAGE (Flandre) et UREBA (Wallonie) : rénovation bâtiments publics impose économiseurs d'eau certifiés — débouché direct.</w:t>
       </w:r>
     </w:p>
     <w:p>
       <w:pPr>
         <w:pStyle w:val="ListBullet"/>
-        <w:ind w:left="360"/>
+        <w:ind w:left="0"/>
       </w:pPr>
       <w:r>
-        <w:t>Institutions UE à Bruxelles : cahiers des charges BREEAM, accessibilité PMR, anti-legionella — marché de niche à haute valeur.</w:t>
+        <w:rPr>
+          <w:rFonts w:ascii="Calibri" w:hAnsi="Calibri"/>
+          <w:sz w:val="20"/>
+        </w:rPr>
+        <w:t>Institutions UE à Bruxelles : cahiers des charges BREEAM, PMR, anti-legionella — marché de niche à haute valeur.</w:t>
       </w:r>
     </w:p>
     <w:p>
       <w:pPr>
         <w:pStyle w:val="ListBullet"/>
-        <w:ind w:left="360"/>
-      </w:pPr>
-      <w:r>
-        <w:t>Rénovation hôpitaux et écoles : flux régulier de projets 2024-2030 — marché visible et qualifiable.</w:t>
-      </w:r>
-    </w:p>
-    <w:p>
-      <w:pPr>
-        <w:pStyle w:val="ListBullet"/>
-        <w:ind w:left="360"/>
-      </w:pPr>
-      <w:r>
-        <w:t>Anti-vandalisme pénitentiaire : programme pénitentiaire actif, niche captive où Presto est compétitif.</w:t>
-      </w:r>
-    </w:p>
-    <w:p>
-      <w:r>
-        <w:br w:type="page"/>
-      </w:r>
-    </w:p>
-    <w:p>
-      <w:pPr>
-        <w:pStyle w:val="Heading1"/>
+        <w:ind w:left="0"/>
       </w:pPr>
       <w:r>
         <w:rPr>
-          <w:color w:val="1F497D"/>
+          <w:rFonts w:ascii="Calibri" w:hAnsi="Calibri"/>
+          <w:sz w:val="20"/>
         </w:rPr>
-        <w:t>PARTIE 7 — Concurrents</w:t>
-      </w:r>
-    </w:p>
-    <w:p>
-      <w:pPr>
-        <w:pStyle w:val="Heading2"/>
-      </w:pPr>
-      <w:r>
-        <w:rPr>
-          <w:color w:val="1F497D"/>
-        </w:rPr>
-        <w:t>7.1 DELABIE — Analyse prioritaire</w:t>
-      </w:r>
-    </w:p>
-    <w:p>
-      <w:pPr>
-        <w:pStyle w:val="ListBullet"/>
-        <w:ind w:left="360"/>
-      </w:pPr>
-      <w:r>
-        <w:t>DELABIE : fabricant français, leader européen auto-proclamé en robinetterie ERP (depuis 1928). Groupe familial indépendant. 400-450 salariés, 250 en France, 40 % du CA à l'export dans 90+ pays. CA groupe non publié. (Wikipedia / Pappers, 2025)</w:t>
-      </w:r>
-    </w:p>
-    <w:p>
-      <w:pPr>
-        <w:pStyle w:val="ListBullet"/>
-        <w:ind w:left="360"/>
-      </w:pPr>
-      <w:r>
-        <w:t>Delabie Benelux SRL : filiale créée en 2013 (acquisition de BSC Belgium). Siège à Sint-Pieters-Leeuw (Flandre, périphérie Bruxelles). CA Belgique : 12,9 M€ (Trendstop/Le Vif, 2025). Rang sectoriel : 30e en Belgique (sanitaire fab. &amp; vente).</w:t>
-      </w:r>
-    </w:p>
-    <w:p>
-      <w:pPr>
-        <w:pStyle w:val="ListBullet"/>
-        <w:ind w:left="360"/>
-      </w:pPr>
-      <w:r>
-        <w:t>Positionnement : haut de gamme ERP exclusif — hôpitaux, collectivités, lieux publics. 5 gammes : robinetterie lieux publics, robinetterie hôpitaux, accessibilité PMR, accessoires hygiène, sanitaires inox.</w:t>
-      </w:r>
-    </w:p>
-    <w:p>
-      <w:pPr>
-        <w:pStyle w:val="ListBullet"/>
-        <w:ind w:left="360"/>
-      </w:pPr>
-      <w:r>
-        <w:t>France (référence) : ~65 % de PDM sur collectivités, ~90 % sur hospitalier. En Belgique : estimation 12-16 % PDM sur ERP santé (source interne, à vérifier).</w:t>
-      </w:r>
-    </w:p>
-    <w:p>
-      <w:pPr>
-        <w:pStyle w:val="ListBullet"/>
-        <w:ind w:left="360"/>
-      </w:pPr>
-      <w:r>
-        <w:t>Forces : notoriété forte dans la prescription (bureaux d'études, maîtres d'œuvre), gamme anti-vandalisme, certification BELGAQUA, acquisition KWC-DVS renforce présence néerlandophone.</w:t>
-      </w:r>
-    </w:p>
-    <w:p>
-      <w:pPr>
-        <w:pStyle w:val="ListBullet"/>
-        <w:ind w:left="360"/>
-      </w:pPr>
-      <w:r>
-        <w:t>Faiblesses : positionnement premium = prix élevés. Réseau commercial belge plus léger qu'en France. Moins présent sur le marché flamand (orienté germanique).</w:t>
-      </w:r>
-    </w:p>
-    <w:p>
-      <w:pPr>
-        <w:pStyle w:val="ListBullet"/>
-        <w:ind w:left="360"/>
-      </w:pPr>
-      <w:r>
-        <w:t>Acquisition récente de KWC-DVS : renforce la présence dans les marchés néerlandophones/germanophones — signal d'une stratégie Benelux agressive.</w:t>
+        <w:t>Rénovation hôpitaux et écoles : flux régulier de projets 2024–2030 — marché visible et qualifiable.</w:t>
       </w:r>
     </w:p>
     <w:p/>
     <w:p>
       <w:pPr>
-        <w:pStyle w:val="Heading2"/>
+        <w:pStyle w:val="Heading1"/>
       </w:pPr>
       <w:r>
         <w:rPr>
+          <w:rFonts w:ascii="Calibri" w:hAnsi="Calibri"/>
           <w:color w:val="1F497D"/>
         </w:rPr>
-        <w:t>7.2 Autres concurrents clés</w:t>
+        <w:t>PARTIE 7 — CONCURRENTS</w:t>
       </w:r>
     </w:p>
     <w:p>
       <w:pPr>
-        <w:pStyle w:val="Heading3"/>
+        <w:pStyle w:val="Heading2"/>
       </w:pPr>
       <w:r>
         <w:rPr>
-          <w:color w:val="1F497D"/>
+          <w:rFonts w:ascii="Calibri" w:hAnsi="Calibri"/>
+          <w:color w:val="2E75B6"/>
         </w:rPr>
-        <w:t>Ideal Standard International</w:t>
+        <w:t>7.1 DELABIE (analyse prioritaire)</w:t>
       </w:r>
     </w:p>
     <w:p>
       <w:pPr>
         <w:pStyle w:val="ListBullet"/>
-        <w:ind w:left="360"/>
+        <w:ind w:left="0"/>
       </w:pPr>
       <w:r>
-        <w:t>Siège mondial à Bruxelles — forte légitimité locale. 8 000+ salariés. Distribué chez Facq.be (réseau majeur en Belgique). (LinkedIn / LeadIQ, 2025)</w:t>
+        <w:rPr>
+          <w:rFonts w:ascii="Calibri" w:hAnsi="Calibri"/>
+          <w:sz w:val="20"/>
+        </w:rPr>
+        <w:t>Positionnement : leader européen de la robinetterie et équipements sanitaires pour ERP. Haut de gamme institutionnel.</w:t>
       </w:r>
     </w:p>
     <w:p>
       <w:pPr>
         <w:pStyle w:val="ListBullet"/>
-        <w:ind w:left="360"/>
+        <w:ind w:left="0"/>
       </w:pPr>
       <w:r>
-        <w:t>Positionnement : milieu de gamme à haut de gamme, résidentiel + commercial généraliste. Moins spécialisé ERP collectif que Delabie.</w:t>
+        <w:rPr>
+          <w:rFonts w:ascii="Calibri" w:hAnsi="Calibri"/>
+          <w:sz w:val="20"/>
+        </w:rPr>
+        <w:t>Présence Belgique : filiale Delabie Benelux SRL, Sint-Pieters-Leeuw (Bruxelles), issu de l'acquisition de BSC Belgium. Site dédié : delabiebenelux.com (FR + NL).</w:t>
       </w:r>
     </w:p>
     <w:p>
       <w:pPr>
         <w:pStyle w:val="ListBullet"/>
-        <w:ind w:left="360"/>
+        <w:ind w:left="0"/>
       </w:pPr>
       <w:r>
-        <w:t>PDM estimée tout marché BE : 20-25 % (source interne — À VÉRIFIER).</w:t>
+        <w:rPr>
+          <w:rFonts w:ascii="Calibri" w:hAnsi="Calibri"/>
+          <w:sz w:val="20"/>
+        </w:rPr>
+        <w:t>Organisation : équipe commerciale locale, catalogue complet ERP, présence sur marchés publics belges.</w:t>
       </w:r>
     </w:p>
     <w:p>
       <w:pPr>
         <w:pStyle w:val="ListBullet"/>
-        <w:ind w:left="360"/>
+        <w:ind w:left="0"/>
       </w:pPr>
       <w:r>
-        <w:t>Forces : marque connue, distribution large, siège en Belgique.</w:t>
+        <w:rPr>
+          <w:rFonts w:ascii="Calibri" w:hAnsi="Calibri"/>
+          <w:sz w:val="20"/>
+        </w:rPr>
+        <w:t>Gamme : robinetterie temporisée et électronique, robinetterie hospitalière, sanitaires inox anti-vandalisme, accessibilité PMR, grandes cuisines collectives.</w:t>
       </w:r>
     </w:p>
     <w:p>
       <w:pPr>
         <w:pStyle w:val="ListBullet"/>
-        <w:ind w:left="360"/>
+        <w:ind w:left="0"/>
       </w:pPr>
       <w:r>
-        <w:t>Faiblesses : moins spécialisé sur ERP anti-vandalisme et hospitalier haute exigence.</w:t>
+        <w:rPr>
+          <w:rFonts w:ascii="Calibri" w:hAnsi="Calibri"/>
+          <w:sz w:val="20"/>
+        </w:rPr>
+        <w:t>Forces : marque très connue dans les ERP, réseau négoce établi, documentation technique exhaustive, certifications NF et EN.</w:t>
       </w:r>
     </w:p>
     <w:p>
       <w:pPr>
-        <w:pStyle w:val="Heading3"/>
+        <w:pStyle w:val="ListBullet"/>
+        <w:ind w:left="0"/>
       </w:pPr>
       <w:r>
         <w:rPr>
-          <w:color w:val="1F497D"/>
+          <w:rFonts w:ascii="Calibri" w:hAnsi="Calibri"/>
+          <w:sz w:val="20"/>
         </w:rPr>
-        <w:t>Grohe / LIXIL Benelux</w:t>
+        <w:t>Faiblesses : prix haut de gamme, potentiellement perçu comme inaccessible sur certains segments publics à budget contraint.</w:t>
       </w:r>
     </w:p>
     <w:p>
       <w:pPr>
         <w:pStyle w:val="ListBullet"/>
-        <w:ind w:left="360"/>
+        <w:ind w:left="0"/>
       </w:pPr>
       <w:r>
-        <w:t>Marque allemande premium, très présente en Belgique via négoce pro (Rexel BE, Sonepar BE). (Banio.be, 2025)</w:t>
+        <w:rPr>
+          <w:rFonts w:ascii="Calibri" w:hAnsi="Calibri"/>
+          <w:sz w:val="20"/>
+        </w:rPr>
+        <w:t>[DONNÉE NON DISPONIBLE — parts de marché Delabie Benelux en % du marché BE collectif]</w:t>
       </w:r>
     </w:p>
     <w:p>
       <w:pPr>
-        <w:pStyle w:val="ListBullet"/>
-        <w:ind w:left="360"/>
+        <w:pStyle w:val="Heading2"/>
       </w:pPr>
       <w:r>
-        <w:t>Positionnement : design premium, fort sur résidentiel et tertiaire. Offre ERP collective moins développée qu'en France.</w:t>
+        <w:rPr>
+          <w:rFonts w:ascii="Calibri" w:hAnsi="Calibri"/>
+          <w:color w:val="2E75B6"/>
+        </w:rPr>
+        <w:t>7.2 Autres concurrents</w:t>
       </w:r>
     </w:p>
     <w:p>
       <w:pPr>
         <w:pStyle w:val="ListBullet"/>
-        <w:ind w:left="360"/>
+        <w:ind w:left="0"/>
       </w:pPr>
       <w:r>
-        <w:t>PDM estimée BE ERP : 18-22 % (source interne — À VÉRIFIER).</w:t>
+        <w:rPr>
+          <w:rFonts w:ascii="Calibri" w:hAnsi="Calibri"/>
+          <w:b/>
+          <w:sz w:val="20"/>
+        </w:rPr>
+        <w:t xml:space="preserve">Hansgrohe / Grohe (LIXIL) : </w:t>
+      </w:r>
+      <w:r>
+        <w:rPr>
+          <w:rFonts w:ascii="Calibri" w:hAnsi="Calibri"/>
+          <w:sz w:val="20"/>
+        </w:rPr>
+        <w:t>Marques premium allemandes très présentes en Belgique, notamment côté flamand. Forte présence retail + projets résidentiels haut de gamme. Moins spécialisées ERP collectif.</w:t>
       </w:r>
     </w:p>
     <w:p>
       <w:pPr>
         <w:pStyle w:val="ListBullet"/>
-        <w:ind w:left="360"/>
+        <w:ind w:left="0"/>
       </w:pPr>
       <w:r>
-        <w:t>Forces : notoriété, réseau de distribution dense, design reconnu.</w:t>
+        <w:rPr>
+          <w:rFonts w:ascii="Calibri" w:hAnsi="Calibri"/>
+          <w:b/>
+          <w:sz w:val="20"/>
+        </w:rPr>
+        <w:t xml:space="preserve">Hansa : </w:t>
+      </w:r>
+      <w:r>
+        <w:rPr>
+          <w:rFonts w:ascii="Calibri" w:hAnsi="Calibri"/>
+          <w:sz w:val="20"/>
+        </w:rPr>
+        <w:t>Robinets intelligents, milieu-haut de gamme. Site Hansa.com en version belge (hansa.com/fr-be). Produits economy-eau mais positionnement moins ERP.</w:t>
       </w:r>
     </w:p>
     <w:p>
       <w:pPr>
         <w:pStyle w:val="ListBullet"/>
-        <w:ind w:left="360"/>
+        <w:ind w:left="0"/>
       </w:pPr>
       <w:r>
-        <w:t>Faiblesses : prix élevés, moins adapté aux segments anti-vandalisme.</w:t>
+        <w:rPr>
+          <w:rFonts w:ascii="Calibri" w:hAnsi="Calibri"/>
+          <w:b/>
+          <w:sz w:val="20"/>
+        </w:rPr>
+        <w:t xml:space="preserve">Geberit : </w:t>
+      </w:r>
+      <w:r>
+        <w:rPr>
+          <w:rFonts w:ascii="Calibri" w:hAnsi="Calibri"/>
+          <w:sz w:val="20"/>
+        </w:rPr>
+        <w:t>Acteur majeur en sanitaires encastrés, moins sur robinetterie apparente. Fort en projets neufs tertiaires et santé.</w:t>
       </w:r>
     </w:p>
     <w:p>
       <w:pPr>
-        <w:pStyle w:val="Heading3"/>
+        <w:pStyle w:val="ListBullet"/>
+        <w:ind w:left="0"/>
       </w:pPr>
       <w:r>
         <w:rPr>
-          <w:color w:val="1F497D"/>
+          <w:rFonts w:ascii="Calibri" w:hAnsi="Calibri"/>
+          <w:b/>
+          <w:sz w:val="20"/>
         </w:rPr>
-        <w:t>Hansgrohe Benelux</w:t>
+        <w:t xml:space="preserve">Jacob Delafon (Kohler) : </w:t>
+      </w:r>
+      <w:r>
+        <w:rPr>
+          <w:rFonts w:ascii="Calibri" w:hAnsi="Calibri"/>
+          <w:sz w:val="20"/>
+        </w:rPr>
+        <w:t>Présence Belgique, milieu de gamme, plus résidentiel que collectif.</w:t>
       </w:r>
     </w:p>
     <w:p>
       <w:pPr>
         <w:pStyle w:val="ListBullet"/>
-        <w:ind w:left="360"/>
+        <w:ind w:left="0"/>
       </w:pPr>
       <w:r>
-        <w:t>Marque allemande haut de gamme. Forte sur le marché résidentiel et CHR premium. (Banio.be, 2025)</w:t>
+        <w:rPr>
+          <w:rFonts w:ascii="Calibri" w:hAnsi="Calibri"/>
+          <w:b/>
+          <w:sz w:val="20"/>
+        </w:rPr>
+        <w:t xml:space="preserve">Oras / Damixa : </w:t>
+      </w:r>
+      <w:r>
+        <w:rPr>
+          <w:rFonts w:ascii="Calibri" w:hAnsi="Calibri"/>
+          <w:sz w:val="20"/>
+        </w:rPr>
+        <w:t>Marques nordiques présentes via négoce. Moins dominantes sur le collectif institutionnel.</w:t>
       </w:r>
     </w:p>
     <w:p>
       <w:pPr>
-        <w:pStyle w:val="ListBullet"/>
-        <w:ind w:left="360"/>
-      </w:pPr>
-      <w:r>
-        <w:t>Positionnement : design premium Axor/Hansgrohe, moins présent en ERP collectif.</w:t>
-      </w:r>
-    </w:p>
-    <w:p>
-      <w:pPr>
-        <w:pStyle w:val="ListBullet"/>
-        <w:ind w:left="360"/>
-      </w:pPr>
-      <w:r>
-        <w:t>PDM estimée BE ERP : 10-13 % (source interne — À VÉRIFIER).</w:t>
-      </w:r>
-    </w:p>
-    <w:p>
-      <w:pPr>
-        <w:pStyle w:val="Heading3"/>
+        <w:pStyle w:val="Heading2"/>
       </w:pPr>
       <w:r>
         <w:rPr>
-          <w:color w:val="1F497D"/>
-        </w:rPr>
-        <w:t>Jacob Delafon / Kohler</w:t>
-      </w:r>
-    </w:p>
-    <w:p>
-      <w:pPr>
-        <w:pStyle w:val="ListBullet"/>
-        <w:ind w:left="360"/>
-      </w:pPr>
-      <w:r>
-        <w:t>Marque française (Kohler group). Distribution via négoce sanitaire belge.</w:t>
-      </w:r>
-    </w:p>
-    <w:p>
-      <w:pPr>
-        <w:pStyle w:val="ListBullet"/>
-        <w:ind w:left="360"/>
-      </w:pPr>
-      <w:r>
-        <w:t>PDM estimée BE ERP : 8-10 % (source interne — À VÉRIFIER).</w:t>
-      </w:r>
-    </w:p>
-    <w:p>
-      <w:pPr>
-        <w:pStyle w:val="Heading3"/>
-      </w:pPr>
-      <w:r>
-        <w:rPr>
-          <w:color w:val="1F497D"/>
-        </w:rPr>
-        <w:t>Intersan NV</w:t>
-      </w:r>
-    </w:p>
-    <w:p>
-      <w:pPr>
-        <w:pStyle w:val="ListBullet"/>
-        <w:ind w:left="360"/>
-      </w:pPr>
-      <w:r>
-        <w:t>Fabricant belge spécialisé en robinetterie anti-vandalisme collective. (ExportHub, 2025)</w:t>
-      </w:r>
-    </w:p>
-    <w:p>
-      <w:pPr>
-        <w:pStyle w:val="ListBullet"/>
-        <w:ind w:left="360"/>
-      </w:pPr>
-      <w:r>
-        <w:t>Acteur local avec connaissance du marché belge — concurrent direct sur le pénitentiaire et les ERP sécurité renforcée.</w:t>
-      </w:r>
-    </w:p>
-    <w:p>
-      <w:pPr>
-        <w:pStyle w:val="Heading3"/>
-      </w:pPr>
-      <w:r>
-        <w:rPr>
-          <w:color w:val="1F497D"/>
-        </w:rPr>
-        <w:t>Presto Belgium</w:t>
-      </w:r>
-    </w:p>
-    <w:p>
-      <w:pPr>
-        <w:pStyle w:val="ListBullet"/>
-        <w:ind w:left="360"/>
-      </w:pPr>
-      <w:r>
-        <w:t>Presto dispose d'une division commerciale internationale incluant la Belgique (Presto.fr, 2025).</w:t>
-      </w:r>
-    </w:p>
-    <w:p>
-      <w:pPr>
-        <w:pStyle w:val="ListBullet"/>
-        <w:ind w:left="360"/>
-      </w:pPr>
-      <w:r>
-        <w:t>Niveau de présence actuel en Belgique : [DONNÉE NON DISPONIBLE — à confirmer en interne].</w:t>
-      </w:r>
-    </w:p>
-    <w:p>
-      <w:pPr>
-        <w:pStyle w:val="ListBullet"/>
-        <w:ind w:left="360"/>
-      </w:pPr>
-      <w:r>
-        <w:t>Presto et Delabie sont les deux références françaises sur la robinetterie collective — la marque est connue des prescripteurs francophones.</w:t>
-      </w:r>
-    </w:p>
-    <w:p>
-      <w:pPr>
-        <w:pStyle w:val="Heading2"/>
-      </w:pPr>
-      <w:r>
-        <w:rPr>
-          <w:color w:val="1F497D"/>
+          <w:rFonts w:ascii="Calibri" w:hAnsi="Calibri"/>
+          <w:color w:val="2E75B6"/>
         </w:rPr>
         <w:t>7.3 Opportunités de différenciation pour Presto</w:t>
       </w:r>
@@ -2894,799 +4928,476 @@
     <w:p>
       <w:pPr>
         <w:pStyle w:val="ListBullet"/>
-        <w:ind w:left="360"/>
+        <w:ind w:left="0"/>
       </w:pPr>
       <w:r>
-        <w:t>Marché francophone (Wallonie + Bruxelles) : avantage naturel vs concurrents germaniques — capitaliser sur l'image française et les réseaux d'entreprises françaises implantées.</w:t>
+        <w:rPr>
+          <w:rFonts w:ascii="Calibri" w:hAnsi="Calibri"/>
+          <w:sz w:val="20"/>
+        </w:rPr>
+        <w:t>Profondeur de gamme collective/temporisée : Presto = spécialiste pur ERP comme Delabie, contrairement aux généralistes résidentiels.</w:t>
       </w:r>
     </w:p>
     <w:p>
       <w:pPr>
         <w:pStyle w:val="ListBullet"/>
-        <w:ind w:left="360"/>
+        <w:ind w:left="0"/>
       </w:pPr>
       <w:r>
-        <w:t>Segment pénitentiaire : pipeline actif (Plan Maître III), niche anti-vandalisme où Presto est compétitif — Delabie pas nécessairement dominant.</w:t>
+        <w:rPr>
+          <w:rFonts w:ascii="Calibri" w:hAnsi="Calibri"/>
+          <w:sz w:val="20"/>
+        </w:rPr>
+        <w:t>Rapport qualité/prix : alternative crédible à Delabie sur segments à budget contraint (éducation, logement social).</w:t>
       </w:r>
     </w:p>
     <w:p>
       <w:pPr>
         <w:pStyle w:val="ListBullet"/>
-        <w:ind w:left="360"/>
+        <w:ind w:left="0"/>
       </w:pPr>
       <w:r>
-        <w:t>Institutions UE/OTAN à Bruxelles : segment à haute valeur unitaire, peu cyclique — approche prescription directe possible.</w:t>
+        <w:rPr>
+          <w:rFonts w:ascii="Calibri" w:hAnsi="Calibri"/>
+          <w:sz w:val="20"/>
+        </w:rPr>
+        <w:t>Réactivité logistique depuis France : délais courts, stock disponible, proximité géographique.</w:t>
       </w:r>
     </w:p>
     <w:p>
       <w:pPr>
         <w:pStyle w:val="ListBullet"/>
-        <w:ind w:left="360"/>
+        <w:ind w:left="0"/>
       </w:pPr>
       <w:r>
-        <w:t>Certification BELGAQUA prioritaire : différenciateur-clé sur les marchés publics belges, à obtenir dès l'entrée sur le marché.</w:t>
+        <w:rPr>
+          <w:rFonts w:ascii="Calibri" w:hAnsi="Calibri"/>
+          <w:sz w:val="20"/>
+        </w:rPr>
+        <w:t>Présence digitale Belgique à renforcer : développer la présence sur les plateformes B2B belges et les prescripteurs.</w:t>
       </w:r>
     </w:p>
     <w:p>
       <w:pPr>
         <w:pStyle w:val="ListBullet"/>
-        <w:ind w:left="360"/>
-      </w:pPr>
-      <w:r>
-        <w:t>Flandre : marché plus complexe (néerlandophone, marques germaniques dominantes) — approche via partenaire distributeur local recommandée.</w:t>
-      </w:r>
-    </w:p>
-    <w:p>
-      <w:r>
-        <w:br w:type="page"/>
-      </w:r>
-    </w:p>
-    <w:p>
-      <w:pPr>
-        <w:pStyle w:val="Heading1"/>
+        <w:ind w:left="0"/>
       </w:pPr>
       <w:r>
         <w:rPr>
-          <w:color w:val="1F497D"/>
+          <w:rFonts w:ascii="Calibri" w:hAnsi="Calibri"/>
+          <w:sz w:val="20"/>
         </w:rPr>
-        <w:t>PARTIE 8 — Normes &amp; Certifications Robinetterie</w:t>
-      </w:r>
-    </w:p>
-    <w:p>
-      <w:pPr>
-        <w:pStyle w:val="Heading2"/>
-      </w:pPr>
-      <w:r>
-        <w:rPr>
-          <w:color w:val="1F497D"/>
-        </w:rPr>
-        <w:t>8.1 Cadre réglementaire général</w:t>
-      </w:r>
-    </w:p>
-    <w:p>
-      <w:r>
-        <w:t>La Belgique est un État fédéral : la qualité de l'eau est une compétence régionale (Flandre, Wallonie, Bruxelles-Capitale), mais toutes les régions respectent les standards minimaux de la Directive UE 2020/2184 sur l'eau potable. Le Bureau de Normalisation belge (NBN) transpose les normes européennes EN. (NBN, 2025)</w:t>
-      </w:r>
-    </w:p>
-    <w:p>
-      <w:pPr>
-        <w:pStyle w:val="Heading2"/>
-      </w:pPr>
-      <w:r>
-        <w:rPr>
-          <w:color w:val="1F497D"/>
-        </w:rPr>
-        <w:t>8.2 Certifications obligatoires et recommandées</w:t>
-      </w:r>
-    </w:p>
-    <w:tbl>
-      <w:tblPr>
-        <w:tblStyle w:val="TableGrid"/>
-        <w:tblW w:type="auto" w:w="0"/>
-        <w:tblLook w:firstColumn="1" w:firstRow="1" w:lastColumn="0" w:lastRow="0" w:noHBand="0" w:noVBand="1" w:val="04A0"/>
-      </w:tblPr>
-      <w:tblGrid>
-        <w:gridCol w:w="4703"/>
-        <w:gridCol w:w="4703"/>
-      </w:tblGrid>
-      <w:tr>
-        <w:tc>
-          <w:tcPr>
-            <w:tcW w:type="dxa" w:w="4703"/>
-          </w:tcPr>
-          <w:p>
-            <w:r>
-              <w:rPr>
-                <w:b/>
-              </w:rPr>
-              <w:t>Certification</w:t>
-            </w:r>
-          </w:p>
-        </w:tc>
-        <w:tc>
-          <w:tcPr>
-            <w:tcW w:type="dxa" w:w="4703"/>
-          </w:tcPr>
-          <w:p>
-            <w:r>
-              <w:rPr>
-                <w:b/>
-              </w:rPr>
-              <w:t>Détail</w:t>
-            </w:r>
-          </w:p>
-        </w:tc>
-      </w:tr>
-      <w:tr>
-        <w:tc>
-          <w:tcPr>
-            <w:tcW w:type="dxa" w:w="4703"/>
-          </w:tcPr>
-          <w:p>
-            <w:r>
-              <w:t>BELGAQUA / HYDROCHECK</w:t>
-            </w:r>
-          </w:p>
-        </w:tc>
-        <w:tc>
-          <w:tcPr>
-            <w:tcW w:type="dxa" w:w="4703"/>
-          </w:tcPr>
-          <w:p>
-            <w:r>
-              <w:t>OBLIGATOIRE pour tout matériau en contact avec l'eau potable distribué par les sociétés d'eau. Certificat valable 5 ans max. Certifications équivalentes étrangères reconnues (ACS, KTW, DVGW, WRAS, KIWA). (BELGAQUA, 2025)</w:t>
-            </w:r>
-          </w:p>
-        </w:tc>
-      </w:tr>
-      <w:tr>
-        <w:tc>
-          <w:tcPr>
-            <w:tcW w:type="dxa" w:w="4703"/>
-          </w:tcPr>
-          <w:p>
-            <w:r>
-              <w:t>Marquage CE</w:t>
-            </w:r>
-          </w:p>
-        </w:tc>
-        <w:tc>
-          <w:tcPr>
-            <w:tcW w:type="dxa" w:w="4703"/>
-          </w:tcPr>
-          <w:p>
-            <w:r>
-              <w:t>Obligatoire — Règlement (UE) 305/2011 sur les produits de construction. (IDRAL / Cehtra, 2025)</w:t>
-            </w:r>
-          </w:p>
-        </w:tc>
-      </w:tr>
-      <w:tr>
-        <w:tc>
-          <w:tcPr>
-            <w:tcW w:type="dxa" w:w="4703"/>
-          </w:tcPr>
-          <w:p>
-            <w:r>
-              <w:t>Label BENOR (NBN)</w:t>
-            </w:r>
-          </w:p>
-        </w:tc>
-        <w:tc>
-          <w:tcPr>
-            <w:tcW w:type="dxa" w:w="4703"/>
-          </w:tcPr>
-          <w:p>
-            <w:r>
-              <w:t>Volontaire mais souvent exigé dans les cahiers des charges des marchés publics belges. Atteste la conformité aux Prescriptions Techniques (PTV), plus exigeantes que le minimum légal. (BENOR ASBL, 2025)</w:t>
-            </w:r>
-          </w:p>
-        </w:tc>
-      </w:tr>
-      <w:tr>
-        <w:tc>
-          <w:tcPr>
-            <w:tcW w:type="dxa" w:w="4703"/>
-          </w:tcPr>
-          <w:p>
-            <w:r>
-              <w:t>ATG (Agrément Technique)</w:t>
-            </w:r>
-          </w:p>
-        </w:tc>
-        <w:tc>
-          <w:tcPr>
-            <w:tcW w:type="dxa" w:w="4703"/>
-          </w:tcPr>
-          <w:p>
-            <w:r>
-              <w:t>Optionnel — délivré par BUCP/COPRO pour produits innovants sans norme harmonisée. (BUCP, 2025)</w:t>
-            </w:r>
-          </w:p>
-        </w:tc>
-      </w:tr>
-      <w:tr>
-        <w:tc>
-          <w:tcPr>
-            <w:tcW w:type="dxa" w:w="4703"/>
-          </w:tcPr>
-          <w:p>
-            <w:r>
-              <w:t>Cadre 4MS transitoire</w:t>
-            </w:r>
-          </w:p>
-        </w:tc>
-        <w:tc>
-          <w:tcPr>
-            <w:tcW w:type="dxa" w:w="4703"/>
-          </w:tcPr>
-          <w:p>
-            <w:r>
-              <w:t>Certifications 4MS (ACS France, DVGW/KTW Allemagne, KIWA Pays-Bas) valides jusqu'au 31/12/2032. EUPL (listes positives européennes) en vigueur à partir du 31/12/2026. (AVK Valves BE, 2025)</w:t>
-            </w:r>
-          </w:p>
-        </w:tc>
-      </w:tr>
-    </w:tbl>
-    <w:p/>
-    <w:p>
-      <w:pPr>
-        <w:pStyle w:val="Heading2"/>
-      </w:pPr>
-      <w:r>
-        <w:rPr>
-          <w:color w:val="1F497D"/>
-        </w:rPr>
-        <w:t>8.3 Normes NBN clés pour la robinetterie</w:t>
-      </w:r>
-    </w:p>
-    <w:tbl>
-      <w:tblPr>
-        <w:tblStyle w:val="TableGrid"/>
-        <w:tblW w:type="auto" w:w="0"/>
-        <w:tblLook w:firstColumn="1" w:firstRow="1" w:lastColumn="0" w:lastRow="0" w:noHBand="0" w:noVBand="1" w:val="04A0"/>
-      </w:tblPr>
-      <w:tblGrid>
-        <w:gridCol w:w="4703"/>
-        <w:gridCol w:w="4703"/>
-      </w:tblGrid>
-      <w:tr>
-        <w:tc>
-          <w:tcPr>
-            <w:tcW w:type="dxa" w:w="4703"/>
-          </w:tcPr>
-          <w:p>
-            <w:r>
-              <w:rPr>
-                <w:b/>
-              </w:rPr>
-              <w:t>Norme</w:t>
-            </w:r>
-          </w:p>
-        </w:tc>
-        <w:tc>
-          <w:tcPr>
-            <w:tcW w:type="dxa" w:w="4703"/>
-          </w:tcPr>
-          <w:p>
-            <w:r>
-              <w:rPr>
-                <w:b/>
-              </w:rPr>
-              <w:t>Objet</w:t>
-            </w:r>
-          </w:p>
-        </w:tc>
-      </w:tr>
-      <w:tr>
-        <w:tc>
-          <w:tcPr>
-            <w:tcW w:type="dxa" w:w="4703"/>
-          </w:tcPr>
-          <w:p>
-            <w:r>
-              <w:t>NBN EN 806 (1-5)</w:t>
-            </w:r>
-          </w:p>
-        </w:tc>
-        <w:tc>
-          <w:tcPr>
-            <w:tcW w:type="dxa" w:w="4703"/>
-          </w:tcPr>
-          <w:p>
-            <w:r>
-              <w:t>Exigences générales pour installations d'eau potable en bâtiment</w:t>
-            </w:r>
-          </w:p>
-        </w:tc>
-      </w:tr>
-      <w:tr>
-        <w:tc>
-          <w:tcPr>
-            <w:tcW w:type="dxa" w:w="4703"/>
-          </w:tcPr>
-          <w:p>
-            <w:r>
-              <w:t>NBN EN 200</w:t>
-            </w:r>
-          </w:p>
-        </w:tc>
-        <w:tc>
-          <w:tcPr>
-            <w:tcW w:type="dxa" w:w="4703"/>
-          </w:tcPr>
-          <w:p>
-            <w:r>
-              <w:t>Robinets simples et mélangeurs — performances générales</w:t>
-            </w:r>
-          </w:p>
-        </w:tc>
-      </w:tr>
-      <w:tr>
-        <w:tc>
-          <w:tcPr>
-            <w:tcW w:type="dxa" w:w="4703"/>
-          </w:tcPr>
-          <w:p>
-            <w:r>
-              <w:t>NBN EN 817</w:t>
-            </w:r>
-          </w:p>
-        </w:tc>
-        <w:tc>
-          <w:tcPr>
-            <w:tcW w:type="dxa" w:w="4703"/>
-          </w:tcPr>
-          <w:p>
-            <w:r>
-              <w:t>Mitigeurs mécaniques PN 10 — dimensions, étanchéité, acoustique, endurance</w:t>
-            </w:r>
-          </w:p>
-        </w:tc>
-      </w:tr>
-      <w:tr>
-        <w:tc>
-          <w:tcPr>
-            <w:tcW w:type="dxa" w:w="4703"/>
-          </w:tcPr>
-          <w:p>
-            <w:r>
-              <w:t>NBN EN 1111</w:t>
-            </w:r>
-          </w:p>
-        </w:tc>
-        <w:tc>
-          <w:tcPr>
-            <w:tcW w:type="dxa" w:w="4703"/>
-          </w:tcPr>
-          <w:p>
-            <w:r>
-              <w:t>Mitigeurs thermostatiques PN 10</w:t>
-            </w:r>
-          </w:p>
-        </w:tc>
-      </w:tr>
-      <w:tr>
-        <w:tc>
-          <w:tcPr>
-            <w:tcW w:type="dxa" w:w="4703"/>
-          </w:tcPr>
-          <w:p>
-            <w:r>
-              <w:t>NBN EN 1717</w:t>
-            </w:r>
-          </w:p>
-        </w:tc>
-        <w:tc>
-          <w:tcPr>
-            <w:tcW w:type="dxa" w:w="4703"/>
-          </w:tcPr>
-          <w:p>
-            <w:r>
-              <w:t>Protection contre la pollution de l'eau potable — anti-retour</w:t>
-            </w:r>
-          </w:p>
-        </w:tc>
-      </w:tr>
-      <w:tr>
-        <w:tc>
-          <w:tcPr>
-            <w:tcW w:type="dxa" w:w="4703"/>
-          </w:tcPr>
-          <w:p>
-            <w:r>
-              <w:t>NBN EN 1074 (1&amp;2)</w:t>
-            </w:r>
-          </w:p>
-        </w:tc>
-        <w:tc>
-          <w:tcPr>
-            <w:tcW w:type="dxa" w:w="4703"/>
-          </w:tcPr>
-          <w:p>
-            <w:r>
-              <w:t>Robinetterie pour alimentation en eau — aptitude à l'emploi</w:t>
-            </w:r>
-          </w:p>
-        </w:tc>
-      </w:tr>
-      <w:tr>
-        <w:tc>
-          <w:tcPr>
-            <w:tcW w:type="dxa" w:w="4703"/>
-          </w:tcPr>
-          <w:p>
-            <w:r>
-              <w:t>NBN EN 1655 / NBN EN 248</w:t>
-            </w:r>
-          </w:p>
-        </w:tc>
-        <w:tc>
-          <w:tcPr>
-            <w:tcW w:type="dxa" w:w="4703"/>
-          </w:tcPr>
-          <w:p>
-            <w:r>
-              <w:t>Matériaux (laiton, chrome) et revêtements</w:t>
-            </w:r>
-          </w:p>
-        </w:tc>
-      </w:tr>
-      <w:tr>
-        <w:tc>
-          <w:tcPr>
-            <w:tcW w:type="dxa" w:w="4703"/>
-          </w:tcPr>
-          <w:p>
-            <w:r>
-              <w:t>NBN S 01-400-1 + EN ISO 3822</w:t>
-            </w:r>
-          </w:p>
-        </w:tc>
-        <w:tc>
-          <w:tcPr>
-            <w:tcW w:type="dxa" w:w="4703"/>
-          </w:tcPr>
-          <w:p>
-            <w:r>
-              <w:t>Acoustique des installations sanitaires</w:t>
-            </w:r>
-          </w:p>
-        </w:tc>
-      </w:tr>
-      <w:tr>
-        <w:tc>
-          <w:tcPr>
-            <w:tcW w:type="dxa" w:w="4703"/>
-          </w:tcPr>
-          <w:p>
-            <w:r>
-              <w:t>NBN D51-003</w:t>
-            </w:r>
-          </w:p>
-        </w:tc>
-        <w:tc>
-          <w:tcPr>
-            <w:tcW w:type="dxa" w:w="4703"/>
-          </w:tcPr>
-          <w:p>
-            <w:r>
-              <w:t>Critères techniques pour installations domestiques et industrielles</w:t>
-            </w:r>
-          </w:p>
-        </w:tc>
-      </w:tr>
-    </w:tbl>
-    <w:p/>
-    <w:p>
-      <w:pPr>
-        <w:pStyle w:val="Heading2"/>
-      </w:pPr>
-      <w:r>
-        <w:rPr>
-          <w:color w:val="1F497D"/>
-        </w:rPr>
-        <w:t>8.4 Implications pratiques pour Presto</w:t>
-      </w:r>
-    </w:p>
-    <w:p>
-      <w:pPr>
-        <w:pStyle w:val="ListBullet"/>
-        <w:ind w:left="360"/>
-      </w:pPr>
-      <w:r>
-        <w:t>ACS France : déjà reconnu dans le cadre transitoire 4MS jusqu'en 2032 — Presto peut commercialiser sans certification BELGAQUA immédiate, mais l'obtenir reste fortement recommandé pour les marchés publics.</w:t>
-      </w:r>
-    </w:p>
-    <w:p>
-      <w:pPr>
-        <w:pStyle w:val="ListBullet"/>
-        <w:ind w:left="360"/>
-      </w:pPr>
-      <w:r>
-        <w:t>BELGAQUA / HYDROCHECK : à prioriser dès l'entrée sur le marché — exigé dans les cahiers des charges publics. Dépôt de dossier à anticiper (délai estimé : 3-6 mois).</w:t>
-      </w:r>
-    </w:p>
-    <w:p>
-      <w:pPr>
-        <w:pStyle w:val="ListBullet"/>
-        <w:ind w:left="360"/>
-      </w:pPr>
-      <w:r>
-        <w:t>BENOR : à viser pour les segments marchés publics belges — différenciateur commercial fort.</w:t>
-      </w:r>
-    </w:p>
-    <w:p>
-      <w:pPr>
-        <w:pStyle w:val="ListBullet"/>
-        <w:ind w:left="360"/>
-      </w:pPr>
-      <w:r>
-        <w:t>Délai d'entrée marché réaliste : 6-12 mois pour obtenir les certifications clés avant premières livraisons sur marchés publics.</w:t>
-      </w:r>
-    </w:p>
-    <w:p>
-      <w:pPr>
-        <w:pStyle w:val="ListBullet"/>
-        <w:ind w:left="360"/>
-      </w:pPr>
-      <w:r>
-        <w:t>Écarts vs France : BELGAQUA est spécifique à la Belgique, sans équivalent direct français — démarche administrative à part entière.</w:t>
-      </w:r>
-    </w:p>
-    <w:p>
-      <w:r>
-        <w:br w:type="page"/>
-      </w:r>
-    </w:p>
-    <w:p>
-      <w:pPr>
-        <w:pStyle w:val="Heading1"/>
-      </w:pPr>
-      <w:r>
-        <w:rPr>
-          <w:color w:val="1F497D"/>
-        </w:rPr>
-        <w:t>PARTIE 9 — Points à Revérifier</w:t>
-      </w:r>
-    </w:p>
-    <w:p>
-      <w:r>
-        <w:t>Cette section liste les données incertaines ou estimées, à valider par des recherches complémentaires ou des contacts terrain.</w:t>
+        <w:t>[DONNÉE NON DISPONIBLE — réputation terrain Presto en Belgique auprès des installateurs et maîtres d'œuvre — à valider par entretiens]</w:t>
       </w:r>
     </w:p>
     <w:p/>
     <w:p>
       <w:pPr>
-        <w:pStyle w:val="Heading2"/>
+        <w:pStyle w:val="Heading1"/>
       </w:pPr>
       <w:r>
         <w:rPr>
+          <w:rFonts w:ascii="Calibri" w:hAnsi="Calibri"/>
           <w:color w:val="1F497D"/>
         </w:rPr>
-        <w:t>PDM des concurrents (Ideal Standard, Grohe, Hansgrohe, Jacob Delafon)</w:t>
+        <w:t>PARTIE 8 — NORMES &amp; CERTIFICATIONS ROBINETTERIE</w:t>
+      </w:r>
+    </w:p>
+    <w:p>
+      <w:pPr>
+        <w:pStyle w:val="Heading2"/>
+      </w:pPr>
+      <w:r>
+        <w:rPr>
+          <w:rFonts w:ascii="Calibri" w:hAnsi="Calibri"/>
+          <w:color w:val="2E75B6"/>
+        </w:rPr>
+        <w:t>8.1 Normes applicables</w:t>
+      </w:r>
+    </w:p>
+    <w:p>
+      <w:pPr>
+        <w:pStyle w:val="ListBullet"/>
+        <w:ind w:left="0"/>
+      </w:pPr>
+      <w:r>
+        <w:rPr>
+          <w:rFonts w:ascii="Calibri" w:hAnsi="Calibri"/>
+          <w:sz w:val="20"/>
+        </w:rPr>
+        <w:t>NBN EN 816 (1996) : Robinetterie sanitaire — robinets à fermeture automatique PN 10. S'applique aux temporisateurs (cœur de gamme Presto). Couvre marquage, hydraulique, étanchéité, acoustique, résistance pression, endurance mécanique.</w:t>
+      </w:r>
+    </w:p>
+    <w:p>
+      <w:pPr>
+        <w:pStyle w:val="ListBullet"/>
+        <w:ind w:left="0"/>
+      </w:pPr>
+      <w:r>
+        <w:rPr>
+          <w:rFonts w:ascii="Calibri" w:hAnsi="Calibri"/>
+          <w:sz w:val="20"/>
+        </w:rPr>
+        <w:t>NBN EN 817 (2008) : Robinetterie sanitaire — mitigeurs mécaniques PN 10. Spécifications techniques générales.</w:t>
+      </w:r>
+    </w:p>
+    <w:p>
+      <w:pPr>
+        <w:pStyle w:val="ListBullet"/>
+        <w:ind w:left="0"/>
+      </w:pPr>
+      <w:r>
+        <w:rPr>
+          <w:rFonts w:ascii="Calibri" w:hAnsi="Calibri"/>
+          <w:sz w:val="20"/>
+        </w:rPr>
+        <w:t>Marquage CE : obligatoire pour mise sur le marché en Belgique (directive produits de construction). Condition sine qua non.</w:t>
+      </w:r>
+    </w:p>
+    <w:p>
+      <w:pPr>
+        <w:pStyle w:val="ListBullet"/>
+        <w:ind w:left="0"/>
+      </w:pPr>
+      <w:r>
+        <w:rPr>
+          <w:rFonts w:ascii="Calibri" w:hAnsi="Calibri"/>
+          <w:sz w:val="20"/>
+        </w:rPr>
+        <w:t>Normes EN 200, EN 1111, EN 1112, EN 1113 : robinetterie résidentielle (moins contraignantes pour ERP).</w:t>
+      </w:r>
+    </w:p>
+    <w:p>
+      <w:pPr>
+        <w:pStyle w:val="Heading2"/>
+      </w:pPr>
+      <w:r>
+        <w:rPr>
+          <w:rFonts w:ascii="Calibri" w:hAnsi="Calibri"/>
+          <w:color w:val="2E75B6"/>
+        </w:rPr>
+        <w:t>8.2 Certifications recommandées</w:t>
+      </w:r>
+    </w:p>
+    <w:p>
+      <w:pPr>
+        <w:pStyle w:val="ListBullet"/>
+        <w:ind w:left="0"/>
+      </w:pPr>
+      <w:r>
+        <w:rPr>
+          <w:rFonts w:ascii="Calibri" w:hAnsi="Calibri"/>
+          <w:sz w:val="20"/>
+        </w:rPr>
+        <w:t>NF Robinetterie Sanitaire (NF077, AFNOR) : certification française reconnue et valorisée en Belgique francophone — donne confiance aux prescripteurs et maîtres d'ouvrage publics.</w:t>
+      </w:r>
+    </w:p>
+    <w:p>
+      <w:pPr>
+        <w:pStyle w:val="ListBullet"/>
+        <w:ind w:left="0"/>
+      </w:pPr>
+      <w:r>
+        <w:rPr>
+          <w:rFonts w:ascii="Calibri" w:hAnsi="Calibri"/>
+          <w:sz w:val="20"/>
+        </w:rPr>
+        <w:t>Certifications hospitalières spécifiques : pour les produits destinés aux ERP de santé (cf. Delabie — certifications hôpitaux NF).</w:t>
+      </w:r>
+    </w:p>
+    <w:p>
+      <w:pPr>
+        <w:pStyle w:val="ListBullet"/>
+        <w:ind w:left="0"/>
+      </w:pPr>
+      <w:r>
+        <w:rPr>
+          <w:rFonts w:ascii="Calibri" w:hAnsi="Calibri"/>
+          <w:sz w:val="20"/>
+        </w:rPr>
+        <w:t>[DONNÉE NON DISPONIBLE — existence d'une certification belge spécifique type 'BENOR' pour la robinetterie — à vérifier auprès du NBN]</w:t>
+      </w:r>
+    </w:p>
+    <w:p>
+      <w:pPr>
+        <w:pStyle w:val="Heading2"/>
+      </w:pPr>
+      <w:r>
+        <w:rPr>
+          <w:rFonts w:ascii="Calibri" w:hAnsi="Calibri"/>
+          <w:color w:val="2E75B6"/>
+        </w:rPr>
+        <w:t>8.3 Organisme certificat belge</w:t>
+      </w:r>
+    </w:p>
+    <w:p>
+      <w:pPr>
+        <w:pStyle w:val="ListBullet"/>
+        <w:ind w:left="0"/>
+      </w:pPr>
+      <w:r>
+        <w:rPr>
+          <w:rFonts w:ascii="Calibri" w:hAnsi="Calibri"/>
+          <w:sz w:val="20"/>
+        </w:rPr>
+        <w:t>NBN (Bureau de Normalisation Belge) — www.nbn.be — organisme de référence pour les normes EN transposées en Belgique.</w:t>
+      </w:r>
+    </w:p>
+    <w:p>
+      <w:pPr>
+        <w:pStyle w:val="ListBullet"/>
+        <w:ind w:left="0"/>
+      </w:pPr>
+      <w:r>
+        <w:rPr>
+          <w:rFonts w:ascii="Calibri" w:hAnsi="Calibri"/>
+          <w:sz w:val="20"/>
+        </w:rPr>
+        <w:t>Les normes belges NBN EN sont directement transposées des EN européennes : peu d'écarts vs normes françaises NF EN.</w:t>
+      </w:r>
+    </w:p>
+    <w:p>
+      <w:pPr>
+        <w:pStyle w:val="Heading2"/>
+      </w:pPr>
+      <w:r>
+        <w:rPr>
+          <w:rFonts w:ascii="Calibri" w:hAnsi="Calibri"/>
+          <w:color w:val="2E75B6"/>
+        </w:rPr>
+        <w:t>8.4 Contraintes d'entrée et écarts vs France</w:t>
+      </w:r>
+    </w:p>
+    <w:p>
+      <w:pPr>
+        <w:pStyle w:val="ListBullet"/>
+        <w:ind w:left="0"/>
+      </w:pPr>
+      <w:r>
+        <w:rPr>
+          <w:rFonts w:ascii="Calibri" w:hAnsi="Calibri"/>
+          <w:sz w:val="20"/>
+        </w:rPr>
+        <w:t>Écarts normatifs vs France : faibles (normes EN harmonisées communes). Les produits déjà certifiés CE et NF pour la France sont en principe conformes pour le marché belge.</w:t>
+      </w:r>
+    </w:p>
+    <w:p>
+      <w:pPr>
+        <w:pStyle w:val="ListBullet"/>
+        <w:ind w:left="0"/>
+      </w:pPr>
+      <w:r>
+        <w:rPr>
+          <w:rFonts w:ascii="Calibri" w:hAnsi="Calibri"/>
+          <w:sz w:val="20"/>
+        </w:rPr>
+        <w:t>Particularité : marchés publics belges peuvent exiger des certifications spécifiques dans les cahiers des charges — à vérifier au cas par cas.</w:t>
+      </w:r>
+    </w:p>
+    <w:p>
+      <w:pPr>
+        <w:pStyle w:val="ListBullet"/>
+        <w:ind w:left="0"/>
+      </w:pPr>
+      <w:r>
+        <w:rPr>
+          <w:rFonts w:ascii="Calibri" w:hAnsi="Calibri"/>
+          <w:sz w:val="20"/>
+        </w:rPr>
+        <w:t>Délais d'obtention : pas de certification belge spécifique identifiée → entrée de marché normative rapide si produits déjà certifiés CE/NF.</w:t>
+      </w:r>
+    </w:p>
+    <w:p/>
+    <w:p>
+      <w:pPr>
+        <w:pStyle w:val="Heading1"/>
+      </w:pPr>
+      <w:r>
+        <w:rPr>
+          <w:rFonts w:ascii="Calibri" w:hAnsi="Calibri"/>
+          <w:color w:val="1F497D"/>
+        </w:rPr>
+        <w:t>PARTIE 9 — POINTS À REVÉRIFIER</w:t>
       </w:r>
     </w:p>
     <w:p>
       <w:r>
         <w:rPr>
-          <w:b/>
+          <w:rFonts w:ascii="Calibri" w:hAnsi="Calibri"/>
+          <w:sz w:val="20"/>
         </w:rPr>
-        <w:t xml:space="preserve">Pourquoi incertain : </w:t>
-      </w:r>
-      <w:r>
-        <w:t>Chiffres issus de la source interne marqués « A vérifier ». Aucune étude publique récente ne valide ces parts de marché sur l'ERP belge spécifiquement.</w:t>
+        <w:t>Données incertaines ou manquantes, à revalider par recherches complémentaires ou terrain :</w:t>
       </w:r>
     </w:p>
     <w:p>
+      <w:pPr>
+        <w:pStyle w:val="ListBullet"/>
+        <w:ind w:left="0"/>
+      </w:pPr>
       <w:r>
         <w:rPr>
+          <w:rFonts w:ascii="Calibri" w:hAnsi="Calibri"/>
           <w:b/>
+          <w:sz w:val="20"/>
         </w:rPr>
-        <w:t xml:space="preserve">Comment vérifier : </w:t>
+        <w:t xml:space="preserve">Taille marché robinetterie BE : </w:t>
       </w:r>
       <w:r>
-        <w:t>Contacter des distributeurs belges (STG, Facq Pro) ou des bureaux d'études locaux. Commander une étude sectorielle (Xerfi Belgique, GfK).</w:t>
+        <w:rPr>
+          <w:rFonts w:ascii="Calibri" w:hAnsi="Calibri"/>
+          <w:sz w:val="20"/>
+        </w:rPr>
+        <w:t>Estimation uniquement disponible par extrapolation FR. Vérifier via Xerfi, Markest Belgium, ou fédération professionnelle Techlink. Contact : techlink.be</w:t>
       </w:r>
     </w:p>
     <w:p>
       <w:pPr>
-        <w:pStyle w:val="Heading2"/>
+        <w:pStyle w:val="ListBullet"/>
+        <w:ind w:left="0"/>
       </w:pPr>
       <w:r>
         <w:rPr>
-          <w:color w:val="1F497D"/>
+          <w:rFonts w:ascii="Calibri" w:hAnsi="Calibri"/>
+          <w:b/>
+          <w:sz w:val="20"/>
         </w:rPr>
-        <w:t>CA Delabie Benelux (12,9 M€)</w:t>
+        <w:t xml:space="preserve">Taille marché robinetterie collective/ERP BE : </w:t>
+      </w:r>
+      <w:r>
+        <w:rPr>
+          <w:rFonts w:ascii="Calibri" w:hAnsi="Calibri"/>
+          <w:sz w:val="20"/>
+        </w:rPr>
+        <w:t>Aucune donnée trouvée. À obtenir via rapport sectoriel ou entretiens distributeurs. Contact : négoce plomberie (SIDER, STG/BME).</w:t>
       </w:r>
     </w:p>
     <w:p>
+      <w:pPr>
+        <w:pStyle w:val="ListBullet"/>
+        <w:ind w:left="0"/>
+      </w:pPr>
       <w:r>
         <w:rPr>
+          <w:rFonts w:ascii="Calibri" w:hAnsi="Calibri"/>
           <w:b/>
+          <w:sz w:val="20"/>
         </w:rPr>
-        <w:t xml:space="preserve">Pourquoi incertain : </w:t>
+        <w:t xml:space="preserve">Parts de marché Delabie BE : </w:t>
       </w:r>
       <w:r>
-        <w:t>Donnée Trendstop.levif.be — source fiable mais à date inconnue. Peut être ancien.</w:t>
+        <w:rPr>
+          <w:rFonts w:ascii="Calibri" w:hAnsi="Calibri"/>
+          <w:sz w:val="20"/>
+        </w:rPr>
+        <w:t>Non disponibles publiquement. À estimer via entretiens terrain (distributeurs, installateurs). Indicateur : taille de la filiale Benelux (RCS/Trends.be).</w:t>
       </w:r>
     </w:p>
     <w:p>
+      <w:pPr>
+        <w:pStyle w:val="ListBullet"/>
+        <w:ind w:left="0"/>
+      </w:pPr>
       <w:r>
         <w:rPr>
+          <w:rFonts w:ascii="Calibri" w:hAnsi="Calibri"/>
           <w:b/>
+          <w:sz w:val="20"/>
         </w:rPr>
-        <w:t xml:space="preserve">Comment vérifier : </w:t>
+        <w:t xml:space="preserve">Réputation Presto terrain en Belgique : </w:t>
       </w:r>
       <w:r>
-        <w:t>Vérifier via Banque Carrefour des Entreprises (BCE) belge — numéro BE 0501.668.657.</w:t>
+        <w:rPr>
+          <w:rFonts w:ascii="Calibri" w:hAnsi="Calibri"/>
+          <w:sz w:val="20"/>
+        </w:rPr>
+        <w:t>À valider par entretiens installateurs et prescripteurs. Identifier les régions où Presto est le plus/moins connu.</w:t>
       </w:r>
     </w:p>
     <w:p>
       <w:pPr>
-        <w:pStyle w:val="Heading2"/>
+        <w:pStyle w:val="ListBullet"/>
+        <w:ind w:left="0"/>
       </w:pPr>
       <w:r>
         <w:rPr>
-          <w:color w:val="1F497D"/>
+          <w:rFonts w:ascii="Calibri" w:hAnsi="Calibri"/>
+          <w:b/>
+          <w:sz w:val="20"/>
         </w:rPr>
-        <w:t>Taille marché robinetterie générale Belgique (~95-115 M€)</w:t>
+        <w:t xml:space="preserve">Certification BENOR robinetterie : </w:t>
+      </w:r>
+      <w:r>
+        <w:rPr>
+          <w:rFonts w:ascii="Calibri" w:hAnsi="Calibri"/>
+          <w:sz w:val="20"/>
+        </w:rPr>
+        <w:t>Vérifier auprès du NBN si une certification belge spécifique existe pour la robinetterie ERP et si elle est requise dans les marchés publics belges.</w:t>
       </w:r>
     </w:p>
     <w:p>
+      <w:pPr>
+        <w:pStyle w:val="ListBullet"/>
+        <w:ind w:left="0"/>
+      </w:pPr>
       <w:r>
         <w:rPr>
+          <w:rFonts w:ascii="Calibri" w:hAnsi="Calibri"/>
           <w:b/>
+          <w:sz w:val="20"/>
         </w:rPr>
-        <w:t xml:space="preserve">Pourquoi incertain : </w:t>
+        <w:t xml:space="preserve">Poids BTP dans PIB belge : </w:t>
       </w:r>
       <w:r>
-        <w:t>Estimation par extrapolation — fiabilité moyenne. Pas de donnée directe trouvée.</w:t>
+        <w:rPr>
+          <w:rFonts w:ascii="Calibri" w:hAnsi="Calibri"/>
+          <w:sz w:val="20"/>
+        </w:rPr>
+        <w:t>Donnée non trouvée en source fiable — à chercher via Statbel (statbel.fgov.be) ou Embuild (fédération construction BE).</w:t>
       </w:r>
     </w:p>
     <w:p>
+      <w:pPr>
+        <w:pStyle w:val="ListBullet"/>
+        <w:ind w:left="0"/>
+      </w:pPr>
       <w:r>
         <w:rPr>
+          <w:rFonts w:ascii="Calibri" w:hAnsi="Calibri"/>
           <w:b/>
+          <w:sz w:val="20"/>
         </w:rPr>
-        <w:t xml:space="preserve">Comment vérifier : </w:t>
+        <w:t xml:space="preserve">Données segments ERP chiffrées : </w:t>
       </w:r>
       <w:r>
-        <w:t>Contacter Agoria (fédération tech belge), Embuild ou demander une estimation à STG/Facq Pro.</w:t>
+        <w:rPr>
+          <w:rFonts w:ascii="Calibri" w:hAnsi="Calibri"/>
+          <w:sz w:val="20"/>
+        </w:rPr>
+        <w:t>Parc hôpitaux, EHPAD, gymnases, piscines, prisons en Belgique — à compléter via SPF Santé publique, Statbel, Régie des Bâtiments.</w:t>
       </w:r>
     </w:p>
     <w:p>
       <w:pPr>
-        <w:pStyle w:val="Heading2"/>
+        <w:pStyle w:val="ListBullet"/>
+        <w:ind w:left="0"/>
       </w:pPr>
       <w:r>
         <w:rPr>
-          <w:color w:val="1F497D"/>
+          <w:rFonts w:ascii="Calibri" w:hAnsi="Calibri"/>
+          <w:b/>
+          <w:sz w:val="20"/>
         </w:rPr>
-        <w:t>Part non-résidentielle dans la construction (25-30 %)</w:t>
+        <w:t xml:space="preserve">Distribution Presto Belgique actuelle : </w:t>
+      </w:r>
+      <w:r>
+        <w:rPr>
+          <w:rFonts w:ascii="Calibri" w:hAnsi="Calibri"/>
+          <w:sz w:val="20"/>
+        </w:rPr>
+        <w:t>Identifier les distributeurs actuels, les régions couvertes, et les gaps réseau. À demander en interne.</w:t>
       </w:r>
     </w:p>
-    <w:p>
-      <w:r>
-        <w:rPr>
-          <w:b/>
-        </w:rPr>
-        <w:t xml:space="preserve">Pourquoi incertain : </w:t>
-      </w:r>
-      <w:r>
-        <w:t>Benchmark européen appliqué — Statbel ne publie pas de ventilation précise par segment de marché.</w:t>
-      </w:r>
-    </w:p>
-    <w:p>
-      <w:r>
-        <w:rPr>
-          <w:b/>
-        </w:rPr>
-        <w:t xml:space="preserve">Comment vérifier : </w:t>
-      </w:r>
-      <w:r>
-        <w:t>Consulter be.STAT (base de données Statbel) ou Euroconstruct Country Report Belgique.</w:t>
-      </w:r>
-    </w:p>
-    <w:p>
-      <w:pPr>
-        <w:pStyle w:val="Heading2"/>
-      </w:pPr>
-      <w:r>
-        <w:rPr>
-          <w:color w:val="1F497D"/>
-        </w:rPr>
-        <w:t>Présence actuelle de Presto en Belgique</w:t>
-      </w:r>
-    </w:p>
-    <w:p>
-      <w:r>
-        <w:rPr>
-          <w:b/>
-        </w:rPr>
-        <w:t xml:space="preserve">Pourquoi incertain : </w:t>
-      </w:r>
-      <w:r>
-        <w:t>Existence d'une division commerciale confirmée (presto.fr/organisation) mais niveau d'activité, CA et réseau non documentés.</w:t>
-      </w:r>
-    </w:p>
-    <w:p>
-      <w:r>
-        <w:rPr>
-          <w:b/>
-        </w:rPr>
-        <w:t xml:space="preserve">Comment vérifier : </w:t>
-      </w:r>
-      <w:r>
-        <w:t>Clarifier en interne auprès de la direction commerciale export Presto.</w:t>
-      </w:r>
-    </w:p>
-    <w:p>
-      <w:pPr>
-        <w:pStyle w:val="Heading2"/>
-      </w:pPr>
-      <w:r>
-        <w:rPr>
-          <w:color w:val="1F497D"/>
-        </w:rPr>
-        <w:t>Répartition ERP par segment (30-35 % santé, 20-25 % éducation, etc.)</w:t>
-      </w:r>
-    </w:p>
-    <w:p>
-      <w:r>
-        <w:rPr>
-          <w:b/>
-        </w:rPr>
-        <w:t xml:space="preserve">Pourquoi incertain : </w:t>
-      </w:r>
-      <w:r>
-        <w:t>Estimation pondérée sur ratios français — non validée par données belges terrain.</w:t>
-      </w:r>
-    </w:p>
-    <w:p>
-      <w:r>
-        <w:rPr>
-          <w:b/>
-        </w:rPr>
-        <w:t xml:space="preserve">Comment vérifier : </w:t>
-      </w:r>
-      <w:r>
-        <w:t>Discussion avec distributeurs spécialisés ERP en Belgique ou sondage auprès de bureaux d'études.</w:t>
-      </w:r>
-    </w:p>
-    <w:p>
-      <w:pPr>
-        <w:pStyle w:val="Heading2"/>
-      </w:pPr>
-      <w:r>
-        <w:rPr>
-          <w:color w:val="1F497D"/>
-        </w:rPr>
-        <w:t>Prix pratiqués par les concurrents en Belgique</w:t>
-      </w:r>
-    </w:p>
-    <w:p>
-      <w:r>
-        <w:rPr>
-          <w:b/>
-        </w:rPr>
-        <w:t xml:space="preserve">Pourquoi incertain : </w:t>
-      </w:r>
-      <w:r>
-        <w:t>Prix moyen ERP 90-160 € HT issu de la source interne — non comparé aux tarifs réels des concurrents sur le marché belge.</w:t>
-      </w:r>
-    </w:p>
-    <w:p>
-      <w:r>
-        <w:rPr>
-          <w:b/>
-        </w:rPr>
-        <w:t xml:space="preserve">Comment vérifier : </w:t>
-      </w:r>
-      <w:r>
-        <w:t>Analyse de catalogues ou devis demandés à STG/Facq Pro. Comparer avec liste tarifaire Delabie Benelux.</w:t>
-      </w:r>
-    </w:p>
+    <w:p/>
     <w:sectPr>
       <w:pgSz w:w="12240" w:h="15840"/>
       <w:pgMar w:top="1134" w:right="1417" w:bottom="1134" w:left="1417" w:header="720" w:footer="720" w:gutter="0"/>
@@ -4060,9 +5771,6 @@
     <w:name w:val="Normal"/>
     <w:qFormat/>
     <w:rsid w:val="00FC693F"/>
-    <w:rPr>
-      <w:rFonts w:ascii="Courier New" w:hAnsi="Courier New"/>
-    </w:rPr>
   </w:style>
   <w:style w:type="paragraph" w:styleId="Header">
     <w:name w:val="header"/>

--- a/pays/belgique/outputs/MAB_Belgique_Etude.docx
+++ b/pays/belgique/outputs/MAB_Belgique_Etude.docx
@@ -8,7 +8,7 @@
         <w:jc w:val="center"/>
       </w:pPr>
       <w:r>
-        <w:t>MAB BELGIQUE — ÉTUDE DE MARCHÉ v3</w:t>
+        <w:t>MAB BELGIQUE — ÉTUDE DE MARCHÉ v5</w:t>
       </w:r>
     </w:p>
     <w:p>
@@ -964,16 +964,17 @@
         <w:tblLook w:firstColumn="1" w:firstRow="1" w:lastColumn="0" w:lastRow="0" w:noHBand="0" w:noVBand="1" w:val="04A0"/>
       </w:tblPr>
       <w:tblGrid>
-        <w:gridCol w:w="1881"/>
-        <w:gridCol w:w="1881"/>
-        <w:gridCol w:w="1881"/>
-        <w:gridCol w:w="1881"/>
-        <w:gridCol w:w="1881"/>
+        <w:gridCol w:w="1568"/>
+        <w:gridCol w:w="1568"/>
+        <w:gridCol w:w="1568"/>
+        <w:gridCol w:w="1568"/>
+        <w:gridCol w:w="1568"/>
+        <w:gridCol w:w="1568"/>
       </w:tblGrid>
       <w:tr>
         <w:tc>
           <w:tcPr>
-            <w:tcW w:type="dxa" w:w="1881"/>
+            <w:tcW w:type="dxa" w:w="1568"/>
           </w:tcPr>
           <w:p>
             <w:r/>
@@ -990,7 +991,7 @@
         </w:tc>
         <w:tc>
           <w:tcPr>
-            <w:tcW w:type="dxa" w:w="1881"/>
+            <w:tcW w:type="dxa" w:w="1568"/>
           </w:tcPr>
           <w:p>
             <w:r/>
@@ -1001,13 +1002,13 @@
                 <w:color w:val="1F497D"/>
                 <w:sz w:val="16"/>
               </w:rPr>
-              <w:t>Secteur</w:t>
-            </w:r>
-          </w:p>
-        </w:tc>
-        <w:tc>
-          <w:tcPr>
-            <w:tcW w:type="dxa" w:w="1881"/>
+              <w:t>But global</w:t>
+            </w:r>
+          </w:p>
+        </w:tc>
+        <w:tc>
+          <w:tcPr>
+            <w:tcW w:type="dxa" w:w="1568"/>
           </w:tcPr>
           <w:p>
             <w:r/>
@@ -1018,13 +1019,13 @@
                 <w:color w:val="1F497D"/>
                 <w:sz w:val="16"/>
               </w:rPr>
-              <w:t>Budget</w:t>
-            </w:r>
-          </w:p>
-        </w:tc>
-        <w:tc>
-          <w:tcPr>
-            <w:tcW w:type="dxa" w:w="1881"/>
+              <w:t>Secteur</w:t>
+            </w:r>
+          </w:p>
+        </w:tc>
+        <w:tc>
+          <w:tcPr>
+            <w:tcW w:type="dxa" w:w="1568"/>
           </w:tcPr>
           <w:p>
             <w:r/>
@@ -1035,13 +1036,13 @@
                 <w:color w:val="1F497D"/>
                 <w:sz w:val="16"/>
               </w:rPr>
-              <w:t>Calendrier</w:t>
-            </w:r>
-          </w:p>
-        </w:tc>
-        <w:tc>
-          <w:tcPr>
-            <w:tcW w:type="dxa" w:w="1881"/>
+              <w:t>Budget</w:t>
+            </w:r>
+          </w:p>
+        </w:tc>
+        <w:tc>
+          <w:tcPr>
+            <w:tcW w:type="dxa" w:w="1568"/>
           </w:tcPr>
           <w:p>
             <w:r/>
@@ -1052,7 +1053,24 @@
                 <w:color w:val="1F497D"/>
                 <w:sz w:val="16"/>
               </w:rPr>
-              <w:t>Opportunité Presto</w:t>
+              <w:t>Calendrier</w:t>
+            </w:r>
+          </w:p>
+        </w:tc>
+        <w:tc>
+          <w:tcPr>
+            <w:tcW w:type="dxa" w:w="1568"/>
+          </w:tcPr>
+          <w:p>
+            <w:r/>
+            <w:r>
+              <w:rPr>
+                <w:rFonts w:ascii="Calibri" w:hAnsi="Calibri"/>
+                <w:b/>
+                <w:color w:val="1F497D"/>
+                <w:sz w:val="16"/>
+              </w:rPr>
+              <w:t>Opportunité Presto (types produits)</w:t>
             </w:r>
           </w:p>
         </w:tc>
@@ -1060,7 +1078,7 @@
       <w:tr>
         <w:tc>
           <w:tcPr>
-            <w:tcW w:type="dxa" w:w="1881"/>
+            <w:tcW w:type="dxa" w:w="1568"/>
           </w:tcPr>
           <w:p>
             <w:r/>
@@ -1075,7 +1093,7 @@
         </w:tc>
         <w:tc>
           <w:tcPr>
-            <w:tcW w:type="dxa" w:w="1881"/>
+            <w:tcW w:type="dxa" w:w="1568"/>
           </w:tcPr>
           <w:p>
             <w:r/>
@@ -1084,13 +1102,28 @@
                 <w:rFonts w:ascii="Calibri" w:hAnsi="Calibri"/>
                 <w:sz w:val="16"/>
               </w:rPr>
+              <w:t>Modernisation et extension des CHU wallons et bruxellois</w:t>
+            </w:r>
+          </w:p>
+        </w:tc>
+        <w:tc>
+          <w:tcPr>
+            <w:tcW w:type="dxa" w:w="1568"/>
+          </w:tcPr>
+          <w:p>
+            <w:r/>
+            <w:r>
+              <w:rPr>
+                <w:rFonts w:ascii="Calibri" w:hAnsi="Calibri"/>
+                <w:sz w:val="16"/>
+              </w:rPr>
               <w:t>Santé</w:t>
             </w:r>
           </w:p>
         </w:tc>
         <w:tc>
           <w:tcPr>
-            <w:tcW w:type="dxa" w:w="1881"/>
+            <w:tcW w:type="dxa" w:w="1568"/>
           </w:tcPr>
           <w:p>
             <w:r/>
@@ -1105,7 +1138,7 @@
         </w:tc>
         <w:tc>
           <w:tcPr>
-            <w:tcW w:type="dxa" w:w="1881"/>
+            <w:tcW w:type="dxa" w:w="1568"/>
           </w:tcPr>
           <w:p>
             <w:r/>
@@ -1120,7 +1153,7 @@
         </w:tc>
         <w:tc>
           <w:tcPr>
-            <w:tcW w:type="dxa" w:w="1881"/>
+            <w:tcW w:type="dxa" w:w="1568"/>
           </w:tcPr>
           <w:p>
             <w:r/>
@@ -1129,7 +1162,7 @@
                 <w:rFonts w:ascii="Calibri" w:hAnsi="Calibri"/>
                 <w:sz w:val="16"/>
               </w:rPr>
-              <w:t>Gamme hospitalière (Temposoft, Tempostop, PMR)</w:t>
+              <w:t>Robinetterie temporisée hospitalière, anti-brûlure, PMR</w:t>
             </w:r>
           </w:p>
         </w:tc>
@@ -1137,7 +1170,7 @@
       <w:tr>
         <w:tc>
           <w:tcPr>
-            <w:tcW w:type="dxa" w:w="1881"/>
+            <w:tcW w:type="dxa" w:w="1568"/>
           </w:tcPr>
           <w:p>
             <w:r/>
@@ -1152,7 +1185,7 @@
         </w:tc>
         <w:tc>
           <w:tcPr>
-            <w:tcW w:type="dxa" w:w="1881"/>
+            <w:tcW w:type="dxa" w:w="1568"/>
           </w:tcPr>
           <w:p>
             <w:r/>
@@ -1161,13 +1194,28 @@
                 <w:rFonts w:ascii="Calibri" w:hAnsi="Calibri"/>
                 <w:sz w:val="16"/>
               </w:rPr>
+              <w:t>Rénovation et création d'unités psychiatriques modernes en Flandre</w:t>
+            </w:r>
+          </w:p>
+        </w:tc>
+        <w:tc>
+          <w:tcPr>
+            <w:tcW w:type="dxa" w:w="1568"/>
+          </w:tcPr>
+          <w:p>
+            <w:r/>
+            <w:r>
+              <w:rPr>
+                <w:rFonts w:ascii="Calibri" w:hAnsi="Calibri"/>
+                <w:sz w:val="16"/>
+              </w:rPr>
               <w:t>Santé</w:t>
             </w:r>
           </w:p>
         </w:tc>
         <w:tc>
           <w:tcPr>
-            <w:tcW w:type="dxa" w:w="1881"/>
+            <w:tcW w:type="dxa" w:w="1568"/>
           </w:tcPr>
           <w:p>
             <w:r/>
@@ -1182,7 +1230,7 @@
         </w:tc>
         <w:tc>
           <w:tcPr>
-            <w:tcW w:type="dxa" w:w="1881"/>
+            <w:tcW w:type="dxa" w:w="1568"/>
           </w:tcPr>
           <w:p>
             <w:r/>
@@ -1197,7 +1245,7 @@
         </w:tc>
         <w:tc>
           <w:tcPr>
-            <w:tcW w:type="dxa" w:w="1881"/>
+            <w:tcW w:type="dxa" w:w="1568"/>
           </w:tcPr>
           <w:p>
             <w:r/>
@@ -1206,7 +1254,7 @@
                 <w:rFonts w:ascii="Calibri" w:hAnsi="Calibri"/>
                 <w:sz w:val="16"/>
               </w:rPr>
-              <w:t>Robinets anti-arrachement, temporisateurs</w:t>
+              <w:t>Robinetterie anti-arrachement, temporisateurs encastrés</w:t>
             </w:r>
           </w:p>
         </w:tc>
@@ -1214,7 +1262,7 @@
       <w:tr>
         <w:tc>
           <w:tcPr>
-            <w:tcW w:type="dxa" w:w="1881"/>
+            <w:tcW w:type="dxa" w:w="1568"/>
           </w:tcPr>
           <w:p>
             <w:r/>
@@ -1229,7 +1277,7 @@
         </w:tc>
         <w:tc>
           <w:tcPr>
-            <w:tcW w:type="dxa" w:w="1881"/>
+            <w:tcW w:type="dxa" w:w="1568"/>
           </w:tcPr>
           <w:p>
             <w:r/>
@@ -1238,13 +1286,28 @@
                 <w:rFonts w:ascii="Calibri" w:hAnsi="Calibri"/>
                 <w:sz w:val="16"/>
               </w:rPr>
+              <w:t>Rénovation énergétique et accessibilité du parc scolaire wallon et bruxellois</w:t>
+            </w:r>
+          </w:p>
+        </w:tc>
+        <w:tc>
+          <w:tcPr>
+            <w:tcW w:type="dxa" w:w="1568"/>
+          </w:tcPr>
+          <w:p>
+            <w:r/>
+            <w:r>
+              <w:rPr>
+                <w:rFonts w:ascii="Calibri" w:hAnsi="Calibri"/>
+                <w:sz w:val="16"/>
+              </w:rPr>
               <w:t>Éducation</w:t>
             </w:r>
           </w:p>
         </w:tc>
         <w:tc>
           <w:tcPr>
-            <w:tcW w:type="dxa" w:w="1881"/>
+            <w:tcW w:type="dxa" w:w="1568"/>
           </w:tcPr>
           <w:p>
             <w:r/>
@@ -1259,7 +1322,7 @@
         </w:tc>
         <w:tc>
           <w:tcPr>
-            <w:tcW w:type="dxa" w:w="1881"/>
+            <w:tcW w:type="dxa" w:w="1568"/>
           </w:tcPr>
           <w:p>
             <w:r/>
@@ -1274,7 +1337,7 @@
         </w:tc>
         <w:tc>
           <w:tcPr>
-            <w:tcW w:type="dxa" w:w="1881"/>
+            <w:tcW w:type="dxa" w:w="1568"/>
           </w:tcPr>
           <w:p>
             <w:r/>
@@ -1283,7 +1346,7 @@
                 <w:rFonts w:ascii="Calibri" w:hAnsi="Calibri"/>
                 <w:sz w:val="16"/>
               </w:rPr>
-              <w:t>Temporisateurs push-button, électroniques</w:t>
+              <w:t>Robinetterie temporisée push-button, électronique sans contact</w:t>
             </w:r>
           </w:p>
         </w:tc>
@@ -1291,7 +1354,7 @@
       <w:tr>
         <w:tc>
           <w:tcPr>
-            <w:tcW w:type="dxa" w:w="1881"/>
+            <w:tcW w:type="dxa" w:w="1568"/>
           </w:tcPr>
           <w:p>
             <w:r/>
@@ -1300,13 +1363,13 @@
                 <w:rFonts w:ascii="Calibri" w:hAnsi="Calibri"/>
                 <w:sz w:val="16"/>
               </w:rPr>
-              <w:t>Logements sociaux Flandre (BEI)</w:t>
-            </w:r>
-          </w:p>
-        </w:tc>
-        <w:tc>
-          <w:tcPr>
-            <w:tcW w:type="dxa" w:w="1881"/>
+              <w:t>Programme DBSO (Flandre)</w:t>
+            </w:r>
+          </w:p>
+        </w:tc>
+        <w:tc>
+          <w:tcPr>
+            <w:tcW w:type="dxa" w:w="1568"/>
           </w:tcPr>
           <w:p>
             <w:r/>
@@ -1315,13 +1378,13 @@
                 <w:rFonts w:ascii="Calibri" w:hAnsi="Calibri"/>
                 <w:sz w:val="16"/>
               </w:rPr>
-              <w:t>Logement social</w:t>
-            </w:r>
-          </w:p>
-        </w:tc>
-        <w:tc>
-          <w:tcPr>
-            <w:tcW w:type="dxa" w:w="1881"/>
+              <w:t>Construction et rénovation de centaines d'établissements scolaires flamands</w:t>
+            </w:r>
+          </w:p>
+        </w:tc>
+        <w:tc>
+          <w:tcPr>
+            <w:tcW w:type="dxa" w:w="1568"/>
           </w:tcPr>
           <w:p>
             <w:r/>
@@ -1330,13 +1393,13 @@
                 <w:rFonts w:ascii="Calibri" w:hAnsi="Calibri"/>
                 <w:sz w:val="16"/>
               </w:rPr>
-              <w:t>1,7 Md€</w:t>
-            </w:r>
-          </w:p>
-        </w:tc>
-        <w:tc>
-          <w:tcPr>
-            <w:tcW w:type="dxa" w:w="1881"/>
+              <w:t>Éducation</w:t>
+            </w:r>
+          </w:p>
+        </w:tc>
+        <w:tc>
+          <w:tcPr>
+            <w:tcW w:type="dxa" w:w="1568"/>
           </w:tcPr>
           <w:p>
             <w:r/>
@@ -1345,13 +1408,13 @@
                 <w:rFonts w:ascii="Calibri" w:hAnsi="Calibri"/>
                 <w:sz w:val="16"/>
               </w:rPr>
-              <w:t>→2042</w:t>
-            </w:r>
-          </w:p>
-        </w:tc>
-        <w:tc>
-          <w:tcPr>
-            <w:tcW w:type="dxa" w:w="1881"/>
+              <w:t>3,2 Md€</w:t>
+            </w:r>
+          </w:p>
+        </w:tc>
+        <w:tc>
+          <w:tcPr>
+            <w:tcW w:type="dxa" w:w="1568"/>
           </w:tcPr>
           <w:p>
             <w:r/>
@@ -1360,7 +1423,22 @@
                 <w:rFonts w:ascii="Calibri" w:hAnsi="Calibri"/>
                 <w:sz w:val="16"/>
               </w:rPr>
-              <w:t>Robinetterie logements collectifs</w:t>
+              <w:t>Pluriannuel</w:t>
+            </w:r>
+          </w:p>
+        </w:tc>
+        <w:tc>
+          <w:tcPr>
+            <w:tcW w:type="dxa" w:w="1568"/>
+          </w:tcPr>
+          <w:p>
+            <w:r/>
+            <w:r>
+              <w:rPr>
+                <w:rFonts w:ascii="Calibri" w:hAnsi="Calibri"/>
+                <w:sz w:val="16"/>
+              </w:rPr>
+              <w:t>Robinetterie temporisée, économiseurs d'eau</w:t>
             </w:r>
           </w:p>
         </w:tc>
@@ -1368,7 +1446,7 @@
       <w:tr>
         <w:tc>
           <w:tcPr>
-            <w:tcW w:type="dxa" w:w="1881"/>
+            <w:tcW w:type="dxa" w:w="1568"/>
           </w:tcPr>
           <w:p>
             <w:r/>
@@ -1377,13 +1455,13 @@
                 <w:rFonts w:ascii="Calibri" w:hAnsi="Calibri"/>
                 <w:sz w:val="16"/>
               </w:rPr>
-              <w:t>Logements sociaux Wallonie</w:t>
-            </w:r>
-          </w:p>
-        </w:tc>
-        <w:tc>
-          <w:tcPr>
-            <w:tcW w:type="dxa" w:w="1881"/>
+              <w:t>Logements sociaux Flandre (BEI)</w:t>
+            </w:r>
+          </w:p>
+        </w:tc>
+        <w:tc>
+          <w:tcPr>
+            <w:tcW w:type="dxa" w:w="1568"/>
           </w:tcPr>
           <w:p>
             <w:r/>
@@ -1392,13 +1470,28 @@
                 <w:rFonts w:ascii="Calibri" w:hAnsi="Calibri"/>
                 <w:sz w:val="16"/>
               </w:rPr>
+              <w:t>Rénovation du parc social flamand aux standards énergétiques contemporains</w:t>
+            </w:r>
+          </w:p>
+        </w:tc>
+        <w:tc>
+          <w:tcPr>
+            <w:tcW w:type="dxa" w:w="1568"/>
+          </w:tcPr>
+          <w:p>
+            <w:r/>
+            <w:r>
+              <w:rPr>
+                <w:rFonts w:ascii="Calibri" w:hAnsi="Calibri"/>
+                <w:sz w:val="16"/>
+              </w:rPr>
               <w:t>Logement social</w:t>
             </w:r>
           </w:p>
         </w:tc>
         <w:tc>
           <w:tcPr>
-            <w:tcW w:type="dxa" w:w="1881"/>
+            <w:tcW w:type="dxa" w:w="1568"/>
           </w:tcPr>
           <w:p>
             <w:r/>
@@ -1407,13 +1500,13 @@
                 <w:rFonts w:ascii="Calibri" w:hAnsi="Calibri"/>
                 <w:sz w:val="16"/>
               </w:rPr>
-              <w:t>1,2 Md€</w:t>
-            </w:r>
-          </w:p>
-        </w:tc>
-        <w:tc>
-          <w:tcPr>
-            <w:tcW w:type="dxa" w:w="1881"/>
+              <w:t>1,7 Md€</w:t>
+            </w:r>
+          </w:p>
+        </w:tc>
+        <w:tc>
+          <w:tcPr>
+            <w:tcW w:type="dxa" w:w="1568"/>
           </w:tcPr>
           <w:p>
             <w:r/>
@@ -1422,13 +1515,13 @@
                 <w:rFonts w:ascii="Calibri" w:hAnsi="Calibri"/>
                 <w:sz w:val="16"/>
               </w:rPr>
-              <w:t>→2030</w:t>
-            </w:r>
-          </w:p>
-        </w:tc>
-        <w:tc>
-          <w:tcPr>
-            <w:tcW w:type="dxa" w:w="1881"/>
+              <w:t>→2042</w:t>
+            </w:r>
+          </w:p>
+        </w:tc>
+        <w:tc>
+          <w:tcPr>
+            <w:tcW w:type="dxa" w:w="1568"/>
           </w:tcPr>
           <w:p>
             <w:r/>
@@ -1437,7 +1530,7 @@
                 <w:rFonts w:ascii="Calibri" w:hAnsi="Calibri"/>
                 <w:sz w:val="16"/>
               </w:rPr>
-              <w:t>Robinetterie, économiseurs d'eau</w:t>
+              <w:t>Robinetterie collective, économiseurs de débit</w:t>
             </w:r>
           </w:p>
         </w:tc>
@@ -1445,7 +1538,7 @@
       <w:tr>
         <w:tc>
           <w:tcPr>
-            <w:tcW w:type="dxa" w:w="1881"/>
+            <w:tcW w:type="dxa" w:w="1568"/>
           </w:tcPr>
           <w:p>
             <w:r/>
@@ -1454,13 +1547,13 @@
                 <w:rFonts w:ascii="Calibri" w:hAnsi="Calibri"/>
                 <w:sz w:val="16"/>
               </w:rPr>
-              <w:t>Plan prisons (5 nouvelles)</w:t>
-            </w:r>
-          </w:p>
-        </w:tc>
-        <w:tc>
-          <w:tcPr>
-            <w:tcW w:type="dxa" w:w="1881"/>
+              <w:t>Logements sociaux Wallonie</w:t>
+            </w:r>
+          </w:p>
+        </w:tc>
+        <w:tc>
+          <w:tcPr>
+            <w:tcW w:type="dxa" w:w="1568"/>
           </w:tcPr>
           <w:p>
             <w:r/>
@@ -1469,13 +1562,13 @@
                 <w:rFonts w:ascii="Calibri" w:hAnsi="Calibri"/>
                 <w:sz w:val="16"/>
               </w:rPr>
-              <w:t>Pénitentiaire</w:t>
-            </w:r>
-          </w:p>
-        </w:tc>
-        <w:tc>
-          <w:tcPr>
-            <w:tcW w:type="dxa" w:w="1881"/>
+              <w:t>Rénovation et construction de logements sociaux en Wallonie</w:t>
+            </w:r>
+          </w:p>
+        </w:tc>
+        <w:tc>
+          <w:tcPr>
+            <w:tcW w:type="dxa" w:w="1568"/>
           </w:tcPr>
           <w:p>
             <w:r/>
@@ -1484,13 +1577,13 @@
                 <w:rFonts w:ascii="Calibri" w:hAnsi="Calibri"/>
                 <w:sz w:val="16"/>
               </w:rPr>
-              <w:t>500+ M€</w:t>
-            </w:r>
-          </w:p>
-        </w:tc>
-        <w:tc>
-          <w:tcPr>
-            <w:tcW w:type="dxa" w:w="1881"/>
+              <w:t>Logement social</w:t>
+            </w:r>
+          </w:p>
+        </w:tc>
+        <w:tc>
+          <w:tcPr>
+            <w:tcW w:type="dxa" w:w="1568"/>
           </w:tcPr>
           <w:p>
             <w:r/>
@@ -1499,13 +1592,13 @@
                 <w:rFonts w:ascii="Calibri" w:hAnsi="Calibri"/>
                 <w:sz w:val="16"/>
               </w:rPr>
-              <w:t>2025-2030</w:t>
-            </w:r>
-          </w:p>
-        </w:tc>
-        <w:tc>
-          <w:tcPr>
-            <w:tcW w:type="dxa" w:w="1881"/>
+              <w:t>1,2 Md€</w:t>
+            </w:r>
+          </w:p>
+        </w:tc>
+        <w:tc>
+          <w:tcPr>
+            <w:tcW w:type="dxa" w:w="1568"/>
           </w:tcPr>
           <w:p>
             <w:r/>
@@ -1514,7 +1607,22 @@
                 <w:rFonts w:ascii="Calibri" w:hAnsi="Calibri"/>
                 <w:sz w:val="16"/>
               </w:rPr>
-              <w:t>Inox anti-vandalisme, encastrés</w:t>
+              <w:t>→2030</w:t>
+            </w:r>
+          </w:p>
+        </w:tc>
+        <w:tc>
+          <w:tcPr>
+            <w:tcW w:type="dxa" w:w="1568"/>
+          </w:tcPr>
+          <w:p>
+            <w:r/>
+            <w:r>
+              <w:rPr>
+                <w:rFonts w:ascii="Calibri" w:hAnsi="Calibri"/>
+                <w:sz w:val="16"/>
+              </w:rPr>
+              <w:t>Robinetterie collective, économiseurs d'eau</w:t>
             </w:r>
           </w:p>
         </w:tc>
@@ -1522,7 +1630,7 @@
       <w:tr>
         <w:tc>
           <w:tcPr>
-            <w:tcW w:type="dxa" w:w="1881"/>
+            <w:tcW w:type="dxa" w:w="1568"/>
           </w:tcPr>
           <w:p>
             <w:r/>
@@ -1531,13 +1639,13 @@
                 <w:rFonts w:ascii="Calibri" w:hAnsi="Calibri"/>
                 <w:sz w:val="16"/>
               </w:rPr>
-              <w:t>Complexe sportif piscine Bruxelles</w:t>
-            </w:r>
-          </w:p>
-        </w:tc>
-        <w:tc>
-          <w:tcPr>
-            <w:tcW w:type="dxa" w:w="1881"/>
+              <w:t>Plan prisons (5 nouvelles)</w:t>
+            </w:r>
+          </w:p>
+        </w:tc>
+        <w:tc>
+          <w:tcPr>
+            <w:tcW w:type="dxa" w:w="1568"/>
           </w:tcPr>
           <w:p>
             <w:r/>
@@ -1546,13 +1654,13 @@
                 <w:rFonts w:ascii="Calibri" w:hAnsi="Calibri"/>
                 <w:sz w:val="16"/>
               </w:rPr>
-              <w:t>Sport &amp; loisirs</w:t>
-            </w:r>
-          </w:p>
-        </w:tc>
-        <w:tc>
-          <w:tcPr>
-            <w:tcW w:type="dxa" w:w="1881"/>
+              <w:t>Désengorgement du système carcéral belge par construction de nouvelles prisons</w:t>
+            </w:r>
+          </w:p>
+        </w:tc>
+        <w:tc>
+          <w:tcPr>
+            <w:tcW w:type="dxa" w:w="1568"/>
           </w:tcPr>
           <w:p>
             <w:r/>
@@ -1561,13 +1669,13 @@
                 <w:rFonts w:ascii="Calibri" w:hAnsi="Calibri"/>
                 <w:sz w:val="16"/>
               </w:rPr>
-              <w:t>nd</w:t>
-            </w:r>
-          </w:p>
-        </w:tc>
-        <w:tc>
-          <w:tcPr>
-            <w:tcW w:type="dxa" w:w="1881"/>
+              <w:t>Pénitentiaire</w:t>
+            </w:r>
+          </w:p>
+        </w:tc>
+        <w:tc>
+          <w:tcPr>
+            <w:tcW w:type="dxa" w:w="1568"/>
           </w:tcPr>
           <w:p>
             <w:r/>
@@ -1576,13 +1684,13 @@
                 <w:rFonts w:ascii="Calibri" w:hAnsi="Calibri"/>
                 <w:sz w:val="16"/>
               </w:rPr>
-              <w:t>2025-2027</w:t>
-            </w:r>
-          </w:p>
-        </w:tc>
-        <w:tc>
-          <w:tcPr>
-            <w:tcW w:type="dxa" w:w="1881"/>
+              <w:t>500+ M€</w:t>
+            </w:r>
+          </w:p>
+        </w:tc>
+        <w:tc>
+          <w:tcPr>
+            <w:tcW w:type="dxa" w:w="1568"/>
           </w:tcPr>
           <w:p>
             <w:r/>
@@ -1591,7 +1699,22 @@
                 <w:rFonts w:ascii="Calibri" w:hAnsi="Calibri"/>
                 <w:sz w:val="16"/>
               </w:rPr>
-              <w:t>Temporisateurs douche, push-button</w:t>
+              <w:t>2025-2030</w:t>
+            </w:r>
+          </w:p>
+        </w:tc>
+        <w:tc>
+          <w:tcPr>
+            <w:tcW w:type="dxa" w:w="1568"/>
+          </w:tcPr>
+          <w:p>
+            <w:r/>
+            <w:r>
+              <w:rPr>
+                <w:rFonts w:ascii="Calibri" w:hAnsi="Calibri"/>
+                <w:sz w:val="16"/>
+              </w:rPr>
+              <w:t>Robinetterie inox anti-vandalisme, encastrée</w:t>
             </w:r>
           </w:p>
         </w:tc>
@@ -1599,7 +1722,7 @@
       <w:tr>
         <w:tc>
           <w:tcPr>
-            <w:tcW w:type="dxa" w:w="1881"/>
+            <w:tcW w:type="dxa" w:w="1568"/>
           </w:tcPr>
           <w:p>
             <w:r/>
@@ -1608,13 +1731,13 @@
                 <w:rFonts w:ascii="Calibri" w:hAnsi="Calibri"/>
                 <w:sz w:val="16"/>
               </w:rPr>
-              <w:t>Infrasports Wallonie</w:t>
-            </w:r>
-          </w:p>
-        </w:tc>
-        <w:tc>
-          <w:tcPr>
-            <w:tcW w:type="dxa" w:w="1881"/>
+              <w:t>Complexe sportif + piscine Bruxelles</w:t>
+            </w:r>
+          </w:p>
+        </w:tc>
+        <w:tc>
+          <w:tcPr>
+            <w:tcW w:type="dxa" w:w="1568"/>
           </w:tcPr>
           <w:p>
             <w:r/>
@@ -1623,13 +1746,28 @@
                 <w:rFonts w:ascii="Calibri" w:hAnsi="Calibri"/>
                 <w:sz w:val="16"/>
               </w:rPr>
+              <w:t>Création d'un pôle sportif public de proximité dans la région bruxelloise</w:t>
+            </w:r>
+          </w:p>
+        </w:tc>
+        <w:tc>
+          <w:tcPr>
+            <w:tcW w:type="dxa" w:w="1568"/>
+          </w:tcPr>
+          <w:p>
+            <w:r/>
+            <w:r>
+              <w:rPr>
+                <w:rFonts w:ascii="Calibri" w:hAnsi="Calibri"/>
+                <w:sz w:val="16"/>
+              </w:rPr>
               <w:t>Sport &amp; loisirs</w:t>
             </w:r>
           </w:p>
         </w:tc>
         <w:tc>
           <w:tcPr>
-            <w:tcW w:type="dxa" w:w="1881"/>
+            <w:tcW w:type="dxa" w:w="1568"/>
           </w:tcPr>
           <w:p>
             <w:r/>
@@ -1638,13 +1776,13 @@
                 <w:rFonts w:ascii="Calibri" w:hAnsi="Calibri"/>
                 <w:sz w:val="16"/>
               </w:rPr>
-              <w:t>nd (annuel)</w:t>
-            </w:r>
-          </w:p>
-        </w:tc>
-        <w:tc>
-          <w:tcPr>
-            <w:tcW w:type="dxa" w:w="1881"/>
+              <w:t>nd</w:t>
+            </w:r>
+          </w:p>
+        </w:tc>
+        <w:tc>
+          <w:tcPr>
+            <w:tcW w:type="dxa" w:w="1568"/>
           </w:tcPr>
           <w:p>
             <w:r/>
@@ -1653,13 +1791,13 @@
                 <w:rFonts w:ascii="Calibri" w:hAnsi="Calibri"/>
                 <w:sz w:val="16"/>
               </w:rPr>
-              <w:t>Récurrent</w:t>
-            </w:r>
-          </w:p>
-        </w:tc>
-        <w:tc>
-          <w:tcPr>
-            <w:tcW w:type="dxa" w:w="1881"/>
+              <w:t>2025-2027</w:t>
+            </w:r>
+          </w:p>
+        </w:tc>
+        <w:tc>
+          <w:tcPr>
+            <w:tcW w:type="dxa" w:w="1568"/>
           </w:tcPr>
           <w:p>
             <w:r/>
@@ -1668,7 +1806,7 @@
                 <w:rFonts w:ascii="Calibri" w:hAnsi="Calibri"/>
                 <w:sz w:val="16"/>
               </w:rPr>
-              <w:t>Équipements piscines, gymnases</w:t>
+              <w:t>Robinetterie temporisée douche, push-button piscine</w:t>
             </w:r>
           </w:p>
         </w:tc>
@@ -1676,7 +1814,7 @@
       <w:tr>
         <w:tc>
           <w:tcPr>
-            <w:tcW w:type="dxa" w:w="1881"/>
+            <w:tcW w:type="dxa" w:w="1568"/>
           </w:tcPr>
           <w:p>
             <w:r/>
@@ -1685,13 +1823,105 @@
                 <w:rFonts w:ascii="Calibri" w:hAnsi="Calibri"/>
                 <w:sz w:val="16"/>
               </w:rPr>
+              <w:t>Infrasports Wallonie</w:t>
+            </w:r>
+          </w:p>
+        </w:tc>
+        <w:tc>
+          <w:tcPr>
+            <w:tcW w:type="dxa" w:w="1568"/>
+          </w:tcPr>
+          <w:p>
+            <w:r/>
+            <w:r>
+              <w:rPr>
+                <w:rFonts w:ascii="Calibri" w:hAnsi="Calibri"/>
+                <w:sz w:val="16"/>
+              </w:rPr>
+              <w:t>Subvention annuelle aux communes pour équipements sportifs collectifs</w:t>
+            </w:r>
+          </w:p>
+        </w:tc>
+        <w:tc>
+          <w:tcPr>
+            <w:tcW w:type="dxa" w:w="1568"/>
+          </w:tcPr>
+          <w:p>
+            <w:r/>
+            <w:r>
+              <w:rPr>
+                <w:rFonts w:ascii="Calibri" w:hAnsi="Calibri"/>
+                <w:sz w:val="16"/>
+              </w:rPr>
+              <w:t>Sport &amp; loisirs</w:t>
+            </w:r>
+          </w:p>
+        </w:tc>
+        <w:tc>
+          <w:tcPr>
+            <w:tcW w:type="dxa" w:w="1568"/>
+          </w:tcPr>
+          <w:p>
+            <w:r/>
+            <w:r>
+              <w:rPr>
+                <w:rFonts w:ascii="Calibri" w:hAnsi="Calibri"/>
+                <w:sz w:val="16"/>
+              </w:rPr>
+              <w:t>nd (annuel)</w:t>
+            </w:r>
+          </w:p>
+        </w:tc>
+        <w:tc>
+          <w:tcPr>
+            <w:tcW w:type="dxa" w:w="1568"/>
+          </w:tcPr>
+          <w:p>
+            <w:r/>
+            <w:r>
+              <w:rPr>
+                <w:rFonts w:ascii="Calibri" w:hAnsi="Calibri"/>
+                <w:sz w:val="16"/>
+              </w:rPr>
+              <w:t>Récurrent</w:t>
+            </w:r>
+          </w:p>
+        </w:tc>
+        <w:tc>
+          <w:tcPr>
+            <w:tcW w:type="dxa" w:w="1568"/>
+          </w:tcPr>
+          <w:p>
+            <w:r/>
+            <w:r>
+              <w:rPr>
+                <w:rFonts w:ascii="Calibri" w:hAnsi="Calibri"/>
+                <w:sz w:val="16"/>
+              </w:rPr>
+              <w:t>Équipements piscines, gymnases, temporisateurs</w:t>
+            </w:r>
+          </w:p>
+        </w:tc>
+      </w:tr>
+      <w:tr>
+        <w:tc>
+          <w:tcPr>
+            <w:tcW w:type="dxa" w:w="1568"/>
+          </w:tcPr>
+          <w:p>
+            <w:r/>
+            <w:r>
+              <w:rPr>
+                <w:rFonts w:ascii="Calibri" w:hAnsi="Calibri"/>
+                <w:sz w:val="16"/>
+              </w:rPr>
               <w:t>BEI Belgique 2025 (total)</w:t>
             </w:r>
           </w:p>
         </w:tc>
         <w:tc>
           <w:tcPr>
-            <w:tcW w:type="dxa" w:w="1881"/>
+            <w:tcW w:type="dxa" w:w="1568"/>
           </w:tcPr>
           <w:p>
             <w:r/>
@@ -1700,13 +1930,28 @@
                 <w:rFonts w:ascii="Calibri" w:hAnsi="Calibri"/>
                 <w:sz w:val="16"/>
               </w:rPr>
+              <w:t>Financement de la transition verte et des infrastructures sociales belges</w:t>
+            </w:r>
+          </w:p>
+        </w:tc>
+        <w:tc>
+          <w:tcPr>
+            <w:tcW w:type="dxa" w:w="1568"/>
+          </w:tcPr>
+          <w:p>
+            <w:r/>
+            <w:r>
+              <w:rPr>
+                <w:rFonts w:ascii="Calibri" w:hAnsi="Calibri"/>
+                <w:sz w:val="16"/>
+              </w:rPr>
               <w:t>Multi-secteurs</w:t>
             </w:r>
           </w:p>
         </w:tc>
         <w:tc>
           <w:tcPr>
-            <w:tcW w:type="dxa" w:w="1881"/>
+            <w:tcW w:type="dxa" w:w="1568"/>
           </w:tcPr>
           <w:p>
             <w:r/>
@@ -1721,7 +1966,7 @@
         </w:tc>
         <w:tc>
           <w:tcPr>
-            <w:tcW w:type="dxa" w:w="1881"/>
+            <w:tcW w:type="dxa" w:w="1568"/>
           </w:tcPr>
           <w:p>
             <w:r/>
@@ -1736,7 +1981,7 @@
         </w:tc>
         <w:tc>
           <w:tcPr>
-            <w:tcW w:type="dxa" w:w="1881"/>
+            <w:tcW w:type="dxa" w:w="1568"/>
           </w:tcPr>
           <w:p>
             <w:r/>
@@ -1745,7 +1990,7 @@
                 <w:rFonts w:ascii="Calibri" w:hAnsi="Calibri"/>
                 <w:sz w:val="16"/>
               </w:rPr>
-              <w:t>Infrastructure sociale, transition verte</w:t>
+              <w:t>Infrastructure sociale, transition verte — tous types</w:t>
             </w:r>
           </w:p>
         </w:tc>
@@ -2246,7 +2491,7 @@
           <w:i w:val="0"/>
           <w:sz w:val="20"/>
         </w:rPr>
-        <w:t>ING : +0,7% en 2026, +0,8% en 2027 (construction totale). Bâtiments : +0,2% / +0,5% (reprise lente).</w:t>
+        <w:t>ING : +0,7% en 2026, +0,8% en 2027 (construction totale). Bâtiments : +0,2% / +0,5% (reprise lente). ConsTrack360 : CAGR +2,9% prévu 2025-2029 sur l'ensemble du marché construction belge.</w:t>
       </w:r>
     </w:p>
     <w:p>
@@ -2276,7 +2521,37 @@
           <w:i w:val="0"/>
           <w:sz w:val="20"/>
         </w:rPr>
-        <w:t>Tendances structurelles : bâtiments durables (PEB), BIM/préfabrication, rénovation/circularité (Allianz Trade).</w:t>
+        <w:t>Tendances structurelles : bâtiments durables (PEB/EPBD), BIM/préfabrication, rénovation/circularité. L'EPBD révisée impose des standards de performance énergétique progressifs jusqu'en 2030-2033, déclenchant des cycles de rénovation obligatoires. (Allianz Trade / Commission européenne)</w:t>
+      </w:r>
+    </w:p>
+    <w:p>
+      <w:pPr>
+        <w:pStyle w:val="ListBullet"/>
+        <w:ind w:left="0"/>
+      </w:pPr>
+      <w:r>
+        <w:rPr>
+          <w:rFonts w:ascii="Calibri" w:hAnsi="Calibri"/>
+          <w:b w:val="0"/>
+          <w:i w:val="0"/>
+          <w:sz w:val="20"/>
+        </w:rPr>
+        <w:t>Logement social : 2,9 Md€ engagés (1,7 Md€ Flandre BEI + 1,2 Md€ Wallonie SWL) → flux de rénovation sécurisé pour la robinetterie collective sur 2025-2042. Signal de stabilité contra-cyclique.</w:t>
+      </w:r>
+    </w:p>
+    <w:p>
+      <w:pPr>
+        <w:pStyle w:val="ListBullet"/>
+        <w:ind w:left="0"/>
+      </w:pPr>
+      <w:r>
+        <w:rPr>
+          <w:rFonts w:ascii="Calibri" w:hAnsi="Calibri"/>
+          <w:b w:val="0"/>
+          <w:i w:val="0"/>
+          <w:sz w:val="20"/>
+        </w:rPr>
+        <w:t>Risques modérateurs : mesures de rigueur gouvernement Arizona (jan. 2025) + procédure déficit excessif UE (-5% PIB) → possible réduction de certains programmes régionaux non encore engagés. Hausse des faillites construction (+17% 2024) = pression sur la capacité d'exécution des chantiers.</w:t>
       </w:r>
     </w:p>
     <w:p/>
@@ -2671,6 +2946,193 @@
           <w:sz w:val="18"/>
         </w:rPr>
         <w:t>⚠ Estimation dynamique neuf/rénov. non-résidentiel : basée sur sources Techlink et ING 2024-2025 — à confirmer.</w:t>
+      </w:r>
+    </w:p>
+    <w:p/>
+    <w:p>
+      <w:pPr>
+        <w:pStyle w:val="Heading2"/>
+      </w:pPr>
+      <w:r>
+        <w:rPr>
+          <w:rFonts w:ascii="Calibri" w:hAnsi="Calibri"/>
+          <w:color w:val="2E75B6"/>
+        </w:rPr>
+        <w:t>3.3 Segments dominants du non-résidentiel</w:t>
+      </w:r>
+    </w:p>
+    <w:p>
+      <w:pPr>
+        <w:pStyle w:val="ListBullet"/>
+        <w:ind w:left="0"/>
+      </w:pPr>
+      <w:r>
+        <w:rPr>
+          <w:rFonts w:ascii="Calibri" w:hAnsi="Calibri"/>
+          <w:b w:val="0"/>
+          <w:i w:val="0"/>
+          <w:sz w:val="20"/>
+        </w:rPr>
+        <w:t>Santé et éducation : segments publics planifiés, pipelines multi-annuels engagés et visibles (cf. Partie 1.4). Segments les plus porteurs et les plus prévisibles pour la robinetterie ERP. Rénovation dominante sur le parc existant (bâti majoritairement pré-1980).</w:t>
+      </w:r>
+    </w:p>
+    <w:p>
+      <w:pPr>
+        <w:pStyle w:val="ListBullet"/>
+        <w:ind w:left="0"/>
+      </w:pPr>
+      <w:r>
+        <w:rPr>
+          <w:rFonts w:ascii="Calibri" w:hAnsi="Calibri"/>
+          <w:b w:val="0"/>
+          <w:i w:val="0"/>
+          <w:sz w:val="20"/>
+        </w:rPr>
+        <w:t>Bureaux et tertiaire : reprise post-COVID (+1,4% 2024). Niche premium institutions UE/OTAN Bruxelles (BREEAM, PMR, anti-legionella) à haute valeur unitaire. Demande peu cyclique sur le segment institutionnel.</w:t>
+      </w:r>
+    </w:p>
+    <w:p>
+      <w:pPr>
+        <w:pStyle w:val="ListBullet"/>
+        <w:ind w:left="0"/>
+      </w:pPr>
+      <w:r>
+        <w:rPr>
+          <w:rFonts w:ascii="Calibri" w:hAnsi="Calibri"/>
+          <w:b w:val="0"/>
+          <w:i w:val="0"/>
+          <w:sz w:val="20"/>
+        </w:rPr>
+        <w:t>Logistique et industrie légère : en expansion continue. E-commerce, pharma/biotech, relocalisation industrielle. Principalement flux neuf, valeur robinetterie modeste sauf niche inox/process spécialisée.</w:t>
+      </w:r>
+    </w:p>
+    <w:p>
+      <w:pPr>
+        <w:pStyle w:val="ListBullet"/>
+        <w:ind w:left="0"/>
+      </w:pPr>
+      <w:r>
+        <w:rPr>
+          <w:rFonts w:ascii="Calibri" w:hAnsi="Calibri"/>
+          <w:b w:val="0"/>
+          <w:i w:val="0"/>
+          <w:sz w:val="20"/>
+        </w:rPr>
+        <w:t>Pénitentiaire : segment hors-cycle économique — construit sur décision politique (surpopulation carcérale critique). Pipeline 5 nouvelles prisons 2025-2030 = opportunité anti-vandalisme identifiable en amont.</w:t>
+      </w:r>
+    </w:p>
+    <w:p>
+      <w:pPr>
+        <w:pStyle w:val="ListBullet"/>
+        <w:ind w:left="0"/>
+      </w:pPr>
+      <w:r>
+        <w:rPr>
+          <w:rFonts w:ascii="Calibri" w:hAnsi="Calibri"/>
+          <w:b w:val="0"/>
+          <w:i w:val="0"/>
+          <w:sz w:val="20"/>
+        </w:rPr>
+        <w:t>[DONNÉE NON DISPONIBLE — part exacte de chaque sous-segment en % et valeur € du marché non-résidentiel total belge — à sourcer via Embuild (embuild.be) ou Statbel]</w:t>
+      </w:r>
+    </w:p>
+    <w:p>
+      <w:pPr>
+        <w:pStyle w:val="Heading2"/>
+      </w:pPr>
+      <w:r>
+        <w:rPr>
+          <w:rFonts w:ascii="Calibri" w:hAnsi="Calibri"/>
+          <w:color w:val="2E75B6"/>
+        </w:rPr>
+        <w:t>3.4 Perspectives 2025-2030</w:t>
+      </w:r>
+    </w:p>
+    <w:p>
+      <w:pPr>
+        <w:pStyle w:val="ListBullet"/>
+        <w:ind w:left="0"/>
+      </w:pPr>
+      <w:r>
+        <w:rPr>
+          <w:rFonts w:ascii="Calibri" w:hAnsi="Calibri"/>
+          <w:b w:val="0"/>
+          <w:i w:val="0"/>
+          <w:sz w:val="20"/>
+        </w:rPr>
+        <w:t>Non-résidentiel neuf : +1,5% attendu 2025 (ING), tiré par les projets santé, éducation et repositionnement logistique. Moteur principal : pipelines publics engagés (Partie 1.4) qui représentent plusieurs milliards € d'investissements certains.</w:t>
+      </w:r>
+    </w:p>
+    <w:p>
+      <w:pPr>
+        <w:pStyle w:val="ListBullet"/>
+        <w:ind w:left="0"/>
+      </w:pPr>
+      <w:r>
+        <w:rPr>
+          <w:rFonts w:ascii="Calibri" w:hAnsi="Calibri"/>
+          <w:b w:val="0"/>
+          <w:i w:val="0"/>
+          <w:sz w:val="20"/>
+        </w:rPr>
+        <w:t>Rénovation non-résidentielle : signal de rebond — autorisations +8,7% en 2024 (Techlink/ING 2025), impact attendu sur les marchés de robinetterie ERP à horizon 12-18 mois (2025-2026).</w:t>
+      </w:r>
+    </w:p>
+    <w:p>
+      <w:pPr>
+        <w:pStyle w:val="ListBullet"/>
+        <w:ind w:left="0"/>
+      </w:pPr>
+      <w:r>
+        <w:rPr>
+          <w:rFonts w:ascii="Calibri" w:hAnsi="Calibri"/>
+          <w:b w:val="0"/>
+          <w:i w:val="0"/>
+          <w:sz w:val="20"/>
+        </w:rPr>
+        <w:t>EPBD révisée (Energy Performance of Buildings Directive) : obligation de rénovation progressive du parc non-résidentiel public vers 2028-2033 — driver structurel majeur pour la robinetterie économe en eau certifiée (PLAGE/UREBA en Belgique). Les bâtiments publics sont prioritaires.</w:t>
+      </w:r>
+    </w:p>
+    <w:p>
+      <w:pPr>
+        <w:pStyle w:val="ListBullet"/>
+        <w:ind w:left="0"/>
+      </w:pPr>
+      <w:r>
+        <w:rPr>
+          <w:rFonts w:ascii="Calibri" w:hAnsi="Calibri"/>
+          <w:b w:val="0"/>
+          <w:i w:val="0"/>
+          <w:sz w:val="20"/>
+        </w:rPr>
+        <w:t>Risques : contexte de rigueur budgétaire Arizona + procédure déficit excessif UE → possible ralentissement de programmes régionaux non encore contractualisés. Effets modérés sur pipelines déjà engagés par convention. Hausse des faillites secteur construction = risque d'exécution sur les chantiers.</w:t>
+      </w:r>
+    </w:p>
+    <w:p>
+      <w:pPr>
+        <w:pStyle w:val="ListBullet"/>
+        <w:ind w:left="0"/>
+      </w:pPr>
+      <w:r>
+        <w:rPr>
+          <w:rFonts w:ascii="Calibri" w:hAnsi="Calibri"/>
+          <w:b w:val="0"/>
+          <w:i w:val="0"/>
+          <w:sz w:val="20"/>
+        </w:rPr>
+        <w:t>Perspectives CAGR non-résidentiel Belgique : +1,5–2,0%/an estimé (2025-2029), en ligne avec la dynamique construction totale ConsTrack360 (+2,9% CAGR) mais avec une croissance légèrement inférieure en raison du poids de la rénovation résidentielle. Signal confirmé partiellement par GlobalData (+1,6% 2026 tiré notamment par commercial et énergie).</w:t>
+      </w:r>
+    </w:p>
+    <w:p>
+      <w:r>
+        <w:rPr>
+          <w:rFonts w:ascii="Calibri" w:hAnsi="Calibri"/>
+          <w:b w:val="0"/>
+          <w:i/>
+          <w:color w:val="C05020"/>
+          <w:sz w:val="18"/>
+        </w:rPr>
+        <w:t>⚠ Estimation perspectives 3.4 — basée sur croisement ING, GlobalData, ConsTrack360 et extrapolation sectorielle — à confirmer via étude Embuild dédiée non-résidentiel.</w:t>
       </w:r>
     </w:p>
     <w:p/>
@@ -4313,7 +4775,7 @@
                 <w:rFonts w:ascii="Calibri" w:hAnsi="Calibri"/>
                 <w:sz w:val="16"/>
               </w:rPr>
-              <w:t>Temposoft, Tempostop, PMR, anti-brûlure</w:t>
+              <w:t>Robinetterie temporisée hospitalière, anti-brûlure, PMR</w:t>
             </w:r>
           </w:p>
         </w:tc>
@@ -5165,7 +5627,7 @@
           <w:color w:val="C05020"/>
           <w:sz w:val="18"/>
         </w:rPr>
-        <w:t>⚠ Aucune source publique ne recense la taille exacte du marché belge de la robinetterie. Deux estimations par extrapolation, présentées côte à côte (protocole MAB v3).</w:t>
+        <w:t>⚠ Aucune source publique ne recense la taille exacte du marché belge de la robinetterie. Deux estimations par extrapolation, présentées côte à côte (protocole MAB v5).</w:t>
       </w:r>
     </w:p>
     <w:p>
